--- a/USER_GUIDE.docx
+++ b/USER_GUIDE.docx
@@ -96,7 +96,7 @@
                 <w:sz w:val="19"/>
                 <w:szCs w:val="19"/>
               </w:rPr>
-              <w:t xml:space="preserve">v1.4.0 (Enterprise Release)</w:t>
+              <w:t xml:space="preserve">v1.4.1 (Enterprise Release)</w:t>
             </w:r>
           </w:p>
         </w:tc>
@@ -3973,27 +3973,30 @@
           <w:sz w:val="21"/>
           <w:szCs w:val="21"/>
         </w:rPr>
-        <w:t xml:space="preserve">During testing or staged rollouts, administrators can use the </w:t>
-      </w:r>
-      <w:r>
-        <w:rPr>
-          <w:rFonts w:ascii="Arial" w:cs="Arial" w:eastAsia="Arial" w:hAnsi="Arial"/>
-          <w:b/>
-          <w:bCs/>
-          <w:color w:val="0F172A"/>
-          <w:sz w:val="21"/>
-          <w:szCs w:val="21"/>
-        </w:rPr>
-        <w:t xml:space="preserve">Target Maintenance</w:t>
-      </w:r>
-      <w:r>
-        <w:rPr>
-          <w:rFonts w:ascii="Arial" w:cs="Arial" w:eastAsia="Arial" w:hAnsi="Arial"/>
-          <w:color w:val="1E293B"/>
-          <w:sz w:val="21"/>
-          <w:szCs w:val="21"/>
-        </w:rPr>
-        <w:t xml:space="preserve"> tab to selectively clean migrated assets in the target environment prior to fresh migration runs.</w:t>
+        <w:t xml:space="preserve">The Target Maintenance console provides two distinct operational flows: resetting assets between test iterations, or performing a complete teardown of the migration app:</w:t>
+      </w:r>
+    </w:p>
+    <w:p>
+      <w:pPr>
+        <w:pStyle w:val="Heading2"/>
+        <w:spacing w:after="120" w:before="280"/>
+      </w:pPr>
+      <w:r>
+        <w:t xml:space="preserve">Button 1: Reset Target Project Assets (Test Iterations)</w:t>
+      </w:r>
+    </w:p>
+    <w:p>
+      <w:pPr>
+        <w:spacing w:after="120" w:line="276"/>
+      </w:pPr>
+      <w:r>
+        <w:rPr>
+          <w:rFonts w:ascii="Arial" w:cs="Arial" w:eastAsia="Arial" w:hAnsi="Arial"/>
+          <w:color w:val="1E293B"/>
+          <w:sz w:val="21"/>
+          <w:szCs w:val="21"/>
+        </w:rPr>
+        <w:t xml:space="preserve">Selectively cleans migrated assets in the target environment prior to fresh migration runs without disturbing authentication or GCP infrastructure:</w:t>
       </w:r>
     </w:p>
     <w:tbl>
@@ -4472,7 +4475,7 @@
                 <w:sz w:val="21"/>
                 <w:szCs w:val="21"/>
               </w:rPr>
-              <w:t xml:space="preserve">Clean Exported Artifacts</w:t>
+              <w:t xml:space="preserve">Clean User Memories</w:t>
             </w:r>
           </w:p>
         </w:tc>
@@ -4480,6 +4483,112 @@
           <w:tcPr>
             <w:tcW w:type="pct" w:w="30%"/>
             <w:shd w:fill="F8FAFC"/>
+            <w:tcMar>
+              <w:top w:type="dxa" w:w="80"/>
+              <w:left w:type="dxa" w:w="140"/>
+              <w:bottom w:type="dxa" w:w="80"/>
+              <w:right w:type="dxa" w:w="140"/>
+            </w:tcMar>
+          </w:tcPr>
+          <w:p>
+            <w:pPr>
+              <w:spacing w:after="40"/>
+            </w:pPr>
+            <w:r>
+              <w:rPr>
+                <w:rFonts w:ascii="Arial" w:cs="Arial" w:eastAsia="Arial" w:hAnsi="Arial"/>
+                <w:color w:val="1E293B"/>
+                <w:sz w:val="21"/>
+                <w:szCs w:val="21"/>
+              </w:rPr>
+              <w:t xml:space="preserve">Purges personalized user facts &amp; memory profiles</w:t>
+            </w:r>
+          </w:p>
+        </w:tc>
+        <w:tc>
+          <w:tcPr>
+            <w:tcW w:type="pct" w:w="15%"/>
+            <w:shd w:fill="F8FAFC"/>
+            <w:tcMar>
+              <w:top w:type="dxa" w:w="80"/>
+              <w:left w:type="dxa" w:w="140"/>
+              <w:bottom w:type="dxa" w:w="80"/>
+              <w:right w:type="dxa" w:w="140"/>
+            </w:tcMar>
+          </w:tcPr>
+          <w:p>
+            <w:pPr>
+              <w:spacing w:after="40"/>
+            </w:pPr>
+            <w:r>
+              <w:rPr>
+                <w:rFonts w:ascii="Arial" w:cs="Arial" w:eastAsia="Arial" w:hAnsi="Arial"/>
+                <w:color w:val="1E293B"/>
+                <w:sz w:val="21"/>
+                <w:szCs w:val="21"/>
+              </w:rPr>
+              <w:t xml:space="preserve">Low</w:t>
+            </w:r>
+          </w:p>
+        </w:tc>
+        <w:tc>
+          <w:tcPr>
+            <w:tcW w:type="pct" w:w="30%"/>
+            <w:shd w:fill="F8FAFC"/>
+            <w:tcMar>
+              <w:top w:type="dxa" w:w="80"/>
+              <w:left w:type="dxa" w:w="140"/>
+              <w:bottom w:type="dxa" w:w="80"/>
+              <w:right w:type="dxa" w:w="140"/>
+            </w:tcMar>
+          </w:tcPr>
+          <w:p>
+            <w:pPr>
+              <w:spacing w:after="40"/>
+            </w:pPr>
+            <w:r>
+              <w:rPr>
+                <w:rFonts w:ascii="Arial" w:cs="Arial" w:eastAsia="Arial" w:hAnsi="Arial"/>
+                <w:color w:val="1E293B"/>
+                <w:sz w:val="21"/>
+                <w:szCs w:val="21"/>
+              </w:rPr>
+              <w:t xml:space="preserve">Cleans personalization state across all target user scopes</w:t>
+            </w:r>
+          </w:p>
+        </w:tc>
+      </w:tr>
+      <w:tr>
+        <w:tc>
+          <w:tcPr>
+            <w:tcW w:type="pct" w:w="25%"/>
+            <w:shd w:fill="FFFFFF"/>
+            <w:tcMar>
+              <w:top w:type="dxa" w:w="80"/>
+              <w:left w:type="dxa" w:w="140"/>
+              <w:bottom w:type="dxa" w:w="80"/>
+              <w:right w:type="dxa" w:w="140"/>
+            </w:tcMar>
+          </w:tcPr>
+          <w:p>
+            <w:pPr>
+              <w:spacing w:after="40"/>
+            </w:pPr>
+            <w:r>
+              <w:rPr>
+                <w:rFonts w:ascii="Arial" w:cs="Arial" w:eastAsia="Arial" w:hAnsi="Arial"/>
+                <w:color w:val="1E293B"/>
+                <w:sz w:val="21"/>
+                <w:szCs w:val="21"/>
+              </w:rPr>
+              <w:t xml:space="preserve">Clean Exported Artifacts</w:t>
+            </w:r>
+          </w:p>
+        </w:tc>
+        <w:tc>
+          <w:tcPr>
+            <w:tcW w:type="pct" w:w="30%"/>
+            <w:shd w:fill="FFFFFF"/>
             <w:tcMar>
               <w:top w:type="dxa" w:w="80"/>
               <w:left w:type="dxa" w:w="140"/>
@@ -4524,7 +4633,7 @@
         <w:tc>
           <w:tcPr>
             <w:tcW w:type="pct" w:w="15%"/>
-            <w:shd w:fill="F8FAFC"/>
+            <w:shd w:fill="FFFFFF"/>
             <w:tcMar>
               <w:top w:type="dxa" w:w="80"/>
               <w:left w:type="dxa" w:w="140"/>
@@ -4550,7 +4659,7 @@
         <w:tc>
           <w:tcPr>
             <w:tcW w:type="pct" w:w="30%"/>
-            <w:shd w:fill="F8FAFC"/>
+            <w:shd w:fill="FFFFFF"/>
             <w:tcMar>
               <w:top w:type="dxa" w:w="80"/>
               <w:left w:type="dxa" w:w="140"/>
@@ -4578,7 +4687,7 @@
         <w:tc>
           <w:tcPr>
             <w:tcW w:type="pct" w:w="25%"/>
-            <w:shd w:fill="FFFFFF"/>
+            <w:shd w:fill="F8FAFC"/>
             <w:tcMar>
               <w:top w:type="dxa" w:w="80"/>
               <w:left w:type="dxa" w:w="140"/>
@@ -4604,7 +4713,7 @@
         <w:tc>
           <w:tcPr>
             <w:tcW w:type="pct" w:w="30%"/>
-            <w:shd w:fill="FFFFFF"/>
+            <w:shd w:fill="F8FAFC"/>
             <w:tcMar>
               <w:top w:type="dxa" w:w="80"/>
               <w:left w:type="dxa" w:w="140"/>
@@ -4649,7 +4758,7 @@
         <w:tc>
           <w:tcPr>
             <w:tcW w:type="pct" w:w="15%"/>
-            <w:shd w:fill="FFFFFF"/>
+            <w:shd w:fill="F8FAFC"/>
             <w:tcMar>
               <w:top w:type="dxa" w:w="80"/>
               <w:left w:type="dxa" w:w="140"/>
@@ -4675,7 +4784,7 @@
         <w:tc>
           <w:tcPr>
             <w:tcW w:type="pct" w:w="30%"/>
-            <w:shd w:fill="FFFFFF"/>
+            <w:shd w:fill="F8FAFC"/>
             <w:tcMar>
               <w:top w:type="dxa" w:w="80"/>
               <w:left w:type="dxa" w:w="140"/>
@@ -4694,7 +4803,7 @@
                 <w:sz w:val="21"/>
                 <w:szCs w:val="21"/>
               </w:rPr>
-              <w:t xml:space="preserve">Archives old run logs</w:t>
+              <w:t xml:space="preserve">Archives old run logs and handover bundles</w:t>
             </w:r>
           </w:p>
         </w:tc>
@@ -4704,6 +4813,243 @@
       <w:pPr>
         <w:spacing w:after="160"/>
       </w:pPr>
+    </w:p>
+    <w:p>
+      <w:pPr>
+        <w:pStyle w:val="Heading2"/>
+        <w:spacing w:after="120" w:before="280"/>
+      </w:pPr>
+      <w:r>
+        <w:t xml:space="preserve">Button 2: Clean Up Install &amp; Decommission Migration App (Full Teardown)</w:t>
+      </w:r>
+    </w:p>
+    <w:p>
+      <w:pPr>
+        <w:spacing w:after="120" w:line="276"/>
+      </w:pPr>
+      <w:r>
+        <w:rPr>
+          <w:rFonts w:ascii="Arial" w:cs="Arial" w:eastAsia="Arial" w:hAnsi="Arial"/>
+          <w:color w:val="1E293B"/>
+          <w:sz w:val="21"/>
+          <w:szCs w:val="21"/>
+        </w:rPr>
+        <w:t xml:space="preserve">Performs a complete application uninstall and restores your Google Cloud project and workstation to their pre-setup baseline state:</w:t>
+      </w:r>
+    </w:p>
+    <w:p>
+      <w:pPr>
+        <w:pStyle w:val="ListParagraph"/>
+        <w:numPr>
+          <w:ilvl w:val="0"/>
+          <w:numId w:val="1"/>
+        </w:numPr>
+        <w:spacing w:after="60" w:line="260"/>
+      </w:pPr>
+      <w:r>
+        <w:rPr>
+          <w:rFonts w:ascii="Arial" w:cs="Arial" w:eastAsia="Arial" w:hAnsi="Arial"/>
+          <w:color w:val="1E293B"/>
+          <w:sz w:val="21"/>
+          <w:szCs w:val="21"/>
+        </w:rPr>
+        <w:t xml:space="preserve">Reset Overwritten Org Policies: Resets iam.disableServiceAccountKeyCreation back to inherited parent default.</w:t>
+      </w:r>
+    </w:p>
+    <w:p>
+      <w:pPr>
+        <w:pStyle w:val="ListParagraph"/>
+        <w:numPr>
+          <w:ilvl w:val="0"/>
+          <w:numId w:val="1"/>
+        </w:numPr>
+        <w:spacing w:after="60" w:line="260"/>
+      </w:pPr>
+      <w:r>
+        <w:rPr>
+          <w:rFonts w:ascii="Arial" w:cs="Arial" w:eastAsia="Arial" w:hAnsi="Arial"/>
+          <w:color w:val="1E293B"/>
+          <w:sz w:val="21"/>
+          <w:szCs w:val="21"/>
+        </w:rPr>
+        <w:t xml:space="preserve">Delete Service Account &amp; Strip IAM Roles: Revokes discoveryengine.admin, serviceUsageConsumer, and deletes the service account.</w:t>
+      </w:r>
+    </w:p>
+    <w:p>
+      <w:pPr>
+        <w:pStyle w:val="ListParagraph"/>
+        <w:numPr>
+          <w:ilvl w:val="0"/>
+          <w:numId w:val="1"/>
+        </w:numPr>
+        <w:spacing w:after="60" w:line="260"/>
+      </w:pPr>
+      <w:r>
+        <w:rPr>
+          <w:rFonts w:ascii="Arial" w:cs="Arial" w:eastAsia="Arial" w:hAnsi="Arial"/>
+          <w:color w:val="1E293B"/>
+          <w:sz w:val="21"/>
+          <w:szCs w:val="21"/>
+        </w:rPr>
+        <w:t xml:space="preserve">Invalidate Domain-Wide Delegation (DWD): Permanently revokes token minting in GCP IAM; manual console deletion in admin.google.com required due to Google Workspace API boundaries.</w:t>
+      </w:r>
+    </w:p>
+    <w:p>
+      <w:pPr>
+        <w:pStyle w:val="ListParagraph"/>
+        <w:numPr>
+          <w:ilvl w:val="0"/>
+          <w:numId w:val="1"/>
+        </w:numPr>
+        <w:spacing w:after="60" w:line="260"/>
+      </w:pPr>
+      <w:r>
+        <w:rPr>
+          <w:rFonts w:ascii="Arial" w:cs="Arial" w:eastAsia="Arial" w:hAnsi="Arial"/>
+          <w:color w:val="1E293B"/>
+          <w:sz w:val="21"/>
+          <w:szCs w:val="21"/>
+        </w:rPr>
+        <w:t xml:space="preserve">Delete Local Credentials: Removes sa-dwd-key.json, workforce-identity-config.json, </w:t>
+      </w:r>
+      <w:r>
+        <w:rPr>
+          <w:rFonts w:ascii="Arial" w:cs="Arial" w:eastAsia="Arial" w:hAnsi="Arial"/>
+          <w:i/>
+          <w:iCs/>
+          <w:color w:val="334155"/>
+          <w:sz w:val="21"/>
+          <w:szCs w:val="21"/>
+        </w:rPr>
+        <w:t xml:space="preserve">.pem, </w:t>
+      </w:r>
+      <w:r>
+        <w:rPr>
+          <w:rFonts w:ascii="Arial" w:cs="Arial" w:eastAsia="Arial" w:hAnsi="Arial"/>
+          <w:color w:val="1E293B"/>
+          <w:sz w:val="21"/>
+          <w:szCs w:val="21"/>
+        </w:rPr>
+        <w:t xml:space="preserve">.jwt, and migration-config.json.</w:t>
+      </w:r>
+    </w:p>
+    <w:p>
+      <w:pPr>
+        <w:pStyle w:val="ListParagraph"/>
+        <w:numPr>
+          <w:ilvl w:val="0"/>
+          <w:numId w:val="1"/>
+        </w:numPr>
+        <w:spacing w:after="60" w:line="260"/>
+      </w:pPr>
+      <w:r>
+        <w:rPr>
+          <w:rFonts w:ascii="Arial" w:cs="Arial" w:eastAsia="Arial" w:hAnsi="Arial"/>
+          <w:color w:val="1E293B"/>
+          <w:sz w:val="21"/>
+          <w:szCs w:val="21"/>
+        </w:rPr>
+        <w:t xml:space="preserve">Purge Local Folders: Empties reports/, exports/, and user_handover_reports/.</w:t>
+      </w:r>
+    </w:p>
+    <w:p>
+      <w:pPr>
+        <w:pStyle w:val="ListParagraph"/>
+        <w:numPr>
+          <w:ilvl w:val="0"/>
+          <w:numId w:val="1"/>
+        </w:numPr>
+        <w:spacing w:after="60" w:line="260"/>
+      </w:pPr>
+      <w:r>
+        <w:rPr>
+          <w:rFonts w:ascii="Arial" w:cs="Arial" w:eastAsia="Arial" w:hAnsi="Arial"/>
+          <w:color w:val="1E293B"/>
+          <w:sz w:val="21"/>
+          <w:szCs w:val="21"/>
+        </w:rPr>
+        <w:t xml:space="preserve">Headless CLI Execution: gemini-migrate decommission --project &lt;TARGET_PROJECT_ID&gt; --confirm &lt;TARGET_PROJECT_ID&gt;</w:t>
+      </w:r>
+    </w:p>
+    <w:p>
+      <w:pPr>
+        <w:pStyle w:val="Heading2"/>
+        <w:spacing w:after="120" w:before="280"/>
+      </w:pPr>
+      <w:r>
+        <w:t xml:space="preserve">Automated Rollback State Verification Engine</w:t>
+      </w:r>
+    </w:p>
+    <w:p>
+      <w:pPr>
+        <w:spacing w:after="120" w:line="276"/>
+      </w:pPr>
+      <w:r>
+        <w:rPr>
+          <w:rFonts w:ascii="Arial" w:cs="Arial" w:eastAsia="Arial" w:hAnsi="Arial"/>
+          <w:color w:val="1E293B"/>
+          <w:sz w:val="21"/>
+          <w:szCs w:val="21"/>
+        </w:rPr>
+        <w:t xml:space="preserve">Audits cloud and local baseline state across 7 security dimensions. Automatically runs after decommissioning or can be triggered on demand via Web Console ("Verify Rollback State"), Headless CLI (gemini-migrate verify-rollback --project &lt;ID&gt;), or REST API.</w:t>
+      </w:r>
+    </w:p>
+    <w:p>
+      <w:pPr>
+        <w:pStyle w:val="ListParagraph"/>
+        <w:numPr>
+          <w:ilvl w:val="0"/>
+          <w:numId w:val="1"/>
+        </w:numPr>
+        <w:spacing w:after="60" w:line="260"/>
+      </w:pPr>
+      <w:r>
+        <w:rPr>
+          <w:rFonts w:ascii="Arial" w:cs="Arial" w:eastAsia="Arial" w:hAnsi="Arial"/>
+          <w:color w:val="1E293B"/>
+          <w:sz w:val="21"/>
+          <w:szCs w:val="21"/>
+        </w:rPr>
+        <w:t xml:space="preserve">Web Console: Tab 6 (Card 2) "Verify Rollback State" button with live audit checklist.</w:t>
+      </w:r>
+    </w:p>
+    <w:p>
+      <w:pPr>
+        <w:pStyle w:val="ListParagraph"/>
+        <w:numPr>
+          <w:ilvl w:val="0"/>
+          <w:numId w:val="1"/>
+        </w:numPr>
+        <w:spacing w:after="60" w:line="260"/>
+      </w:pPr>
+      <w:r>
+        <w:rPr>
+          <w:rFonts w:ascii="Arial" w:cs="Arial" w:eastAsia="Arial" w:hAnsi="Arial"/>
+          <w:color w:val="1E293B"/>
+          <w:sz w:val="21"/>
+          <w:szCs w:val="21"/>
+        </w:rPr>
+        <w:t xml:space="preserve">Headless CLI: gemini-migrate verify-rollback --project &lt;TARGET_PROJECT_ID&gt;</w:t>
+      </w:r>
+    </w:p>
+    <w:p>
+      <w:pPr>
+        <w:pStyle w:val="ListParagraph"/>
+        <w:numPr>
+          <w:ilvl w:val="0"/>
+          <w:numId w:val="1"/>
+        </w:numPr>
+        <w:spacing w:after="60" w:line="260"/>
+      </w:pPr>
+      <w:r>
+        <w:rPr>
+          <w:rFonts w:ascii="Arial" w:cs="Arial" w:eastAsia="Arial" w:hAnsi="Arial"/>
+          <w:color w:val="1E293B"/>
+          <w:sz w:val="21"/>
+          <w:szCs w:val="21"/>
+        </w:rPr>
+        <w:t xml:space="preserve">REST API: GET /api/maintenance/verify-rollback?targetProject=&lt;PROJECT_ID&gt;</w:t>
+      </w:r>
     </w:p>
     <w:p>
       <w:pPr>
@@ -4765,7 +5111,7 @@
           <w:sz w:val="18"/>
           <w:szCs w:val="18"/>
         </w:rPr>
-        <w:t xml:space="preserve">Figure 2.11: Target Maintenance Console &amp; Selective Rollback Controls</w:t>
+        <w:t xml:space="preserve">Figure 2.11: Target Maintenance &amp; Platform Decommissioning Console</w:t>
       </w:r>
     </w:p>
     <w:p>

--- a/USER_GUIDE.docx
+++ b/USER_GUIDE.docx
@@ -96,7 +96,7 @@
                 <w:sz w:val="19"/>
                 <w:szCs w:val="19"/>
               </w:rPr>
-              <w:t xml:space="preserve">v1.4.1 (Enterprise Release)</w:t>
+              <w:t xml:space="preserve">v1.5.3 (Enterprise Release)</w:t>
             </w:r>
           </w:p>
         </w:tc>
@@ -683,7 +683,7 @@
         <w:spacing w:after="140" w:before="360"/>
       </w:pPr>
       <w:r>
-        <w:t xml:space="preserve">2. Pre-Migration Parity Audit &amp; Gap Remediation</w:t>
+        <w:t xml:space="preserve">2. Pre-Migration Parity Audit &amp; Gap Remediation (Step 2)</w:t>
       </w:r>
     </w:p>
     <w:p>
@@ -697,7 +697,46 @@
           <w:sz w:val="21"/>
           <w:szCs w:val="21"/>
         </w:rPr>
-        <w:t xml:space="preserve">Before executing a migration run, administrators should execute a Configuration Pre-Check to ensure that the target environment has all required feature toggles, security settings, and DataStores configured to support the migrated assets.</w:t>
+        <w:t xml:space="preserve">Before executing a migration run, administrators execute a Configuration Pre-Check in </w:t>
+      </w:r>
+      <w:r>
+        <w:rPr>
+          <w:rFonts w:ascii="Arial" w:cs="Arial" w:eastAsia="Arial" w:hAnsi="Arial"/>
+          <w:b/>
+          <w:bCs/>
+          <w:color w:val="0F172A"/>
+          <w:sz w:val="21"/>
+          <w:szCs w:val="21"/>
+        </w:rPr>
+        <w:t xml:space="preserve">Step 2: Config &amp; Parity Audit</w:t>
+      </w:r>
+      <w:r>
+        <w:rPr>
+          <w:rFonts w:ascii="Arial" w:cs="Arial" w:eastAsia="Arial" w:hAnsi="Arial"/>
+          <w:color w:val="1E293B"/>
+          <w:sz w:val="21"/>
+          <w:szCs w:val="21"/>
+        </w:rPr>
+        <w:t xml:space="preserve"> (</w:t>
+      </w:r>
+      <w:r>
+        <w:rPr>
+          <w:rFonts w:ascii="Consolas" w:cs="Consolas" w:eastAsia="Consolas" w:hAnsi="Consolas"/>
+          <w:color w:val="0F172A"/>
+          <w:sz w:val="19"/>
+          <w:szCs w:val="19"/>
+          <w:shd w:fill="F1F5F9"/>
+        </w:rPr>
+        <w:t xml:space="preserve">#audit</w:t>
+      </w:r>
+      <w:r>
+        <w:rPr>
+          <w:rFonts w:ascii="Arial" w:cs="Arial" w:eastAsia="Arial" w:hAnsi="Arial"/>
+          <w:color w:val="1E293B"/>
+          <w:sz w:val="21"/>
+          <w:szCs w:val="21"/>
+        </w:rPr>
+        <w:t xml:space="preserve">) to ensure that the target environment has all required feature toggles, security settings, and DataStores configured to support the migrated assets.</w:t>
       </w:r>
     </w:p>
     <w:p>
@@ -744,76 +783,181 @@
     </w:p>
     <w:p>
       <w:pPr>
-        <w:spacing w:after="120" w:line="276"/>
-      </w:pPr>
-      <w:r>
-        <w:rPr>
-          <w:rFonts w:ascii="Arial" w:cs="Arial" w:eastAsia="Arial" w:hAnsi="Arial"/>
-          <w:color w:val="1E293B"/>
-          <w:sz w:val="21"/>
-          <w:szCs w:val="21"/>
-        </w:rPr>
-        <w:t xml:space="preserve">Navigate to the </w:t>
-      </w:r>
-      <w:r>
-        <w:rPr>
-          <w:rFonts w:ascii="Arial" w:cs="Arial" w:eastAsia="Arial" w:hAnsi="Arial"/>
-          <w:b/>
-          <w:bCs/>
-          <w:color w:val="0F172A"/>
-          <w:sz w:val="21"/>
-          <w:szCs w:val="21"/>
-        </w:rPr>
-        <w:t xml:space="preserve">Config Pre-Check &amp; Gaps</w:t>
-      </w:r>
-      <w:r>
-        <w:rPr>
-          <w:rFonts w:ascii="Arial" w:cs="Arial" w:eastAsia="Arial" w:hAnsi="Arial"/>
-          <w:color w:val="1E293B"/>
-          <w:sz w:val="21"/>
-          <w:szCs w:val="21"/>
-        </w:rPr>
-        <w:t xml:space="preserve"> tab on the left navigation bar and click </w:t>
-      </w:r>
-      <w:r>
-        <w:rPr>
-          <w:rFonts w:ascii="Arial" w:cs="Arial" w:eastAsia="Arial" w:hAnsi="Arial"/>
-          <w:b/>
-          <w:bCs/>
-          <w:color w:val="0F172A"/>
-          <w:sz w:val="21"/>
-          <w:szCs w:val="21"/>
-        </w:rPr>
-        <w:t xml:space="preserve">Run Pre-Check</w:t>
-      </w:r>
-      <w:r>
-        <w:rPr>
-          <w:rFonts w:ascii="Arial" w:cs="Arial" w:eastAsia="Arial" w:hAnsi="Arial"/>
-          <w:color w:val="1E293B"/>
-          <w:sz w:val="21"/>
-          <w:szCs w:val="21"/>
-        </w:rPr>
-        <w:t xml:space="preserve">. The system analyzes more than 100 configuration points and computes a </w:t>
-      </w:r>
-      <w:r>
-        <w:rPr>
-          <w:rFonts w:ascii="Arial" w:cs="Arial" w:eastAsia="Arial" w:hAnsi="Arial"/>
-          <w:b/>
-          <w:bCs/>
-          <w:color w:val="0F172A"/>
-          <w:sz w:val="21"/>
-          <w:szCs w:val="21"/>
-        </w:rPr>
-        <w:t xml:space="preserve">Parity Readiness Score</w:t>
-      </w:r>
-      <w:r>
-        <w:rPr>
-          <w:rFonts w:ascii="Arial" w:cs="Arial" w:eastAsia="Arial" w:hAnsi="Arial"/>
-          <w:color w:val="1E293B"/>
-          <w:sz w:val="21"/>
-          <w:szCs w:val="21"/>
-        </w:rPr>
-        <w:t xml:space="preserve"> (0–100%).</w:t>
+        <w:pStyle w:val="Heading2"/>
+        <w:spacing w:after="120" w:before="280"/>
+      </w:pPr>
+      <w:r>
+        <w:t xml:space="preserve">Interactive Step 2 Environment Selector &amp; Bi-Directional Sync</w:t>
+      </w:r>
+    </w:p>
+    <w:p>
+      <w:pPr>
+        <w:pStyle w:val="ListParagraph"/>
+        <w:numPr>
+          <w:ilvl w:val="0"/>
+          <w:numId w:val="1"/>
+        </w:numPr>
+        <w:spacing w:after="60" w:line="260"/>
+      </w:pPr>
+      <w:r>
+        <w:rPr>
+          <w:rFonts w:ascii="Arial" w:cs="Arial" w:eastAsia="Arial" w:hAnsi="Arial"/>
+          <w:b/>
+          <w:bCs/>
+          <w:color w:val="0F172A"/>
+          <w:sz w:val="21"/>
+          <w:szCs w:val="21"/>
+        </w:rPr>
+        <w:t xml:space="preserve">Direct Environment Configuration</w:t>
+      </w:r>
+      <w:r>
+        <w:rPr>
+          <w:rFonts w:ascii="Arial" w:cs="Arial" w:eastAsia="Arial" w:hAnsi="Arial"/>
+          <w:color w:val="1E293B"/>
+          <w:sz w:val="21"/>
+          <w:szCs w:val="21"/>
+        </w:rPr>
+        <w:t xml:space="preserve">: Step 2 features interactive Source and Target environment cards allowing administrators to configure Source Project ID, Region, Collection, and Engine/App ID as well as Target Project ID, Region, Collection, and Engine/App ID directly.</w:t>
+      </w:r>
+    </w:p>
+    <w:p>
+      <w:pPr>
+        <w:pStyle w:val="ListParagraph"/>
+        <w:numPr>
+          <w:ilvl w:val="0"/>
+          <w:numId w:val="1"/>
+        </w:numPr>
+        <w:spacing w:after="60" w:line="260"/>
+      </w:pPr>
+      <w:r>
+        <w:rPr>
+          <w:rFonts w:ascii="Arial" w:cs="Arial" w:eastAsia="Arial" w:hAnsi="Arial"/>
+          <w:b/>
+          <w:bCs/>
+          <w:color w:val="0F172A"/>
+          <w:sz w:val="21"/>
+          <w:szCs w:val="21"/>
+        </w:rPr>
+        <w:t xml:space="preserve">Real-Time Bi-Directional Synchronization</w:t>
+      </w:r>
+      <w:r>
+        <w:rPr>
+          <w:rFonts w:ascii="Arial" w:cs="Arial" w:eastAsia="Arial" w:hAnsi="Arial"/>
+          <w:color w:val="1E293B"/>
+          <w:sz w:val="21"/>
+          <w:szCs w:val="21"/>
+        </w:rPr>
+        <w:t xml:space="preserve">: Any configuration changed in Step 2 automatically synchronizes to Step 3 (Migration Studio), and vice-versa.</w:t>
+      </w:r>
+    </w:p>
+    <w:p>
+      <w:pPr>
+        <w:pStyle w:val="ListParagraph"/>
+        <w:numPr>
+          <w:ilvl w:val="0"/>
+          <w:numId w:val="1"/>
+        </w:numPr>
+        <w:spacing w:after="60" w:line="260"/>
+      </w:pPr>
+      <w:r>
+        <w:rPr>
+          <w:rFonts w:ascii="Arial" w:cs="Arial" w:eastAsia="Arial" w:hAnsi="Arial"/>
+          <w:b/>
+          <w:bCs/>
+          <w:color w:val="0F172A"/>
+          <w:sz w:val="21"/>
+          <w:szCs w:val="21"/>
+        </w:rPr>
+        <w:t xml:space="preserve">Guided Empty-State Guardrail</w:t>
+      </w:r>
+      <w:r>
+        <w:rPr>
+          <w:rFonts w:ascii="Arial" w:cs="Arial" w:eastAsia="Arial" w:hAnsi="Arial"/>
+          <w:color w:val="1E293B"/>
+          <w:sz w:val="21"/>
+          <w:szCs w:val="21"/>
+        </w:rPr>
+        <w:t xml:space="preserve">: Prevents premature API calls when project IDs are unconfigured, guiding the operator with actionable instructions.</w:t>
+      </w:r>
+    </w:p>
+    <w:p>
+      <w:pPr>
+        <w:pStyle w:val="ListParagraph"/>
+        <w:numPr>
+          <w:ilvl w:val="0"/>
+          <w:numId w:val="1"/>
+        </w:numPr>
+        <w:spacing w:after="60" w:line="260"/>
+      </w:pPr>
+      <w:r>
+        <w:rPr>
+          <w:rFonts w:ascii="Arial" w:cs="Arial" w:eastAsia="Arial" w:hAnsi="Arial"/>
+          <w:b/>
+          <w:bCs/>
+          <w:color w:val="0F172A"/>
+          <w:sz w:val="21"/>
+          <w:szCs w:val="21"/>
+        </w:rPr>
+        <w:t xml:space="preserve">Parity Readiness Score (0–100%)</w:t>
+      </w:r>
+      <w:r>
+        <w:rPr>
+          <w:rFonts w:ascii="Arial" w:cs="Arial" w:eastAsia="Arial" w:hAnsi="Arial"/>
+          <w:color w:val="1E293B"/>
+          <w:sz w:val="21"/>
+          <w:szCs w:val="21"/>
+        </w:rPr>
+        <w:t xml:space="preserve">: Analyzes more than 100 configuration points across engine feature flags and attached DataStores.</w:t>
+      </w:r>
+    </w:p>
+    <w:p>
+      <w:pPr>
+        <w:pStyle w:val="ListParagraph"/>
+        <w:numPr>
+          <w:ilvl w:val="0"/>
+          <w:numId w:val="1"/>
+        </w:numPr>
+        <w:spacing w:after="60" w:line="260"/>
+      </w:pPr>
+      <w:r>
+        <w:rPr>
+          <w:rFonts w:ascii="Arial" w:cs="Arial" w:eastAsia="Arial" w:hAnsi="Arial"/>
+          <w:b/>
+          <w:bCs/>
+          <w:color w:val="0F172A"/>
+          <w:sz w:val="21"/>
+          <w:szCs w:val="21"/>
+        </w:rPr>
+        <w:t xml:space="preserve">Wizard Progression</w:t>
+      </w:r>
+      <w:r>
+        <w:rPr>
+          <w:rFonts w:ascii="Arial" w:cs="Arial" w:eastAsia="Arial" w:hAnsi="Arial"/>
+          <w:color w:val="1E293B"/>
+          <w:sz w:val="21"/>
+          <w:szCs w:val="21"/>
+        </w:rPr>
+        <w:t xml:space="preserve">: Click </w:t>
+      </w:r>
+      <w:r>
+        <w:rPr>
+          <w:rFonts w:ascii="Arial" w:cs="Arial" w:eastAsia="Arial" w:hAnsi="Arial"/>
+          <w:b/>
+          <w:bCs/>
+          <w:color w:val="0F172A"/>
+          <w:sz w:val="21"/>
+          <w:szCs w:val="21"/>
+        </w:rPr>
+        <w:t xml:space="preserve">Next: Proceed to Step 3: Migration Studio</w:t>
+      </w:r>
+      <w:r>
+        <w:rPr>
+          <w:rFonts w:ascii="Arial" w:cs="Arial" w:eastAsia="Arial" w:hAnsi="Arial"/>
+          <w:color w:val="1E293B"/>
+          <w:sz w:val="21"/>
+          <w:szCs w:val="21"/>
+        </w:rPr>
+        <w:t xml:space="preserve"> at the bottom of the audit report to carry configured environments forward.</w:t>
       </w:r>
     </w:p>
     <w:p>
@@ -899,7 +1043,46 @@
           <w:sz w:val="21"/>
           <w:szCs w:val="21"/>
         </w:rPr>
-        <w:t xml:space="preserve">For any detected discrepancies, the console generates ready-to-run Google Cloud CLI commands. Administrators can copy these commands with a single click and execute them in Cloud Shell or a terminal.</w:t>
+        <w:t xml:space="preserve">For any detected discrepancies, the console offers a </w:t>
+      </w:r>
+      <w:r>
+        <w:rPr>
+          <w:rFonts w:ascii="Arial" w:cs="Arial" w:eastAsia="Arial" w:hAnsi="Arial"/>
+          <w:b/>
+          <w:bCs/>
+          <w:color w:val="0F172A"/>
+          <w:sz w:val="21"/>
+          <w:szCs w:val="21"/>
+        </w:rPr>
+        <w:t xml:space="preserve">1-Click Sync Target Engine Settings</w:t>
+      </w:r>
+      <w:r>
+        <w:rPr>
+          <w:rFonts w:ascii="Arial" w:cs="Arial" w:eastAsia="Arial" w:hAnsi="Arial"/>
+          <w:color w:val="1E293B"/>
+          <w:sz w:val="21"/>
+          <w:szCs w:val="21"/>
+        </w:rPr>
+        <w:t xml:space="preserve"> button (</w:t>
+      </w:r>
+      <w:r>
+        <w:rPr>
+          <w:rFonts w:ascii="Consolas" w:cs="Consolas" w:eastAsia="Consolas" w:hAnsi="Consolas"/>
+          <w:color w:val="0F172A"/>
+          <w:sz w:val="19"/>
+          <w:szCs w:val="19"/>
+          <w:shd w:fill="F1F5F9"/>
+        </w:rPr>
+        <w:t xml:space="preserve">PATCH</w:t>
+      </w:r>
+      <w:r>
+        <w:rPr>
+          <w:rFonts w:ascii="Arial" w:cs="Arial" w:eastAsia="Arial" w:hAnsi="Arial"/>
+          <w:color w:val="1E293B"/>
+          <w:sz w:val="21"/>
+          <w:szCs w:val="21"/>
+        </w:rPr>
+        <w:t xml:space="preserve"> API) and generates ready-to-run Google Cloud CLI commands. Administrators can copy these commands with a single click and execute them in Cloud Shell or a terminal.</w:t>
       </w:r>
     </w:p>
     <w:p>
@@ -971,7 +1154,7 @@
         <w:spacing w:after="140" w:before="360"/>
       </w:pPr>
       <w:r>
-        <w:t xml:space="preserve">3. Migration Pipeline Configuration</w:t>
+        <w:t xml:space="preserve">3. Migration Pipeline Configuration (Step 3: Migration Studio)</w:t>
       </w:r>
     </w:p>
     <w:p>
@@ -1005,7 +1188,26 @@
           <w:sz w:val="21"/>
           <w:szCs w:val="21"/>
         </w:rPr>
-        <w:t xml:space="preserve"> tab, specify the Source and Target environment parameters:</w:t>
+        <w:t xml:space="preserve"> (</w:t>
+      </w:r>
+      <w:r>
+        <w:rPr>
+          <w:rFonts w:ascii="Consolas" w:cs="Consolas" w:eastAsia="Consolas" w:hAnsi="Consolas"/>
+          <w:color w:val="0F172A"/>
+          <w:sz w:val="19"/>
+          <w:szCs w:val="19"/>
+          <w:shd w:fill="F1F5F9"/>
+        </w:rPr>
+        <w:t xml:space="preserve">#studio</w:t>
+      </w:r>
+      <w:r>
+        <w:rPr>
+          <w:rFonts w:ascii="Arial" w:cs="Arial" w:eastAsia="Arial" w:hAnsi="Arial"/>
+          <w:color w:val="1E293B"/>
+          <w:sz w:val="21"/>
+          <w:szCs w:val="21"/>
+        </w:rPr>
+        <w:t xml:space="preserve">) tab, review or adjust the synchronized Source and Target environment parameters:</w:t>
       </w:r>
     </w:p>
     <w:p>
@@ -1279,7 +1481,7 @@
           <w:szCs w:val="19"/>
           <w:shd w:fill="F1F5F9"/>
         </w:rPr>
-        <w:t xml:space="preserve">ancient-sandbox-test-1</w:t>
+        <w:t xml:space="preserve">testgebackupandrestorev3</w:t>
       </w:r>
       <w:r>
         <w:rPr>
@@ -1777,7 +1979,7 @@
                 <w:sz w:val="21"/>
                 <w:szCs w:val="21"/>
               </w:rPr>
-              <w:t xml:space="preserve">Migrate Multi-User Chat History</w:t>
+              <w:t xml:space="preserve">Migrate User Skills</w:t>
             </w:r>
           </w:p>
         </w:tc>
@@ -1803,7 +2005,7 @@
                 <w:sz w:val="21"/>
                 <w:szCs w:val="21"/>
               </w:rPr>
-              <w:t xml:space="preserve">Chat Conversation History</w:t>
+              <w:t xml:space="preserve">User-Created Skills in Agent Registry</w:t>
             </w:r>
           </w:p>
         </w:tc>
@@ -1855,7 +2057,7 @@
                 <w:sz w:val="21"/>
                 <w:szCs w:val="21"/>
               </w:rPr>
-              <w:t xml:space="preserve">Rehydrates chronological chat sessions into the target Gemini sidebar</w:t>
+              <w:t xml:space="preserve">Migrates custom skills in agentregistry.googleapis.com while ignoring built-in 1P Google templates</w:t>
             </w:r>
           </w:p>
         </w:tc>
@@ -1883,7 +2085,7 @@
                 <w:sz w:val="21"/>
                 <w:szCs w:val="21"/>
               </w:rPr>
-              <w:t xml:space="preserve">Migrate User Memories &amp; Facts</w:t>
+              <w:t xml:space="preserve">Migrate Multi-User Chat History</w:t>
             </w:r>
           </w:p>
         </w:tc>
@@ -1909,7 +2111,7 @@
                 <w:sz w:val="21"/>
                 <w:szCs w:val="21"/>
               </w:rPr>
-              <w:t xml:space="preserve">Personalized Facts &amp; Profiles</w:t>
+              <w:t xml:space="preserve">Chat Conversation History</w:t>
             </w:r>
           </w:p>
         </w:tc>
@@ -1961,7 +2163,7 @@
                 <w:sz w:val="21"/>
                 <w:szCs w:val="21"/>
               </w:rPr>
-              <w:t xml:space="preserve">Discovers and exports memory facts to local JSON backup and target library</w:t>
+              <w:t xml:space="preserve">Rehydrates chronological chat sessions into the target Gemini sidebar</w:t>
             </w:r>
           </w:p>
         </w:tc>
@@ -1989,7 +2191,7 @@
                 <w:sz w:val="21"/>
                 <w:szCs w:val="21"/>
               </w:rPr>
-              <w:t xml:space="preserve">Export &amp; Archive User Artifacts</w:t>
+              <w:t xml:space="preserve">Migrate User Memories &amp; Facts</w:t>
             </w:r>
           </w:p>
         </w:tc>
@@ -2015,7 +2217,7 @@
                 <w:sz w:val="21"/>
                 <w:szCs w:val="21"/>
               </w:rPr>
-              <w:t xml:space="preserve">Studio Outputs &amp; Presentations</w:t>
+              <w:t xml:space="preserve">Personalized Facts &amp; Profiles</w:t>
             </w:r>
           </w:p>
         </w:tc>
@@ -2049,6 +2251,112 @@
           <w:tcPr>
             <w:tcW w:type="pct" w:w="30%"/>
             <w:shd w:fill="FFFFFF"/>
+            <w:tcMar>
+              <w:top w:type="dxa" w:w="80"/>
+              <w:left w:type="dxa" w:w="140"/>
+              <w:bottom w:type="dxa" w:w="80"/>
+              <w:right w:type="dxa" w:w="140"/>
+            </w:tcMar>
+          </w:tcPr>
+          <w:p>
+            <w:pPr>
+              <w:spacing w:after="40"/>
+            </w:pPr>
+            <w:r>
+              <w:rPr>
+                <w:rFonts w:ascii="Arial" w:cs="Arial" w:eastAsia="Arial" w:hAnsi="Arial"/>
+                <w:color w:val="1E293B"/>
+                <w:sz w:val="21"/>
+                <w:szCs w:val="21"/>
+              </w:rPr>
+              <w:t xml:space="preserve">Discovers and exports memory facts to local JSON backup and target library</w:t>
+            </w:r>
+          </w:p>
+        </w:tc>
+      </w:tr>
+      <w:tr>
+        <w:tc>
+          <w:tcPr>
+            <w:tcW w:type="pct" w:w="25%"/>
+            <w:shd w:fill="F8FAFC"/>
+            <w:tcMar>
+              <w:top w:type="dxa" w:w="80"/>
+              <w:left w:type="dxa" w:w="140"/>
+              <w:bottom w:type="dxa" w:w="80"/>
+              <w:right w:type="dxa" w:w="140"/>
+            </w:tcMar>
+          </w:tcPr>
+          <w:p>
+            <w:pPr>
+              <w:spacing w:after="40"/>
+            </w:pPr>
+            <w:r>
+              <w:rPr>
+                <w:rFonts w:ascii="Arial" w:cs="Arial" w:eastAsia="Arial" w:hAnsi="Arial"/>
+                <w:color w:val="1E293B"/>
+                <w:sz w:val="21"/>
+                <w:szCs w:val="21"/>
+              </w:rPr>
+              <w:t xml:space="preserve">Export &amp; Archive User Artifacts</w:t>
+            </w:r>
+          </w:p>
+        </w:tc>
+        <w:tc>
+          <w:tcPr>
+            <w:tcW w:type="pct" w:w="25%"/>
+            <w:shd w:fill="F8FAFC"/>
+            <w:tcMar>
+              <w:top w:type="dxa" w:w="80"/>
+              <w:left w:type="dxa" w:w="140"/>
+              <w:bottom w:type="dxa" w:w="80"/>
+              <w:right w:type="dxa" w:w="140"/>
+            </w:tcMar>
+          </w:tcPr>
+          <w:p>
+            <w:pPr>
+              <w:spacing w:after="40"/>
+            </w:pPr>
+            <w:r>
+              <w:rPr>
+                <w:rFonts w:ascii="Arial" w:cs="Arial" w:eastAsia="Arial" w:hAnsi="Arial"/>
+                <w:color w:val="1E293B"/>
+                <w:sz w:val="21"/>
+                <w:szCs w:val="21"/>
+              </w:rPr>
+              <w:t xml:space="preserve">Studio Outputs &amp; Presentations</w:t>
+            </w:r>
+          </w:p>
+        </w:tc>
+        <w:tc>
+          <w:tcPr>
+            <w:tcW w:type="pct" w:w="20%"/>
+            <w:shd w:fill="F8FAFC"/>
+            <w:tcMar>
+              <w:top w:type="dxa" w:w="80"/>
+              <w:left w:type="dxa" w:w="140"/>
+              <w:bottom w:type="dxa" w:w="80"/>
+              <w:right w:type="dxa" w:w="140"/>
+            </w:tcMar>
+          </w:tcPr>
+          <w:p>
+            <w:pPr>
+              <w:spacing w:after="40"/>
+            </w:pPr>
+            <w:r>
+              <w:rPr>
+                <w:rFonts w:ascii="Arial" w:cs="Arial" w:eastAsia="Arial" w:hAnsi="Arial"/>
+                <w:color w:val="1E293B"/>
+                <w:sz w:val="21"/>
+                <w:szCs w:val="21"/>
+              </w:rPr>
+              <w:t xml:space="preserve">Enabled (Checked)</w:t>
+            </w:r>
+          </w:p>
+        </w:tc>
+        <w:tc>
+          <w:tcPr>
+            <w:tcW w:type="pct" w:w="30%"/>
+            <w:shd w:fill="F8FAFC"/>
             <w:tcMar>
               <w:top w:type="dxa" w:w="80"/>
               <w:left w:type="dxa" w:w="140"/>
@@ -2152,7 +2460,7 @@
         <w:tc>
           <w:tcPr>
             <w:tcW w:type="pct" w:w="25%"/>
-            <w:shd w:fill="F8FAFC"/>
+            <w:shd w:fill="FFFFFF"/>
             <w:tcMar>
               <w:top w:type="dxa" w:w="80"/>
               <w:left w:type="dxa" w:w="140"/>
@@ -2178,7 +2486,7 @@
         <w:tc>
           <w:tcPr>
             <w:tcW w:type="pct" w:w="25%"/>
-            <w:shd w:fill="F8FAFC"/>
+            <w:shd w:fill="FFFFFF"/>
             <w:tcMar>
               <w:top w:type="dxa" w:w="80"/>
               <w:left w:type="dxa" w:w="140"/>
@@ -2204,7 +2512,7 @@
         <w:tc>
           <w:tcPr>
             <w:tcW w:type="pct" w:w="20%"/>
-            <w:shd w:fill="F8FAFC"/>
+            <w:shd w:fill="FFFFFF"/>
             <w:tcMar>
               <w:top w:type="dxa" w:w="80"/>
               <w:left w:type="dxa" w:w="140"/>
@@ -2230,7 +2538,7 @@
         <w:tc>
           <w:tcPr>
             <w:tcW w:type="pct" w:w="30%"/>
-            <w:shd w:fill="F8FAFC"/>
+            <w:shd w:fill="FFFFFF"/>
             <w:tcMar>
               <w:top w:type="dxa" w:w="80"/>
               <w:left w:type="dxa" w:w="140"/>
@@ -2555,7 +2863,7 @@
           <w:sz w:val="21"/>
           <w:szCs w:val="21"/>
         </w:rPr>
-        <w:t xml:space="preserve">🚀 Run Live Migration</w:t>
+        <w:t xml:space="preserve">🚀 Execute Live Migration</w:t>
       </w:r>
       <w:r>
         <w:rPr>
@@ -2575,7 +2883,7 @@
           <w:sz w:val="21"/>
           <w:szCs w:val="21"/>
         </w:rPr>
-        <w:t xml:space="preserve">Simulate Dry Run</w:t>
+        <w:t xml:space="preserve">⚡ Execute Pre-Flight Dry Run</w:t>
       </w:r>
       <w:r>
         <w:rPr>
@@ -2794,7 +3102,7 @@
         <w:spacing w:after="140" w:before="360"/>
       </w:pPr>
       <w:r>
-        <w:t xml:space="preserve">7. Migration Reports &amp; Reconciliation Auditing</w:t>
+        <w:t xml:space="preserve">7. Migration Reports &amp; Reconciliation Auditing (Step 4)</w:t>
       </w:r>
     </w:p>
     <w:p>
@@ -2881,134 +3189,6 @@
     </w:p>
     <w:p>
       <w:pPr>
-        <w:pStyle w:val="Heading1"/>
-        <w:spacing w:after="140" w:before="360"/>
-      </w:pPr>
-      <w:r>
-        <w:t xml:space="preserve">7. Migration Execution &amp; Live Streaming Telemetry</w:t>
-      </w:r>
-    </w:p>
-    <w:p>
-      <w:pPr>
-        <w:spacing w:after="120" w:line="276"/>
-      </w:pPr>
-      <w:r>
-        <w:rPr>
-          <w:rFonts w:ascii="Arial" w:cs="Arial" w:eastAsia="Arial" w:hAnsi="Arial"/>
-          <w:color w:val="1E293B"/>
-          <w:sz w:val="21"/>
-          <w:szCs w:val="21"/>
-        </w:rPr>
-        <w:t xml:space="preserve">Initiate migration from the web console or headless CLI. The console provides real-time Server-Sent Events (SSE) telemetry displaying live progress bars and itemized logs.</w:t>
-      </w:r>
-    </w:p>
-    <w:p>
-      <w:pPr>
-        <w:spacing w:after="80" w:before="160"/>
-        <w:jc w:val="center"/>
-      </w:pPr>
-      <w:r>
-        <w:drawing>
-          <wp:inline distT="0" distB="0" distL="0" distR="0">
-            <wp:extent cx="5334000" cy="3333750"/>
-            <wp:effectExtent t="0" r="0" b="0" l="0"/>
-            <wp:docPr id="1" name="" descr="" title=""/>
-            <wp:cNvGraphicFramePr>
-              <a:graphicFrameLocks xmlns:a="http://schemas.openxmlformats.org/drawingml/2006/main" noChangeAspect="1"/>
-            </wp:cNvGraphicFramePr>
-            <a:graphic xmlns:a="http://schemas.openxmlformats.org/drawingml/2006/main">
-              <a:graphicData uri="http://schemas.openxmlformats.org/drawingml/2006/picture">
-                <pic:pic xmlns:pic="http://schemas.openxmlformats.org/drawingml/2006/picture">
-                  <pic:nvPicPr>
-                    <pic:cNvPr id="0" name="" descr=""/>
-                    <pic:cNvPicPr>
-                      <a:picLocks noChangeAspect="1" noChangeArrowheads="1"/>
-                    </pic:cNvPicPr>
-                  </pic:nvPicPr>
-                  <pic:blipFill>
-                    <a:blip r:embed="rId11" cstate="none"/>
-                    <a:srcRect/>
-                    <a:stretch>
-                      <a:fillRect/>
-                    </a:stretch>
-                  </pic:blipFill>
-                  <pic:spPr bwMode="auto">
-                    <a:xfrm>
-                      <a:off x="0" y="0"/>
-                      <a:ext cx="5334000" cy="3333750"/>
-                    </a:xfrm>
-                    <a:prstGeom prst="rect">
-                      <a:avLst/>
-                    </a:prstGeom>
-                  </pic:spPr>
-                </pic:pic>
-              </a:graphicData>
-            </a:graphic>
-          </wp:inline>
-        </w:drawing>
-      </w:r>
-    </w:p>
-    <w:p>
-      <w:pPr>
-        <w:spacing w:after="200"/>
-        <w:jc w:val="center"/>
-      </w:pPr>
-      <w:r>
-        <w:rPr>
-          <w:rFonts w:ascii="Arial" w:cs="Arial" w:eastAsia="Arial" w:hAnsi="Arial"/>
-          <w:i/>
-          <w:iCs/>
-          <w:color w:val="64748B"/>
-          <w:sz w:val="18"/>
-          <w:szCs w:val="18"/>
-        </w:rPr>
-        <w:t xml:space="preserve">Figure 2.6: Real-Time SSE Migration Telemetry and Asset Progress Tracker</w:t>
-      </w:r>
-    </w:p>
-    <w:p>
-      <w:pPr>
-        <w:pStyle w:val="Heading1"/>
-        <w:spacing w:after="140" w:before="360"/>
-      </w:pPr>
-      <w:r>
-        <w:t xml:space="preserve">8. User Handover Delivery &amp; Notification Engine</w:t>
-      </w:r>
-    </w:p>
-    <w:p>
-      <w:pPr>
-        <w:spacing w:after="120" w:line="276"/>
-      </w:pPr>
-      <w:r>
-        <w:rPr>
-          <w:rFonts w:ascii="Arial" w:cs="Arial" w:eastAsia="Arial" w:hAnsi="Arial"/>
-          <w:color w:val="1E293B"/>
-          <w:sz w:val="21"/>
-          <w:szCs w:val="21"/>
-        </w:rPr>
-        <w:t xml:space="preserve">To deliver a seamless day-one onboarding experience, the platform packages each user's assets into a single consolidated </w:t>
-      </w:r>
-      <w:r>
-        <w:rPr>
-          <w:rFonts w:ascii="Consolas" w:cs="Consolas" w:eastAsia="Consolas" w:hAnsi="Consolas"/>
-          <w:color w:val="0F172A"/>
-          <w:sz w:val="19"/>
-          <w:szCs w:val="19"/>
-          <w:shd w:fill="F1F5F9"/>
-        </w:rPr>
-        <w:t xml:space="preserve">NotebookLM_Artifacts.zip</w:t>
-      </w:r>
-      <w:r>
-        <w:rPr>
-          <w:rFonts w:ascii="Arial" w:cs="Arial" w:eastAsia="Arial" w:hAnsi="Arial"/>
-          <w:color w:val="1E293B"/>
-          <w:sz w:val="21"/>
-          <w:szCs w:val="21"/>
-        </w:rPr>
-        <w:t xml:space="preserve"> archive and dispatches an onboarding email.</w:t>
-      </w:r>
-    </w:p>
-    <w:p>
-      <w:pPr>
         <w:pStyle w:val="ListParagraph"/>
         <w:numPr>
           <w:ilvl w:val="0"/>
@@ -3025,16 +3205,16 @@
           <w:sz w:val="21"/>
           <w:szCs w:val="21"/>
         </w:rPr>
-        <w:t xml:space="preserve">Action-Oriented Checklists</w:t>
-      </w:r>
-      <w:r>
-        <w:rPr>
-          <w:rFonts w:ascii="Arial" w:cs="Arial" w:eastAsia="Arial" w:hAnsi="Arial"/>
-          <w:color w:val="1E293B"/>
-          <w:sz w:val="21"/>
-          <w:szCs w:val="21"/>
-        </w:rPr>
-        <w:t xml:space="preserve">: The email features interactive checkboxes </w:t>
+        <w:t xml:space="preserve">JSON Report</w:t>
+      </w:r>
+      <w:r>
+        <w:rPr>
+          <w:rFonts w:ascii="Arial" w:cs="Arial" w:eastAsia="Arial" w:hAnsi="Arial"/>
+          <w:color w:val="1E293B"/>
+          <w:sz w:val="21"/>
+          <w:szCs w:val="21"/>
+        </w:rPr>
+        <w:t xml:space="preserve"> (</w:t>
       </w:r>
       <w:r>
         <w:rPr>
@@ -3044,16 +3224,16 @@
           <w:szCs w:val="19"/>
           <w:shd w:fill="F1F5F9"/>
         </w:rPr>
-        <w:t xml:space="preserve">[ ]</w:t>
-      </w:r>
-      <w:r>
-        <w:rPr>
-          <w:rFonts w:ascii="Arial" w:cs="Arial" w:eastAsia="Arial" w:hAnsi="Arial"/>
-          <w:color w:val="1E293B"/>
-          <w:sz w:val="21"/>
-          <w:szCs w:val="21"/>
-        </w:rPr>
-        <w:t xml:space="preserve"> guiding users through initial sign-in, connector authorizations (Outlook, OneDrive, Google Drive, Jira), and agent publishing.</w:t>
+        <w:t xml:space="preserve">reports/migration-report-&lt;ID&gt;-&lt;TIMESTAMP&gt;.json</w:t>
+      </w:r>
+      <w:r>
+        <w:rPr>
+          <w:rFonts w:ascii="Arial" w:cs="Arial" w:eastAsia="Arial" w:hAnsi="Arial"/>
+          <w:color w:val="1E293B"/>
+          <w:sz w:val="21"/>
+          <w:szCs w:val="21"/>
+        </w:rPr>
+        <w:t xml:space="preserve">): Structured telemetry schema for SIEM or enterprise database logging.</w:t>
       </w:r>
     </w:p>
     <w:p>
@@ -3074,65 +3254,16 @@
           <w:sz w:val="21"/>
           <w:szCs w:val="21"/>
         </w:rPr>
-        <w:t xml:space="preserve">Smart Deduplication</w:t>
-      </w:r>
-      <w:r>
-        <w:rPr>
-          <w:rFonts w:ascii="Arial" w:cs="Arial" w:eastAsia="Arial" w:hAnsi="Arial"/>
-          <w:color w:val="1E293B"/>
-          <w:sz w:val="21"/>
-          <w:szCs w:val="21"/>
-        </w:rPr>
-        <w:t xml:space="preserve">: Static HTML document viewers are excluded when authentic Word documents are attached, but interactive quiz and flashcard apps are explicitly preserved alongside Word study guides.</w:t>
-      </w:r>
-    </w:p>
-    <w:p>
-      <w:pPr>
-        <w:pStyle w:val="ListParagraph"/>
-        <w:numPr>
-          <w:ilvl w:val="0"/>
-          <w:numId w:val="1"/>
-        </w:numPr>
-        <w:spacing w:after="60" w:line="260"/>
-      </w:pPr>
-      <w:r>
-        <w:rPr>
-          <w:rFonts w:ascii="Arial" w:cs="Arial" w:eastAsia="Arial" w:hAnsi="Arial"/>
-          <w:b/>
-          <w:bCs/>
-          <w:color w:val="0F172A"/>
-          <w:sz w:val="21"/>
-          <w:szCs w:val="21"/>
-        </w:rPr>
-        <w:t xml:space="preserve">Multi-Part Email Threading</w:t>
-      </w:r>
-      <w:r>
-        <w:rPr>
-          <w:rFonts w:ascii="Arial" w:cs="Arial" w:eastAsia="Arial" w:hAnsi="Arial"/>
-          <w:color w:val="1E293B"/>
-          <w:sz w:val="21"/>
-          <w:szCs w:val="21"/>
-        </w:rPr>
-        <w:t xml:space="preserve">: If user assets exceed Gmail's 14.5 MB unencoded per-message threshold, attachments are automatically bin-packed into sequential parts and delivered within a single threaded conversation (</w:t>
-      </w:r>
-      <w:r>
-        <w:rPr>
-          <w:rFonts w:ascii="Consolas" w:cs="Consolas" w:eastAsia="Consolas" w:hAnsi="Consolas"/>
-          <w:color w:val="0F172A"/>
-          <w:sz w:val="19"/>
-          <w:szCs w:val="19"/>
-          <w:shd w:fill="F1F5F9"/>
-        </w:rPr>
-        <w:t xml:space="preserve">In-Reply-To</w:t>
-      </w:r>
-      <w:r>
-        <w:rPr>
-          <w:rFonts w:ascii="Arial" w:cs="Arial" w:eastAsia="Arial" w:hAnsi="Arial"/>
-          <w:color w:val="1E293B"/>
-          <w:sz w:val="21"/>
-          <w:szCs w:val="21"/>
-        </w:rPr>
-        <w:t xml:space="preserve">).</w:t>
+        <w:t xml:space="preserve">User Reconciliation Matrix</w:t>
+      </w:r>
+      <w:r>
+        <w:rPr>
+          <w:rFonts w:ascii="Arial" w:cs="Arial" w:eastAsia="Arial" w:hAnsi="Arial"/>
+          <w:color w:val="1E293B"/>
+          <w:sz w:val="21"/>
+          <w:szCs w:val="21"/>
+        </w:rPr>
+        <w:t xml:space="preserve">: Comprehensive table matching each source user identity with their target Google identity, listing restored vs. failed counts across all asset categories.</w:t>
       </w:r>
     </w:p>
     <w:p>
@@ -3195,7 +3326,177 @@
           <w:sz w:val="18"/>
           <w:szCs w:val="18"/>
         </w:rPr>
-        <w:t xml:space="preserve">Figure 2.7: Migration Handover Notification Received in Gmail with Attachments</w:t>
+        <w:t xml:space="preserve">Figure 2.5: Migration Report and User Reconciliation Matrix in Web Console</w:t>
+      </w:r>
+    </w:p>
+    <w:p>
+      <w:pPr>
+        <w:pStyle w:val="Heading1"/>
+        <w:spacing w:after="140" w:before="360"/>
+      </w:pPr>
+      <w:r>
+        <w:t xml:space="preserve">8. User Handover Delivery &amp; Notification Engine (Step 5)</w:t>
+      </w:r>
+    </w:p>
+    <w:p>
+      <w:pPr>
+        <w:spacing w:after="120" w:line="276"/>
+      </w:pPr>
+      <w:r>
+        <w:rPr>
+          <w:rFonts w:ascii="Arial" w:cs="Arial" w:eastAsia="Arial" w:hAnsi="Arial"/>
+          <w:color w:val="1E293B"/>
+          <w:sz w:val="21"/>
+          <w:szCs w:val="21"/>
+        </w:rPr>
+        <w:t xml:space="preserve">To deliver a seamless day-one onboarding experience, the platform packages each user's assets into a single consolidated </w:t>
+      </w:r>
+      <w:r>
+        <w:rPr>
+          <w:rFonts w:ascii="Consolas" w:cs="Consolas" w:eastAsia="Consolas" w:hAnsi="Consolas"/>
+          <w:color w:val="0F172A"/>
+          <w:sz w:val="19"/>
+          <w:szCs w:val="19"/>
+          <w:shd w:fill="F1F5F9"/>
+        </w:rPr>
+        <w:t xml:space="preserve">NotebookLM_Artifacts.zip</w:t>
+      </w:r>
+      <w:r>
+        <w:rPr>
+          <w:rFonts w:ascii="Arial" w:cs="Arial" w:eastAsia="Arial" w:hAnsi="Arial"/>
+          <w:color w:val="1E293B"/>
+          <w:sz w:val="21"/>
+          <w:szCs w:val="21"/>
+        </w:rPr>
+        <w:t xml:space="preserve"> archive and dispatches an onboarding email.</w:t>
+      </w:r>
+    </w:p>
+    <w:p>
+      <w:pPr>
+        <w:pStyle w:val="ListParagraph"/>
+        <w:numPr>
+          <w:ilvl w:val="0"/>
+          <w:numId w:val="1"/>
+        </w:numPr>
+        <w:spacing w:after="60" w:line="260"/>
+      </w:pPr>
+      <w:r>
+        <w:rPr>
+          <w:rFonts w:ascii="Arial" w:cs="Arial" w:eastAsia="Arial" w:hAnsi="Arial"/>
+          <w:b/>
+          <w:bCs/>
+          <w:color w:val="0F172A"/>
+          <w:sz w:val="21"/>
+          <w:szCs w:val="21"/>
+        </w:rPr>
+        <w:t xml:space="preserve">Action-Oriented Checklists</w:t>
+      </w:r>
+      <w:r>
+        <w:rPr>
+          <w:rFonts w:ascii="Arial" w:cs="Arial" w:eastAsia="Arial" w:hAnsi="Arial"/>
+          <w:color w:val="1E293B"/>
+          <w:sz w:val="21"/>
+          <w:szCs w:val="21"/>
+        </w:rPr>
+        <w:t xml:space="preserve">: The email features interactive checkboxes </w:t>
+      </w:r>
+      <w:r>
+        <w:rPr>
+          <w:rFonts w:ascii="Consolas" w:cs="Consolas" w:eastAsia="Consolas" w:hAnsi="Consolas"/>
+          <w:color w:val="0F172A"/>
+          <w:sz w:val="19"/>
+          <w:szCs w:val="19"/>
+          <w:shd w:fill="F1F5F9"/>
+        </w:rPr>
+        <w:t xml:space="preserve">[ ]</w:t>
+      </w:r>
+      <w:r>
+        <w:rPr>
+          <w:rFonts w:ascii="Arial" w:cs="Arial" w:eastAsia="Arial" w:hAnsi="Arial"/>
+          <w:color w:val="1E293B"/>
+          <w:sz w:val="21"/>
+          <w:szCs w:val="21"/>
+        </w:rPr>
+        <w:t xml:space="preserve"> guiding users through initial sign-in, connector authorizations (Outlook, OneDrive, Google Drive, Jira), and agent publishing, along with explicit warnings if any asset types were skipped.</w:t>
+      </w:r>
+    </w:p>
+    <w:p>
+      <w:pPr>
+        <w:pStyle w:val="ListParagraph"/>
+        <w:numPr>
+          <w:ilvl w:val="0"/>
+          <w:numId w:val="1"/>
+        </w:numPr>
+        <w:spacing w:after="60" w:line="260"/>
+      </w:pPr>
+      <w:r>
+        <w:rPr>
+          <w:rFonts w:ascii="Arial" w:cs="Arial" w:eastAsia="Arial" w:hAnsi="Arial"/>
+          <w:b/>
+          <w:bCs/>
+          <w:color w:val="0F172A"/>
+          <w:sz w:val="21"/>
+          <w:szCs w:val="21"/>
+        </w:rPr>
+        <w:t xml:space="preserve">Smart Deduplication</w:t>
+      </w:r>
+      <w:r>
+        <w:rPr>
+          <w:rFonts w:ascii="Arial" w:cs="Arial" w:eastAsia="Arial" w:hAnsi="Arial"/>
+          <w:color w:val="1E293B"/>
+          <w:sz w:val="21"/>
+          <w:szCs w:val="21"/>
+        </w:rPr>
+        <w:t xml:space="preserve">: Static HTML document viewers are excluded when authentic Word documents are attached, but interactive quiz and flashcard apps are explicitly preserved alongside Word study guides.</w:t>
+      </w:r>
+    </w:p>
+    <w:p>
+      <w:pPr>
+        <w:pStyle w:val="ListParagraph"/>
+        <w:numPr>
+          <w:ilvl w:val="0"/>
+          <w:numId w:val="1"/>
+        </w:numPr>
+        <w:spacing w:after="60" w:line="260"/>
+      </w:pPr>
+      <w:r>
+        <w:rPr>
+          <w:rFonts w:ascii="Arial" w:cs="Arial" w:eastAsia="Arial" w:hAnsi="Arial"/>
+          <w:b/>
+          <w:bCs/>
+          <w:color w:val="0F172A"/>
+          <w:sz w:val="21"/>
+          <w:szCs w:val="21"/>
+        </w:rPr>
+        <w:t xml:space="preserve">Multi-Part Email Threading</w:t>
+      </w:r>
+      <w:r>
+        <w:rPr>
+          <w:rFonts w:ascii="Arial" w:cs="Arial" w:eastAsia="Arial" w:hAnsi="Arial"/>
+          <w:color w:val="1E293B"/>
+          <w:sz w:val="21"/>
+          <w:szCs w:val="21"/>
+        </w:rPr>
+        <w:t xml:space="preserve">: If user assets exceed Gmail's 14.5 MB unencoded per-message threshold, attachments are automatically bin-packed into sequential parts and delivered within a single threaded conversation (</w:t>
+      </w:r>
+      <w:r>
+        <w:rPr>
+          <w:rFonts w:ascii="Consolas" w:cs="Consolas" w:eastAsia="Consolas" w:hAnsi="Consolas"/>
+          <w:color w:val="0F172A"/>
+          <w:sz w:val="19"/>
+          <w:szCs w:val="19"/>
+          <w:shd w:fill="F1F5F9"/>
+        </w:rPr>
+        <w:t xml:space="preserve">In-Reply-To</w:t>
+      </w:r>
+      <w:r>
+        <w:rPr>
+          <w:rFonts w:ascii="Arial" w:cs="Arial" w:eastAsia="Arial" w:hAnsi="Arial"/>
+          <w:color w:val="1E293B"/>
+          <w:sz w:val="21"/>
+          <w:szCs w:val="21"/>
+        </w:rPr>
+        <w:t xml:space="preserve">).</w:t>
       </w:r>
     </w:p>
     <w:p>
@@ -3258,7 +3559,7 @@
           <w:sz w:val="18"/>
           <w:szCs w:val="18"/>
         </w:rPr>
-        <w:t xml:space="preserve">Figure 2.8: Multi-Part Handover Thread with Partitioned Attachments in Gmail</w:t>
+        <w:t xml:space="preserve">Figure 2.6: Migration Handover Notification Received in Gmail with Attachments</w:t>
       </w:r>
     </w:p>
     <w:p>
@@ -3321,573 +3622,7 @@
           <w:sz w:val="18"/>
           <w:szCs w:val="18"/>
         </w:rPr>
-        <w:t xml:space="preserve">Figure 2.9: User Handover &amp; Email Delivery Console Tab</w:t>
-      </w:r>
-    </w:p>
-    <w:p>
-      <w:pPr>
-        <w:pStyle w:val="Heading1"/>
-        <w:spacing w:after="140" w:before="360"/>
-      </w:pPr>
-      <w:r>
-        <w:t xml:space="preserve">9. Auth &amp; Identity Provider Configuration Wizard (DWD &amp; WiF)</w:t>
-      </w:r>
-    </w:p>
-    <w:p>
-      <w:pPr>
-        <w:spacing w:after="120" w:line="276"/>
-      </w:pPr>
-      <w:r>
-        <w:rPr>
-          <w:rFonts w:ascii="Arial" w:cs="Arial" w:eastAsia="Arial" w:hAnsi="Arial"/>
-          <w:color w:val="1E293B"/>
-          <w:sz w:val="21"/>
-          <w:szCs w:val="21"/>
-        </w:rPr>
-        <w:t xml:space="preserve">The </w:t>
-      </w:r>
-      <w:r>
-        <w:rPr>
-          <w:rFonts w:ascii="Arial" w:cs="Arial" w:eastAsia="Arial" w:hAnsi="Arial"/>
-          <w:b/>
-          <w:bCs/>
-          <w:color w:val="0F172A"/>
-          <w:sz w:val="21"/>
-          <w:szCs w:val="21"/>
-        </w:rPr>
-        <w:t xml:space="preserve">Auth &amp; WiF Wizard</w:t>
-      </w:r>
-      <w:r>
-        <w:rPr>
-          <w:rFonts w:ascii="Arial" w:cs="Arial" w:eastAsia="Arial" w:hAnsi="Arial"/>
-          <w:color w:val="1E293B"/>
-          <w:sz w:val="21"/>
-          <w:szCs w:val="21"/>
-        </w:rPr>
-        <w:t xml:space="preserve"> provides an interactive, guided interface to configure and test authentication protocols across Google Workspace and external Identity Providers (Microsoft Entra ID, Okta, Ping).</w:t>
-      </w:r>
-    </w:p>
-    <w:p>
-      <w:pPr>
-        <w:pStyle w:val="Heading2"/>
-        <w:spacing w:after="120" w:before="280"/>
-      </w:pPr>
-      <w:r>
-        <w:t xml:space="preserve">9.1 Domain-Wide Delegation (DWD) &amp; Org Policy Inspection</w:t>
-      </w:r>
-    </w:p>
-    <w:p>
-      <w:pPr>
-        <w:pStyle w:val="ListParagraph"/>
-        <w:numPr>
-          <w:ilvl w:val="0"/>
-          <w:numId w:val="1"/>
-        </w:numPr>
-        <w:spacing w:after="60" w:line="260"/>
-      </w:pPr>
-      <w:r>
-        <w:rPr>
-          <w:rFonts w:ascii="Arial" w:cs="Arial" w:eastAsia="Arial" w:hAnsi="Arial"/>
-          <w:b/>
-          <w:bCs/>
-          <w:color w:val="0F172A"/>
-          <w:sz w:val="21"/>
-          <w:szCs w:val="21"/>
-        </w:rPr>
-        <w:t xml:space="preserve">Check Org Policies</w:t>
-      </w:r>
-      <w:r>
-        <w:rPr>
-          <w:rFonts w:ascii="Arial" w:cs="Arial" w:eastAsia="Arial" w:hAnsi="Arial"/>
-          <w:color w:val="1E293B"/>
-          <w:sz w:val="21"/>
-          <w:szCs w:val="21"/>
-        </w:rPr>
-        <w:t xml:space="preserve">: Performs live inspection of target project organization policies (</w:t>
-      </w:r>
-      <w:r>
-        <w:rPr>
-          <w:rFonts w:ascii="Consolas" w:cs="Consolas" w:eastAsia="Consolas" w:hAnsi="Consolas"/>
-          <w:color w:val="0F172A"/>
-          <w:sz w:val="19"/>
-          <w:szCs w:val="19"/>
-          <w:shd w:fill="F1F5F9"/>
-        </w:rPr>
-        <w:t xml:space="preserve">iam.disableServiceAccountKeyCreation</w:t>
-      </w:r>
-      <w:r>
-        <w:rPr>
-          <w:rFonts w:ascii="Arial" w:cs="Arial" w:eastAsia="Arial" w:hAnsi="Arial"/>
-          <w:color w:val="1E293B"/>
-          <w:sz w:val="21"/>
-          <w:szCs w:val="21"/>
-        </w:rPr>
-        <w:t xml:space="preserve">, </w:t>
-      </w:r>
-      <w:r>
-        <w:rPr>
-          <w:rFonts w:ascii="Consolas" w:cs="Consolas" w:eastAsia="Consolas" w:hAnsi="Consolas"/>
-          <w:color w:val="0F172A"/>
-          <w:sz w:val="19"/>
-          <w:szCs w:val="19"/>
-          <w:shd w:fill="F1F5F9"/>
-        </w:rPr>
-        <w:t xml:space="preserve">iam.disableCrossProjectServiceAccountUsage</w:t>
-      </w:r>
-      <w:r>
-        <w:rPr>
-          <w:rFonts w:ascii="Arial" w:cs="Arial" w:eastAsia="Arial" w:hAnsi="Arial"/>
-          <w:color w:val="1E293B"/>
-          <w:sz w:val="21"/>
-          <w:szCs w:val="21"/>
-        </w:rPr>
-        <w:t xml:space="preserve">, and </w:t>
-      </w:r>
-      <w:r>
-        <w:rPr>
-          <w:rFonts w:ascii="Consolas" w:cs="Consolas" w:eastAsia="Consolas" w:hAnsi="Consolas"/>
-          <w:color w:val="0F172A"/>
-          <w:sz w:val="19"/>
-          <w:szCs w:val="19"/>
-          <w:shd w:fill="F1F5F9"/>
-        </w:rPr>
-        <w:t xml:space="preserve">iam.allowedPolicyMemberDomains</w:t>
-      </w:r>
-      <w:r>
-        <w:rPr>
-          <w:rFonts w:ascii="Arial" w:cs="Arial" w:eastAsia="Arial" w:hAnsi="Arial"/>
-          <w:color w:val="1E293B"/>
-          <w:sz w:val="21"/>
-          <w:szCs w:val="21"/>
-        </w:rPr>
-        <w:t xml:space="preserve">).</w:t>
-      </w:r>
-    </w:p>
-    <w:p>
-      <w:pPr>
-        <w:pStyle w:val="ListParagraph"/>
-        <w:numPr>
-          <w:ilvl w:val="0"/>
-          <w:numId w:val="1"/>
-        </w:numPr>
-        <w:spacing w:after="60" w:line="260"/>
-      </w:pPr>
-      <w:r>
-        <w:rPr>
-          <w:rFonts w:ascii="Arial" w:cs="Arial" w:eastAsia="Arial" w:hAnsi="Arial"/>
-          <w:b/>
-          <w:bCs/>
-          <w:color w:val="0F172A"/>
-          <w:sz w:val="21"/>
-          <w:szCs w:val="21"/>
-        </w:rPr>
-        <w:t xml:space="preserve">Conflict Detection</w:t>
-      </w:r>
-      <w:r>
-        <w:rPr>
-          <w:rFonts w:ascii="Arial" w:cs="Arial" w:eastAsia="Arial" w:hAnsi="Arial"/>
-          <w:color w:val="1E293B"/>
-          <w:sz w:val="21"/>
-          <w:szCs w:val="21"/>
-        </w:rPr>
-        <w:t xml:space="preserve">: If </w:t>
-      </w:r>
-      <w:r>
-        <w:rPr>
-          <w:rFonts w:ascii="Consolas" w:cs="Consolas" w:eastAsia="Consolas" w:hAnsi="Consolas"/>
-          <w:color w:val="0F172A"/>
-          <w:sz w:val="19"/>
-          <w:szCs w:val="19"/>
-          <w:shd w:fill="F1F5F9"/>
-        </w:rPr>
-        <w:t xml:space="preserve">iam.disableServiceAccountKeyCreation</w:t>
-      </w:r>
-      <w:r>
-        <w:rPr>
-          <w:rFonts w:ascii="Arial" w:cs="Arial" w:eastAsia="Arial" w:hAnsi="Arial"/>
-          <w:color w:val="1E293B"/>
-          <w:sz w:val="21"/>
-          <w:szCs w:val="21"/>
-        </w:rPr>
-        <w:t xml:space="preserve"> is active, an alert banner warns the operator before executing CLI commands that creating </w:t>
-      </w:r>
-      <w:r>
-        <w:rPr>
-          <w:rFonts w:ascii="Consolas" w:cs="Consolas" w:eastAsia="Consolas" w:hAnsi="Consolas"/>
-          <w:color w:val="0F172A"/>
-          <w:sz w:val="19"/>
-          <w:szCs w:val="19"/>
-          <w:shd w:fill="F1F5F9"/>
-        </w:rPr>
-        <w:t xml:space="preserve">sa-dwd-key.json</w:t>
-      </w:r>
-      <w:r>
-        <w:rPr>
-          <w:rFonts w:ascii="Arial" w:cs="Arial" w:eastAsia="Arial" w:hAnsi="Arial"/>
-          <w:color w:val="1E293B"/>
-          <w:sz w:val="21"/>
-          <w:szCs w:val="21"/>
-        </w:rPr>
-        <w:t xml:space="preserve"> will fail.</w:t>
-      </w:r>
-    </w:p>
-    <w:p>
-      <w:pPr>
-        <w:pStyle w:val="ListParagraph"/>
-        <w:numPr>
-          <w:ilvl w:val="0"/>
-          <w:numId w:val="1"/>
-        </w:numPr>
-        <w:spacing w:after="60" w:line="260"/>
-      </w:pPr>
-      <w:r>
-        <w:rPr>
-          <w:rFonts w:ascii="Arial" w:cs="Arial" w:eastAsia="Arial" w:hAnsi="Arial"/>
-          <w:b/>
-          <w:bCs/>
-          <w:color w:val="0F172A"/>
-          <w:sz w:val="21"/>
-          <w:szCs w:val="21"/>
-        </w:rPr>
-        <w:t xml:space="preserve">1-Click Project Override</w:t>
-      </w:r>
-      <w:r>
-        <w:rPr>
-          <w:rFonts w:ascii="Arial" w:cs="Arial" w:eastAsia="Arial" w:hAnsi="Arial"/>
-          <w:color w:val="1E293B"/>
-          <w:sz w:val="21"/>
-          <w:szCs w:val="21"/>
-        </w:rPr>
-        <w:t xml:space="preserve">: Operators holding </w:t>
-      </w:r>
-      <w:r>
-        <w:rPr>
-          <w:rFonts w:ascii="Consolas" w:cs="Consolas" w:eastAsia="Consolas" w:hAnsi="Consolas"/>
-          <w:color w:val="0F172A"/>
-          <w:sz w:val="19"/>
-          <w:szCs w:val="19"/>
-          <w:shd w:fill="F1F5F9"/>
-        </w:rPr>
-        <w:t xml:space="preserve">roles/orgpolicy.policyAdmin</w:t>
-      </w:r>
-      <w:r>
-        <w:rPr>
-          <w:rFonts w:ascii="Arial" w:cs="Arial" w:eastAsia="Arial" w:hAnsi="Arial"/>
-          <w:color w:val="1E293B"/>
-          <w:sz w:val="21"/>
-          <w:szCs w:val="21"/>
-        </w:rPr>
-        <w:t xml:space="preserve"> can click the 1-Click Project Override button to automatically apply a project-scoped exemption (</w:t>
-      </w:r>
-      <w:r>
-        <w:rPr>
-          <w:rFonts w:ascii="Consolas" w:cs="Consolas" w:eastAsia="Consolas" w:hAnsi="Consolas"/>
-          <w:color w:val="0F172A"/>
-          <w:sz w:val="19"/>
-          <w:szCs w:val="19"/>
-          <w:shd w:fill="F1F5F9"/>
-        </w:rPr>
-        <w:t xml:space="preserve">enforce: false</w:t>
-      </w:r>
-      <w:r>
-        <w:rPr>
-          <w:rFonts w:ascii="Arial" w:cs="Arial" w:eastAsia="Arial" w:hAnsi="Arial"/>
-          <w:color w:val="1E293B"/>
-          <w:sz w:val="21"/>
-          <w:szCs w:val="21"/>
-        </w:rPr>
-        <w:t xml:space="preserve">) without modifying parent organizational policies.</w:t>
-      </w:r>
-    </w:p>
-    <w:p>
-      <w:pPr>
-        <w:pStyle w:val="ListParagraph"/>
-        <w:numPr>
-          <w:ilvl w:val="0"/>
-          <w:numId w:val="1"/>
-        </w:numPr>
-        <w:spacing w:after="60" w:line="260"/>
-      </w:pPr>
-      <w:r>
-        <w:rPr>
-          <w:rFonts w:ascii="Arial" w:cs="Arial" w:eastAsia="Arial" w:hAnsi="Arial"/>
-          <w:b/>
-          <w:bCs/>
-          <w:color w:val="0F172A"/>
-          <w:sz w:val="21"/>
-          <w:szCs w:val="21"/>
-        </w:rPr>
-        <w:t xml:space="preserve">Live DWD Impersonation Test</w:t>
-      </w:r>
-      <w:r>
-        <w:rPr>
-          <w:rFonts w:ascii="Arial" w:cs="Arial" w:eastAsia="Arial" w:hAnsi="Arial"/>
-          <w:color w:val="1E293B"/>
-          <w:sz w:val="21"/>
-          <w:szCs w:val="21"/>
-        </w:rPr>
-        <w:t xml:space="preserve">: Validates that minted user-scoped OAuth2 tokens function against Discovery Engine APIs.</w:t>
-      </w:r>
-    </w:p>
-    <w:p>
-      <w:pPr>
-        <w:pStyle w:val="Heading2"/>
-        <w:spacing w:after="120" w:before="280"/>
-      </w:pPr>
-      <w:r>
-        <w:t xml:space="preserve">9.2 Workforce Identity Federation (WiF) — Keyless Enterprise Path</w:t>
-      </w:r>
-    </w:p>
-    <w:p>
-      <w:pPr>
-        <w:pStyle w:val="ListParagraph"/>
-        <w:numPr>
-          <w:ilvl w:val="0"/>
-          <w:numId w:val="1"/>
-        </w:numPr>
-        <w:spacing w:after="60" w:line="260"/>
-      </w:pPr>
-      <w:r>
-        <w:rPr>
-          <w:rFonts w:ascii="Arial" w:cs="Arial" w:eastAsia="Arial" w:hAnsi="Arial"/>
-          <w:b/>
-          <w:bCs/>
-          <w:color w:val="0F172A"/>
-          <w:sz w:val="21"/>
-          <w:szCs w:val="21"/>
-        </w:rPr>
-        <w:t xml:space="preserve">Keyless Architecture</w:t>
-      </w:r>
-      <w:r>
-        <w:rPr>
-          <w:rFonts w:ascii="Arial" w:cs="Arial" w:eastAsia="Arial" w:hAnsi="Arial"/>
-          <w:color w:val="1E293B"/>
-          <w:sz w:val="21"/>
-          <w:szCs w:val="21"/>
-        </w:rPr>
-        <w:t xml:space="preserve">: WiF exchanges external OIDC/SAML tokens with Google Cloud Security Token Service (</w:t>
-      </w:r>
-      <w:r>
-        <w:rPr>
-          <w:rFonts w:ascii="Consolas" w:cs="Consolas" w:eastAsia="Consolas" w:hAnsi="Consolas"/>
-          <w:color w:val="0F172A"/>
-          <w:sz w:val="19"/>
-          <w:szCs w:val="19"/>
-          <w:shd w:fill="F1F5F9"/>
-        </w:rPr>
-        <w:t xml:space="preserve">sts.googleapis.com</w:t>
-      </w:r>
-      <w:r>
-        <w:rPr>
-          <w:rFonts w:ascii="Arial" w:cs="Arial" w:eastAsia="Arial" w:hAnsi="Arial"/>
-          <w:color w:val="1E293B"/>
-          <w:sz w:val="21"/>
-          <w:szCs w:val="21"/>
-        </w:rPr>
-        <w:t xml:space="preserve">) to mint short-lived tokens and is </w:t>
-      </w:r>
-      <w:r>
-        <w:rPr>
-          <w:rFonts w:ascii="Arial" w:cs="Arial" w:eastAsia="Arial" w:hAnsi="Arial"/>
-          <w:b/>
-          <w:bCs/>
-          <w:color w:val="0F172A"/>
-          <w:sz w:val="21"/>
-          <w:szCs w:val="21"/>
-        </w:rPr>
-        <w:t xml:space="preserve">100% exempt from `iam.disableServiceAccountKeyCreation`</w:t>
-      </w:r>
-      <w:r>
-        <w:rPr>
-          <w:rFonts w:ascii="Arial" w:cs="Arial" w:eastAsia="Arial" w:hAnsi="Arial"/>
-          <w:color w:val="1E293B"/>
-          <w:sz w:val="21"/>
-          <w:szCs w:val="21"/>
-        </w:rPr>
-        <w:t xml:space="preserve"> and key upload policies.</w:t>
-      </w:r>
-    </w:p>
-    <w:p>
-      <w:pPr>
-        <w:pStyle w:val="ListParagraph"/>
-        <w:numPr>
-          <w:ilvl w:val="0"/>
-          <w:numId w:val="1"/>
-        </w:numPr>
-        <w:spacing w:after="60" w:line="260"/>
-      </w:pPr>
-      <w:r>
-        <w:rPr>
-          <w:rFonts w:ascii="Arial" w:cs="Arial" w:eastAsia="Arial" w:hAnsi="Arial"/>
-          <w:b/>
-          <w:bCs/>
-          <w:color w:val="0F172A"/>
-          <w:sz w:val="21"/>
-          <w:szCs w:val="21"/>
-        </w:rPr>
-        <w:t xml:space="preserve">Domain Sharing Validation</w:t>
-      </w:r>
-      <w:r>
-        <w:rPr>
-          <w:rFonts w:ascii="Arial" w:cs="Arial" w:eastAsia="Arial" w:hAnsi="Arial"/>
-          <w:color w:val="1E293B"/>
-          <w:sz w:val="21"/>
-          <w:szCs w:val="21"/>
-        </w:rPr>
-        <w:t xml:space="preserve">: Verifies that </w:t>
-      </w:r>
-      <w:r>
-        <w:rPr>
-          <w:rFonts w:ascii="Consolas" w:cs="Consolas" w:eastAsia="Consolas" w:hAnsi="Consolas"/>
-          <w:color w:val="0F172A"/>
-          <w:sz w:val="19"/>
-          <w:szCs w:val="19"/>
-          <w:shd w:fill="F1F5F9"/>
-        </w:rPr>
-        <w:t xml:space="preserve">iam.allowedPolicyMemberDomains</w:t>
-      </w:r>
-      <w:r>
-        <w:rPr>
-          <w:rFonts w:ascii="Arial" w:cs="Arial" w:eastAsia="Arial" w:hAnsi="Arial"/>
-          <w:color w:val="1E293B"/>
-          <w:sz w:val="21"/>
-          <w:szCs w:val="21"/>
-        </w:rPr>
-        <w:t xml:space="preserve"> permits workforce pool principals (</w:t>
-      </w:r>
-      <w:r>
-        <w:rPr>
-          <w:rFonts w:ascii="Consolas" w:cs="Consolas" w:eastAsia="Consolas" w:hAnsi="Consolas"/>
-          <w:color w:val="0F172A"/>
-          <w:sz w:val="19"/>
-          <w:szCs w:val="19"/>
-          <w:shd w:fill="F1F5F9"/>
-        </w:rPr>
-        <w:t xml:space="preserve">is:principalSet://iam.googleapis.com/organizations/&lt;org-id&gt;</w:t>
-      </w:r>
-      <w:r>
-        <w:rPr>
-          <w:rFonts w:ascii="Arial" w:cs="Arial" w:eastAsia="Arial" w:hAnsi="Arial"/>
-          <w:color w:val="1E293B"/>
-          <w:sz w:val="21"/>
-          <w:szCs w:val="21"/>
-        </w:rPr>
-        <w:t xml:space="preserve">).</w:t>
-      </w:r>
-    </w:p>
-    <w:p>
-      <w:pPr>
-        <w:pStyle w:val="ListParagraph"/>
-        <w:numPr>
-          <w:ilvl w:val="0"/>
-          <w:numId w:val="1"/>
-        </w:numPr>
-        <w:spacing w:after="60" w:line="260"/>
-      </w:pPr>
-      <w:r>
-        <w:rPr>
-          <w:rFonts w:ascii="Arial" w:cs="Arial" w:eastAsia="Arial" w:hAnsi="Arial"/>
-          <w:b/>
-          <w:bCs/>
-          <w:color w:val="0F172A"/>
-          <w:sz w:val="21"/>
-          <w:szCs w:val="21"/>
-        </w:rPr>
-        <w:t xml:space="preserve">Live GCP Verification</w:t>
-      </w:r>
-      <w:r>
-        <w:rPr>
-          <w:rFonts w:ascii="Arial" w:cs="Arial" w:eastAsia="Arial" w:hAnsi="Arial"/>
-          <w:color w:val="1E293B"/>
-          <w:sz w:val="21"/>
-          <w:szCs w:val="21"/>
-        </w:rPr>
-        <w:t xml:space="preserve">: The Verify Live in GCP button tests workforce pools and OIDC providers directly in Google Cloud.</w:t>
-      </w:r>
-    </w:p>
-    <w:p>
-      <w:pPr>
-        <w:pStyle w:val="Heading2"/>
-        <w:spacing w:after="120" w:before="280"/>
-      </w:pPr>
-      <w:r>
-        <w:t xml:space="preserve">9.3 Permissions &amp; Least-Privilege Auditor</w:t>
-      </w:r>
-    </w:p>
-    <w:p>
-      <w:pPr>
-        <w:pStyle w:val="ListParagraph"/>
-        <w:numPr>
-          <w:ilvl w:val="0"/>
-          <w:numId w:val="1"/>
-        </w:numPr>
-        <w:spacing w:after="60" w:line="260"/>
-      </w:pPr>
-      <w:r>
-        <w:rPr>
-          <w:rFonts w:ascii="Arial" w:cs="Arial" w:eastAsia="Arial" w:hAnsi="Arial"/>
-          <w:color w:val="1E293B"/>
-          <w:sz w:val="21"/>
-          <w:szCs w:val="21"/>
-        </w:rPr>
-        <w:t xml:space="preserve">Evaluates Discovery Engine read/write scopes, NotebookLM source access, and Gmail API dispatch scopes.</w:t>
-      </w:r>
-    </w:p>
-    <w:p>
-      <w:pPr>
-        <w:pStyle w:val="ListParagraph"/>
-        <w:numPr>
-          <w:ilvl w:val="0"/>
-          <w:numId w:val="1"/>
-        </w:numPr>
-        <w:spacing w:after="60" w:line="260"/>
-      </w:pPr>
-      <w:r>
-        <w:rPr>
-          <w:rFonts w:ascii="Arial" w:cs="Arial" w:eastAsia="Arial" w:hAnsi="Arial"/>
-          <w:color w:val="1E293B"/>
-          <w:sz w:val="21"/>
-          <w:szCs w:val="21"/>
-        </w:rPr>
-        <w:t xml:space="preserve">Flags over-provisioned permissions or destructive deletion privileges.</w:t>
-      </w:r>
-    </w:p>
-    <w:p>
-      <w:pPr>
-        <w:pStyle w:val="ListParagraph"/>
-        <w:numPr>
-          <w:ilvl w:val="0"/>
-          <w:numId w:val="1"/>
-        </w:numPr>
-        <w:spacing w:after="60" w:line="260"/>
-      </w:pPr>
-      <w:r>
-        <w:rPr>
-          <w:rFonts w:ascii="Arial" w:cs="Arial" w:eastAsia="Arial" w:hAnsi="Arial"/>
-          <w:color w:val="1E293B"/>
-          <w:sz w:val="21"/>
-          <w:szCs w:val="21"/>
-        </w:rPr>
-        <w:t xml:space="preserve">Runs automated organization policy compliance audits on the target project.</w:t>
-      </w:r>
-    </w:p>
-    <w:p>
-      <w:pPr>
-        <w:pStyle w:val="ListParagraph"/>
-        <w:numPr>
-          <w:ilvl w:val="0"/>
-          <w:numId w:val="1"/>
-        </w:numPr>
-        <w:spacing w:after="60" w:line="260"/>
-      </w:pPr>
-      <w:r>
-        <w:rPr>
-          <w:rFonts w:ascii="Arial" w:cs="Arial" w:eastAsia="Arial" w:hAnsi="Arial"/>
-          <w:color w:val="1E293B"/>
-          <w:sz w:val="21"/>
-          <w:szCs w:val="21"/>
-        </w:rPr>
-        <w:t xml:space="preserve">Offers 1-click IAM policy bindings auto-fixes for missing roles.</w:t>
+        <w:t xml:space="preserve">Figure 2.7: Multi-Part Handover Thread with Partitioned Attachments in Gmail</w:t>
       </w:r>
     </w:p>
     <w:p>
@@ -3950,7 +3685,977 @@
           <w:sz w:val="18"/>
           <w:szCs w:val="18"/>
         </w:rPr>
-        <w:t xml:space="preserve">Figure 2.10: Auth &amp; Identity Provider Configuration Wizard with Org Policy Pre-Flight</w:t>
+        <w:t xml:space="preserve">Figure 2.8: User Handover &amp; Email Delivery Console Tab</w:t>
+      </w:r>
+    </w:p>
+    <w:p>
+      <w:pPr>
+        <w:pStyle w:val="Heading1"/>
+        <w:spacing w:after="140" w:before="360"/>
+      </w:pPr>
+      <w:r>
+        <w:t xml:space="preserve">9. Auth &amp; Identity Provider Configuration Wizard (Step 1: DWD &amp; WiF)</w:t>
+      </w:r>
+    </w:p>
+    <w:p>
+      <w:pPr>
+        <w:spacing w:after="120" w:line="276"/>
+      </w:pPr>
+      <w:r>
+        <w:rPr>
+          <w:rFonts w:ascii="Arial" w:cs="Arial" w:eastAsia="Arial" w:hAnsi="Arial"/>
+          <w:color w:val="1E293B"/>
+          <w:sz w:val="21"/>
+          <w:szCs w:val="21"/>
+        </w:rPr>
+        <w:t xml:space="preserve">The </w:t>
+      </w:r>
+      <w:r>
+        <w:rPr>
+          <w:rFonts w:ascii="Arial" w:cs="Arial" w:eastAsia="Arial" w:hAnsi="Arial"/>
+          <w:b/>
+          <w:bCs/>
+          <w:color w:val="0F172A"/>
+          <w:sz w:val="21"/>
+          <w:szCs w:val="21"/>
+        </w:rPr>
+        <w:t xml:space="preserve">Auth &amp; WiF Wizard</w:t>
+      </w:r>
+      <w:r>
+        <w:rPr>
+          <w:rFonts w:ascii="Arial" w:cs="Arial" w:eastAsia="Arial" w:hAnsi="Arial"/>
+          <w:color w:val="1E293B"/>
+          <w:sz w:val="21"/>
+          <w:szCs w:val="21"/>
+        </w:rPr>
+        <w:t xml:space="preserve"> (</w:t>
+      </w:r>
+      <w:r>
+        <w:rPr>
+          <w:rFonts w:ascii="Consolas" w:cs="Consolas" w:eastAsia="Consolas" w:hAnsi="Consolas"/>
+          <w:color w:val="0F172A"/>
+          <w:sz w:val="19"/>
+          <w:szCs w:val="19"/>
+          <w:shd w:fill="F1F5F9"/>
+        </w:rPr>
+        <w:t xml:space="preserve">#wizard</w:t>
+      </w:r>
+      <w:r>
+        <w:rPr>
+          <w:rFonts w:ascii="Arial" w:cs="Arial" w:eastAsia="Arial" w:hAnsi="Arial"/>
+          <w:color w:val="1E293B"/>
+          <w:sz w:val="21"/>
+          <w:szCs w:val="21"/>
+        </w:rPr>
+        <w:t xml:space="preserve">) provides an interactive, guided interface to configure and test authentication protocols across Google Workspace and external Identity Providers (Microsoft Entra ID, Okta, Ping).</w:t>
+      </w:r>
+    </w:p>
+    <w:p>
+      <w:pPr>
+        <w:pStyle w:val="Heading2"/>
+        <w:spacing w:after="120" w:before="280"/>
+      </w:pPr>
+      <w:r>
+        <w:t xml:space="preserve">9.1 Domain-Wide Delegation (DWD) &amp; Cross-Project IAM Generator</w:t>
+      </w:r>
+    </w:p>
+    <w:p>
+      <w:pPr>
+        <w:pStyle w:val="ListParagraph"/>
+        <w:numPr>
+          <w:ilvl w:val="0"/>
+          <w:numId w:val="1"/>
+        </w:numPr>
+        <w:spacing w:after="60" w:line="260"/>
+      </w:pPr>
+      <w:r>
+        <w:rPr>
+          <w:rFonts w:ascii="Arial" w:cs="Arial" w:eastAsia="Arial" w:hAnsi="Arial"/>
+          <w:b/>
+          <w:bCs/>
+          <w:color w:val="0F172A"/>
+          <w:sz w:val="21"/>
+          <w:szCs w:val="21"/>
+        </w:rPr>
+        <w:t xml:space="preserve">Dual Project Topology Input</w:t>
+      </w:r>
+      <w:r>
+        <w:rPr>
+          <w:rFonts w:ascii="Arial" w:cs="Arial" w:eastAsia="Arial" w:hAnsi="Arial"/>
+          <w:color w:val="1E293B"/>
+          <w:sz w:val="21"/>
+          <w:szCs w:val="21"/>
+        </w:rPr>
+        <w:t xml:space="preserve">: Accepts both </w:t>
+      </w:r>
+      <w:r>
+        <w:rPr>
+          <w:rFonts w:ascii="Arial" w:cs="Arial" w:eastAsia="Arial" w:hAnsi="Arial"/>
+          <w:b/>
+          <w:bCs/>
+          <w:color w:val="0F172A"/>
+          <w:sz w:val="21"/>
+          <w:szCs w:val="21"/>
+        </w:rPr>
+        <w:t xml:space="preserve">Source GCP Project ID</w:t>
+      </w:r>
+      <w:r>
+        <w:rPr>
+          <w:rFonts w:ascii="Arial" w:cs="Arial" w:eastAsia="Arial" w:hAnsi="Arial"/>
+          <w:color w:val="1E293B"/>
+          <w:sz w:val="21"/>
+          <w:szCs w:val="21"/>
+        </w:rPr>
+        <w:t xml:space="preserve"> and </w:t>
+      </w:r>
+      <w:r>
+        <w:rPr>
+          <w:rFonts w:ascii="Arial" w:cs="Arial" w:eastAsia="Arial" w:hAnsi="Arial"/>
+          <w:b/>
+          <w:bCs/>
+          <w:color w:val="0F172A"/>
+          <w:sz w:val="21"/>
+          <w:szCs w:val="21"/>
+        </w:rPr>
+        <w:t xml:space="preserve">Target GCP Project ID</w:t>
+      </w:r>
+      <w:r>
+        <w:rPr>
+          <w:rFonts w:ascii="Arial" w:cs="Arial" w:eastAsia="Arial" w:hAnsi="Arial"/>
+          <w:color w:val="1E293B"/>
+          <w:sz w:val="21"/>
+          <w:szCs w:val="21"/>
+        </w:rPr>
+        <w:t xml:space="preserve"> (</w:t>
+      </w:r>
+      <w:r>
+        <w:rPr>
+          <w:rFonts w:ascii="Consolas" w:cs="Consolas" w:eastAsia="Consolas" w:hAnsi="Consolas"/>
+          <w:color w:val="0F172A"/>
+          <w:sz w:val="19"/>
+          <w:szCs w:val="19"/>
+          <w:shd w:fill="F1F5F9"/>
+        </w:rPr>
+        <w:t xml:space="preserve">wizDwdSrcProject</w:t>
+      </w:r>
+      <w:r>
+        <w:rPr>
+          <w:rFonts w:ascii="Arial" w:cs="Arial" w:eastAsia="Arial" w:hAnsi="Arial"/>
+          <w:color w:val="1E293B"/>
+          <w:sz w:val="21"/>
+          <w:szCs w:val="21"/>
+        </w:rPr>
+        <w:t xml:space="preserve"> and </w:t>
+      </w:r>
+      <w:r>
+        <w:rPr>
+          <w:rFonts w:ascii="Consolas" w:cs="Consolas" w:eastAsia="Consolas" w:hAnsi="Consolas"/>
+          <w:color w:val="0F172A"/>
+          <w:sz w:val="19"/>
+          <w:szCs w:val="19"/>
+          <w:shd w:fill="F1F5F9"/>
+        </w:rPr>
+        <w:t xml:space="preserve">wizDwdProject</w:t>
+      </w:r>
+      <w:r>
+        <w:rPr>
+          <w:rFonts w:ascii="Arial" w:cs="Arial" w:eastAsia="Arial" w:hAnsi="Arial"/>
+          <w:color w:val="1E293B"/>
+          <w:sz w:val="21"/>
+          <w:szCs w:val="21"/>
+        </w:rPr>
+        <w:t xml:space="preserve">), automatically synchronizing with Step 2 and Step 3.</w:t>
+      </w:r>
+    </w:p>
+    <w:p>
+      <w:pPr>
+        <w:pStyle w:val="ListParagraph"/>
+        <w:numPr>
+          <w:ilvl w:val="0"/>
+          <w:numId w:val="1"/>
+        </w:numPr>
+        <w:spacing w:after="60" w:line="260"/>
+      </w:pPr>
+      <w:r>
+        <w:rPr>
+          <w:rFonts w:ascii="Arial" w:cs="Arial" w:eastAsia="Arial" w:hAnsi="Arial"/>
+          <w:b/>
+          <w:bCs/>
+          <w:color w:val="0F172A"/>
+          <w:sz w:val="21"/>
+          <w:szCs w:val="21"/>
+        </w:rPr>
+        <w:t xml:space="preserve">Cross-Project IAM Command Generator</w:t>
+      </w:r>
+      <w:r>
+        <w:rPr>
+          <w:rFonts w:ascii="Arial" w:cs="Arial" w:eastAsia="Arial" w:hAnsi="Arial"/>
+          <w:color w:val="1E293B"/>
+          <w:sz w:val="21"/>
+          <w:szCs w:val="21"/>
+        </w:rPr>
+        <w:t xml:space="preserve">: Generates copy-paste ready </w:t>
+      </w:r>
+      <w:r>
+        <w:rPr>
+          <w:rFonts w:ascii="Consolas" w:cs="Consolas" w:eastAsia="Consolas" w:hAnsi="Consolas"/>
+          <w:color w:val="0F172A"/>
+          <w:sz w:val="19"/>
+          <w:szCs w:val="19"/>
+          <w:shd w:fill="F1F5F9"/>
+        </w:rPr>
+        <w:t xml:space="preserve">gcloud</w:t>
+      </w:r>
+      <w:r>
+        <w:rPr>
+          <w:rFonts w:ascii="Arial" w:cs="Arial" w:eastAsia="Arial" w:hAnsi="Arial"/>
+          <w:color w:val="1E293B"/>
+          <w:sz w:val="21"/>
+          <w:szCs w:val="21"/>
+        </w:rPr>
+        <w:t xml:space="preserve"> CLI commands granting </w:t>
+      </w:r>
+      <w:r>
+        <w:rPr>
+          <w:rFonts w:ascii="Consolas" w:cs="Consolas" w:eastAsia="Consolas" w:hAnsi="Consolas"/>
+          <w:color w:val="0F172A"/>
+          <w:sz w:val="19"/>
+          <w:szCs w:val="19"/>
+          <w:shd w:fill="F1F5F9"/>
+        </w:rPr>
+        <w:t xml:space="preserve">roles/discoveryengine.admin</w:t>
+      </w:r>
+      <w:r>
+        <w:rPr>
+          <w:rFonts w:ascii="Arial" w:cs="Arial" w:eastAsia="Arial" w:hAnsi="Arial"/>
+          <w:color w:val="1E293B"/>
+          <w:sz w:val="21"/>
+          <w:szCs w:val="21"/>
+        </w:rPr>
+        <w:t xml:space="preserve"> and </w:t>
+      </w:r>
+      <w:r>
+        <w:rPr>
+          <w:rFonts w:ascii="Consolas" w:cs="Consolas" w:eastAsia="Consolas" w:hAnsi="Consolas"/>
+          <w:color w:val="0F172A"/>
+          <w:sz w:val="19"/>
+          <w:szCs w:val="19"/>
+          <w:shd w:fill="F1F5F9"/>
+        </w:rPr>
+        <w:t xml:space="preserve">roles/serviceusage.serviceUsageConsumer</w:t>
+      </w:r>
+      <w:r>
+        <w:rPr>
+          <w:rFonts w:ascii="Arial" w:cs="Arial" w:eastAsia="Arial" w:hAnsi="Arial"/>
+          <w:color w:val="1E293B"/>
+          <w:sz w:val="21"/>
+          <w:szCs w:val="21"/>
+        </w:rPr>
+        <w:t xml:space="preserve"> across </w:t>
+      </w:r>
+      <w:r>
+        <w:rPr>
+          <w:rFonts w:ascii="Arial" w:cs="Arial" w:eastAsia="Arial" w:hAnsi="Arial"/>
+          <w:b/>
+          <w:bCs/>
+          <w:color w:val="0F172A"/>
+          <w:sz w:val="21"/>
+          <w:szCs w:val="21"/>
+        </w:rPr>
+        <w:t xml:space="preserve">both</w:t>
+      </w:r>
+      <w:r>
+        <w:rPr>
+          <w:rFonts w:ascii="Arial" w:cs="Arial" w:eastAsia="Arial" w:hAnsi="Arial"/>
+          <w:color w:val="1E293B"/>
+          <w:sz w:val="21"/>
+          <w:szCs w:val="21"/>
+        </w:rPr>
+        <w:t xml:space="preserve"> Source and Target environments, along with an Architecture Explainer clarifying user impersonation vs administrative pipeline permissions.</w:t>
+      </w:r>
+    </w:p>
+    <w:p>
+      <w:pPr>
+        <w:pStyle w:val="ListParagraph"/>
+        <w:numPr>
+          <w:ilvl w:val="0"/>
+          <w:numId w:val="1"/>
+        </w:numPr>
+        <w:spacing w:after="60" w:line="260"/>
+      </w:pPr>
+      <w:r>
+        <w:rPr>
+          <w:rFonts w:ascii="Arial" w:cs="Arial" w:eastAsia="Arial" w:hAnsi="Arial"/>
+          <w:b/>
+          <w:bCs/>
+          <w:color w:val="0F172A"/>
+          <w:sz w:val="21"/>
+          <w:szCs w:val="21"/>
+        </w:rPr>
+        <w:t xml:space="preserve">Check Org Policies</w:t>
+      </w:r>
+      <w:r>
+        <w:rPr>
+          <w:rFonts w:ascii="Arial" w:cs="Arial" w:eastAsia="Arial" w:hAnsi="Arial"/>
+          <w:color w:val="1E293B"/>
+          <w:sz w:val="21"/>
+          <w:szCs w:val="21"/>
+        </w:rPr>
+        <w:t xml:space="preserve">: Performs live inspection of target project organization policies (</w:t>
+      </w:r>
+      <w:r>
+        <w:rPr>
+          <w:rFonts w:ascii="Consolas" w:cs="Consolas" w:eastAsia="Consolas" w:hAnsi="Consolas"/>
+          <w:color w:val="0F172A"/>
+          <w:sz w:val="19"/>
+          <w:szCs w:val="19"/>
+          <w:shd w:fill="F1F5F9"/>
+        </w:rPr>
+        <w:t xml:space="preserve">iam.disableServiceAccountKeyCreation</w:t>
+      </w:r>
+      <w:r>
+        <w:rPr>
+          <w:rFonts w:ascii="Arial" w:cs="Arial" w:eastAsia="Arial" w:hAnsi="Arial"/>
+          <w:color w:val="1E293B"/>
+          <w:sz w:val="21"/>
+          <w:szCs w:val="21"/>
+        </w:rPr>
+        <w:t xml:space="preserve">, </w:t>
+      </w:r>
+      <w:r>
+        <w:rPr>
+          <w:rFonts w:ascii="Consolas" w:cs="Consolas" w:eastAsia="Consolas" w:hAnsi="Consolas"/>
+          <w:color w:val="0F172A"/>
+          <w:sz w:val="19"/>
+          <w:szCs w:val="19"/>
+          <w:shd w:fill="F1F5F9"/>
+        </w:rPr>
+        <w:t xml:space="preserve">iam.disableCrossProjectServiceAccountUsage</w:t>
+      </w:r>
+      <w:r>
+        <w:rPr>
+          <w:rFonts w:ascii="Arial" w:cs="Arial" w:eastAsia="Arial" w:hAnsi="Arial"/>
+          <w:color w:val="1E293B"/>
+          <w:sz w:val="21"/>
+          <w:szCs w:val="21"/>
+        </w:rPr>
+        <w:t xml:space="preserve">, and </w:t>
+      </w:r>
+      <w:r>
+        <w:rPr>
+          <w:rFonts w:ascii="Consolas" w:cs="Consolas" w:eastAsia="Consolas" w:hAnsi="Consolas"/>
+          <w:color w:val="0F172A"/>
+          <w:sz w:val="19"/>
+          <w:szCs w:val="19"/>
+          <w:shd w:fill="F1F5F9"/>
+        </w:rPr>
+        <w:t xml:space="preserve">iam.allowedPolicyMemberDomains</w:t>
+      </w:r>
+      <w:r>
+        <w:rPr>
+          <w:rFonts w:ascii="Arial" w:cs="Arial" w:eastAsia="Arial" w:hAnsi="Arial"/>
+          <w:color w:val="1E293B"/>
+          <w:sz w:val="21"/>
+          <w:szCs w:val="21"/>
+        </w:rPr>
+        <w:t xml:space="preserve">).</w:t>
+      </w:r>
+    </w:p>
+    <w:p>
+      <w:pPr>
+        <w:pStyle w:val="ListParagraph"/>
+        <w:numPr>
+          <w:ilvl w:val="0"/>
+          <w:numId w:val="1"/>
+        </w:numPr>
+        <w:spacing w:after="60" w:line="260"/>
+      </w:pPr>
+      <w:r>
+        <w:rPr>
+          <w:rFonts w:ascii="Arial" w:cs="Arial" w:eastAsia="Arial" w:hAnsi="Arial"/>
+          <w:b/>
+          <w:bCs/>
+          <w:color w:val="0F172A"/>
+          <w:sz w:val="21"/>
+          <w:szCs w:val="21"/>
+        </w:rPr>
+        <w:t xml:space="preserve">Conflict Detection</w:t>
+      </w:r>
+      <w:r>
+        <w:rPr>
+          <w:rFonts w:ascii="Arial" w:cs="Arial" w:eastAsia="Arial" w:hAnsi="Arial"/>
+          <w:color w:val="1E293B"/>
+          <w:sz w:val="21"/>
+          <w:szCs w:val="21"/>
+        </w:rPr>
+        <w:t xml:space="preserve">: If </w:t>
+      </w:r>
+      <w:r>
+        <w:rPr>
+          <w:rFonts w:ascii="Consolas" w:cs="Consolas" w:eastAsia="Consolas" w:hAnsi="Consolas"/>
+          <w:color w:val="0F172A"/>
+          <w:sz w:val="19"/>
+          <w:szCs w:val="19"/>
+          <w:shd w:fill="F1F5F9"/>
+        </w:rPr>
+        <w:t xml:space="preserve">iam.disableServiceAccountKeyCreation</w:t>
+      </w:r>
+      <w:r>
+        <w:rPr>
+          <w:rFonts w:ascii="Arial" w:cs="Arial" w:eastAsia="Arial" w:hAnsi="Arial"/>
+          <w:color w:val="1E293B"/>
+          <w:sz w:val="21"/>
+          <w:szCs w:val="21"/>
+        </w:rPr>
+        <w:t xml:space="preserve"> is active, an alert banner warns the operator before executing CLI commands that creating </w:t>
+      </w:r>
+      <w:r>
+        <w:rPr>
+          <w:rFonts w:ascii="Consolas" w:cs="Consolas" w:eastAsia="Consolas" w:hAnsi="Consolas"/>
+          <w:color w:val="0F172A"/>
+          <w:sz w:val="19"/>
+          <w:szCs w:val="19"/>
+          <w:shd w:fill="F1F5F9"/>
+        </w:rPr>
+        <w:t xml:space="preserve">sa-dwd-key.json</w:t>
+      </w:r>
+      <w:r>
+        <w:rPr>
+          <w:rFonts w:ascii="Arial" w:cs="Arial" w:eastAsia="Arial" w:hAnsi="Arial"/>
+          <w:color w:val="1E293B"/>
+          <w:sz w:val="21"/>
+          <w:szCs w:val="21"/>
+        </w:rPr>
+        <w:t xml:space="preserve"> will fail.</w:t>
+      </w:r>
+    </w:p>
+    <w:p>
+      <w:pPr>
+        <w:pStyle w:val="ListParagraph"/>
+        <w:numPr>
+          <w:ilvl w:val="0"/>
+          <w:numId w:val="1"/>
+        </w:numPr>
+        <w:spacing w:after="60" w:line="260"/>
+      </w:pPr>
+      <w:r>
+        <w:rPr>
+          <w:rFonts w:ascii="Arial" w:cs="Arial" w:eastAsia="Arial" w:hAnsi="Arial"/>
+          <w:b/>
+          <w:bCs/>
+          <w:color w:val="0F172A"/>
+          <w:sz w:val="21"/>
+          <w:szCs w:val="21"/>
+        </w:rPr>
+        <w:t xml:space="preserve">1-Click Project Override</w:t>
+      </w:r>
+      <w:r>
+        <w:rPr>
+          <w:rFonts w:ascii="Arial" w:cs="Arial" w:eastAsia="Arial" w:hAnsi="Arial"/>
+          <w:color w:val="1E293B"/>
+          <w:sz w:val="21"/>
+          <w:szCs w:val="21"/>
+        </w:rPr>
+        <w:t xml:space="preserve">: Operators holding </w:t>
+      </w:r>
+      <w:r>
+        <w:rPr>
+          <w:rFonts w:ascii="Consolas" w:cs="Consolas" w:eastAsia="Consolas" w:hAnsi="Consolas"/>
+          <w:color w:val="0F172A"/>
+          <w:sz w:val="19"/>
+          <w:szCs w:val="19"/>
+          <w:shd w:fill="F1F5F9"/>
+        </w:rPr>
+        <w:t xml:space="preserve">roles/orgpolicy.policyAdmin</w:t>
+      </w:r>
+      <w:r>
+        <w:rPr>
+          <w:rFonts w:ascii="Arial" w:cs="Arial" w:eastAsia="Arial" w:hAnsi="Arial"/>
+          <w:color w:val="1E293B"/>
+          <w:sz w:val="21"/>
+          <w:szCs w:val="21"/>
+        </w:rPr>
+        <w:t xml:space="preserve"> can click the 1-Click Project Override button to automatically apply a project-scoped exemption (</w:t>
+      </w:r>
+      <w:r>
+        <w:rPr>
+          <w:rFonts w:ascii="Consolas" w:cs="Consolas" w:eastAsia="Consolas" w:hAnsi="Consolas"/>
+          <w:color w:val="0F172A"/>
+          <w:sz w:val="19"/>
+          <w:szCs w:val="19"/>
+          <w:shd w:fill="F1F5F9"/>
+        </w:rPr>
+        <w:t xml:space="preserve">enforce: false</w:t>
+      </w:r>
+      <w:r>
+        <w:rPr>
+          <w:rFonts w:ascii="Arial" w:cs="Arial" w:eastAsia="Arial" w:hAnsi="Arial"/>
+          <w:color w:val="1E293B"/>
+          <w:sz w:val="21"/>
+          <w:szCs w:val="21"/>
+        </w:rPr>
+        <w:t xml:space="preserve">) without modifying parent organizational policies.</w:t>
+      </w:r>
+    </w:p>
+    <w:p>
+      <w:pPr>
+        <w:pStyle w:val="ListParagraph"/>
+        <w:numPr>
+          <w:ilvl w:val="0"/>
+          <w:numId w:val="1"/>
+        </w:numPr>
+        <w:spacing w:after="60" w:line="260"/>
+      </w:pPr>
+      <w:r>
+        <w:rPr>
+          <w:rFonts w:ascii="Arial" w:cs="Arial" w:eastAsia="Arial" w:hAnsi="Arial"/>
+          <w:b/>
+          <w:bCs/>
+          <w:color w:val="0F172A"/>
+          <w:sz w:val="21"/>
+          <w:szCs w:val="21"/>
+        </w:rPr>
+        <w:t xml:space="preserve">Live DWD Impersonation Test</w:t>
+      </w:r>
+      <w:r>
+        <w:rPr>
+          <w:rFonts w:ascii="Arial" w:cs="Arial" w:eastAsia="Arial" w:hAnsi="Arial"/>
+          <w:color w:val="1E293B"/>
+          <w:sz w:val="21"/>
+          <w:szCs w:val="21"/>
+        </w:rPr>
+        <w:t xml:space="preserve">: Validates that minted user-scoped OAuth2 tokens function against Discovery Engine APIs.</w:t>
+      </w:r>
+    </w:p>
+    <w:p>
+      <w:pPr>
+        <w:pStyle w:val="Heading2"/>
+        <w:spacing w:after="120" w:before="280"/>
+      </w:pPr>
+      <w:r>
+        <w:t xml:space="preserve">9.2 Workforce Identity Federation (WiF) — Keyless Enterprise Path</w:t>
+      </w:r>
+    </w:p>
+    <w:p>
+      <w:pPr>
+        <w:pStyle w:val="ListParagraph"/>
+        <w:numPr>
+          <w:ilvl w:val="0"/>
+          <w:numId w:val="1"/>
+        </w:numPr>
+        <w:spacing w:after="60" w:line="260"/>
+      </w:pPr>
+      <w:r>
+        <w:rPr>
+          <w:rFonts w:ascii="Arial" w:cs="Arial" w:eastAsia="Arial" w:hAnsi="Arial"/>
+          <w:b/>
+          <w:bCs/>
+          <w:color w:val="0F172A"/>
+          <w:sz w:val="21"/>
+          <w:szCs w:val="21"/>
+        </w:rPr>
+        <w:t xml:space="preserve">Keyless Architecture</w:t>
+      </w:r>
+      <w:r>
+        <w:rPr>
+          <w:rFonts w:ascii="Arial" w:cs="Arial" w:eastAsia="Arial" w:hAnsi="Arial"/>
+          <w:color w:val="1E293B"/>
+          <w:sz w:val="21"/>
+          <w:szCs w:val="21"/>
+        </w:rPr>
+        <w:t xml:space="preserve">: WiF exchanges external OIDC/SAML tokens with Google Cloud Security Token Service (</w:t>
+      </w:r>
+      <w:r>
+        <w:rPr>
+          <w:rFonts w:ascii="Consolas" w:cs="Consolas" w:eastAsia="Consolas" w:hAnsi="Consolas"/>
+          <w:color w:val="0F172A"/>
+          <w:sz w:val="19"/>
+          <w:szCs w:val="19"/>
+          <w:shd w:fill="F1F5F9"/>
+        </w:rPr>
+        <w:t xml:space="preserve">sts.googleapis.com</w:t>
+      </w:r>
+      <w:r>
+        <w:rPr>
+          <w:rFonts w:ascii="Arial" w:cs="Arial" w:eastAsia="Arial" w:hAnsi="Arial"/>
+          <w:color w:val="1E293B"/>
+          <w:sz w:val="21"/>
+          <w:szCs w:val="21"/>
+        </w:rPr>
+        <w:t xml:space="preserve">) to mint short-lived tokens and is </w:t>
+      </w:r>
+      <w:r>
+        <w:rPr>
+          <w:rFonts w:ascii="Arial" w:cs="Arial" w:eastAsia="Arial" w:hAnsi="Arial"/>
+          <w:b/>
+          <w:bCs/>
+          <w:color w:val="0F172A"/>
+          <w:sz w:val="21"/>
+          <w:szCs w:val="21"/>
+        </w:rPr>
+        <w:t xml:space="preserve">100% exempt from `iam.disableServiceAccountKeyCreation`</w:t>
+      </w:r>
+      <w:r>
+        <w:rPr>
+          <w:rFonts w:ascii="Arial" w:cs="Arial" w:eastAsia="Arial" w:hAnsi="Arial"/>
+          <w:color w:val="1E293B"/>
+          <w:sz w:val="21"/>
+          <w:szCs w:val="21"/>
+        </w:rPr>
+        <w:t xml:space="preserve"> and key upload policies.</w:t>
+      </w:r>
+    </w:p>
+    <w:p>
+      <w:pPr>
+        <w:pStyle w:val="ListParagraph"/>
+        <w:numPr>
+          <w:ilvl w:val="0"/>
+          <w:numId w:val="1"/>
+        </w:numPr>
+        <w:spacing w:after="60" w:line="260"/>
+      </w:pPr>
+      <w:r>
+        <w:rPr>
+          <w:rFonts w:ascii="Arial" w:cs="Arial" w:eastAsia="Arial" w:hAnsi="Arial"/>
+          <w:b/>
+          <w:bCs/>
+          <w:color w:val="0F172A"/>
+          <w:sz w:val="21"/>
+          <w:szCs w:val="21"/>
+        </w:rPr>
+        <w:t xml:space="preserve">Truthful Live SA Impersonation Verification (`generateAccessToken`)</w:t>
+      </w:r>
+      <w:r>
+        <w:rPr>
+          <w:rFonts w:ascii="Arial" w:cs="Arial" w:eastAsia="Arial" w:hAnsi="Arial"/>
+          <w:color w:val="1E293B"/>
+          <w:sz w:val="21"/>
+          <w:szCs w:val="21"/>
+        </w:rPr>
+        <w:t xml:space="preserve">: When testing WiF impersonation (</w:t>
+      </w:r>
+      <w:r>
+        <w:rPr>
+          <w:rFonts w:ascii="Consolas" w:cs="Consolas" w:eastAsia="Consolas" w:hAnsi="Consolas"/>
+          <w:color w:val="0F172A"/>
+          <w:sz w:val="19"/>
+          <w:szCs w:val="19"/>
+          <w:shd w:fill="F1F5F9"/>
+        </w:rPr>
+        <w:t xml:space="preserve">/api/wizard/test-wif</w:t>
+      </w:r>
+      <w:r>
+        <w:rPr>
+          <w:rFonts w:ascii="Arial" w:cs="Arial" w:eastAsia="Arial" w:hAnsi="Arial"/>
+          <w:color w:val="1E293B"/>
+          <w:sz w:val="21"/>
+          <w:szCs w:val="21"/>
+        </w:rPr>
+        <w:t xml:space="preserve">), the console performs a live token exchange against the </w:t>
+      </w:r>
+      <w:r>
+        <w:rPr>
+          <w:rFonts w:ascii="Arial" w:cs="Arial" w:eastAsia="Arial" w:hAnsi="Arial"/>
+          <w:b/>
+          <w:bCs/>
+          <w:color w:val="0F172A"/>
+          <w:sz w:val="21"/>
+          <w:szCs w:val="21"/>
+        </w:rPr>
+        <w:t xml:space="preserve">Google Cloud IAM Credentials API</w:t>
+      </w:r>
+      <w:r>
+        <w:rPr>
+          <w:rFonts w:ascii="Arial" w:cs="Arial" w:eastAsia="Arial" w:hAnsi="Arial"/>
+          <w:color w:val="1E293B"/>
+          <w:sz w:val="21"/>
+          <w:szCs w:val="21"/>
+        </w:rPr>
+        <w:t xml:space="preserve"> (</w:t>
+      </w:r>
+      <w:r>
+        <w:rPr>
+          <w:rFonts w:ascii="Consolas" w:cs="Consolas" w:eastAsia="Consolas" w:hAnsi="Consolas"/>
+          <w:color w:val="0F172A"/>
+          <w:sz w:val="19"/>
+          <w:szCs w:val="19"/>
+          <w:shd w:fill="F1F5F9"/>
+        </w:rPr>
+        <w:t xml:space="preserve">serviceAccounts.generateAccessToken</w:t>
+      </w:r>
+      <w:r>
+        <w:rPr>
+          <w:rFonts w:ascii="Arial" w:cs="Arial" w:eastAsia="Arial" w:hAnsi="Arial"/>
+          <w:color w:val="1E293B"/>
+          <w:sz w:val="21"/>
+          <w:szCs w:val="21"/>
+        </w:rPr>
+        <w:t xml:space="preserve">). If the caller or workforce pool lacks </w:t>
+      </w:r>
+      <w:r>
+        <w:rPr>
+          <w:rFonts w:ascii="Consolas" w:cs="Consolas" w:eastAsia="Consolas" w:hAnsi="Consolas"/>
+          <w:color w:val="0F172A"/>
+          <w:sz w:val="19"/>
+          <w:szCs w:val="19"/>
+          <w:shd w:fill="F1F5F9"/>
+        </w:rPr>
+        <w:t xml:space="preserve">roles/iam.serviceAccountTokenCreator</w:t>
+      </w:r>
+      <w:r>
+        <w:rPr>
+          <w:rFonts w:ascii="Arial" w:cs="Arial" w:eastAsia="Arial" w:hAnsi="Arial"/>
+          <w:color w:val="1E293B"/>
+          <w:sz w:val="21"/>
+          <w:szCs w:val="21"/>
+        </w:rPr>
+        <w:t xml:space="preserve"> on the target service account, the test fails truthfully with actionable error context rather than simulating success.</w:t>
+      </w:r>
+    </w:p>
+    <w:p>
+      <w:pPr>
+        <w:pStyle w:val="ListParagraph"/>
+        <w:numPr>
+          <w:ilvl w:val="0"/>
+          <w:numId w:val="1"/>
+        </w:numPr>
+        <w:spacing w:after="60" w:line="260"/>
+      </w:pPr>
+      <w:r>
+        <w:rPr>
+          <w:rFonts w:ascii="Arial" w:cs="Arial" w:eastAsia="Arial" w:hAnsi="Arial"/>
+          <w:b/>
+          <w:bCs/>
+          <w:color w:val="0F172A"/>
+          <w:sz w:val="21"/>
+          <w:szCs w:val="21"/>
+        </w:rPr>
+        <w:t xml:space="preserve">Domain Sharing Validation</w:t>
+      </w:r>
+      <w:r>
+        <w:rPr>
+          <w:rFonts w:ascii="Arial" w:cs="Arial" w:eastAsia="Arial" w:hAnsi="Arial"/>
+          <w:color w:val="1E293B"/>
+          <w:sz w:val="21"/>
+          <w:szCs w:val="21"/>
+        </w:rPr>
+        <w:t xml:space="preserve">: Verifies that </w:t>
+      </w:r>
+      <w:r>
+        <w:rPr>
+          <w:rFonts w:ascii="Consolas" w:cs="Consolas" w:eastAsia="Consolas" w:hAnsi="Consolas"/>
+          <w:color w:val="0F172A"/>
+          <w:sz w:val="19"/>
+          <w:szCs w:val="19"/>
+          <w:shd w:fill="F1F5F9"/>
+        </w:rPr>
+        <w:t xml:space="preserve">iam.allowedPolicyMemberDomains</w:t>
+      </w:r>
+      <w:r>
+        <w:rPr>
+          <w:rFonts w:ascii="Arial" w:cs="Arial" w:eastAsia="Arial" w:hAnsi="Arial"/>
+          <w:color w:val="1E293B"/>
+          <w:sz w:val="21"/>
+          <w:szCs w:val="21"/>
+        </w:rPr>
+        <w:t xml:space="preserve"> permits workforce pool principals (</w:t>
+      </w:r>
+      <w:r>
+        <w:rPr>
+          <w:rFonts w:ascii="Consolas" w:cs="Consolas" w:eastAsia="Consolas" w:hAnsi="Consolas"/>
+          <w:color w:val="0F172A"/>
+          <w:sz w:val="19"/>
+          <w:szCs w:val="19"/>
+          <w:shd w:fill="F1F5F9"/>
+        </w:rPr>
+        <w:t xml:space="preserve">is:principalSet://iam.googleapis.com/organizations/&lt;org-id&gt;</w:t>
+      </w:r>
+      <w:r>
+        <w:rPr>
+          <w:rFonts w:ascii="Arial" w:cs="Arial" w:eastAsia="Arial" w:hAnsi="Arial"/>
+          <w:color w:val="1E293B"/>
+          <w:sz w:val="21"/>
+          <w:szCs w:val="21"/>
+        </w:rPr>
+        <w:t xml:space="preserve">).</w:t>
+      </w:r>
+    </w:p>
+    <w:p>
+      <w:pPr>
+        <w:pStyle w:val="ListParagraph"/>
+        <w:numPr>
+          <w:ilvl w:val="0"/>
+          <w:numId w:val="1"/>
+        </w:numPr>
+        <w:spacing w:after="60" w:line="260"/>
+      </w:pPr>
+      <w:r>
+        <w:rPr>
+          <w:rFonts w:ascii="Arial" w:cs="Arial" w:eastAsia="Arial" w:hAnsi="Arial"/>
+          <w:b/>
+          <w:bCs/>
+          <w:color w:val="0F172A"/>
+          <w:sz w:val="21"/>
+          <w:szCs w:val="21"/>
+        </w:rPr>
+        <w:t xml:space="preserve">Live GCP Verification</w:t>
+      </w:r>
+      <w:r>
+        <w:rPr>
+          <w:rFonts w:ascii="Arial" w:cs="Arial" w:eastAsia="Arial" w:hAnsi="Arial"/>
+          <w:color w:val="1E293B"/>
+          <w:sz w:val="21"/>
+          <w:szCs w:val="21"/>
+        </w:rPr>
+        <w:t xml:space="preserve">: The Verify Live in GCP button tests workforce pools and OIDC providers directly in Google Cloud.</w:t>
+      </w:r>
+    </w:p>
+    <w:p>
+      <w:pPr>
+        <w:pStyle w:val="Heading2"/>
+        <w:spacing w:after="120" w:before="280"/>
+      </w:pPr>
+      <w:r>
+        <w:t xml:space="preserve">9.3 Permissions &amp; Least-Privilege Auditor</w:t>
+      </w:r>
+    </w:p>
+    <w:p>
+      <w:pPr>
+        <w:pStyle w:val="ListParagraph"/>
+        <w:numPr>
+          <w:ilvl w:val="0"/>
+          <w:numId w:val="1"/>
+        </w:numPr>
+        <w:spacing w:after="60" w:line="260"/>
+      </w:pPr>
+      <w:r>
+        <w:rPr>
+          <w:rFonts w:ascii="Arial" w:cs="Arial" w:eastAsia="Arial" w:hAnsi="Arial"/>
+          <w:color w:val="1E293B"/>
+          <w:sz w:val="21"/>
+          <w:szCs w:val="21"/>
+        </w:rPr>
+        <w:t xml:space="preserve">Evaluates Discovery Engine read/write scopes, NotebookLM source access, and Gmail API dispatch scopes.</w:t>
+      </w:r>
+    </w:p>
+    <w:p>
+      <w:pPr>
+        <w:pStyle w:val="ListParagraph"/>
+        <w:numPr>
+          <w:ilvl w:val="0"/>
+          <w:numId w:val="1"/>
+        </w:numPr>
+        <w:spacing w:after="60" w:line="260"/>
+      </w:pPr>
+      <w:r>
+        <w:rPr>
+          <w:rFonts w:ascii="Arial" w:cs="Arial" w:eastAsia="Arial" w:hAnsi="Arial"/>
+          <w:color w:val="1E293B"/>
+          <w:sz w:val="21"/>
+          <w:szCs w:val="21"/>
+        </w:rPr>
+        <w:t xml:space="preserve">Flags over-provisioned permissions or destructive deletion privileges.</w:t>
+      </w:r>
+    </w:p>
+    <w:p>
+      <w:pPr>
+        <w:pStyle w:val="ListParagraph"/>
+        <w:numPr>
+          <w:ilvl w:val="0"/>
+          <w:numId w:val="1"/>
+        </w:numPr>
+        <w:spacing w:after="60" w:line="260"/>
+      </w:pPr>
+      <w:r>
+        <w:rPr>
+          <w:rFonts w:ascii="Arial" w:cs="Arial" w:eastAsia="Arial" w:hAnsi="Arial"/>
+          <w:color w:val="1E293B"/>
+          <w:sz w:val="21"/>
+          <w:szCs w:val="21"/>
+        </w:rPr>
+        <w:t xml:space="preserve">Runs automated organization policy compliance audits on the target project.</w:t>
+      </w:r>
+    </w:p>
+    <w:p>
+      <w:pPr>
+        <w:pStyle w:val="ListParagraph"/>
+        <w:numPr>
+          <w:ilvl w:val="0"/>
+          <w:numId w:val="1"/>
+        </w:numPr>
+        <w:spacing w:after="60" w:line="260"/>
+      </w:pPr>
+      <w:r>
+        <w:rPr>
+          <w:rFonts w:ascii="Arial" w:cs="Arial" w:eastAsia="Arial" w:hAnsi="Arial"/>
+          <w:color w:val="1E293B"/>
+          <w:sz w:val="21"/>
+          <w:szCs w:val="21"/>
+        </w:rPr>
+        <w:t xml:space="preserve">Offers 1-click IAM policy bindings auto-fixes for missing roles.</w:t>
+      </w:r>
+    </w:p>
+    <w:p>
+      <w:pPr>
+        <w:spacing w:after="80" w:before="160"/>
+        <w:jc w:val="center"/>
+      </w:pPr>
+      <w:r>
+        <w:drawing>
+          <wp:inline distT="0" distB="0" distL="0" distR="0">
+            <wp:extent cx="5334000" cy="3333750"/>
+            <wp:effectExtent t="0" r="0" b="0" l="0"/>
+            <wp:docPr id="1" name="" descr="" title=""/>
+            <wp:cNvGraphicFramePr>
+              <a:graphicFrameLocks xmlns:a="http://schemas.openxmlformats.org/drawingml/2006/main" noChangeAspect="1"/>
+            </wp:cNvGraphicFramePr>
+            <a:graphic xmlns:a="http://schemas.openxmlformats.org/drawingml/2006/main">
+              <a:graphicData uri="http://schemas.openxmlformats.org/drawingml/2006/picture">
+                <pic:pic xmlns:pic="http://schemas.openxmlformats.org/drawingml/2006/picture">
+                  <pic:nvPicPr>
+                    <pic:cNvPr id="0" name="" descr=""/>
+                    <pic:cNvPicPr>
+                      <a:picLocks noChangeAspect="1" noChangeArrowheads="1"/>
+                    </pic:cNvPicPr>
+                  </pic:nvPicPr>
+                  <pic:blipFill>
+                    <a:blip r:embed="rId17" cstate="none"/>
+                    <a:srcRect/>
+                    <a:stretch>
+                      <a:fillRect/>
+                    </a:stretch>
+                  </pic:blipFill>
+                  <pic:spPr bwMode="auto">
+                    <a:xfrm>
+                      <a:off x="0" y="0"/>
+                      <a:ext cx="5334000" cy="3333750"/>
+                    </a:xfrm>
+                    <a:prstGeom prst="rect">
+                      <a:avLst/>
+                    </a:prstGeom>
+                  </pic:spPr>
+                </pic:pic>
+              </a:graphicData>
+            </a:graphic>
+          </wp:inline>
+        </w:drawing>
+      </w:r>
+    </w:p>
+    <w:p>
+      <w:pPr>
+        <w:spacing w:after="200"/>
+        <w:jc w:val="center"/>
+      </w:pPr>
+      <w:r>
+        <w:rPr>
+          <w:rFonts w:ascii="Arial" w:cs="Arial" w:eastAsia="Arial" w:hAnsi="Arial"/>
+          <w:i/>
+          <w:iCs/>
+          <w:color w:val="64748B"/>
+          <w:sz w:val="18"/>
+          <w:szCs w:val="18"/>
+        </w:rPr>
+        <w:t xml:space="preserve">Figure 2.9: Auth &amp; Identity Provider Configuration Wizard with Org Policy Pre-Flight</w:t>
       </w:r>
     </w:p>
     <w:p>
@@ -5075,7 +5780,7 @@
                     </pic:cNvPicPr>
                   </pic:nvPicPr>
                   <pic:blipFill>
-                    <a:blip r:embed="rId17" cstate="none"/>
+                    <a:blip r:embed="rId18" cstate="none"/>
                     <a:srcRect/>
                     <a:stretch>
                       <a:fillRect/>

--- a/USER_GUIDE.docx
+++ b/USER_GUIDE.docx
@@ -96,7 +96,7 @@
                 <w:sz w:val="19"/>
                 <w:szCs w:val="19"/>
               </w:rPr>
-              <w:t xml:space="preserve">v1.5.3 (Enterprise Release)</w:t>
+              <w:t xml:space="preserve">v1.5.5 (Enterprise Release)</w:t>
             </w:r>
           </w:p>
         </w:tc>
@@ -4233,7 +4233,7 @@
         <w:spacing w:after="120" w:before="280"/>
       </w:pPr>
       <w:r>
-        <w:t xml:space="preserve">9.2 Workforce Identity Federation (WiF) — Keyless Enterprise Path</w:t>
+        <w:t xml:space="preserve">9.2 Workforce Identity Federation (WiF) — Keyless Enterprise Path &amp; Architecture</w:t>
       </w:r>
     </w:p>
     <w:p>
@@ -4323,16 +4323,16 @@
           <w:sz w:val="21"/>
           <w:szCs w:val="21"/>
         </w:rPr>
-        <w:t xml:space="preserve">Truthful Live SA Impersonation Verification (`generateAccessToken`)</w:t>
-      </w:r>
-      <w:r>
-        <w:rPr>
-          <w:rFonts w:ascii="Arial" w:cs="Arial" w:eastAsia="Arial" w:hAnsi="Arial"/>
-          <w:color w:val="1E293B"/>
-          <w:sz w:val="21"/>
-          <w:szCs w:val="21"/>
-        </w:rPr>
-        <w:t xml:space="preserve">: When testing WiF impersonation (</w:t>
+        <w:t xml:space="preserve">The Headless Migration Provider Pattern (`migration-dwd-provider`)</w:t>
+      </w:r>
+      <w:r>
+        <w:rPr>
+          <w:rFonts w:ascii="Arial" w:cs="Arial" w:eastAsia="Arial" w:hAnsi="Arial"/>
+          <w:color w:val="1E293B"/>
+          <w:sz w:val="21"/>
+          <w:szCs w:val="21"/>
+        </w:rPr>
+        <w:t xml:space="preserve">: Standard Okta/Entra providers require interactive logins and MFA redirects. To enable automated bulk migration without passwords, the platform registers a dedicated OIDC provider (</w:t>
       </w:r>
       <w:r>
         <w:rPr>
@@ -4342,36 +4342,16 @@
           <w:szCs w:val="19"/>
           <w:shd w:fill="F1F5F9"/>
         </w:rPr>
-        <w:t xml:space="preserve">/api/wizard/test-wif</w:t>
-      </w:r>
-      <w:r>
-        <w:rPr>
-          <w:rFonts w:ascii="Arial" w:cs="Arial" w:eastAsia="Arial" w:hAnsi="Arial"/>
-          <w:color w:val="1E293B"/>
-          <w:sz w:val="21"/>
-          <w:szCs w:val="21"/>
-        </w:rPr>
-        <w:t xml:space="preserve">), the console performs a live token exchange against the </w:t>
-      </w:r>
-      <w:r>
-        <w:rPr>
-          <w:rFonts w:ascii="Arial" w:cs="Arial" w:eastAsia="Arial" w:hAnsi="Arial"/>
-          <w:b/>
-          <w:bCs/>
-          <w:color w:val="0F172A"/>
-          <w:sz w:val="21"/>
-          <w:szCs w:val="21"/>
-        </w:rPr>
-        <w:t xml:space="preserve">Google Cloud IAM Credentials API</w:t>
-      </w:r>
-      <w:r>
-        <w:rPr>
-          <w:rFonts w:ascii="Arial" w:cs="Arial" w:eastAsia="Arial" w:hAnsi="Arial"/>
-          <w:color w:val="1E293B"/>
-          <w:sz w:val="21"/>
-          <w:szCs w:val="21"/>
-        </w:rPr>
-        <w:t xml:space="preserve"> (</w:t>
+        <w:t xml:space="preserve">migration-dwd-provider</w:t>
+      </w:r>
+      <w:r>
+        <w:rPr>
+          <w:rFonts w:ascii="Arial" w:cs="Arial" w:eastAsia="Arial" w:hAnsi="Arial"/>
+          <w:color w:val="1E293B"/>
+          <w:sz w:val="21"/>
+          <w:szCs w:val="21"/>
+        </w:rPr>
+        <w:t xml:space="preserve">) directly inside the customer's existing Workforce Identity Pool using a local RSA keypair (</w:t>
       </w:r>
       <w:r>
         <w:rPr>
@@ -4381,16 +4361,16 @@
           <w:szCs w:val="19"/>
           <w:shd w:fill="F1F5F9"/>
         </w:rPr>
-        <w:t xml:space="preserve">serviceAccounts.generateAccessToken</w:t>
-      </w:r>
-      <w:r>
-        <w:rPr>
-          <w:rFonts w:ascii="Arial" w:cs="Arial" w:eastAsia="Arial" w:hAnsi="Arial"/>
-          <w:color w:val="1E293B"/>
-          <w:sz w:val="21"/>
-          <w:szCs w:val="21"/>
-        </w:rPr>
-        <w:t xml:space="preserve">). If the caller or workforce pool lacks </w:t>
+        <w:t xml:space="preserve">wif-migration-key.pem</w:t>
+      </w:r>
+      <w:r>
+        <w:rPr>
+          <w:rFonts w:ascii="Arial" w:cs="Arial" w:eastAsia="Arial" w:hAnsi="Arial"/>
+          <w:color w:val="1E293B"/>
+          <w:sz w:val="21"/>
+          <w:szCs w:val="21"/>
+        </w:rPr>
+        <w:t xml:space="preserve"> and </w:t>
       </w:r>
       <w:r>
         <w:rPr>
@@ -4400,16 +4380,16 @@
           <w:szCs w:val="19"/>
           <w:shd w:fill="F1F5F9"/>
         </w:rPr>
-        <w:t xml:space="preserve">roles/iam.serviceAccountTokenCreator</w:t>
-      </w:r>
-      <w:r>
-        <w:rPr>
-          <w:rFonts w:ascii="Arial" w:cs="Arial" w:eastAsia="Arial" w:hAnsi="Arial"/>
-          <w:color w:val="1E293B"/>
-          <w:sz w:val="21"/>
-          <w:szCs w:val="21"/>
-        </w:rPr>
-        <w:t xml:space="preserve"> on the target service account, the test fails truthfully with actionable error context rather than simulating success.</w:t>
+        <w:t xml:space="preserve">wif-migration-jwks.json</w:t>
+      </w:r>
+      <w:r>
+        <w:rPr>
+          <w:rFonts w:ascii="Arial" w:cs="Arial" w:eastAsia="Arial" w:hAnsi="Arial"/>
+          <w:color w:val="1E293B"/>
+          <w:sz w:val="21"/>
+          <w:szCs w:val="21"/>
+        </w:rPr>
+        <w:t xml:space="preserve">).</w:t>
       </w:r>
     </w:p>
     <w:p>
@@ -4430,16 +4410,36 @@
           <w:sz w:val="21"/>
           <w:szCs w:val="21"/>
         </w:rPr>
-        <w:t xml:space="preserve">Domain Sharing Validation</w:t>
-      </w:r>
-      <w:r>
-        <w:rPr>
-          <w:rFonts w:ascii="Arial" w:cs="Arial" w:eastAsia="Arial" w:hAnsi="Arial"/>
-          <w:color w:val="1E293B"/>
-          <w:sz w:val="21"/>
-          <w:szCs w:val="21"/>
-        </w:rPr>
-        <w:t xml:space="preserve">: Verifies that </w:t>
+        <w:t xml:space="preserve">Direct Workforce User Tokens vs. Service Account Impersonation</w:t>
+      </w:r>
+      <w:r>
+        <w:rPr>
+          <w:rFonts w:ascii="Arial" w:cs="Arial" w:eastAsia="Arial" w:hAnsi="Arial"/>
+          <w:color w:val="1E293B"/>
+          <w:sz w:val="21"/>
+          <w:szCs w:val="21"/>
+        </w:rPr>
+        <w:t xml:space="preserve">: User-owned assets (NotebookLM notebooks, personalized memories, and chat sessions) </w:t>
+      </w:r>
+      <w:r>
+        <w:rPr>
+          <w:rFonts w:ascii="Arial" w:cs="Arial" w:eastAsia="Arial" w:hAnsi="Arial"/>
+          <w:b/>
+          <w:bCs/>
+          <w:color w:val="0F172A"/>
+          <w:sz w:val="21"/>
+          <w:szCs w:val="21"/>
+        </w:rPr>
+        <w:t xml:space="preserve">cannot</w:t>
+      </w:r>
+      <w:r>
+        <w:rPr>
+          <w:rFonts w:ascii="Arial" w:cs="Arial" w:eastAsia="Arial" w:hAnsi="Arial"/>
+          <w:color w:val="1E293B"/>
+          <w:sz w:val="21"/>
+          <w:szCs w:val="21"/>
+        </w:rPr>
+        <w:t xml:space="preserve"> be accessed by a Service Account (</w:t>
       </w:r>
       <w:r>
         <w:rPr>
@@ -4449,16 +4449,16 @@
           <w:szCs w:val="19"/>
           <w:shd w:fill="F1F5F9"/>
         </w:rPr>
-        <w:t xml:space="preserve">iam.allowedPolicyMemberDomains</w:t>
-      </w:r>
-      <w:r>
-        <w:rPr>
-          <w:rFonts w:ascii="Arial" w:cs="Arial" w:eastAsia="Arial" w:hAnsi="Arial"/>
-          <w:color w:val="1E293B"/>
-          <w:sz w:val="21"/>
-          <w:szCs w:val="21"/>
-        </w:rPr>
-        <w:t xml:space="preserve"> permits workforce pool principals (</w:t>
+        <w:t xml:space="preserve">gemini-dwd-migrator@...</w:t>
+      </w:r>
+      <w:r>
+        <w:rPr>
+          <w:rFonts w:ascii="Arial" w:cs="Arial" w:eastAsia="Arial" w:hAnsi="Arial"/>
+          <w:color w:val="1E293B"/>
+          <w:sz w:val="21"/>
+          <w:szCs w:val="21"/>
+        </w:rPr>
+        <w:t xml:space="preserve">). The migration engine calls Discovery Engine APIs (</w:t>
       </w:r>
       <w:r>
         <w:rPr>
@@ -4468,16 +4468,55 @@
           <w:szCs w:val="19"/>
           <w:shd w:fill="F1F5F9"/>
         </w:rPr>
-        <w:t xml:space="preserve">is:principalSet://iam.googleapis.com/organizations/&lt;org-id&gt;</w:t>
-      </w:r>
-      <w:r>
-        <w:rPr>
-          <w:rFonts w:ascii="Arial" w:cs="Arial" w:eastAsia="Arial" w:hAnsi="Arial"/>
-          <w:color w:val="1E293B"/>
-          <w:sz w:val="21"/>
-          <w:szCs w:val="21"/>
-        </w:rPr>
-        <w:t xml:space="preserve">).</w:t>
+        <w:t xml:space="preserve">notebooks:listRecentlyViewed</w:t>
+      </w:r>
+      <w:r>
+        <w:rPr>
+          <w:rFonts w:ascii="Arial" w:cs="Arial" w:eastAsia="Arial" w:hAnsi="Arial"/>
+          <w:color w:val="1E293B"/>
+          <w:sz w:val="21"/>
+          <w:szCs w:val="21"/>
+        </w:rPr>
+        <w:t xml:space="preserve">) </w:t>
+      </w:r>
+      <w:r>
+        <w:rPr>
+          <w:rFonts w:ascii="Arial" w:cs="Arial" w:eastAsia="Arial" w:hAnsi="Arial"/>
+          <w:b/>
+          <w:bCs/>
+          <w:color w:val="0F172A"/>
+          <w:sz w:val="21"/>
+          <w:szCs w:val="21"/>
+        </w:rPr>
+        <w:t xml:space="preserve">directly using the minted Workforce User STS token</w:t>
+      </w:r>
+      <w:r>
+        <w:rPr>
+          <w:rFonts w:ascii="Arial" w:cs="Arial" w:eastAsia="Arial" w:hAnsi="Arial"/>
+          <w:color w:val="1E293B"/>
+          <w:sz w:val="21"/>
+          <w:szCs w:val="21"/>
+        </w:rPr>
+        <w:t xml:space="preserve"> (</w:t>
+      </w:r>
+      <w:r>
+        <w:rPr>
+          <w:rFonts w:ascii="Consolas" w:cs="Consolas" w:eastAsia="Consolas" w:hAnsi="Consolas"/>
+          <w:color w:val="0F172A"/>
+          <w:sz w:val="19"/>
+          <w:szCs w:val="19"/>
+          <w:shd w:fill="F1F5F9"/>
+        </w:rPr>
+        <w:t xml:space="preserve">principal://.../subject/&lt;USER&gt;</w:t>
+      </w:r>
+      <w:r>
+        <w:rPr>
+          <w:rFonts w:ascii="Arial" w:cs="Arial" w:eastAsia="Arial" w:hAnsi="Arial"/>
+          <w:color w:val="1E293B"/>
+          <w:sz w:val="21"/>
+          <w:szCs w:val="21"/>
+        </w:rPr>
+        <w:t xml:space="preserve">). Service Account impersonation is optional and reserved for administrative infrastructure APIs.</w:t>
       </w:r>
     </w:p>
     <w:p>
@@ -4498,25 +4537,130 @@
           <w:sz w:val="21"/>
           <w:szCs w:val="21"/>
         </w:rPr>
-        <w:t xml:space="preserve">Live GCP Verification</w:t>
-      </w:r>
-      <w:r>
-        <w:rPr>
-          <w:rFonts w:ascii="Arial" w:cs="Arial" w:eastAsia="Arial" w:hAnsi="Arial"/>
-          <w:color w:val="1E293B"/>
-          <w:sz w:val="21"/>
-          <w:szCs w:val="21"/>
-        </w:rPr>
-        <w:t xml:space="preserve">: The Verify Live in GCP button tests workforce pools and OIDC providers directly in Google Cloud.</w:t>
-      </w:r>
-    </w:p>
-    <w:p>
-      <w:pPr>
-        <w:pStyle w:val="Heading2"/>
-        <w:spacing w:after="120" w:before="280"/>
-      </w:pPr>
-      <w:r>
-        <w:t xml:space="preserve">9.3 Permissions &amp; Least-Privilege Auditor</w:t>
+        <w:t xml:space="preserve">`google.subject` &amp; `google.groups` Parity Architecture</w:t>
+      </w:r>
+      <w:r>
+        <w:rPr>
+          <w:rFonts w:ascii="Arial" w:cs="Arial" w:eastAsia="Arial" w:hAnsi="Arial"/>
+          <w:color w:val="1E293B"/>
+          <w:sz w:val="21"/>
+          <w:szCs w:val="21"/>
+        </w:rPr>
+        <w:t xml:space="preserve">: The migration provider must construct the identical principal as the production provider (e.g. </w:t>
+      </w:r>
+      <w:r>
+        <w:rPr>
+          <w:rFonts w:ascii="Consolas" w:cs="Consolas" w:eastAsia="Consolas" w:hAnsi="Consolas"/>
+          <w:color w:val="0F172A"/>
+          <w:sz w:val="19"/>
+          <w:szCs w:val="19"/>
+          <w:shd w:fill="F1F5F9"/>
+        </w:rPr>
+        <w:t xml:space="preserve">google.subject = assertion.email.lowerAscii()</w:t>
+      </w:r>
+      <w:r>
+        <w:rPr>
+          <w:rFonts w:ascii="Arial" w:cs="Arial" w:eastAsia="Arial" w:hAnsi="Arial"/>
+          <w:color w:val="1E293B"/>
+          <w:sz w:val="21"/>
+          <w:szCs w:val="21"/>
+        </w:rPr>
+        <w:t xml:space="preserve">). If the provider lacks </w:t>
+      </w:r>
+      <w:r>
+        <w:rPr>
+          <w:rFonts w:ascii="Consolas" w:cs="Consolas" w:eastAsia="Consolas" w:hAnsi="Consolas"/>
+          <w:color w:val="0F172A"/>
+          <w:sz w:val="19"/>
+          <w:szCs w:val="19"/>
+          <w:shd w:fill="F1F5F9"/>
+        </w:rPr>
+        <w:t xml:space="preserve">.lowerAscii()</w:t>
+      </w:r>
+      <w:r>
+        <w:rPr>
+          <w:rFonts w:ascii="Arial" w:cs="Arial" w:eastAsia="Arial" w:hAnsi="Arial"/>
+          <w:color w:val="1E293B"/>
+          <w:sz w:val="21"/>
+          <w:szCs w:val="21"/>
+        </w:rPr>
+        <w:t xml:space="preserve"> or misses </w:t>
+      </w:r>
+      <w:r>
+        <w:rPr>
+          <w:rFonts w:ascii="Consolas" w:cs="Consolas" w:eastAsia="Consolas" w:hAnsi="Consolas"/>
+          <w:color w:val="0F172A"/>
+          <w:sz w:val="19"/>
+          <w:szCs w:val="19"/>
+          <w:shd w:fill="F1F5F9"/>
+        </w:rPr>
+        <w:t xml:space="preserve">google.groups = assertion.groups</w:t>
+      </w:r>
+      <w:r>
+        <w:rPr>
+          <w:rFonts w:ascii="Arial" w:cs="Arial" w:eastAsia="Arial" w:hAnsi="Arial"/>
+          <w:color w:val="1E293B"/>
+          <w:sz w:val="21"/>
+          <w:szCs w:val="21"/>
+        </w:rPr>
+        <w:t xml:space="preserve">, user calls fail with </w:t>
+      </w:r>
+      <w:r>
+        <w:rPr>
+          <w:rFonts w:ascii="Consolas" w:cs="Consolas" w:eastAsia="Consolas" w:hAnsi="Consolas"/>
+          <w:color w:val="0F172A"/>
+          <w:sz w:val="19"/>
+          <w:szCs w:val="19"/>
+          <w:shd w:fill="F1F5F9"/>
+        </w:rPr>
+        <w:t xml:space="preserve">HTTP 403: Permission discoveryengine.notebooks.list denied</w:t>
+      </w:r>
+      <w:r>
+        <w:rPr>
+          <w:rFonts w:ascii="Arial" w:cs="Arial" w:eastAsia="Arial" w:hAnsi="Arial"/>
+          <w:color w:val="1E293B"/>
+          <w:sz w:val="21"/>
+          <w:szCs w:val="21"/>
+        </w:rPr>
+        <w:t xml:space="preserve">. SAML </w:t>
+      </w:r>
+      <w:r>
+        <w:rPr>
+          <w:rFonts w:ascii="Consolas" w:cs="Consolas" w:eastAsia="Consolas" w:hAnsi="Consolas"/>
+          <w:color w:val="0F172A"/>
+          <w:sz w:val="19"/>
+          <w:szCs w:val="19"/>
+          <w:shd w:fill="F1F5F9"/>
+        </w:rPr>
+        <w:t xml:space="preserve">assertion.subject.lowerAscii()</w:t>
+      </w:r>
+      <w:r>
+        <w:rPr>
+          <w:rFonts w:ascii="Arial" w:cs="Arial" w:eastAsia="Arial" w:hAnsi="Arial"/>
+          <w:color w:val="1E293B"/>
+          <w:sz w:val="21"/>
+          <w:szCs w:val="21"/>
+        </w:rPr>
+        <w:t xml:space="preserve"> and OIDC </w:t>
+      </w:r>
+      <w:r>
+        <w:rPr>
+          <w:rFonts w:ascii="Consolas" w:cs="Consolas" w:eastAsia="Consolas" w:hAnsi="Consolas"/>
+          <w:color w:val="0F172A"/>
+          <w:sz w:val="19"/>
+          <w:szCs w:val="19"/>
+          <w:shd w:fill="F1F5F9"/>
+        </w:rPr>
+        <w:t xml:space="preserve">assertion.email.lowerAscii()</w:t>
+      </w:r>
+      <w:r>
+        <w:rPr>
+          <w:rFonts w:ascii="Arial" w:cs="Arial" w:eastAsia="Arial" w:hAnsi="Arial"/>
+          <w:color w:val="1E293B"/>
+          <w:sz w:val="21"/>
+          <w:szCs w:val="21"/>
+        </w:rPr>
+        <w:t xml:space="preserve"> are semantically equivalent.</w:t>
       </w:r>
     </w:p>
     <w:p>
@@ -4531,11 +4675,79 @@
       <w:r>
         <w:rPr>
           <w:rFonts w:ascii="Arial" w:cs="Arial" w:eastAsia="Arial" w:hAnsi="Arial"/>
-          <w:color w:val="1E293B"/>
-          <w:sz w:val="21"/>
-          <w:szCs w:val="21"/>
-        </w:rPr>
-        <w:t xml:space="preserve">Evaluates Discovery Engine read/write scopes, NotebookLM source access, and Gmail API dispatch scopes.</w:t>
+          <w:b/>
+          <w:bCs/>
+          <w:color w:val="0F172A"/>
+          <w:sz w:val="21"/>
+          <w:szCs w:val="21"/>
+        </w:rPr>
+        <w:t xml:space="preserve">Automated GE App Workforce Discovery</w:t>
+      </w:r>
+      <w:r>
+        <w:rPr>
+          <w:rFonts w:ascii="Arial" w:cs="Arial" w:eastAsia="Arial" w:hAnsi="Arial"/>
+          <w:color w:val="1E293B"/>
+          <w:sz w:val="21"/>
+          <w:szCs w:val="21"/>
+        </w:rPr>
+        <w:t xml:space="preserve">: The Wizard automatically inspects Discovery Engine </w:t>
+      </w:r>
+      <w:r>
+        <w:rPr>
+          <w:rFonts w:ascii="Consolas" w:cs="Consolas" w:eastAsia="Consolas" w:hAnsi="Consolas"/>
+          <w:color w:val="0F172A"/>
+          <w:sz w:val="19"/>
+          <w:szCs w:val="19"/>
+          <w:shd w:fill="F1F5F9"/>
+        </w:rPr>
+        <w:t xml:space="preserve">aclConfig</w:t>
+      </w:r>
+      <w:r>
+        <w:rPr>
+          <w:rFonts w:ascii="Arial" w:cs="Arial" w:eastAsia="Arial" w:hAnsi="Arial"/>
+          <w:color w:val="1E293B"/>
+          <w:sz w:val="21"/>
+          <w:szCs w:val="21"/>
+        </w:rPr>
+        <w:t xml:space="preserve"> and project IAM policies to detect production pools, discover group bindings, and auto-align the </w:t>
+      </w:r>
+      <w:r>
+        <w:rPr>
+          <w:rFonts w:ascii="Consolas" w:cs="Consolas" w:eastAsia="Consolas" w:hAnsi="Consolas"/>
+          <w:color w:val="0F172A"/>
+          <w:sz w:val="19"/>
+          <w:szCs w:val="19"/>
+          <w:shd w:fill="F1F5F9"/>
+        </w:rPr>
+        <w:t xml:space="preserve">--attribute-mapping</w:t>
+      </w:r>
+      <w:r>
+        <w:rPr>
+          <w:rFonts w:ascii="Arial" w:cs="Arial" w:eastAsia="Arial" w:hAnsi="Arial"/>
+          <w:color w:val="1E293B"/>
+          <w:sz w:val="21"/>
+          <w:szCs w:val="21"/>
+        </w:rPr>
+        <w:t xml:space="preserve"> string via 1-click </w:t>
+      </w:r>
+      <w:r>
+        <w:rPr>
+          <w:rFonts w:ascii="Consolas" w:cs="Consolas" w:eastAsia="Consolas" w:hAnsi="Consolas"/>
+          <w:color w:val="0F172A"/>
+          <w:sz w:val="19"/>
+          <w:szCs w:val="19"/>
+          <w:shd w:fill="F1F5F9"/>
+        </w:rPr>
+        <w:t xml:space="preserve">update-oidc</w:t>
+      </w:r>
+      <w:r>
+        <w:rPr>
+          <w:rFonts w:ascii="Arial" w:cs="Arial" w:eastAsia="Arial" w:hAnsi="Arial"/>
+          <w:color w:val="1E293B"/>
+          <w:sz w:val="21"/>
+          <w:szCs w:val="21"/>
+        </w:rPr>
+        <w:t xml:space="preserve">.</w:t>
       </w:r>
     </w:p>
     <w:p>
@@ -4550,11 +4762,41 @@
       <w:r>
         <w:rPr>
           <w:rFonts w:ascii="Arial" w:cs="Arial" w:eastAsia="Arial" w:hAnsi="Arial"/>
-          <w:color w:val="1E293B"/>
-          <w:sz w:val="21"/>
-          <w:szCs w:val="21"/>
-        </w:rPr>
-        <w:t xml:space="preserve">Flags over-provisioned permissions or destructive deletion privileges.</w:t>
+          <w:b/>
+          <w:bCs/>
+          <w:color w:val="0F172A"/>
+          <w:sz w:val="21"/>
+          <w:szCs w:val="21"/>
+        </w:rPr>
+        <w:t xml:space="preserve">Stateless Federation &amp; Wildcard IAM Pool Bindings</w:t>
+      </w:r>
+      <w:r>
+        <w:rPr>
+          <w:rFonts w:ascii="Arial" w:cs="Arial" w:eastAsia="Arial" w:hAnsi="Arial"/>
+          <w:color w:val="1E293B"/>
+          <w:sz w:val="21"/>
+          <w:szCs w:val="21"/>
+        </w:rPr>
+        <w:t xml:space="preserve">: GCP STS validates the RSA JWKS locally without contacting Okta/Entra. In sandbox projects with pool-wide wildcard IAM bindings (</w:t>
+      </w:r>
+      <w:r>
+        <w:rPr>
+          <w:rFonts w:ascii="Consolas" w:cs="Consolas" w:eastAsia="Consolas" w:hAnsi="Consolas"/>
+          <w:color w:val="0F172A"/>
+          <w:sz w:val="19"/>
+          <w:szCs w:val="19"/>
+          <w:shd w:fill="F1F5F9"/>
+        </w:rPr>
+        <w:t xml:space="preserve">workforcePools/&lt;POOL&gt;/*</w:t>
+      </w:r>
+      <w:r>
+        <w:rPr>
+          <w:rFonts w:ascii="Arial" w:cs="Arial" w:eastAsia="Arial" w:hAnsi="Arial"/>
+          <w:color w:val="1E293B"/>
+          <w:sz w:val="21"/>
+          <w:szCs w:val="21"/>
+        </w:rPr>
+        <w:t xml:space="preserve">), any email returns 200 OK with 0 notebooks. Step 4 displays an amber warning when 0 notebooks are returned to remind operators to test a user who owns &gt;= 1 notebook.</w:t>
       </w:r>
     </w:p>
     <w:p>
@@ -4569,11 +4811,50 @@
       <w:r>
         <w:rPr>
           <w:rFonts w:ascii="Arial" w:cs="Arial" w:eastAsia="Arial" w:hAnsi="Arial"/>
-          <w:color w:val="1E293B"/>
-          <w:sz w:val="21"/>
-          <w:szCs w:val="21"/>
-        </w:rPr>
-        <w:t xml:space="preserve">Runs automated organization policy compliance audits on the target project.</w:t>
+          <w:b/>
+          <w:bCs/>
+          <w:color w:val="0F172A"/>
+          <w:sz w:val="21"/>
+          <w:szCs w:val="21"/>
+        </w:rPr>
+        <w:t xml:space="preserve">3-Stage End-to-End Live Verification</w:t>
+      </w:r>
+      <w:r>
+        <w:rPr>
+          <w:rFonts w:ascii="Arial" w:cs="Arial" w:eastAsia="Arial" w:hAnsi="Arial"/>
+          <w:color w:val="1E293B"/>
+          <w:sz w:val="21"/>
+          <w:szCs w:val="21"/>
+        </w:rPr>
+        <w:t xml:space="preserve">: Step 4 tests (1) STS Token Minting, (2) Subject Mapping Parity, and (3) Live User Notebooks API Probe (</w:t>
+      </w:r>
+      <w:r>
+        <w:rPr>
+          <w:rFonts w:ascii="Consolas" w:cs="Consolas" w:eastAsia="Consolas" w:hAnsi="Consolas"/>
+          <w:color w:val="0F172A"/>
+          <w:sz w:val="19"/>
+          <w:szCs w:val="19"/>
+          <w:shd w:fill="F1F5F9"/>
+        </w:rPr>
+        <w:t xml:space="preserve">discoveryengine.notebooks.list</w:t>
+      </w:r>
+      <w:r>
+        <w:rPr>
+          <w:rFonts w:ascii="Arial" w:cs="Arial" w:eastAsia="Arial" w:hAnsi="Arial"/>
+          <w:color w:val="1E293B"/>
+          <w:sz w:val="21"/>
+          <w:szCs w:val="21"/>
+        </w:rPr>
+        <w:t xml:space="preserve">) as the target user.</w:t>
+      </w:r>
+    </w:p>
+    <w:p>
+      <w:pPr>
+        <w:pStyle w:val="Heading2"/>
+        <w:spacing w:after="120" w:before="280"/>
+      </w:pPr>
+      <w:r>
+        <w:t xml:space="preserve">9.3 Permissions &amp; Least-Privilege Auditor</w:t>
       </w:r>
     </w:p>
     <w:p>
@@ -4592,8 +4873,586 @@
           <w:sz w:val="21"/>
           <w:szCs w:val="21"/>
         </w:rPr>
+        <w:t xml:space="preserve">Evaluates Discovery Engine read/write scopes, NotebookLM source access, and Gmail API dispatch scopes.</w:t>
+      </w:r>
+    </w:p>
+    <w:p>
+      <w:pPr>
+        <w:pStyle w:val="ListParagraph"/>
+        <w:numPr>
+          <w:ilvl w:val="0"/>
+          <w:numId w:val="1"/>
+        </w:numPr>
+        <w:spacing w:after="60" w:line="260"/>
+      </w:pPr>
+      <w:r>
+        <w:rPr>
+          <w:rFonts w:ascii="Arial" w:cs="Arial" w:eastAsia="Arial" w:hAnsi="Arial"/>
+          <w:color w:val="1E293B"/>
+          <w:sz w:val="21"/>
+          <w:szCs w:val="21"/>
+        </w:rPr>
+        <w:t xml:space="preserve">Flags over-provisioned permissions or destructive deletion privileges.</w:t>
+      </w:r>
+    </w:p>
+    <w:p>
+      <w:pPr>
+        <w:pStyle w:val="ListParagraph"/>
+        <w:numPr>
+          <w:ilvl w:val="0"/>
+          <w:numId w:val="1"/>
+        </w:numPr>
+        <w:spacing w:after="60" w:line="260"/>
+      </w:pPr>
+      <w:r>
+        <w:rPr>
+          <w:rFonts w:ascii="Arial" w:cs="Arial" w:eastAsia="Arial" w:hAnsi="Arial"/>
+          <w:color w:val="1E293B"/>
+          <w:sz w:val="21"/>
+          <w:szCs w:val="21"/>
+        </w:rPr>
+        <w:t xml:space="preserve">Runs automated organization policy compliance audits on the target project.</w:t>
+      </w:r>
+    </w:p>
+    <w:p>
+      <w:pPr>
+        <w:pStyle w:val="ListParagraph"/>
+        <w:numPr>
+          <w:ilvl w:val="0"/>
+          <w:numId w:val="1"/>
+        </w:numPr>
+        <w:spacing w:after="60" w:line="260"/>
+      </w:pPr>
+      <w:r>
+        <w:rPr>
+          <w:rFonts w:ascii="Arial" w:cs="Arial" w:eastAsia="Arial" w:hAnsi="Arial"/>
+          <w:color w:val="1E293B"/>
+          <w:sz w:val="21"/>
+          <w:szCs w:val="21"/>
+        </w:rPr>
         <w:t xml:space="preserve">Offers 1-click IAM policy bindings auto-fixes for missing roles.</w:t>
       </w:r>
+    </w:p>
+    <w:p>
+      <w:pPr>
+        <w:pStyle w:val="Heading2"/>
+        <w:spacing w:after="120" w:before="280"/>
+      </w:pPr>
+      <w:r>
+        <w:t xml:space="preserve">9.4 Troubleshooting Guide &amp; Enterprise Error Remediations</w:t>
+      </w:r>
+    </w:p>
+    <w:tbl>
+      <w:tblPr>
+        <w:tblW w:type="pct" w:w="100%"/>
+        <w:tblBorders>
+          <w:top w:val="single" w:color="CBD5E1" w:sz="1"/>
+          <w:left w:val="single" w:color="CBD5E1" w:sz="1"/>
+          <w:bottom w:val="single" w:color="CBD5E1" w:sz="1"/>
+          <w:right w:val="single" w:color="CBD5E1" w:sz="1"/>
+          <w:insideH w:val="single" w:color="E2E8F0" w:sz="1"/>
+          <w:insideV w:val="single" w:color="E2E8F0" w:sz="1"/>
+        </w:tblBorders>
+      </w:tblPr>
+      <w:tblGrid>
+        <w:gridCol w:w="100"/>
+        <w:gridCol w:w="100"/>
+        <w:gridCol w:w="100"/>
+      </w:tblGrid>
+      <w:tr>
+        <w:trPr>
+          <w:tblHeader/>
+        </w:trPr>
+        <w:tc>
+          <w:tcPr>
+            <w:tcW w:type="pct" w:w="30%"/>
+            <w:shd w:fill="1E293B"/>
+            <w:tcMar>
+              <w:top w:type="dxa" w:w="100"/>
+              <w:left w:type="dxa" w:w="140"/>
+              <w:bottom w:type="dxa" w:w="100"/>
+              <w:right w:type="dxa" w:w="140"/>
+            </w:tcMar>
+          </w:tcPr>
+          <w:p>
+            <w:pPr>
+              <w:spacing w:after="40"/>
+            </w:pPr>
+            <w:r>
+              <w:rPr>
+                <w:rFonts w:ascii="Arial" w:cs="Arial" w:eastAsia="Arial" w:hAnsi="Arial"/>
+                <w:b/>
+                <w:bCs/>
+                <w:color w:val="FFFFFF"/>
+                <w:sz w:val="19"/>
+                <w:szCs w:val="19"/>
+              </w:rPr>
+              <w:t xml:space="preserve">Error / Symptom</w:t>
+            </w:r>
+          </w:p>
+        </w:tc>
+        <w:tc>
+          <w:tcPr>
+            <w:tcW w:type="pct" w:w="30%"/>
+            <w:shd w:fill="1E293B"/>
+            <w:tcMar>
+              <w:top w:type="dxa" w:w="100"/>
+              <w:left w:type="dxa" w:w="140"/>
+              <w:bottom w:type="dxa" w:w="100"/>
+              <w:right w:type="dxa" w:w="140"/>
+            </w:tcMar>
+          </w:tcPr>
+          <w:p>
+            <w:pPr>
+              <w:spacing w:after="40"/>
+            </w:pPr>
+            <w:r>
+              <w:rPr>
+                <w:rFonts w:ascii="Arial" w:cs="Arial" w:eastAsia="Arial" w:hAnsi="Arial"/>
+                <w:b/>
+                <w:bCs/>
+                <w:color w:val="FFFFFF"/>
+                <w:sz w:val="19"/>
+                <w:szCs w:val="19"/>
+              </w:rPr>
+              <w:t xml:space="preserve">Root Cause</w:t>
+            </w:r>
+          </w:p>
+        </w:tc>
+        <w:tc>
+          <w:tcPr>
+            <w:tcW w:type="pct" w:w="40%"/>
+            <w:shd w:fill="1E293B"/>
+            <w:tcMar>
+              <w:top w:type="dxa" w:w="100"/>
+              <w:left w:type="dxa" w:w="140"/>
+              <w:bottom w:type="dxa" w:w="100"/>
+              <w:right w:type="dxa" w:w="140"/>
+            </w:tcMar>
+          </w:tcPr>
+          <w:p>
+            <w:pPr>
+              <w:spacing w:after="40"/>
+            </w:pPr>
+            <w:r>
+              <w:rPr>
+                <w:rFonts w:ascii="Arial" w:cs="Arial" w:eastAsia="Arial" w:hAnsi="Arial"/>
+                <w:b/>
+                <w:bCs/>
+                <w:color w:val="FFFFFF"/>
+                <w:sz w:val="19"/>
+                <w:szCs w:val="19"/>
+              </w:rPr>
+              <w:t xml:space="preserve">Actionable Resolution</w:t>
+            </w:r>
+          </w:p>
+        </w:tc>
+      </w:tr>
+      <w:tr>
+        <w:tc>
+          <w:tcPr>
+            <w:tcW w:type="pct" w:w="30%"/>
+            <w:shd w:fill="FFFFFF"/>
+            <w:tcMar>
+              <w:top w:type="dxa" w:w="80"/>
+              <w:left w:type="dxa" w:w="140"/>
+              <w:bottom w:type="dxa" w:w="80"/>
+              <w:right w:type="dxa" w:w="140"/>
+            </w:tcMar>
+          </w:tcPr>
+          <w:p>
+            <w:pPr>
+              <w:spacing w:after="40"/>
+            </w:pPr>
+            <w:r>
+              <w:rPr>
+                <w:rFonts w:ascii="Arial" w:cs="Arial" w:eastAsia="Arial" w:hAnsi="Arial"/>
+                <w:color w:val="1E293B"/>
+                <w:sz w:val="21"/>
+                <w:szCs w:val="21"/>
+              </w:rPr>
+              <w:t xml:space="preserve">Permission discoveryengine.notebooks.list denied (HTTP 403)</w:t>
+            </w:r>
+          </w:p>
+        </w:tc>
+        <w:tc>
+          <w:tcPr>
+            <w:tcW w:type="pct" w:w="30%"/>
+            <w:shd w:fill="FFFFFF"/>
+            <w:tcMar>
+              <w:top w:type="dxa" w:w="80"/>
+              <w:left w:type="dxa" w:w="140"/>
+              <w:bottom w:type="dxa" w:w="80"/>
+              <w:right w:type="dxa" w:w="140"/>
+            </w:tcMar>
+          </w:tcPr>
+          <w:p>
+            <w:pPr>
+              <w:spacing w:after="40"/>
+            </w:pPr>
+            <w:r>
+              <w:rPr>
+                <w:rFonts w:ascii="Arial" w:cs="Arial" w:eastAsia="Arial" w:hAnsi="Arial"/>
+                <w:color w:val="1E293B"/>
+                <w:sz w:val="21"/>
+                <w:szCs w:val="21"/>
+              </w:rPr>
+              <w:t xml:space="preserve">Mismatched google.subject (missing .lowerAscii()), missing google.groups claim, or user lacks roles/discoveryengine.user</w:t>
+            </w:r>
+          </w:p>
+        </w:tc>
+        <w:tc>
+          <w:tcPr>
+            <w:tcW w:type="pct" w:w="40%"/>
+            <w:shd w:fill="FFFFFF"/>
+            <w:tcMar>
+              <w:top w:type="dxa" w:w="80"/>
+              <w:left w:type="dxa" w:w="140"/>
+              <w:bottom w:type="dxa" w:w="80"/>
+              <w:right w:type="dxa" w:w="140"/>
+            </w:tcMar>
+          </w:tcPr>
+          <w:p>
+            <w:pPr>
+              <w:spacing w:after="40"/>
+            </w:pPr>
+            <w:r>
+              <w:rPr>
+                <w:rFonts w:ascii="Arial" w:cs="Arial" w:eastAsia="Arial" w:hAnsi="Arial"/>
+                <w:color w:val="1E293B"/>
+                <w:sz w:val="21"/>
+                <w:szCs w:val="21"/>
+              </w:rPr>
+              <w:t xml:space="preserve">1. Align provider: gcloud iam workforce-pools providers update-oidc migration-dwd-provider --attribute-mapping="google.subject=assertion.email.lowerAscii(),google.groups=assertion.groups,attribute.user_email=assertion.email". 2. Grant roles/discoveryengine.user and serviceusage.serviceUsageConsumer.</w:t>
+            </w:r>
+          </w:p>
+        </w:tc>
+      </w:tr>
+      <w:tr>
+        <w:tc>
+          <w:tcPr>
+            <w:tcW w:type="pct" w:w="30%"/>
+            <w:shd w:fill="F8FAFC"/>
+            <w:tcMar>
+              <w:top w:type="dxa" w:w="80"/>
+              <w:left w:type="dxa" w:w="140"/>
+              <w:bottom w:type="dxa" w:w="80"/>
+              <w:right w:type="dxa" w:w="140"/>
+            </w:tcMar>
+          </w:tcPr>
+          <w:p>
+            <w:pPr>
+              <w:spacing w:after="40"/>
+            </w:pPr>
+            <w:r>
+              <w:rPr>
+                <w:rFonts w:ascii="Arial" w:cs="Arial" w:eastAsia="Arial" w:hAnsi="Arial"/>
+                <w:color w:val="1E293B"/>
+                <w:sz w:val="21"/>
+                <w:szCs w:val="21"/>
+              </w:rPr>
+              <w:t xml:space="preserve">WorkforceSubjectMappingMismatch</w:t>
+            </w:r>
+          </w:p>
+        </w:tc>
+        <w:tc>
+          <w:tcPr>
+            <w:tcW w:type="pct" w:w="30%"/>
+            <w:shd w:fill="F8FAFC"/>
+            <w:tcMar>
+              <w:top w:type="dxa" w:w="80"/>
+              <w:left w:type="dxa" w:w="140"/>
+              <w:bottom w:type="dxa" w:w="80"/>
+              <w:right w:type="dxa" w:w="140"/>
+            </w:tcMar>
+          </w:tcPr>
+          <w:p>
+            <w:pPr>
+              <w:spacing w:after="40"/>
+            </w:pPr>
+            <w:r>
+              <w:rPr>
+                <w:rFonts w:ascii="Arial" w:cs="Arial" w:eastAsia="Arial" w:hAnsi="Arial"/>
+                <w:color w:val="1E293B"/>
+                <w:sz w:val="21"/>
+                <w:szCs w:val="21"/>
+              </w:rPr>
+              <w:t xml:space="preserve">Pool contains multiple providers with differing subject CEL expressions</w:t>
+            </w:r>
+          </w:p>
+        </w:tc>
+        <w:tc>
+          <w:tcPr>
+            <w:tcW w:type="pct" w:w="40%"/>
+            <w:shd w:fill="F8FAFC"/>
+            <w:tcMar>
+              <w:top w:type="dxa" w:w="80"/>
+              <w:left w:type="dxa" w:w="140"/>
+              <w:bottom w:type="dxa" w:w="80"/>
+              <w:right w:type="dxa" w:w="140"/>
+            </w:tcMar>
+          </w:tcPr>
+          <w:p>
+            <w:pPr>
+              <w:spacing w:after="40"/>
+            </w:pPr>
+            <w:r>
+              <w:rPr>
+                <w:rFonts w:ascii="Arial" w:cs="Arial" w:eastAsia="Arial" w:hAnsi="Arial"/>
+                <w:color w:val="1E293B"/>
+                <w:sz w:val="21"/>
+                <w:szCs w:val="21"/>
+              </w:rPr>
+              <w:t xml:space="preserve">Update migration-dwd-provider to match the canonical lowercase email format (assertion.email.lowerAscii()). The validator treats OIDC and SAML lowercase email mappings as semantically aligned.</w:t>
+            </w:r>
+          </w:p>
+        </w:tc>
+      </w:tr>
+      <w:tr>
+        <w:tc>
+          <w:tcPr>
+            <w:tcW w:type="pct" w:w="30%"/>
+            <w:shd w:fill="FFFFFF"/>
+            <w:tcMar>
+              <w:top w:type="dxa" w:w="80"/>
+              <w:left w:type="dxa" w:w="140"/>
+              <w:bottom w:type="dxa" w:w="80"/>
+              <w:right w:type="dxa" w:w="140"/>
+            </w:tcMar>
+          </w:tcPr>
+          <w:p>
+            <w:pPr>
+              <w:spacing w:after="40"/>
+            </w:pPr>
+            <w:r>
+              <w:rPr>
+                <w:rFonts w:ascii="Arial" w:cs="Arial" w:eastAsia="Arial" w:hAnsi="Arial"/>
+                <w:color w:val="1E293B"/>
+                <w:sz w:val="21"/>
+                <w:szCs w:val="21"/>
+              </w:rPr>
+              <w:t xml:space="preserve">The issuer in ID Token does not match...</w:t>
+            </w:r>
+          </w:p>
+        </w:tc>
+        <w:tc>
+          <w:tcPr>
+            <w:tcW w:type="pct" w:w="30%"/>
+            <w:shd w:fill="FFFFFF"/>
+            <w:tcMar>
+              <w:top w:type="dxa" w:w="80"/>
+              <w:left w:type="dxa" w:w="140"/>
+              <w:bottom w:type="dxa" w:w="80"/>
+              <w:right w:type="dxa" w:w="140"/>
+            </w:tcMar>
+          </w:tcPr>
+          <w:p>
+            <w:pPr>
+              <w:spacing w:after="40"/>
+            </w:pPr>
+            <w:r>
+              <w:rPr>
+                <w:rFonts w:ascii="Arial" w:cs="Arial" w:eastAsia="Arial" w:hAnsi="Arial"/>
+                <w:color w:val="1E293B"/>
+                <w:sz w:val="21"/>
+                <w:szCs w:val="21"/>
+              </w:rPr>
+              <w:t xml:space="preserve">Configuration points to an interactive production provider instead of headless migration-dwd-provider</w:t>
+            </w:r>
+          </w:p>
+        </w:tc>
+        <w:tc>
+          <w:tcPr>
+            <w:tcW w:type="pct" w:w="40%"/>
+            <w:shd w:fill="FFFFFF"/>
+            <w:tcMar>
+              <w:top w:type="dxa" w:w="80"/>
+              <w:left w:type="dxa" w:w="140"/>
+              <w:bottom w:type="dxa" w:w="80"/>
+              <w:right w:type="dxa" w:w="140"/>
+            </w:tcMar>
+          </w:tcPr>
+          <w:p>
+            <w:pPr>
+              <w:spacing w:after="40"/>
+            </w:pPr>
+            <w:r>
+              <w:rPr>
+                <w:rFonts w:ascii="Arial" w:cs="Arial" w:eastAsia="Arial" w:hAnsi="Arial"/>
+                <w:color w:val="1E293B"/>
+                <w:sz w:val="21"/>
+                <w:szCs w:val="21"/>
+              </w:rPr>
+              <w:t xml:space="preserve">Select Migration DWD preset in Auth Wizard, or set providerId to migration-dwd-provider and issuer to https://gemini-migration.internal.</w:t>
+            </w:r>
+          </w:p>
+        </w:tc>
+      </w:tr>
+      <w:tr>
+        <w:tc>
+          <w:tcPr>
+            <w:tcW w:type="pct" w:w="30%"/>
+            <w:shd w:fill="F8FAFC"/>
+            <w:tcMar>
+              <w:top w:type="dxa" w:w="80"/>
+              <w:left w:type="dxa" w:w="140"/>
+              <w:bottom w:type="dxa" w:w="80"/>
+              <w:right w:type="dxa" w:w="140"/>
+            </w:tcMar>
+          </w:tcPr>
+          <w:p>
+            <w:pPr>
+              <w:spacing w:after="40"/>
+            </w:pPr>
+            <w:r>
+              <w:rPr>
+                <w:rFonts w:ascii="Arial" w:cs="Arial" w:eastAsia="Arial" w:hAnsi="Arial"/>
+                <w:color w:val="1E293B"/>
+                <w:sz w:val="21"/>
+                <w:szCs w:val="21"/>
+              </w:rPr>
+              <w:t xml:space="preserve">USER_PROJECT_DENIED / serviceusage</w:t>
+            </w:r>
+          </w:p>
+        </w:tc>
+        <w:tc>
+          <w:tcPr>
+            <w:tcW w:type="pct" w:w="30%"/>
+            <w:shd w:fill="F8FAFC"/>
+            <w:tcMar>
+              <w:top w:type="dxa" w:w="80"/>
+              <w:left w:type="dxa" w:w="140"/>
+              <w:bottom w:type="dxa" w:w="80"/>
+              <w:right w:type="dxa" w:w="140"/>
+            </w:tcMar>
+          </w:tcPr>
+          <w:p>
+            <w:pPr>
+              <w:spacing w:after="40"/>
+            </w:pPr>
+            <w:r>
+              <w:rPr>
+                <w:rFonts w:ascii="Arial" w:cs="Arial" w:eastAsia="Arial" w:hAnsi="Arial"/>
+                <w:color w:val="1E293B"/>
+                <w:sz w:val="21"/>
+                <w:szCs w:val="21"/>
+              </w:rPr>
+              <w:t xml:space="preserve">Workforce principal or SA not authorized on quota project</w:t>
+            </w:r>
+          </w:p>
+        </w:tc>
+        <w:tc>
+          <w:tcPr>
+            <w:tcW w:type="pct" w:w="40%"/>
+            <w:shd w:fill="F8FAFC"/>
+            <w:tcMar>
+              <w:top w:type="dxa" w:w="80"/>
+              <w:left w:type="dxa" w:w="140"/>
+              <w:bottom w:type="dxa" w:w="80"/>
+              <w:right w:type="dxa" w:w="140"/>
+            </w:tcMar>
+          </w:tcPr>
+          <w:p>
+            <w:pPr>
+              <w:spacing w:after="40"/>
+            </w:pPr>
+            <w:r>
+              <w:rPr>
+                <w:rFonts w:ascii="Arial" w:cs="Arial" w:eastAsia="Arial" w:hAnsi="Arial"/>
+                <w:color w:val="1E293B"/>
+                <w:sz w:val="21"/>
+                <w:szCs w:val="21"/>
+              </w:rPr>
+              <w:t xml:space="preserve">Grant roles/serviceusage.serviceUsageConsumer to the workforce principal or pool.</w:t>
+            </w:r>
+          </w:p>
+        </w:tc>
+      </w:tr>
+      <w:tr>
+        <w:tc>
+          <w:tcPr>
+            <w:tcW w:type="pct" w:w="30%"/>
+            <w:shd w:fill="FFFFFF"/>
+            <w:tcMar>
+              <w:top w:type="dxa" w:w="80"/>
+              <w:left w:type="dxa" w:w="140"/>
+              <w:bottom w:type="dxa" w:w="80"/>
+              <w:right w:type="dxa" w:w="140"/>
+            </w:tcMar>
+          </w:tcPr>
+          <w:p>
+            <w:pPr>
+              <w:spacing w:after="40"/>
+            </w:pPr>
+            <w:r>
+              <w:rPr>
+                <w:rFonts w:ascii="Arial" w:cs="Arial" w:eastAsia="Arial" w:hAnsi="Arial"/>
+                <w:color w:val="1E293B"/>
+                <w:sz w:val="21"/>
+                <w:szCs w:val="21"/>
+              </w:rPr>
+              <w:t xml:space="preserve">invalid_grant: Invalid email or User ID</w:t>
+            </w:r>
+          </w:p>
+        </w:tc>
+        <w:tc>
+          <w:tcPr>
+            <w:tcW w:type="pct" w:w="30%"/>
+            <w:shd w:fill="FFFFFF"/>
+            <w:tcMar>
+              <w:top w:type="dxa" w:w="80"/>
+              <w:left w:type="dxa" w:w="140"/>
+              <w:bottom w:type="dxa" w:w="80"/>
+              <w:right w:type="dxa" w:w="140"/>
+            </w:tcMar>
+          </w:tcPr>
+          <w:p>
+            <w:pPr>
+              <w:spacing w:after="40"/>
+            </w:pPr>
+            <w:r>
+              <w:rPr>
+                <w:rFonts w:ascii="Arial" w:cs="Arial" w:eastAsia="Arial" w:hAnsi="Arial"/>
+                <w:color w:val="1E293B"/>
+                <w:sz w:val="21"/>
+                <w:szCs w:val="21"/>
+              </w:rPr>
+              <w:t xml:space="preserve">Target user does not exist in Google Workspace directory</w:t>
+            </w:r>
+          </w:p>
+        </w:tc>
+        <w:tc>
+          <w:tcPr>
+            <w:tcW w:type="pct" w:w="40%"/>
+            <w:shd w:fill="FFFFFF"/>
+            <w:tcMar>
+              <w:top w:type="dxa" w:w="80"/>
+              <w:left w:type="dxa" w:w="140"/>
+              <w:bottom w:type="dxa" w:w="80"/>
+              <w:right w:type="dxa" w:w="140"/>
+            </w:tcMar>
+          </w:tcPr>
+          <w:p>
+            <w:pPr>
+              <w:spacing w:after="40"/>
+            </w:pPr>
+            <w:r>
+              <w:rPr>
+                <w:rFonts w:ascii="Arial" w:cs="Arial" w:eastAsia="Arial" w:hAnsi="Arial"/>
+                <w:color w:val="1E293B"/>
+                <w:sz w:val="21"/>
+                <w:szCs w:val="21"/>
+              </w:rPr>
+              <w:t xml:space="preserve">Verify target user exists in admin.google.com, or configure Cross-IdP transformation rules in Step 3.</w:t>
+            </w:r>
+          </w:p>
+        </w:tc>
+      </w:tr>
+    </w:tbl>
+    <w:p>
+      <w:pPr>
+        <w:spacing w:after="160"/>
+      </w:pPr>
     </w:p>
     <w:p>
       <w:pPr>

--- a/USER_GUIDE.docx
+++ b/USER_GUIDE.docx
@@ -96,7 +96,7 @@
                 <w:sz w:val="19"/>
                 <w:szCs w:val="19"/>
               </w:rPr>
-              <w:t xml:space="preserve">v1.5.5 (Enterprise Release)</w:t>
+              <w:t xml:space="preserve">v1.6.0 (Enterprise Release)</w:t>
             </w:r>
           </w:p>
         </w:tc>
@@ -401,16 +401,111 @@
           <w:sz w:val="21"/>
           <w:szCs w:val="21"/>
         </w:rPr>
-        <w:t xml:space="preserve">Custom Agents &amp; Tool Attachments</w:t>
-      </w:r>
-      <w:r>
-        <w:rPr>
-          <w:rFonts w:ascii="Arial" w:cs="Arial" w:eastAsia="Arial" w:hAnsi="Arial"/>
-          <w:color w:val="1E293B"/>
-          <w:sz w:val="21"/>
-          <w:szCs w:val="21"/>
-        </w:rPr>
-        <w:t xml:space="preserve">: Migrates Low-Code and Workflow agents, preserving system prompts, descriptions, author tags, and grounding DataStore connections as native editable drafts.</w:t>
+        <w:t xml:space="preserve">Custom Agents &amp; Dynamic Connector Auto-Mapping</w:t>
+      </w:r>
+      <w:r>
+        <w:rPr>
+          <w:rFonts w:ascii="Arial" w:cs="Arial" w:eastAsia="Arial" w:hAnsi="Arial"/>
+          <w:color w:val="1E293B"/>
+          <w:sz w:val="21"/>
+          <w:szCs w:val="21"/>
+        </w:rPr>
+        <w:t xml:space="preserve">: Migrates Low-Code and Workflow agents, preserving system prompts, descriptions, author tags, and grounding DataStore connections as native editable drafts. Automatically pairs timestamp-suffixed Connector Collections (</w:t>
+      </w:r>
+      <w:r>
+        <w:rPr>
+          <w:rFonts w:ascii="Consolas" w:cs="Consolas" w:eastAsia="Consolas" w:hAnsi="Consolas"/>
+          <w:color w:val="0F172A"/>
+          <w:sz w:val="19"/>
+          <w:szCs w:val="19"/>
+          <w:shd w:fill="F1F5F9"/>
+        </w:rPr>
+        <w:t xml:space="preserve">&lt;connector&gt;_&lt;timestamp&gt;</w:t>
+      </w:r>
+      <w:r>
+        <w:rPr>
+          <w:rFonts w:ascii="Arial" w:cs="Arial" w:eastAsia="Arial" w:hAnsi="Arial"/>
+          <w:color w:val="1E293B"/>
+          <w:sz w:val="21"/>
+          <w:szCs w:val="21"/>
+        </w:rPr>
+        <w:t xml:space="preserve">) and child entity DataStores (</w:t>
+      </w:r>
+      <w:r>
+        <w:rPr>
+          <w:rFonts w:ascii="Consolas" w:cs="Consolas" w:eastAsia="Consolas" w:hAnsi="Consolas"/>
+          <w:color w:val="0F172A"/>
+          <w:sz w:val="19"/>
+          <w:szCs w:val="19"/>
+          <w:shd w:fill="F1F5F9"/>
+        </w:rPr>
+        <w:t xml:space="preserve">_issue</w:t>
+      </w:r>
+      <w:r>
+        <w:rPr>
+          <w:rFonts w:ascii="Arial" w:cs="Arial" w:eastAsia="Arial" w:hAnsi="Arial"/>
+          <w:color w:val="1E293B"/>
+          <w:sz w:val="21"/>
+          <w:szCs w:val="21"/>
+        </w:rPr>
+        <w:t xml:space="preserve">, </w:t>
+      </w:r>
+      <w:r>
+        <w:rPr>
+          <w:rFonts w:ascii="Consolas" w:cs="Consolas" w:eastAsia="Consolas" w:hAnsi="Consolas"/>
+          <w:color w:val="0F172A"/>
+          <w:sz w:val="19"/>
+          <w:szCs w:val="19"/>
+          <w:shd w:fill="F1F5F9"/>
+        </w:rPr>
+        <w:t xml:space="preserve">_pull_request</w:t>
+      </w:r>
+      <w:r>
+        <w:rPr>
+          <w:rFonts w:ascii="Arial" w:cs="Arial" w:eastAsia="Arial" w:hAnsi="Arial"/>
+          <w:color w:val="1E293B"/>
+          <w:sz w:val="21"/>
+          <w:szCs w:val="21"/>
+        </w:rPr>
+        <w:t xml:space="preserve">, </w:t>
+      </w:r>
+      <w:r>
+        <w:rPr>
+          <w:rFonts w:ascii="Consolas" w:cs="Consolas" w:eastAsia="Consolas" w:hAnsi="Consolas"/>
+          <w:color w:val="0F172A"/>
+          <w:sz w:val="19"/>
+          <w:szCs w:val="19"/>
+          <w:shd w:fill="F1F5F9"/>
+        </w:rPr>
+        <w:t xml:space="preserve">_repository</w:t>
+      </w:r>
+      <w:r>
+        <w:rPr>
+          <w:rFonts w:ascii="Arial" w:cs="Arial" w:eastAsia="Arial" w:hAnsi="Arial"/>
+          <w:color w:val="1E293B"/>
+          <w:sz w:val="21"/>
+          <w:szCs w:val="21"/>
+        </w:rPr>
+        <w:t xml:space="preserve">) across projects using Regex Pattern Matching (</w:t>
+      </w:r>
+      <w:r>
+        <w:rPr>
+          <w:rFonts w:ascii="Consolas" w:cs="Consolas" w:eastAsia="Consolas" w:hAnsi="Consolas"/>
+          <w:color w:val="0F172A"/>
+          <w:sz w:val="19"/>
+          <w:szCs w:val="19"/>
+          <w:shd w:fill="F1F5F9"/>
+        </w:rPr>
+        <w:t xml:space="preserve">_#####</w:t>
+      </w:r>
+      <w:r>
+        <w:rPr>
+          <w:rFonts w:ascii="Arial" w:cs="Arial" w:eastAsia="Arial" w:hAnsi="Arial"/>
+          <w:color w:val="1E293B"/>
+          <w:sz w:val="21"/>
+          <w:szCs w:val="21"/>
+        </w:rPr>
+        <w:t xml:space="preserve"> instance matching) to prevent 1-to-3 Connector source multiplication.</w:t>
       </w:r>
     </w:p>
     <w:p>
@@ -431,35 +526,35 @@
           <w:sz w:val="21"/>
           <w:szCs w:val="21"/>
         </w:rPr>
-        <w:t xml:space="preserve">User-Created Skills in Agent Registry</w:t>
-      </w:r>
-      <w:r>
-        <w:rPr>
-          <w:rFonts w:ascii="Arial" w:cs="Arial" w:eastAsia="Arial" w:hAnsi="Arial"/>
-          <w:color w:val="1E293B"/>
-          <w:sz w:val="21"/>
-          <w:szCs w:val="21"/>
-        </w:rPr>
-        <w:t xml:space="preserve">: Migrates custom skills from </w:t>
-      </w:r>
-      <w:r>
-        <w:rPr>
-          <w:rFonts w:ascii="Consolas" w:cs="Consolas" w:eastAsia="Consolas" w:hAnsi="Consolas"/>
-          <w:color w:val="0F172A"/>
-          <w:sz w:val="19"/>
-          <w:szCs w:val="19"/>
-          <w:shd w:fill="F1F5F9"/>
-        </w:rPr>
-        <w:t xml:space="preserve">agentregistry.googleapis.com</w:t>
-      </w:r>
-      <w:r>
-        <w:rPr>
-          <w:rFonts w:ascii="Arial" w:cs="Arial" w:eastAsia="Arial" w:hAnsi="Arial"/>
-          <w:color w:val="1E293B"/>
-          <w:sz w:val="21"/>
-          <w:szCs w:val="21"/>
-        </w:rPr>
-        <w:t xml:space="preserve"> while intelligently ignoring built-in 1P Google templates.</w:t>
+        <w:t xml:space="preserve">Human-in-the-Loop (HITL) Connector &amp; Notebook Validation</w:t>
+      </w:r>
+      <w:r>
+        <w:rPr>
+          <w:rFonts w:ascii="Arial" w:cs="Arial" w:eastAsia="Arial" w:hAnsi="Arial"/>
+          <w:color w:val="1E293B"/>
+          <w:sz w:val="21"/>
+          <w:szCs w:val="21"/>
+        </w:rPr>
+        <w:t xml:space="preserve">: Interactive Step 2 mapping dropdowns and Step 3 runtime HITL modals so operators can verify, remap, or strip (</w:t>
+      </w:r>
+      <w:r>
+        <w:rPr>
+          <w:rFonts w:ascii="Consolas" w:cs="Consolas" w:eastAsia="Consolas" w:hAnsi="Consolas"/>
+          <w:color w:val="0F172A"/>
+          <w:sz w:val="19"/>
+          <w:szCs w:val="19"/>
+          <w:shd w:fill="F1F5F9"/>
+        </w:rPr>
+        <w:t xml:space="preserve">__STRIP__</w:t>
+      </w:r>
+      <w:r>
+        <w:rPr>
+          <w:rFonts w:ascii="Arial" w:cs="Arial" w:eastAsia="Arial" w:hAnsi="Arial"/>
+          <w:color w:val="1E293B"/>
+          <w:sz w:val="21"/>
+          <w:szCs w:val="21"/>
+        </w:rPr>
+        <w:t xml:space="preserve">) unmapped agent connectors and selectively filter colleague-shared Admin notebooks.</w:t>
       </w:r>
     </w:p>
     <w:p>
@@ -480,16 +575,35 @@
           <w:sz w:val="21"/>
           <w:szCs w:val="21"/>
         </w:rPr>
-        <w:t xml:space="preserve">Multi-Turn Chat History</w:t>
-      </w:r>
-      <w:r>
-        <w:rPr>
-          <w:rFonts w:ascii="Arial" w:cs="Arial" w:eastAsia="Arial" w:hAnsi="Arial"/>
-          <w:color w:val="1E293B"/>
-          <w:sz w:val="21"/>
-          <w:szCs w:val="21"/>
-        </w:rPr>
-        <w:t xml:space="preserve">: Rehydrates conversational histories turn-by-turn into each user's left-hand Gemini Enterprise History sidebar.</w:t>
+        <w:t xml:space="preserve">User-Created Skills in Agent Registry</w:t>
+      </w:r>
+      <w:r>
+        <w:rPr>
+          <w:rFonts w:ascii="Arial" w:cs="Arial" w:eastAsia="Arial" w:hAnsi="Arial"/>
+          <w:color w:val="1E293B"/>
+          <w:sz w:val="21"/>
+          <w:szCs w:val="21"/>
+        </w:rPr>
+        <w:t xml:space="preserve">: Migrates custom skills from </w:t>
+      </w:r>
+      <w:r>
+        <w:rPr>
+          <w:rFonts w:ascii="Consolas" w:cs="Consolas" w:eastAsia="Consolas" w:hAnsi="Consolas"/>
+          <w:color w:val="0F172A"/>
+          <w:sz w:val="19"/>
+          <w:szCs w:val="19"/>
+          <w:shd w:fill="F1F5F9"/>
+        </w:rPr>
+        <w:t xml:space="preserve">agentregistry.googleapis.com</w:t>
+      </w:r>
+      <w:r>
+        <w:rPr>
+          <w:rFonts w:ascii="Arial" w:cs="Arial" w:eastAsia="Arial" w:hAnsi="Arial"/>
+          <w:color w:val="1E293B"/>
+          <w:sz w:val="21"/>
+          <w:szCs w:val="21"/>
+        </w:rPr>
+        <w:t xml:space="preserve"> while intelligently ignoring built-in 1P Google templates.</w:t>
       </w:r>
     </w:p>
     <w:p>
@@ -510,16 +624,16 @@
           <w:sz w:val="21"/>
           <w:szCs w:val="21"/>
         </w:rPr>
-        <w:t xml:space="preserve">Personalized AI Memories &amp; Facts</w:t>
-      </w:r>
-      <w:r>
-        <w:rPr>
-          <w:rFonts w:ascii="Arial" w:cs="Arial" w:eastAsia="Arial" w:hAnsi="Arial"/>
-          <w:color w:val="1E293B"/>
-          <w:sz w:val="21"/>
-          <w:szCs w:val="21"/>
-        </w:rPr>
-        <w:t xml:space="preserve">: Discovers and exports user preferences, role profiles, and learned memory facts.</w:t>
+        <w:t xml:space="preserve">Multi-Turn Chat History</w:t>
+      </w:r>
+      <w:r>
+        <w:rPr>
+          <w:rFonts w:ascii="Arial" w:cs="Arial" w:eastAsia="Arial" w:hAnsi="Arial"/>
+          <w:color w:val="1E293B"/>
+          <w:sz w:val="21"/>
+          <w:szCs w:val="21"/>
+        </w:rPr>
+        <w:t xml:space="preserve">: Rehydrates conversational histories turn-by-turn into each user's left-hand Gemini Enterprise History sidebar.</w:t>
       </w:r>
     </w:p>
     <w:p>
@@ -540,73 +654,16 @@
           <w:sz w:val="21"/>
           <w:szCs w:val="21"/>
         </w:rPr>
-        <w:t xml:space="preserve">Studio Artifacts Export (PPTX, DOCX, Video, Interactive Apps)</w:t>
-      </w:r>
-      <w:r>
-        <w:rPr>
-          <w:rFonts w:ascii="Arial" w:cs="Arial" w:eastAsia="Arial" w:hAnsi="Arial"/>
-          <w:color w:val="1E293B"/>
-          <w:sz w:val="21"/>
-          <w:szCs w:val="21"/>
-        </w:rPr>
-        <w:t xml:space="preserve">: Converts generated presentations into native widescreen PowerPoint (</w:t>
-      </w:r>
-      <w:r>
-        <w:rPr>
-          <w:rFonts w:ascii="Consolas" w:cs="Consolas" w:eastAsia="Consolas" w:hAnsi="Consolas"/>
-          <w:color w:val="0F172A"/>
-          <w:sz w:val="19"/>
-          <w:szCs w:val="19"/>
-          <w:shd w:fill="F1F5F9"/>
-        </w:rPr>
-        <w:t xml:space="preserve">.pptx</w:t>
-      </w:r>
-      <w:r>
-        <w:rPr>
-          <w:rFonts w:ascii="Arial" w:cs="Arial" w:eastAsia="Arial" w:hAnsi="Arial"/>
-          <w:color w:val="1E293B"/>
-          <w:sz w:val="21"/>
-          <w:szCs w:val="21"/>
-        </w:rPr>
-        <w:t xml:space="preserve">) decks, briefing docs into formatted Microsoft Word (</w:t>
-      </w:r>
-      <w:r>
-        <w:rPr>
-          <w:rFonts w:ascii="Consolas" w:cs="Consolas" w:eastAsia="Consolas" w:hAnsi="Consolas"/>
-          <w:color w:val="0F172A"/>
-          <w:sz w:val="19"/>
-          <w:szCs w:val="19"/>
-          <w:shd w:fill="F1F5F9"/>
-        </w:rPr>
-        <w:t xml:space="preserve">.docx</w:t>
-      </w:r>
-      <w:r>
-        <w:rPr>
-          <w:rFonts w:ascii="Arial" w:cs="Arial" w:eastAsia="Arial" w:hAnsi="Arial"/>
-          <w:color w:val="1E293B"/>
-          <w:sz w:val="21"/>
-          <w:szCs w:val="21"/>
-        </w:rPr>
-        <w:t xml:space="preserve">) files, explainer videos with automated </w:t>
-      </w:r>
-      <w:r>
-        <w:rPr>
-          <w:rFonts w:ascii="Consolas" w:cs="Consolas" w:eastAsia="Consolas" w:hAnsi="Consolas"/>
-          <w:color w:val="0F172A"/>
-          <w:sz w:val="19"/>
-          <w:szCs w:val="19"/>
-          <w:shd w:fill="F1F5F9"/>
-        </w:rPr>
-        <w:t xml:space="preserve">ffmpeg</w:t>
-      </w:r>
-      <w:r>
-        <w:rPr>
-          <w:rFonts w:ascii="Arial" w:cs="Arial" w:eastAsia="Arial" w:hAnsi="Arial"/>
-          <w:color w:val="1E293B"/>
-          <w:sz w:val="21"/>
-          <w:szCs w:val="21"/>
-        </w:rPr>
-        <w:t xml:space="preserve"> compression, and quizzes/flashcards into 100% offline interactive HTML5 applications.</w:t>
+        <w:t xml:space="preserve">Personalized AI Memories &amp; Facts</w:t>
+      </w:r>
+      <w:r>
+        <w:rPr>
+          <w:rFonts w:ascii="Arial" w:cs="Arial" w:eastAsia="Arial" w:hAnsi="Arial"/>
+          <w:color w:val="1E293B"/>
+          <w:sz w:val="21"/>
+          <w:szCs w:val="21"/>
+        </w:rPr>
+        <w:t xml:space="preserve">: Discovers and exports user preferences, role profiles, and learned memory facts.</w:t>
       </w:r>
     </w:p>
     <w:p>
@@ -627,6 +684,93 @@
           <w:sz w:val="21"/>
           <w:szCs w:val="21"/>
         </w:rPr>
+        <w:t xml:space="preserve">Studio Artifacts Export (PPTX, DOCX, Video, Interactive Apps)</w:t>
+      </w:r>
+      <w:r>
+        <w:rPr>
+          <w:rFonts w:ascii="Arial" w:cs="Arial" w:eastAsia="Arial" w:hAnsi="Arial"/>
+          <w:color w:val="1E293B"/>
+          <w:sz w:val="21"/>
+          <w:szCs w:val="21"/>
+        </w:rPr>
+        <w:t xml:space="preserve">: Converts generated presentations into native widescreen PowerPoint (</w:t>
+      </w:r>
+      <w:r>
+        <w:rPr>
+          <w:rFonts w:ascii="Consolas" w:cs="Consolas" w:eastAsia="Consolas" w:hAnsi="Consolas"/>
+          <w:color w:val="0F172A"/>
+          <w:sz w:val="19"/>
+          <w:szCs w:val="19"/>
+          <w:shd w:fill="F1F5F9"/>
+        </w:rPr>
+        <w:t xml:space="preserve">.pptx</w:t>
+      </w:r>
+      <w:r>
+        <w:rPr>
+          <w:rFonts w:ascii="Arial" w:cs="Arial" w:eastAsia="Arial" w:hAnsi="Arial"/>
+          <w:color w:val="1E293B"/>
+          <w:sz w:val="21"/>
+          <w:szCs w:val="21"/>
+        </w:rPr>
+        <w:t xml:space="preserve">) decks, briefing docs into formatted Microsoft Word (</w:t>
+      </w:r>
+      <w:r>
+        <w:rPr>
+          <w:rFonts w:ascii="Consolas" w:cs="Consolas" w:eastAsia="Consolas" w:hAnsi="Consolas"/>
+          <w:color w:val="0F172A"/>
+          <w:sz w:val="19"/>
+          <w:szCs w:val="19"/>
+          <w:shd w:fill="F1F5F9"/>
+        </w:rPr>
+        <w:t xml:space="preserve">.docx</w:t>
+      </w:r>
+      <w:r>
+        <w:rPr>
+          <w:rFonts w:ascii="Arial" w:cs="Arial" w:eastAsia="Arial" w:hAnsi="Arial"/>
+          <w:color w:val="1E293B"/>
+          <w:sz w:val="21"/>
+          <w:szCs w:val="21"/>
+        </w:rPr>
+        <w:t xml:space="preserve">) files, explainer videos with automated </w:t>
+      </w:r>
+      <w:r>
+        <w:rPr>
+          <w:rFonts w:ascii="Consolas" w:cs="Consolas" w:eastAsia="Consolas" w:hAnsi="Consolas"/>
+          <w:color w:val="0F172A"/>
+          <w:sz w:val="19"/>
+          <w:szCs w:val="19"/>
+          <w:shd w:fill="F1F5F9"/>
+        </w:rPr>
+        <w:t xml:space="preserve">ffmpeg</w:t>
+      </w:r>
+      <w:r>
+        <w:rPr>
+          <w:rFonts w:ascii="Arial" w:cs="Arial" w:eastAsia="Arial" w:hAnsi="Arial"/>
+          <w:color w:val="1E293B"/>
+          <w:sz w:val="21"/>
+          <w:szCs w:val="21"/>
+        </w:rPr>
+        <w:t xml:space="preserve"> compression, and quizzes/flashcards into 100% offline interactive HTML5 applications.</w:t>
+      </w:r>
+    </w:p>
+    <w:p>
+      <w:pPr>
+        <w:pStyle w:val="ListParagraph"/>
+        <w:numPr>
+          <w:ilvl w:val="0"/>
+          <w:numId w:val="1"/>
+        </w:numPr>
+        <w:spacing w:after="60" w:line="260"/>
+      </w:pPr>
+      <w:r>
+        <w:rPr>
+          <w:rFonts w:ascii="Arial" w:cs="Arial" w:eastAsia="Arial" w:hAnsi="Arial"/>
+          <w:b/>
+          <w:bCs/>
+          <w:color w:val="0F172A"/>
+          <w:sz w:val="21"/>
+          <w:szCs w:val="21"/>
+        </w:rPr>
         <w:t xml:space="preserve">Automated User Handover Delivery Engine</w:t>
       </w:r>
       <w:r>
@@ -957,7 +1101,7 @@
           <w:sz w:val="21"/>
           <w:szCs w:val="21"/>
         </w:rPr>
-        <w:t xml:space="preserve"> at the bottom of the audit report to carry configured environments forward.</w:t>
+        <w:t xml:space="preserve"> at the bottom of the audit report to carry configured environments and confirmed connector mappings forward.</w:t>
       </w:r>
     </w:p>
     <w:p>
@@ -1029,6 +1173,404 @@
         <w:spacing w:after="120" w:before="280"/>
       </w:pPr>
       <w:r>
+        <w:t xml:space="preserve">Dynamic Connector &amp; DataStore Auto-Mapping (_##### Instance Matching) &amp; HITL Validation</w:t>
+      </w:r>
+    </w:p>
+    <w:p>
+      <w:pPr>
+        <w:spacing w:after="120" w:line="276"/>
+      </w:pPr>
+      <w:r>
+        <w:rPr>
+          <w:rFonts w:ascii="Arial" w:cs="Arial" w:eastAsia="Arial" w:hAnsi="Arial"/>
+          <w:color w:val="1E293B"/>
+          <w:sz w:val="21"/>
+          <w:szCs w:val="21"/>
+        </w:rPr>
+        <w:t xml:space="preserve">In Google Cloud Discovery Engine, third-party workplace connectors (such as GitHub, Jira, Confluence, ServiceNow, and Slack) are provisioned as timestamp-suffixed Connector Collections (e.g. </w:t>
+      </w:r>
+      <w:r>
+        <w:rPr>
+          <w:rFonts w:ascii="Consolas" w:cs="Consolas" w:eastAsia="Consolas" w:hAnsi="Consolas"/>
+          <w:color w:val="0F172A"/>
+          <w:sz w:val="19"/>
+          <w:szCs w:val="19"/>
+          <w:shd w:fill="F1F5F9"/>
+        </w:rPr>
+        <w:t xml:space="preserve">github_1773757636775</w:t>
+      </w:r>
+      <w:r>
+        <w:rPr>
+          <w:rFonts w:ascii="Arial" w:cs="Arial" w:eastAsia="Arial" w:hAnsi="Arial"/>
+          <w:color w:val="1E293B"/>
+          <w:sz w:val="21"/>
+          <w:szCs w:val="21"/>
+        </w:rPr>
+        <w:t xml:space="preserve">) that manage multiple child entity DataStores (</w:t>
+      </w:r>
+      <w:r>
+        <w:rPr>
+          <w:rFonts w:ascii="Consolas" w:cs="Consolas" w:eastAsia="Consolas" w:hAnsi="Consolas"/>
+          <w:color w:val="0F172A"/>
+          <w:sz w:val="19"/>
+          <w:szCs w:val="19"/>
+          <w:shd w:fill="F1F5F9"/>
+        </w:rPr>
+        <w:t xml:space="preserve">github_1773757636775_issue</w:t>
+      </w:r>
+      <w:r>
+        <w:rPr>
+          <w:rFonts w:ascii="Arial" w:cs="Arial" w:eastAsia="Arial" w:hAnsi="Arial"/>
+          <w:color w:val="1E293B"/>
+          <w:sz w:val="21"/>
+          <w:szCs w:val="21"/>
+        </w:rPr>
+        <w:t xml:space="preserve">, </w:t>
+      </w:r>
+      <w:r>
+        <w:rPr>
+          <w:rFonts w:ascii="Consolas" w:cs="Consolas" w:eastAsia="Consolas" w:hAnsi="Consolas"/>
+          <w:color w:val="0F172A"/>
+          <w:sz w:val="19"/>
+          <w:szCs w:val="19"/>
+          <w:shd w:fill="F1F5F9"/>
+        </w:rPr>
+        <w:t xml:space="preserve">github_1773757636775_pull_request</w:t>
+      </w:r>
+      <w:r>
+        <w:rPr>
+          <w:rFonts w:ascii="Arial" w:cs="Arial" w:eastAsia="Arial" w:hAnsi="Arial"/>
+          <w:color w:val="1E293B"/>
+          <w:sz w:val="21"/>
+          <w:szCs w:val="21"/>
+        </w:rPr>
+        <w:t xml:space="preserve">, </w:t>
+      </w:r>
+      <w:r>
+        <w:rPr>
+          <w:rFonts w:ascii="Consolas" w:cs="Consolas" w:eastAsia="Consolas" w:hAnsi="Consolas"/>
+          <w:color w:val="0F172A"/>
+          <w:sz w:val="19"/>
+          <w:szCs w:val="19"/>
+          <w:shd w:fill="F1F5F9"/>
+        </w:rPr>
+        <w:t xml:space="preserve">github_1773757636775_repository</w:t>
+      </w:r>
+      <w:r>
+        <w:rPr>
+          <w:rFonts w:ascii="Arial" w:cs="Arial" w:eastAsia="Arial" w:hAnsi="Arial"/>
+          <w:color w:val="1E293B"/>
+          <w:sz w:val="21"/>
+          <w:szCs w:val="21"/>
+        </w:rPr>
+        <w:t xml:space="preserve">).</w:t>
+      </w:r>
+    </w:p>
+    <w:p>
+      <w:pPr>
+        <w:pStyle w:val="ListParagraph"/>
+        <w:numPr>
+          <w:ilvl w:val="0"/>
+          <w:numId w:val="1"/>
+        </w:numPr>
+        <w:spacing w:after="60" w:line="260"/>
+      </w:pPr>
+      <w:r>
+        <w:rPr>
+          <w:rFonts w:ascii="Arial" w:cs="Arial" w:eastAsia="Arial" w:hAnsi="Arial"/>
+          <w:b/>
+          <w:bCs/>
+          <w:color w:val="0F172A"/>
+          <w:sz w:val="21"/>
+          <w:szCs w:val="21"/>
+        </w:rPr>
+        <w:t xml:space="preserve">Preventing 1-to-3 Connector Source Multiplication</w:t>
+      </w:r>
+      <w:r>
+        <w:rPr>
+          <w:rFonts w:ascii="Arial" w:cs="Arial" w:eastAsia="Arial" w:hAnsi="Arial"/>
+          <w:color w:val="1E293B"/>
+          <w:sz w:val="21"/>
+          <w:szCs w:val="21"/>
+        </w:rPr>
+        <w:t xml:space="preserve">: A No-Code Agent connected to a GitHub Connector displays as 1 unified source ONLY when its parent </w:t>
+      </w:r>
+      <w:r>
+        <w:rPr>
+          <w:rFonts w:ascii="Consolas" w:cs="Consolas" w:eastAsia="Consolas" w:hAnsi="Consolas"/>
+          <w:color w:val="0F172A"/>
+          <w:sz w:val="19"/>
+          <w:szCs w:val="19"/>
+          <w:shd w:fill="F1F5F9"/>
+        </w:rPr>
+        <w:t xml:space="preserve">collections/{id}/dataConnector</w:t>
+      </w:r>
+      <w:r>
+        <w:rPr>
+          <w:rFonts w:ascii="Arial" w:cs="Arial" w:eastAsia="Arial" w:hAnsi="Arial"/>
+          <w:color w:val="1E293B"/>
+          <w:sz w:val="21"/>
+          <w:szCs w:val="21"/>
+        </w:rPr>
+        <w:t xml:space="preserve"> and all 3 child entity </w:t>
+      </w:r>
+      <w:r>
+        <w:rPr>
+          <w:rFonts w:ascii="Consolas" w:cs="Consolas" w:eastAsia="Consolas" w:hAnsi="Consolas"/>
+          <w:color w:val="0F172A"/>
+          <w:sz w:val="19"/>
+          <w:szCs w:val="19"/>
+          <w:shd w:fill="F1F5F9"/>
+        </w:rPr>
+        <w:t xml:space="preserve">dataStoreSpecs</w:t>
+      </w:r>
+      <w:r>
+        <w:rPr>
+          <w:rFonts w:ascii="Arial" w:cs="Arial" w:eastAsia="Arial" w:hAnsi="Arial"/>
+          <w:color w:val="1E293B"/>
+          <w:sz w:val="21"/>
+          <w:szCs w:val="21"/>
+        </w:rPr>
+        <w:t xml:space="preserve"> share the target project's exact </w:t>
+      </w:r>
+      <w:r>
+        <w:rPr>
+          <w:rFonts w:ascii="Consolas" w:cs="Consolas" w:eastAsia="Consolas" w:hAnsi="Consolas"/>
+          <w:color w:val="0F172A"/>
+          <w:sz w:val="19"/>
+          <w:szCs w:val="19"/>
+          <w:shd w:fill="F1F5F9"/>
+        </w:rPr>
+        <w:t xml:space="preserve">&lt;connector&gt;_&lt;timestamp&gt;</w:t>
+      </w:r>
+      <w:r>
+        <w:rPr>
+          <w:rFonts w:ascii="Arial" w:cs="Arial" w:eastAsia="Arial" w:hAnsi="Arial"/>
+          <w:color w:val="1E293B"/>
+          <w:sz w:val="21"/>
+          <w:szCs w:val="21"/>
+        </w:rPr>
+        <w:t xml:space="preserve"> prefix. If those timestamps are not remapped together, Gemini Enterprise fails to group the child DataStores under the parent connector and displays 3 separate broken DataStore sources in the restored agent.</w:t>
+      </w:r>
+    </w:p>
+    <w:p>
+      <w:pPr>
+        <w:pStyle w:val="ListParagraph"/>
+        <w:numPr>
+          <w:ilvl w:val="0"/>
+          <w:numId w:val="1"/>
+        </w:numPr>
+        <w:spacing w:after="60" w:line="260"/>
+      </w:pPr>
+      <w:r>
+        <w:rPr>
+          <w:rFonts w:ascii="Arial" w:cs="Arial" w:eastAsia="Arial" w:hAnsi="Arial"/>
+          <w:b/>
+          <w:bCs/>
+          <w:color w:val="0F172A"/>
+          <w:sz w:val="21"/>
+          <w:szCs w:val="21"/>
+        </w:rPr>
+        <w:t xml:space="preserve">Automated `_#####` Regex Pattern Matching</w:t>
+      </w:r>
+      <w:r>
+        <w:rPr>
+          <w:rFonts w:ascii="Arial" w:cs="Arial" w:eastAsia="Arial" w:hAnsi="Arial"/>
+          <w:color w:val="1E293B"/>
+          <w:sz w:val="21"/>
+          <w:szCs w:val="21"/>
+        </w:rPr>
+        <w:t xml:space="preserve">: During Step 2 (</w:t>
+      </w:r>
+      <w:r>
+        <w:rPr>
+          <w:rFonts w:ascii="Consolas" w:cs="Consolas" w:eastAsia="Consolas" w:hAnsi="Consolas"/>
+          <w:color w:val="0F172A"/>
+          <w:sz w:val="19"/>
+          <w:szCs w:val="19"/>
+          <w:shd w:fill="F1F5F9"/>
+        </w:rPr>
+        <w:t xml:space="preserve">Run Pre-Check</w:t>
+      </w:r>
+      <w:r>
+        <w:rPr>
+          <w:rFonts w:ascii="Arial" w:cs="Arial" w:eastAsia="Arial" w:hAnsi="Arial"/>
+          <w:color w:val="1E293B"/>
+          <w:sz w:val="21"/>
+          <w:szCs w:val="21"/>
+        </w:rPr>
+        <w:t xml:space="preserve">), the audit engine uses Regex Pattern Matching (</w:t>
+      </w:r>
+      <w:r>
+        <w:rPr>
+          <w:rFonts w:ascii="Consolas" w:cs="Consolas" w:eastAsia="Consolas" w:hAnsi="Consolas"/>
+          <w:color w:val="0F172A"/>
+          <w:sz w:val="19"/>
+          <w:szCs w:val="19"/>
+          <w:shd w:fill="F1F5F9"/>
+        </w:rPr>
+        <w:t xml:space="preserve">parseTimestampedResourceId</w:t>
+      </w:r>
+      <w:r>
+        <w:rPr>
+          <w:rFonts w:ascii="Arial" w:cs="Arial" w:eastAsia="Arial" w:hAnsi="Arial"/>
+          <w:color w:val="1E293B"/>
+          <w:sz w:val="21"/>
+          <w:szCs w:val="21"/>
+        </w:rPr>
+        <w:t xml:space="preserve">) to inspect all source and target Connector Collections and DataStores, automatically pairing matching connector base names and entity suffixes across different </w:t>
+      </w:r>
+      <w:r>
+        <w:rPr>
+          <w:rFonts w:ascii="Consolas" w:cs="Consolas" w:eastAsia="Consolas" w:hAnsi="Consolas"/>
+          <w:color w:val="0F172A"/>
+          <w:sz w:val="19"/>
+          <w:szCs w:val="19"/>
+          <w:shd w:fill="F1F5F9"/>
+        </w:rPr>
+        <w:t xml:space="preserve">_#####</w:t>
+      </w:r>
+      <w:r>
+        <w:rPr>
+          <w:rFonts w:ascii="Arial" w:cs="Arial" w:eastAsia="Arial" w:hAnsi="Arial"/>
+          <w:color w:val="1E293B"/>
+          <w:sz w:val="21"/>
+          <w:szCs w:val="21"/>
+        </w:rPr>
+        <w:t xml:space="preserve"> timestamps.</w:t>
+      </w:r>
+    </w:p>
+    <w:p>
+      <w:pPr>
+        <w:pStyle w:val="ListParagraph"/>
+        <w:numPr>
+          <w:ilvl w:val="0"/>
+          <w:numId w:val="1"/>
+        </w:numPr>
+        <w:spacing w:after="60" w:line="260"/>
+      </w:pPr>
+      <w:r>
+        <w:rPr>
+          <w:rFonts w:ascii="Arial" w:cs="Arial" w:eastAsia="Arial" w:hAnsi="Arial"/>
+          <w:b/>
+          <w:bCs/>
+          <w:color w:val="0F172A"/>
+          <w:sz w:val="21"/>
+          <w:szCs w:val="21"/>
+        </w:rPr>
+        <w:t xml:space="preserve">Interactive Step 2 HITL Mapping Table</w:t>
+      </w:r>
+      <w:r>
+        <w:rPr>
+          <w:rFonts w:ascii="Arial" w:cs="Arial" w:eastAsia="Arial" w:hAnsi="Arial"/>
+          <w:color w:val="1E293B"/>
+          <w:sz w:val="21"/>
+          <w:szCs w:val="21"/>
+        </w:rPr>
+        <w:t xml:space="preserve">: Displays every discovered source Connector Collection and DataStore with status badges (</w:t>
+      </w:r>
+      <w:r>
+        <w:rPr>
+          <w:rFonts w:ascii="Consolas" w:cs="Consolas" w:eastAsia="Consolas" w:hAnsi="Consolas"/>
+          <w:color w:val="0F172A"/>
+          <w:sz w:val="19"/>
+          <w:szCs w:val="19"/>
+          <w:shd w:fill="F1F5F9"/>
+        </w:rPr>
+        <w:t xml:space="preserve">AUTO-MATCH (_#####)</w:t>
+      </w:r>
+      <w:r>
+        <w:rPr>
+          <w:rFonts w:ascii="Arial" w:cs="Arial" w:eastAsia="Arial" w:hAnsi="Arial"/>
+          <w:color w:val="1E293B"/>
+          <w:sz w:val="21"/>
+          <w:szCs w:val="21"/>
+        </w:rPr>
+        <w:t xml:space="preserve">, </w:t>
+      </w:r>
+      <w:r>
+        <w:rPr>
+          <w:rFonts w:ascii="Consolas" w:cs="Consolas" w:eastAsia="Consolas" w:hAnsi="Consolas"/>
+          <w:color w:val="0F172A"/>
+          <w:sz w:val="19"/>
+          <w:szCs w:val="19"/>
+          <w:shd w:fill="F1F5F9"/>
+        </w:rPr>
+        <w:t xml:space="preserve">EXACT MATCH</w:t>
+      </w:r>
+      <w:r>
+        <w:rPr>
+          <w:rFonts w:ascii="Arial" w:cs="Arial" w:eastAsia="Arial" w:hAnsi="Arial"/>
+          <w:color w:val="1E293B"/>
+          <w:sz w:val="21"/>
+          <w:szCs w:val="21"/>
+        </w:rPr>
+        <w:t xml:space="preserve">, </w:t>
+      </w:r>
+      <w:r>
+        <w:rPr>
+          <w:rFonts w:ascii="Consolas" w:cs="Consolas" w:eastAsia="Consolas" w:hAnsi="Consolas"/>
+          <w:color w:val="0F172A"/>
+          <w:sz w:val="19"/>
+          <w:szCs w:val="19"/>
+          <w:shd w:fill="F1F5F9"/>
+        </w:rPr>
+        <w:t xml:space="preserve">HITL REQUIRED</w:t>
+      </w:r>
+      <w:r>
+        <w:rPr>
+          <w:rFonts w:ascii="Arial" w:cs="Arial" w:eastAsia="Arial" w:hAnsi="Arial"/>
+          <w:color w:val="1E293B"/>
+          <w:sz w:val="21"/>
+          <w:szCs w:val="21"/>
+        </w:rPr>
+        <w:t xml:space="preserve">), dropdown selectors for live target connectors, custom ID inputs, and </w:t>
+      </w:r>
+      <w:r>
+        <w:rPr>
+          <w:rFonts w:ascii="Consolas" w:cs="Consolas" w:eastAsia="Consolas" w:hAnsi="Consolas"/>
+          <w:color w:val="0F172A"/>
+          <w:sz w:val="19"/>
+          <w:szCs w:val="19"/>
+          <w:shd w:fill="F1F5F9"/>
+        </w:rPr>
+        <w:t xml:space="preserve">Strip / Remove Connector from Migrated Agents</w:t>
+      </w:r>
+      <w:r>
+        <w:rPr>
+          <w:rFonts w:ascii="Arial" w:cs="Arial" w:eastAsia="Arial" w:hAnsi="Arial"/>
+          <w:color w:val="1E293B"/>
+          <w:sz w:val="21"/>
+          <w:szCs w:val="21"/>
+        </w:rPr>
+        <w:t xml:space="preserve"> (</w:t>
+      </w:r>
+      <w:r>
+        <w:rPr>
+          <w:rFonts w:ascii="Consolas" w:cs="Consolas" w:eastAsia="Consolas" w:hAnsi="Consolas"/>
+          <w:color w:val="0F172A"/>
+          <w:sz w:val="19"/>
+          <w:szCs w:val="19"/>
+          <w:shd w:fill="F1F5F9"/>
+        </w:rPr>
+        <w:t xml:space="preserve">__STRIP__</w:t>
+      </w:r>
+      <w:r>
+        <w:rPr>
+          <w:rFonts w:ascii="Arial" w:cs="Arial" w:eastAsia="Arial" w:hAnsi="Arial"/>
+          <w:color w:val="1E293B"/>
+          <w:sz w:val="21"/>
+          <w:szCs w:val="21"/>
+        </w:rPr>
+        <w:t xml:space="preserve">).</w:t>
+      </w:r>
+    </w:p>
+    <w:p>
+      <w:pPr>
+        <w:pStyle w:val="Heading2"/>
+        <w:spacing w:after="120" w:before="280"/>
+      </w:pPr>
+      <w:r>
         <w:t xml:space="preserve">Actionable Gap Remediation Plan</w:t>
       </w:r>
     </w:p>
@@ -3015,7 +3557,121 @@
           <w:sz w:val="21"/>
           <w:szCs w:val="21"/>
         </w:rPr>
-        <w:t xml:space="preserve">Stage 4: Custom Agents Restoration — Creates target agents as editable drafts with preserved system instructions.</w:t>
+        <w:t xml:space="preserve">Stage 4: Custom Agents Restoration &amp; Dynamic Connector Rewriting — Automatically runs </w:t>
+      </w:r>
+      <w:r>
+        <w:rPr>
+          <w:rFonts w:ascii="Consolas" w:cs="Consolas" w:eastAsia="Consolas" w:hAnsi="Consolas"/>
+          <w:color w:val="0F172A"/>
+          <w:sz w:val="19"/>
+          <w:szCs w:val="19"/>
+          <w:shd w:fill="F1F5F9"/>
+        </w:rPr>
+        <w:t xml:space="preserve">_#####</w:t>
+      </w:r>
+      <w:r>
+        <w:rPr>
+          <w:rFonts w:ascii="Arial" w:cs="Arial" w:eastAsia="Arial" w:hAnsi="Arial"/>
+          <w:color w:val="1E293B"/>
+          <w:sz w:val="21"/>
+          <w:szCs w:val="21"/>
+        </w:rPr>
+        <w:t xml:space="preserve"> connector/datastore discovery, rewrites both full </w:t>
+      </w:r>
+      <w:r>
+        <w:rPr>
+          <w:rFonts w:ascii="Consolas" w:cs="Consolas" w:eastAsia="Consolas" w:hAnsi="Consolas"/>
+          <w:color w:val="0F172A"/>
+          <w:sz w:val="19"/>
+          <w:szCs w:val="19"/>
+          <w:shd w:fill="F1F5F9"/>
+        </w:rPr>
+        <w:t xml:space="preserve">projects/.../collections/{id}</w:t>
+      </w:r>
+      <w:r>
+        <w:rPr>
+          <w:rFonts w:ascii="Arial" w:cs="Arial" w:eastAsia="Arial" w:hAnsi="Arial"/>
+          <w:color w:val="1E293B"/>
+          <w:sz w:val="21"/>
+          <w:szCs w:val="21"/>
+        </w:rPr>
+        <w:t xml:space="preserve"> paths and relative </w:t>
+      </w:r>
+      <w:r>
+        <w:rPr>
+          <w:rFonts w:ascii="Consolas" w:cs="Consolas" w:eastAsia="Consolas" w:hAnsi="Consolas"/>
+          <w:color w:val="0F172A"/>
+          <w:sz w:val="19"/>
+          <w:szCs w:val="19"/>
+          <w:shd w:fill="F1F5F9"/>
+        </w:rPr>
+        <w:t xml:space="preserve">collections/{id}/dataConnector</w:t>
+      </w:r>
+      <w:r>
+        <w:rPr>
+          <w:rFonts w:ascii="Arial" w:cs="Arial" w:eastAsia="Arial" w:hAnsi="Arial"/>
+          <w:color w:val="1E293B"/>
+          <w:sz w:val="21"/>
+          <w:szCs w:val="21"/>
+        </w:rPr>
+        <w:t xml:space="preserve"> paths, expands parent </w:t>
+      </w:r>
+      <w:r>
+        <w:rPr>
+          <w:rFonts w:ascii="Consolas" w:cs="Consolas" w:eastAsia="Consolas" w:hAnsi="Consolas"/>
+          <w:color w:val="0F172A"/>
+          <w:sz w:val="19"/>
+          <w:szCs w:val="19"/>
+          <w:shd w:fill="F1F5F9"/>
+        </w:rPr>
+        <w:t xml:space="preserve">collectionMapping</w:t>
+      </w:r>
+      <w:r>
+        <w:rPr>
+          <w:rFonts w:ascii="Arial" w:cs="Arial" w:eastAsia="Arial" w:hAnsi="Arial"/>
+          <w:color w:val="1E293B"/>
+          <w:sz w:val="21"/>
+          <w:szCs w:val="21"/>
+        </w:rPr>
+        <w:t xml:space="preserve"> rules to child entity DataStores, strips </w:t>
+      </w:r>
+      <w:r>
+        <w:rPr>
+          <w:rFonts w:ascii="Consolas" w:cs="Consolas" w:eastAsia="Consolas" w:hAnsi="Consolas"/>
+          <w:color w:val="0F172A"/>
+          <w:sz w:val="19"/>
+          <w:szCs w:val="19"/>
+          <w:shd w:fill="F1F5F9"/>
+        </w:rPr>
+        <w:t xml:space="preserve">__STRIP__</w:t>
+      </w:r>
+      <w:r>
+        <w:rPr>
+          <w:rFonts w:ascii="Arial" w:cs="Arial" w:eastAsia="Arial" w:hAnsi="Arial"/>
+          <w:color w:val="1E293B"/>
+          <w:sz w:val="21"/>
+          <w:szCs w:val="21"/>
+        </w:rPr>
+        <w:t xml:space="preserve"> connectors, and deduplicates </w:t>
+      </w:r>
+      <w:r>
+        <w:rPr>
+          <w:rFonts w:ascii="Consolas" w:cs="Consolas" w:eastAsia="Consolas" w:hAnsi="Consolas"/>
+          <w:color w:val="0F172A"/>
+          <w:sz w:val="19"/>
+          <w:szCs w:val="19"/>
+          <w:shd w:fill="F1F5F9"/>
+        </w:rPr>
+        <w:t xml:space="preserve">dataStoreSpecs</w:t>
+      </w:r>
+      <w:r>
+        <w:rPr>
+          <w:rFonts w:ascii="Arial" w:cs="Arial" w:eastAsia="Arial" w:hAnsi="Arial"/>
+          <w:color w:val="1E293B"/>
+          <w:sz w:val="21"/>
+          <w:szCs w:val="21"/>
+        </w:rPr>
+        <w:t xml:space="preserve">.</w:t>
       </w:r>
     </w:p>
     <w:p>
@@ -3094,6 +3750,170 @@
           <w:szCs w:val="21"/>
         </w:rPr>
         <w:t xml:space="preserve">Stage 7: Studio Artifacts Discovery, Office Generation &amp; Compression — Synthesizes PPTX presentations, Word study guides, interactive HTML5 quiz/flashcard apps, and compresses Explainer Videos.</w:t>
+      </w:r>
+    </w:p>
+    <w:p>
+      <w:pPr>
+        <w:pStyle w:val="Heading2"/>
+        <w:spacing w:after="120" w:before="280"/>
+      </w:pPr>
+      <w:r>
+        <w:t xml:space="preserve">Runtime Human-in-the-Loop (HITL) Validation Modals</w:t>
+      </w:r>
+    </w:p>
+    <w:p>
+      <w:pPr>
+        <w:pStyle w:val="ListParagraph"/>
+        <w:numPr>
+          <w:ilvl w:val="0"/>
+          <w:numId w:val="1"/>
+        </w:numPr>
+        <w:spacing w:after="60" w:line="260"/>
+      </w:pPr>
+      <w:r>
+        <w:rPr>
+          <w:rFonts w:ascii="Arial" w:cs="Arial" w:eastAsia="Arial" w:hAnsi="Arial"/>
+          <w:b/>
+          <w:bCs/>
+          <w:color w:val="0F172A"/>
+          <w:sz w:val="21"/>
+          <w:szCs w:val="21"/>
+        </w:rPr>
+        <w:t xml:space="preserve">Connector &amp; DataStore Mapping Review Modal (`#connectorHitlModal`)</w:t>
+      </w:r>
+      <w:r>
+        <w:rPr>
+          <w:rFonts w:ascii="Arial" w:cs="Arial" w:eastAsia="Arial" w:hAnsi="Arial"/>
+          <w:color w:val="1E293B"/>
+          <w:sz w:val="21"/>
+          <w:szCs w:val="21"/>
+        </w:rPr>
+        <w:t xml:space="preserve">: Pauses before Stage 4 if any discovered Custom Agent references an unmapped Connector Collection or DataStore, allowing the operator to map it to a target connector from the dropdown, enter a custom ID, or select </w:t>
+      </w:r>
+      <w:r>
+        <w:rPr>
+          <w:rFonts w:ascii="Consolas" w:cs="Consolas" w:eastAsia="Consolas" w:hAnsi="Consolas"/>
+          <w:color w:val="0F172A"/>
+          <w:sz w:val="19"/>
+          <w:szCs w:val="19"/>
+          <w:shd w:fill="F1F5F9"/>
+        </w:rPr>
+        <w:t xml:space="preserve">Strip / Remove Connector</w:t>
+      </w:r>
+      <w:r>
+        <w:rPr>
+          <w:rFonts w:ascii="Arial" w:cs="Arial" w:eastAsia="Arial" w:hAnsi="Arial"/>
+          <w:color w:val="1E293B"/>
+          <w:sz w:val="21"/>
+          <w:szCs w:val="21"/>
+        </w:rPr>
+        <w:t xml:space="preserve"> (</w:t>
+      </w:r>
+      <w:r>
+        <w:rPr>
+          <w:rFonts w:ascii="Consolas" w:cs="Consolas" w:eastAsia="Consolas" w:hAnsi="Consolas"/>
+          <w:color w:val="0F172A"/>
+          <w:sz w:val="19"/>
+          <w:szCs w:val="19"/>
+          <w:shd w:fill="F1F5F9"/>
+        </w:rPr>
+        <w:t xml:space="preserve">__STRIP__</w:t>
+      </w:r>
+      <w:r>
+        <w:rPr>
+          <w:rFonts w:ascii="Arial" w:cs="Arial" w:eastAsia="Arial" w:hAnsi="Arial"/>
+          <w:color w:val="1E293B"/>
+          <w:sz w:val="21"/>
+          <w:szCs w:val="21"/>
+        </w:rPr>
+        <w:t xml:space="preserve">).</w:t>
+      </w:r>
+    </w:p>
+    <w:p>
+      <w:pPr>
+        <w:pStyle w:val="ListParagraph"/>
+        <w:numPr>
+          <w:ilvl w:val="0"/>
+          <w:numId w:val="1"/>
+        </w:numPr>
+        <w:spacing w:after="60" w:line="260"/>
+      </w:pPr>
+      <w:r>
+        <w:rPr>
+          <w:rFonts w:ascii="Arial" w:cs="Arial" w:eastAsia="Arial" w:hAnsi="Arial"/>
+          <w:b/>
+          <w:bCs/>
+          <w:color w:val="0F172A"/>
+          <w:sz w:val="21"/>
+          <w:szCs w:val="21"/>
+        </w:rPr>
+        <w:t xml:space="preserve">Shared Admin Notebook HITL Modal (`#adminHitlModal`)</w:t>
+      </w:r>
+      <w:r>
+        <w:rPr>
+          <w:rFonts w:ascii="Arial" w:cs="Arial" w:eastAsia="Arial" w:hAnsi="Arial"/>
+          <w:color w:val="1E293B"/>
+          <w:sz w:val="21"/>
+          <w:szCs w:val="21"/>
+        </w:rPr>
+        <w:t xml:space="preserve">: When </w:t>
+      </w:r>
+      <w:r>
+        <w:rPr>
+          <w:rFonts w:ascii="Consolas" w:cs="Consolas" w:eastAsia="Consolas" w:hAnsi="Consolas"/>
+          <w:color w:val="0F172A"/>
+          <w:sz w:val="19"/>
+          <w:szCs w:val="19"/>
+          <w:shd w:fill="F1F5F9"/>
+        </w:rPr>
+        <w:t xml:space="preserve">promptForAdminNotebookHitl</w:t>
+      </w:r>
+      <w:r>
+        <w:rPr>
+          <w:rFonts w:ascii="Arial" w:cs="Arial" w:eastAsia="Arial" w:hAnsi="Arial"/>
+          <w:color w:val="1E293B"/>
+          <w:sz w:val="21"/>
+          <w:szCs w:val="21"/>
+        </w:rPr>
+        <w:t xml:space="preserve"> (</w:t>
+      </w:r>
+      <w:r>
+        <w:rPr>
+          <w:rFonts w:ascii="Consolas" w:cs="Consolas" w:eastAsia="Consolas" w:hAnsi="Consolas"/>
+          <w:color w:val="0F172A"/>
+          <w:sz w:val="19"/>
+          <w:szCs w:val="19"/>
+          <w:shd w:fill="F1F5F9"/>
+        </w:rPr>
+        <w:t xml:space="preserve">--prompt-admin-hitl</w:t>
+      </w:r>
+      <w:r>
+        <w:rPr>
+          <w:rFonts w:ascii="Arial" w:cs="Arial" w:eastAsia="Arial" w:hAnsi="Arial"/>
+          <w:color w:val="1E293B"/>
+          <w:sz w:val="21"/>
+          <w:szCs w:val="21"/>
+        </w:rPr>
+        <w:t xml:space="preserve">) is enabled and the impersonated user holds project-level </w:t>
+      </w:r>
+      <w:r>
+        <w:rPr>
+          <w:rFonts w:ascii="Consolas" w:cs="Consolas" w:eastAsia="Consolas" w:hAnsi="Consolas"/>
+          <w:color w:val="0F172A"/>
+          <w:sz w:val="19"/>
+          <w:szCs w:val="19"/>
+          <w:shd w:fill="F1F5F9"/>
+        </w:rPr>
+        <w:t xml:space="preserve">discoveryengine.notebooks.delete</w:t>
+      </w:r>
+      <w:r>
+        <w:rPr>
+          <w:rFonts w:ascii="Arial" w:cs="Arial" w:eastAsia="Arial" w:hAnsi="Arial"/>
+          <w:color w:val="1E293B"/>
+          <w:sz w:val="21"/>
+          <w:szCs w:val="21"/>
+        </w:rPr>
+        <w:t xml:space="preserve"> permissions, pauses during Stage 2 so the operator can uncheck colleague-authored shared notebooks.</w:t>
       </w:r>
     </w:p>
     <w:p>
@@ -5044,6 +5864,166 @@
                 <w:szCs w:val="19"/>
               </w:rPr>
               <w:t xml:space="preserve">Actionable Resolution</w:t>
+            </w:r>
+          </w:p>
+        </w:tc>
+      </w:tr>
+      <w:tr>
+        <w:tc>
+          <w:tcPr>
+            <w:tcW w:type="pct" w:w="30%"/>
+            <w:shd w:fill="FFFFFF"/>
+            <w:tcMar>
+              <w:top w:type="dxa" w:w="80"/>
+              <w:left w:type="dxa" w:w="140"/>
+              <w:bottom w:type="dxa" w:w="80"/>
+              <w:right w:type="dxa" w:w="140"/>
+            </w:tcMar>
+          </w:tcPr>
+          <w:p>
+            <w:pPr>
+              <w:spacing w:after="40"/>
+            </w:pPr>
+            <w:r>
+              <w:rPr>
+                <w:rFonts w:ascii="Arial" w:cs="Arial" w:eastAsia="Arial" w:hAnsi="Arial"/>
+                <w:color w:val="1E293B"/>
+                <w:sz w:val="21"/>
+                <w:szCs w:val="21"/>
+              </w:rPr>
+              <w:t xml:space="preserve">No-Code Agent with 1 Connector source in source project displays 3 separate sources in target project</w:t>
+            </w:r>
+          </w:p>
+        </w:tc>
+        <w:tc>
+          <w:tcPr>
+            <w:tcW w:type="pct" w:w="30%"/>
+            <w:shd w:fill="FFFFFF"/>
+            <w:tcMar>
+              <w:top w:type="dxa" w:w="80"/>
+              <w:left w:type="dxa" w:w="140"/>
+              <w:bottom w:type="dxa" w:w="80"/>
+              <w:right w:type="dxa" w:w="140"/>
+            </w:tcMar>
+          </w:tcPr>
+          <w:p>
+            <w:pPr>
+              <w:spacing w:after="40"/>
+            </w:pPr>
+            <w:r>
+              <w:rPr>
+                <w:rFonts w:ascii="Arial" w:cs="Arial" w:eastAsia="Arial" w:hAnsi="Arial"/>
+                <w:color w:val="1E293B"/>
+                <w:sz w:val="21"/>
+                <w:szCs w:val="21"/>
+              </w:rPr>
+              <w:t xml:space="preserve">Third-party connectors (GitHub, Jira, Confluence, ServiceNow) create a parent Connector Collection (github_1773757636775) and 3+ child entity DataStores (_issue, _pull_request, _repository). If not mapped together to the target project &lt;connector&gt;_&lt;timestamp&gt;, Gemini Enterprise displays each child DataStore separately.</w:t>
+            </w:r>
+          </w:p>
+        </w:tc>
+        <w:tc>
+          <w:tcPr>
+            <w:tcW w:type="pct" w:w="40%"/>
+            <w:shd w:fill="FFFFFF"/>
+            <w:tcMar>
+              <w:top w:type="dxa" w:w="80"/>
+              <w:left w:type="dxa" w:w="140"/>
+              <w:bottom w:type="dxa" w:w="80"/>
+              <w:right w:type="dxa" w:w="140"/>
+            </w:tcMar>
+          </w:tcPr>
+          <w:p>
+            <w:pPr>
+              <w:spacing w:after="40"/>
+            </w:pPr>
+            <w:r>
+              <w:rPr>
+                <w:rFonts w:ascii="Arial" w:cs="Arial" w:eastAsia="Arial" w:hAnsi="Arial"/>
+                <w:color w:val="1E293B"/>
+                <w:sz w:val="21"/>
+                <w:szCs w:val="21"/>
+              </w:rPr>
+              <w:t xml:space="preserve">Run Step 2: Config &amp; Parity Audit (Run Pre-Check) to trigger automatic _##### Regex Pattern Matching across collections and child DataStores, or configure collectionMapping in migration-config.json.</w:t>
+            </w:r>
+          </w:p>
+        </w:tc>
+      </w:tr>
+      <w:tr>
+        <w:tc>
+          <w:tcPr>
+            <w:tcW w:type="pct" w:w="30%"/>
+            <w:shd w:fill="F8FAFC"/>
+            <w:tcMar>
+              <w:top w:type="dxa" w:w="80"/>
+              <w:left w:type="dxa" w:w="140"/>
+              <w:bottom w:type="dxa" w:w="80"/>
+              <w:right w:type="dxa" w:w="140"/>
+            </w:tcMar>
+          </w:tcPr>
+          <w:p>
+            <w:pPr>
+              <w:spacing w:after="40"/>
+            </w:pPr>
+            <w:r>
+              <w:rPr>
+                <w:rFonts w:ascii="Arial" w:cs="Arial" w:eastAsia="Arial" w:hAnsi="Arial"/>
+                <w:color w:val="1E293B"/>
+                <w:sz w:val="21"/>
+                <w:szCs w:val="21"/>
+              </w:rPr>
+              <w:t xml:space="preserve">More notebooks discovered than expected (shared colleague notebooks marked as owned)</w:t>
+            </w:r>
+          </w:p>
+        </w:tc>
+        <w:tc>
+          <w:tcPr>
+            <w:tcW w:type="pct" w:w="30%"/>
+            <w:shd w:fill="F8FAFC"/>
+            <w:tcMar>
+              <w:top w:type="dxa" w:w="80"/>
+              <w:left w:type="dxa" w:w="140"/>
+              <w:bottom w:type="dxa" w:w="80"/>
+              <w:right w:type="dxa" w:w="140"/>
+            </w:tcMar>
+          </w:tcPr>
+          <w:p>
+            <w:pPr>
+              <w:spacing w:after="40"/>
+            </w:pPr>
+            <w:r>
+              <w:rPr>
+                <w:rFonts w:ascii="Arial" w:cs="Arial" w:eastAsia="Arial" w:hAnsi="Arial"/>
+                <w:color w:val="1E293B"/>
+                <w:sz w:val="21"/>
+                <w:szCs w:val="21"/>
+              </w:rPr>
+              <w:t xml:space="preserve">Impersonated user holds project-level discoveryengine.notebooks.delete (Admin permissions), causing NotebookLM to treat the user as PROJECT_ROLE_OWNER on all shared notebooks.</w:t>
+            </w:r>
+          </w:p>
+        </w:tc>
+        <w:tc>
+          <w:tcPr>
+            <w:tcW w:type="pct" w:w="40%"/>
+            <w:shd w:fill="F8FAFC"/>
+            <w:tcMar>
+              <w:top w:type="dxa" w:w="80"/>
+              <w:left w:type="dxa" w:w="140"/>
+              <w:bottom w:type="dxa" w:w="80"/>
+              <w:right w:type="dxa" w:w="140"/>
+            </w:tcMar>
+          </w:tcPr>
+          <w:p>
+            <w:pPr>
+              <w:spacing w:after="40"/>
+            </w:pPr>
+            <w:r>
+              <w:rPr>
+                <w:rFonts w:ascii="Arial" w:cs="Arial" w:eastAsia="Arial" w:hAnsi="Arial"/>
+                <w:color w:val="1E293B"/>
+                <w:sz w:val="21"/>
+                <w:szCs w:val="21"/>
+              </w:rPr>
+              <w:t xml:space="preserve">Replace roles/discoveryengine.admin with roles/discoveryengine.user on the Workforce Pool in Source project, or pass --prompt-admin-hitl to review and uncheck shared colleague notebooks interactively.</w:t>
             </w:r>
           </w:p>
         </w:tc>

--- a/USER_GUIDE.docx
+++ b/USER_GUIDE.docx
@@ -246,7 +246,7 @@
                 <w:sz w:val="19"/>
                 <w:szCs w:val="19"/>
               </w:rPr>
-              <w:t xml:space="preserve">Notebooks, Sources, Custom Agents, Chat Sessions, Memories &amp; Artifacts</w:t>
+              <w:t xml:space="preserve">Notebooks, Sources, Custom Agents, Skills (Experimental), Chat Sessions, Memories (Experimental), Artifacts &amp; Projects (WIP)</w:t>
             </w:r>
           </w:p>
         </w:tc>
@@ -575,7 +575,7 @@
           <w:sz w:val="21"/>
           <w:szCs w:val="21"/>
         </w:rPr>
-        <w:t xml:space="preserve">User-Created Skills in Agent Registry</w:t>
+        <w:t xml:space="preserve">User-Created Skills in Agent Registry (`Experimental`)</w:t>
       </w:r>
       <w:r>
         <w:rPr>
@@ -603,7 +603,27 @@
           <w:sz w:val="21"/>
           <w:szCs w:val="21"/>
         </w:rPr>
-        <w:t xml:space="preserve"> while intelligently ignoring built-in 1P Google templates.</w:t>
+        <w:t xml:space="preserve"> while intelligently ignoring built-in 1P Google templates (</w:t>
+      </w:r>
+      <w:r>
+        <w:rPr>
+          <w:rFonts w:ascii="Arial" w:cs="Arial" w:eastAsia="Arial" w:hAnsi="Arial"/>
+          <w:i/>
+          <w:iCs/>
+          <w:color w:val="334155"/>
+          <w:sz w:val="21"/>
+          <w:szCs w:val="21"/>
+        </w:rPr>
+        <w:t xml:space="preserve">Experimental — may not work for everyone</w:t>
+      </w:r>
+      <w:r>
+        <w:rPr>
+          <w:rFonts w:ascii="Arial" w:cs="Arial" w:eastAsia="Arial" w:hAnsi="Arial"/>
+          <w:color w:val="1E293B"/>
+          <w:sz w:val="21"/>
+          <w:szCs w:val="21"/>
+        </w:rPr>
+        <w:t xml:space="preserve">).</w:t>
       </w:r>
     </w:p>
     <w:p>
@@ -654,16 +674,36 @@
           <w:sz w:val="21"/>
           <w:szCs w:val="21"/>
         </w:rPr>
-        <w:t xml:space="preserve">Personalized AI Memories &amp; Facts</w:t>
-      </w:r>
-      <w:r>
-        <w:rPr>
-          <w:rFonts w:ascii="Arial" w:cs="Arial" w:eastAsia="Arial" w:hAnsi="Arial"/>
-          <w:color w:val="1E293B"/>
-          <w:sz w:val="21"/>
-          <w:szCs w:val="21"/>
-        </w:rPr>
-        <w:t xml:space="preserve">: Discovers and exports user preferences, role profiles, and learned memory facts.</w:t>
+        <w:t xml:space="preserve">Personalized AI Memories &amp; Facts (`Experimental`)</w:t>
+      </w:r>
+      <w:r>
+        <w:rPr>
+          <w:rFonts w:ascii="Arial" w:cs="Arial" w:eastAsia="Arial" w:hAnsi="Arial"/>
+          <w:color w:val="1E293B"/>
+          <w:sz w:val="21"/>
+          <w:szCs w:val="21"/>
+        </w:rPr>
+        <w:t xml:space="preserve">: Discovers and exports user preferences, role profiles, and learned memory facts (</w:t>
+      </w:r>
+      <w:r>
+        <w:rPr>
+          <w:rFonts w:ascii="Arial" w:cs="Arial" w:eastAsia="Arial" w:hAnsi="Arial"/>
+          <w:i/>
+          <w:iCs/>
+          <w:color w:val="334155"/>
+          <w:sz w:val="21"/>
+          <w:szCs w:val="21"/>
+        </w:rPr>
+        <w:t xml:space="preserve">Experimental — may not work for everyone</w:t>
+      </w:r>
+      <w:r>
+        <w:rPr>
+          <w:rFonts w:ascii="Arial" w:cs="Arial" w:eastAsia="Arial" w:hAnsi="Arial"/>
+          <w:color w:val="1E293B"/>
+          <w:sz w:val="21"/>
+          <w:szCs w:val="21"/>
+        </w:rPr>
+        <w:t xml:space="preserve">).</w:t>
       </w:r>
     </w:p>
     <w:p>
@@ -751,6 +791,56 @@
           <w:szCs w:val="21"/>
         </w:rPr>
         <w:t xml:space="preserve"> compression, and quizzes/flashcards into 100% offline interactive HTML5 applications.</w:t>
+      </w:r>
+    </w:p>
+    <w:p>
+      <w:pPr>
+        <w:pStyle w:val="ListParagraph"/>
+        <w:numPr>
+          <w:ilvl w:val="0"/>
+          <w:numId w:val="1"/>
+        </w:numPr>
+        <w:spacing w:after="60" w:line="260"/>
+      </w:pPr>
+      <w:r>
+        <w:rPr>
+          <w:rFonts w:ascii="Arial" w:cs="Arial" w:eastAsia="Arial" w:hAnsi="Arial"/>
+          <w:b/>
+          <w:bCs/>
+          <w:color w:val="0F172A"/>
+          <w:sz w:val="21"/>
+          <w:szCs w:val="21"/>
+        </w:rPr>
+        <w:t xml:space="preserve">Project Migrations (`WIP`)</w:t>
+      </w:r>
+      <w:r>
+        <w:rPr>
+          <w:rFonts w:ascii="Arial" w:cs="Arial" w:eastAsia="Arial" w:hAnsi="Arial"/>
+          <w:color w:val="1E293B"/>
+          <w:sz w:val="21"/>
+          <w:szCs w:val="21"/>
+        </w:rPr>
+        <w:t xml:space="preserve">: Gemini Enterprise Project workspace migrations (</w:t>
+      </w:r>
+      <w:r>
+        <w:rPr>
+          <w:rFonts w:ascii="Arial" w:cs="Arial" w:eastAsia="Arial" w:hAnsi="Arial"/>
+          <w:i/>
+          <w:iCs/>
+          <w:color w:val="334155"/>
+          <w:sz w:val="21"/>
+          <w:szCs w:val="21"/>
+        </w:rPr>
+        <w:t xml:space="preserve">Work in Progress</w:t>
+      </w:r>
+      <w:r>
+        <w:rPr>
+          <w:rFonts w:ascii="Arial" w:cs="Arial" w:eastAsia="Arial" w:hAnsi="Arial"/>
+          <w:color w:val="1E293B"/>
+          <w:sz w:val="21"/>
+          <w:szCs w:val="21"/>
+        </w:rPr>
+        <w:t xml:space="preserve">).</w:t>
       </w:r>
     </w:p>
     <w:p>
@@ -2521,7 +2611,7 @@
                 <w:sz w:val="21"/>
                 <w:szCs w:val="21"/>
               </w:rPr>
-              <w:t xml:space="preserve">Migrate User Skills</w:t>
+              <w:t xml:space="preserve">Migrate User Skills (Experimental)</w:t>
             </w:r>
           </w:p>
         </w:tc>
@@ -2599,7 +2689,7 @@
                 <w:sz w:val="21"/>
                 <w:szCs w:val="21"/>
               </w:rPr>
-              <w:t xml:space="preserve">Migrates custom skills in agentregistry.googleapis.com while ignoring built-in 1P Google templates</w:t>
+              <w:t xml:space="preserve">Migrates custom skills in agentregistry.googleapis.com while ignoring built-in 1P Google templates (Experimental — may not work for everyone)</w:t>
             </w:r>
           </w:p>
         </w:tc>
@@ -2733,7 +2823,7 @@
                 <w:sz w:val="21"/>
                 <w:szCs w:val="21"/>
               </w:rPr>
-              <w:t xml:space="preserve">Migrate User Memories &amp; Facts</w:t>
+              <w:t xml:space="preserve">Migrate User Memories &amp; Facts (Experimental)</w:t>
             </w:r>
           </w:p>
         </w:tc>
@@ -2811,7 +2901,7 @@
                 <w:sz w:val="21"/>
                 <w:szCs w:val="21"/>
               </w:rPr>
-              <w:t xml:space="preserve">Discovers and exports memory facts to local JSON backup and target library</w:t>
+              <w:t xml:space="preserve">Discovers and exports memory facts to local JSON backup and target library (Experimental — may not work for everyone)</w:t>
             </w:r>
           </w:p>
         </w:tc>
@@ -3021,7 +3111,7 @@
                 <w:sz w:val="21"/>
                 <w:szCs w:val="21"/>
               </w:rPr>
-              <w:t xml:space="preserve">Dry Run (Simulate Only)</w:t>
+              <w:t xml:space="preserve">Migrate Projects (WIP)</w:t>
             </w:r>
           </w:p>
         </w:tc>
@@ -3047,7 +3137,7 @@
                 <w:sz w:val="21"/>
                 <w:szCs w:val="21"/>
               </w:rPr>
-              <w:t xml:space="preserve">Safety Simulation Mode</w:t>
+              <w:t xml:space="preserve">Gemini Enterprise Workspace Projects</w:t>
             </w:r>
           </w:p>
         </w:tc>
@@ -3073,7 +3163,7 @@
                 <w:sz w:val="21"/>
                 <w:szCs w:val="21"/>
               </w:rPr>
-              <w:t xml:space="preserve">Disabled (Unchecked)</w:t>
+              <w:t xml:space="preserve">Disabled (WIP)</w:t>
             </w:r>
           </w:p>
         </w:tc>
@@ -3081,6 +3171,112 @@
           <w:tcPr>
             <w:tcW w:type="pct" w:w="30%"/>
             <w:shd w:fill="FFFFFF"/>
+            <w:tcMar>
+              <w:top w:type="dxa" w:w="80"/>
+              <w:left w:type="dxa" w:w="140"/>
+              <w:bottom w:type="dxa" w:w="80"/>
+              <w:right w:type="dxa" w:w="140"/>
+            </w:tcMar>
+          </w:tcPr>
+          <w:p>
+            <w:pPr>
+              <w:spacing w:after="40"/>
+            </w:pPr>
+            <w:r>
+              <w:rPr>
+                <w:rFonts w:ascii="Arial" w:cs="Arial" w:eastAsia="Arial" w:hAnsi="Arial"/>
+                <w:color w:val="1E293B"/>
+                <w:sz w:val="21"/>
+                <w:szCs w:val="21"/>
+              </w:rPr>
+              <w:t xml:space="preserve">Gemini Enterprise Project workspace migrations (Work in Progress)</w:t>
+            </w:r>
+          </w:p>
+        </w:tc>
+      </w:tr>
+      <w:tr>
+        <w:tc>
+          <w:tcPr>
+            <w:tcW w:type="pct" w:w="25%"/>
+            <w:shd w:fill="F8FAFC"/>
+            <w:tcMar>
+              <w:top w:type="dxa" w:w="80"/>
+              <w:left w:type="dxa" w:w="140"/>
+              <w:bottom w:type="dxa" w:w="80"/>
+              <w:right w:type="dxa" w:w="140"/>
+            </w:tcMar>
+          </w:tcPr>
+          <w:p>
+            <w:pPr>
+              <w:spacing w:after="40"/>
+            </w:pPr>
+            <w:r>
+              <w:rPr>
+                <w:rFonts w:ascii="Arial" w:cs="Arial" w:eastAsia="Arial" w:hAnsi="Arial"/>
+                <w:color w:val="1E293B"/>
+                <w:sz w:val="21"/>
+                <w:szCs w:val="21"/>
+              </w:rPr>
+              <w:t xml:space="preserve">Dry Run (Simulate Only)</w:t>
+            </w:r>
+          </w:p>
+        </w:tc>
+        <w:tc>
+          <w:tcPr>
+            <w:tcW w:type="pct" w:w="25%"/>
+            <w:shd w:fill="F8FAFC"/>
+            <w:tcMar>
+              <w:top w:type="dxa" w:w="80"/>
+              <w:left w:type="dxa" w:w="140"/>
+              <w:bottom w:type="dxa" w:w="80"/>
+              <w:right w:type="dxa" w:w="140"/>
+            </w:tcMar>
+          </w:tcPr>
+          <w:p>
+            <w:pPr>
+              <w:spacing w:after="40"/>
+            </w:pPr>
+            <w:r>
+              <w:rPr>
+                <w:rFonts w:ascii="Arial" w:cs="Arial" w:eastAsia="Arial" w:hAnsi="Arial"/>
+                <w:color w:val="1E293B"/>
+                <w:sz w:val="21"/>
+                <w:szCs w:val="21"/>
+              </w:rPr>
+              <w:t xml:space="preserve">Safety Simulation Mode</w:t>
+            </w:r>
+          </w:p>
+        </w:tc>
+        <w:tc>
+          <w:tcPr>
+            <w:tcW w:type="pct" w:w="20%"/>
+            <w:shd w:fill="F8FAFC"/>
+            <w:tcMar>
+              <w:top w:type="dxa" w:w="80"/>
+              <w:left w:type="dxa" w:w="140"/>
+              <w:bottom w:type="dxa" w:w="80"/>
+              <w:right w:type="dxa" w:w="140"/>
+            </w:tcMar>
+          </w:tcPr>
+          <w:p>
+            <w:pPr>
+              <w:spacing w:after="40"/>
+            </w:pPr>
+            <w:r>
+              <w:rPr>
+                <w:rFonts w:ascii="Arial" w:cs="Arial" w:eastAsia="Arial" w:hAnsi="Arial"/>
+                <w:color w:val="1E293B"/>
+                <w:sz w:val="21"/>
+                <w:szCs w:val="21"/>
+              </w:rPr>
+              <w:t xml:space="preserve">Disabled (Unchecked)</w:t>
+            </w:r>
+          </w:p>
+        </w:tc>
+        <w:tc>
+          <w:tcPr>
+            <w:tcW w:type="pct" w:w="30%"/>
+            <w:shd w:fill="F8FAFC"/>
             <w:tcMar>
               <w:top w:type="dxa" w:w="80"/>
               <w:left w:type="dxa" w:w="140"/>
@@ -3512,7 +3708,7 @@
           <w:sz w:val="21"/>
           <w:szCs w:val="21"/>
         </w:rPr>
-        <w:t xml:space="preserve">Stage 3: User Skills Discovery &amp; Restoration — Migrates custom skills in </w:t>
+        <w:t xml:space="preserve">Stage 3: User Skills Discovery &amp; Restoration (Experimental) — Migrates custom skills in </w:t>
       </w:r>
       <w:r>
         <w:rPr>
@@ -3531,7 +3727,7 @@
           <w:sz w:val="21"/>
           <w:szCs w:val="21"/>
         </w:rPr>
-        <w:t xml:space="preserve">.</w:t>
+        <w:t xml:space="preserve"> (Experimental — may not work for everyone).</w:t>
       </w:r>
     </w:p>
     <w:p>
@@ -3723,7 +3919,7 @@
           <w:sz w:val="21"/>
           <w:szCs w:val="21"/>
         </w:rPr>
-        <w:t xml:space="preserve">Stage 6: Personalized AI Memories &amp; Facts Export — Backs up and migrates discovered user facts.</w:t>
+        <w:t xml:space="preserve">Stage 6: Personalized AI Memories &amp; Facts Export (Experimental) — Backs up and migrates discovered user facts (Experimental — may not work for everyone).</w:t>
       </w:r>
     </w:p>
     <w:p>

--- a/USER_GUIDE.docx
+++ b/USER_GUIDE.docx
@@ -96,7 +96,7 @@
                 <w:sz w:val="19"/>
                 <w:szCs w:val="19"/>
               </w:rPr>
-              <w:t xml:space="preserve">v1.6.0 (Enterprise Release)</w:t>
+              <w:t xml:space="preserve">v1.6.1 (Enterprise Release)</w:t>
             </w:r>
           </w:p>
         </w:tc>

--- a/USER_GUIDE.docx
+++ b/USER_GUIDE.docx
@@ -96,7 +96,7 @@
                 <w:sz w:val="19"/>
                 <w:szCs w:val="19"/>
               </w:rPr>
-              <w:t xml:space="preserve">v1.6.1 (Enterprise Release)</w:t>
+              <w:t xml:space="preserve">v1.6.3 (Enterprise Release)</w:t>
             </w:r>
           </w:p>
         </w:tc>

--- a/USER_GUIDE.docx
+++ b/USER_GUIDE.docx
@@ -37,7 +37,7 @@
     </w:p>
     <w:tbl>
       <w:tblPr>
-        <w:tblW w:type="pct" w:w="100%"/>
+        <w:tblW w:type="pct" w:w="5000"/>
         <w:tblBorders>
           <w:top w:val="single" w:color="CBD5E1" w:sz="1"/>
           <w:left w:val="single" w:color="CBD5E1" w:sz="1"/>
@@ -48,14 +48,14 @@
         </w:tblBorders>
       </w:tblPr>
       <w:tblGrid>
-        <w:gridCol w:w="100"/>
-        <w:gridCol w:w="100"/>
+        <w:gridCol w:w="2708"/>
+        <w:gridCol w:w="6318"/>
       </w:tblGrid>
       <w:tr>
         <w:tc>
           <w:tcPr>
-            <w:tcW w:type="pct" w:w="30%"/>
-            <w:shd w:fill="F1F5F9"/>
+            <w:tcW w:type="pct" w:w="1500"/>
+            <w:shd w:fill="F1F5F9" w:val="clear"/>
             <w:tcMar>
               <w:top w:type="dxa" w:w="80"/>
               <w:left w:type="dxa" w:w="140"/>
@@ -79,8 +79,8 @@
         </w:tc>
         <w:tc>
           <w:tcPr>
-            <w:tcW w:type="pct" w:w="70%"/>
-            <w:shd w:fill="FFFFFF"/>
+            <w:tcW w:type="pct" w:w="3500"/>
+            <w:shd w:fill="FFFFFF" w:val="clear"/>
             <w:tcMar>
               <w:top w:type="dxa" w:w="80"/>
               <w:left w:type="dxa" w:w="140"/>
@@ -96,7 +96,7 @@
                 <w:sz w:val="19"/>
                 <w:szCs w:val="19"/>
               </w:rPr>
-              <w:t xml:space="preserve">v1.6.3 (Enterprise Release)</w:t>
+              <w:t xml:space="preserve">v1.7.0 (Enterprise Release)</w:t>
             </w:r>
           </w:p>
         </w:tc>
@@ -104,8 +104,8 @@
       <w:tr>
         <w:tc>
           <w:tcPr>
-            <w:tcW w:type="pct" w:w="30%"/>
-            <w:shd w:fill="F1F5F9"/>
+            <w:tcW w:type="pct" w:w="1500"/>
+            <w:shd w:fill="F1F5F9" w:val="clear"/>
             <w:tcMar>
               <w:top w:type="dxa" w:w="80"/>
               <w:left w:type="dxa" w:w="140"/>
@@ -129,8 +129,8 @@
         </w:tc>
         <w:tc>
           <w:tcPr>
-            <w:tcW w:type="pct" w:w="70%"/>
-            <w:shd w:fill="FFFFFF"/>
+            <w:tcW w:type="pct" w:w="3500"/>
+            <w:shd w:fill="FFFFFF" w:val="clear"/>
             <w:tcMar>
               <w:top w:type="dxa" w:w="80"/>
               <w:left w:type="dxa" w:w="140"/>
@@ -154,8 +154,8 @@
       <w:tr>
         <w:tc>
           <w:tcPr>
-            <w:tcW w:type="pct" w:w="30%"/>
-            <w:shd w:fill="F1F5F9"/>
+            <w:tcW w:type="pct" w:w="1500"/>
+            <w:shd w:fill="F1F5F9" w:val="clear"/>
             <w:tcMar>
               <w:top w:type="dxa" w:w="80"/>
               <w:left w:type="dxa" w:w="140"/>
@@ -179,8 +179,8 @@
         </w:tc>
         <w:tc>
           <w:tcPr>
-            <w:tcW w:type="pct" w:w="70%"/>
-            <w:shd w:fill="FFFFFF"/>
+            <w:tcW w:type="pct" w:w="3500"/>
+            <w:shd w:fill="FFFFFF" w:val="clear"/>
             <w:tcMar>
               <w:top w:type="dxa" w:w="80"/>
               <w:left w:type="dxa" w:w="140"/>
@@ -204,8 +204,8 @@
       <w:tr>
         <w:tc>
           <w:tcPr>
-            <w:tcW w:type="pct" w:w="30%"/>
-            <w:shd w:fill="F1F5F9"/>
+            <w:tcW w:type="pct" w:w="1500"/>
+            <w:shd w:fill="F1F5F9" w:val="clear"/>
             <w:tcMar>
               <w:top w:type="dxa" w:w="80"/>
               <w:left w:type="dxa" w:w="140"/>
@@ -229,8 +229,8 @@
         </w:tc>
         <w:tc>
           <w:tcPr>
-            <w:tcW w:type="pct" w:w="70%"/>
-            <w:shd w:fill="FFFFFF"/>
+            <w:tcW w:type="pct" w:w="3500"/>
+            <w:shd w:fill="FFFFFF" w:val="clear"/>
             <w:tcMar>
               <w:top w:type="dxa" w:w="80"/>
               <w:left w:type="dxa" w:w="140"/>
@@ -254,8 +254,8 @@
       <w:tr>
         <w:tc>
           <w:tcPr>
-            <w:tcW w:type="pct" w:w="30%"/>
-            <w:shd w:fill="F1F5F9"/>
+            <w:tcW w:type="pct" w:w="1500"/>
+            <w:shd w:fill="F1F5F9" w:val="clear"/>
             <w:tcMar>
               <w:top w:type="dxa" w:w="80"/>
               <w:left w:type="dxa" w:w="140"/>
@@ -279,8 +279,8 @@
         </w:tc>
         <w:tc>
           <w:tcPr>
-            <w:tcW w:type="pct" w:w="70%"/>
-            <w:shd w:fill="FFFFFF"/>
+            <w:tcW w:type="pct" w:w="3500"/>
+            <w:shd w:fill="FFFFFF" w:val="clear"/>
             <w:tcMar>
               <w:top w:type="dxa" w:w="80"/>
               <w:left w:type="dxa" w:w="140"/>
@@ -380,7 +380,64 @@
           <w:sz w:val="21"/>
           <w:szCs w:val="21"/>
         </w:rPr>
-        <w:t xml:space="preserve">: Deep-clones notebooks and re-indexes all grounding sources (PDFs, URLs, YouTube videos, Google Drive docs, and text files) with individual integrity auditing.</w:t>
+        <w:t xml:space="preserve">: Deep-clones notebooks and re-indexes all grounding sources (PDFs, URLs, YouTube videos, Google Drive docs, and text files) with adaptive source read concurrency (</w:t>
+      </w:r>
+      <w:r>
+        <w:rPr>
+          <w:rFonts w:ascii="Consolas" w:cs="Consolas" w:eastAsia="Consolas" w:hAnsi="Consolas"/>
+          <w:color w:val="0F172A"/>
+          <w:sz w:val="19"/>
+          <w:szCs w:val="19"/>
+          <w:shd w:fill="F1F5F9" w:val="clear"/>
+        </w:rPr>
+        <w:t xml:space="preserve">min(concurrency, 3)</w:t>
+      </w:r>
+      <w:r>
+        <w:rPr>
+          <w:rFonts w:ascii="Arial" w:cs="Arial" w:eastAsia="Arial" w:hAnsi="Arial"/>
+          <w:color w:val="1E293B"/>
+          <w:sz w:val="21"/>
+          <w:szCs w:val="21"/>
+        </w:rPr>
+        <w:t xml:space="preserve">) and transparent per-source integrity auditing (</w:t>
+      </w:r>
+      <w:r>
+        <w:rPr>
+          <w:rFonts w:ascii="Consolas" w:cs="Consolas" w:eastAsia="Consolas" w:hAnsi="Consolas"/>
+          <w:color w:val="0F172A"/>
+          <w:sz w:val="19"/>
+          <w:szCs w:val="19"/>
+          <w:shd w:fill="F1F5F9" w:val="clear"/>
+        </w:rPr>
+        <w:t xml:space="preserve">MANUAL_REUPLOAD_REQUIRED</w:t>
+      </w:r>
+      <w:r>
+        <w:rPr>
+          <w:rFonts w:ascii="Arial" w:cs="Arial" w:eastAsia="Arial" w:hAnsi="Arial"/>
+          <w:color w:val="1E293B"/>
+          <w:sz w:val="21"/>
+          <w:szCs w:val="21"/>
+        </w:rPr>
+        <w:t xml:space="preserve"> / </w:t>
+      </w:r>
+      <w:r>
+        <w:rPr>
+          <w:rFonts w:ascii="Consolas" w:cs="Consolas" w:eastAsia="Consolas" w:hAnsi="Consolas"/>
+          <w:color w:val="0F172A"/>
+          <w:sz w:val="19"/>
+          <w:szCs w:val="19"/>
+          <w:shd w:fill="F1F5F9" w:val="clear"/>
+        </w:rPr>
+        <w:t xml:space="preserve">FAILED</w:t>
+      </w:r>
+      <w:r>
+        <w:rPr>
+          <w:rFonts w:ascii="Arial" w:cs="Arial" w:eastAsia="Arial" w:hAnsi="Arial"/>
+          <w:color w:val="1E293B"/>
+          <w:sz w:val="21"/>
+          <w:szCs w:val="21"/>
+        </w:rPr>
+        <w:t xml:space="preserve"> reporting with zero fake metadata stubs).</w:t>
       </w:r>
     </w:p>
     <w:p>
@@ -401,24 +458,122 @@
           <w:sz w:val="21"/>
           <w:szCs w:val="21"/>
         </w:rPr>
-        <w:t xml:space="preserve">Custom Agents &amp; Dynamic Connector Auto-Mapping</w:t>
-      </w:r>
-      <w:r>
-        <w:rPr>
-          <w:rFonts w:ascii="Arial" w:cs="Arial" w:eastAsia="Arial" w:hAnsi="Arial"/>
-          <w:color w:val="1E293B"/>
-          <w:sz w:val="21"/>
-          <w:szCs w:val="21"/>
-        </w:rPr>
-        <w:t xml:space="preserve">: Migrates Low-Code and Workflow agents, preserving system prompts, descriptions, author tags, and grounding DataStore connections as native editable drafts. Automatically pairs timestamp-suffixed Connector Collections (</w:t>
-      </w:r>
-      <w:r>
-        <w:rPr>
-          <w:rFonts w:ascii="Consolas" w:cs="Consolas" w:eastAsia="Consolas" w:hAnsi="Consolas"/>
-          <w:color w:val="0F172A"/>
-          <w:sz w:val="19"/>
-          <w:szCs w:val="19"/>
-          <w:shd w:fill="F1F5F9"/>
+        <w:t xml:space="preserve">Custom Agents, Draft Filtering &amp; Dynamic Connector Auto-Mapping</w:t>
+      </w:r>
+      <w:r>
+        <w:rPr>
+          <w:rFonts w:ascii="Arial" w:cs="Arial" w:eastAsia="Arial" w:hAnsi="Arial"/>
+          <w:color w:val="1E293B"/>
+          <w:sz w:val="21"/>
+          <w:szCs w:val="21"/>
+        </w:rPr>
+        <w:t xml:space="preserve">: Migrates Low-Code and Workflow agents, preserving system prompts, descriptions, author tags, and grounding DataStore connections as native editable drafts. Supports </w:t>
+      </w:r>
+      <w:r>
+        <w:rPr>
+          <w:rFonts w:ascii="Arial" w:cs="Arial" w:eastAsia="Arial" w:hAnsi="Arial"/>
+          <w:b/>
+          <w:bCs/>
+          <w:color w:val="0F172A"/>
+          <w:sz w:val="21"/>
+          <w:szCs w:val="21"/>
+        </w:rPr>
+        <w:t xml:space="preserve">Ignore Draft Agents (`excludeDraftAgents`)</w:t>
+      </w:r>
+      <w:r>
+        <w:rPr>
+          <w:rFonts w:ascii="Arial" w:cs="Arial" w:eastAsia="Arial" w:hAnsi="Arial"/>
+          <w:color w:val="1E293B"/>
+          <w:sz w:val="21"/>
+          <w:szCs w:val="21"/>
+        </w:rPr>
+        <w:t xml:space="preserve"> to skip unsaved UI draft placeholders (</w:t>
+      </w:r>
+      <w:r>
+        <w:rPr>
+          <w:rFonts w:ascii="Consolas" w:cs="Consolas" w:eastAsia="Consolas" w:hAnsi="Consolas"/>
+          <w:color w:val="0F172A"/>
+          <w:sz w:val="19"/>
+          <w:szCs w:val="19"/>
+          <w:shd w:fill="F1F5F9" w:val="clear"/>
+        </w:rPr>
+        <w:t xml:space="preserve">"My Agent"</w:t>
+      </w:r>
+      <w:r>
+        <w:rPr>
+          <w:rFonts w:ascii="Arial" w:cs="Arial" w:eastAsia="Arial" w:hAnsi="Arial"/>
+          <w:color w:val="1E293B"/>
+          <w:sz w:val="21"/>
+          <w:szCs w:val="21"/>
+        </w:rPr>
+        <w:t xml:space="preserve">, </w:t>
+      </w:r>
+      <w:r>
+        <w:rPr>
+          <w:rFonts w:ascii="Consolas" w:cs="Consolas" w:eastAsia="Consolas" w:hAnsi="Consolas"/>
+          <w:color w:val="0F172A"/>
+          <w:sz w:val="19"/>
+          <w:szCs w:val="19"/>
+          <w:shd w:fill="F1F5F9" w:val="clear"/>
+        </w:rPr>
+        <w:t xml:space="preserve">"My Workflow"</w:t>
+      </w:r>
+      <w:r>
+        <w:rPr>
+          <w:rFonts w:ascii="Arial" w:cs="Arial" w:eastAsia="Arial" w:hAnsi="Arial"/>
+          <w:color w:val="1E293B"/>
+          <w:sz w:val="21"/>
+          <w:szCs w:val="21"/>
+        </w:rPr>
+        <w:t xml:space="preserve">) and migrate only </w:t>
+      </w:r>
+      <w:r>
+        <w:rPr>
+          <w:rFonts w:ascii="Arial" w:cs="Arial" w:eastAsia="Arial" w:hAnsi="Arial"/>
+          <w:b/>
+          <w:bCs/>
+          <w:color w:val="0F172A"/>
+          <w:sz w:val="21"/>
+          <w:szCs w:val="21"/>
+        </w:rPr>
+        <w:t xml:space="preserve">Private (created/deployed)</w:t>
+      </w:r>
+      <w:r>
+        <w:rPr>
+          <w:rFonts w:ascii="Arial" w:cs="Arial" w:eastAsia="Arial" w:hAnsi="Arial"/>
+          <w:color w:val="1E293B"/>
+          <w:sz w:val="21"/>
+          <w:szCs w:val="21"/>
+        </w:rPr>
+        <w:t xml:space="preserve"> and </w:t>
+      </w:r>
+      <w:r>
+        <w:rPr>
+          <w:rFonts w:ascii="Arial" w:cs="Arial" w:eastAsia="Arial" w:hAnsi="Arial"/>
+          <w:b/>
+          <w:bCs/>
+          <w:color w:val="0F172A"/>
+          <w:sz w:val="21"/>
+          <w:szCs w:val="21"/>
+        </w:rPr>
+        <w:t xml:space="preserve">Published/Shared</w:t>
+      </w:r>
+      <w:r>
+        <w:rPr>
+          <w:rFonts w:ascii="Arial" w:cs="Arial" w:eastAsia="Arial" w:hAnsi="Arial"/>
+          <w:color w:val="1E293B"/>
+          <w:sz w:val="21"/>
+          <w:szCs w:val="21"/>
+        </w:rPr>
+        <w:t xml:space="preserve"> agents. Automatically pairs timestamp-suffixed Connector Collections (</w:t>
+      </w:r>
+      <w:r>
+        <w:rPr>
+          <w:rFonts w:ascii="Consolas" w:cs="Consolas" w:eastAsia="Consolas" w:hAnsi="Consolas"/>
+          <w:color w:val="0F172A"/>
+          <w:sz w:val="19"/>
+          <w:szCs w:val="19"/>
+          <w:shd w:fill="F1F5F9" w:val="clear"/>
         </w:rPr>
         <w:t xml:space="preserve">&lt;connector&gt;_&lt;timestamp&gt;</w:t>
       </w:r>
@@ -437,7 +592,7 @@
           <w:color w:val="0F172A"/>
           <w:sz w:val="19"/>
           <w:szCs w:val="19"/>
-          <w:shd w:fill="F1F5F9"/>
+          <w:shd w:fill="F1F5F9" w:val="clear"/>
         </w:rPr>
         <w:t xml:space="preserve">_issue</w:t>
       </w:r>
@@ -456,7 +611,7 @@
           <w:color w:val="0F172A"/>
           <w:sz w:val="19"/>
           <w:szCs w:val="19"/>
-          <w:shd w:fill="F1F5F9"/>
+          <w:shd w:fill="F1F5F9" w:val="clear"/>
         </w:rPr>
         <w:t xml:space="preserve">_pull_request</w:t>
       </w:r>
@@ -475,7 +630,7 @@
           <w:color w:val="0F172A"/>
           <w:sz w:val="19"/>
           <w:szCs w:val="19"/>
-          <w:shd w:fill="F1F5F9"/>
+          <w:shd w:fill="F1F5F9" w:val="clear"/>
         </w:rPr>
         <w:t xml:space="preserve">_repository</w:t>
       </w:r>
@@ -494,7 +649,7 @@
           <w:color w:val="0F172A"/>
           <w:sz w:val="19"/>
           <w:szCs w:val="19"/>
-          <w:shd w:fill="F1F5F9"/>
+          <w:shd w:fill="F1F5F9" w:val="clear"/>
         </w:rPr>
         <w:t xml:space="preserve">_#####</w:t>
       </w:r>
@@ -543,7 +698,7 @@
           <w:color w:val="0F172A"/>
           <w:sz w:val="19"/>
           <w:szCs w:val="19"/>
-          <w:shd w:fill="F1F5F9"/>
+          <w:shd w:fill="F1F5F9" w:val="clear"/>
         </w:rPr>
         <w:t xml:space="preserve">__STRIP__</w:t>
       </w:r>
@@ -592,7 +747,7 @@
           <w:color w:val="0F172A"/>
           <w:sz w:val="19"/>
           <w:szCs w:val="19"/>
-          <w:shd w:fill="F1F5F9"/>
+          <w:shd w:fill="F1F5F9" w:val="clear"/>
         </w:rPr>
         <w:t xml:space="preserve">agentregistry.googleapis.com</w:t>
       </w:r>
@@ -741,7 +896,7 @@
           <w:color w:val="0F172A"/>
           <w:sz w:val="19"/>
           <w:szCs w:val="19"/>
-          <w:shd w:fill="F1F5F9"/>
+          <w:shd w:fill="F1F5F9" w:val="clear"/>
         </w:rPr>
         <w:t xml:space="preserve">.pptx</w:t>
       </w:r>
@@ -760,7 +915,7 @@
           <w:color w:val="0F172A"/>
           <w:sz w:val="19"/>
           <w:szCs w:val="19"/>
-          <w:shd w:fill="F1F5F9"/>
+          <w:shd w:fill="F1F5F9" w:val="clear"/>
         </w:rPr>
         <w:t xml:space="preserve">.docx</w:t>
       </w:r>
@@ -779,7 +934,7 @@
           <w:color w:val="0F172A"/>
           <w:sz w:val="19"/>
           <w:szCs w:val="19"/>
-          <w:shd w:fill="F1F5F9"/>
+          <w:shd w:fill="F1F5F9" w:val="clear"/>
         </w:rPr>
         <w:t xml:space="preserve">ffmpeg</w:t>
       </w:r>
@@ -878,7 +1033,7 @@
           <w:color w:val="0F172A"/>
           <w:sz w:val="19"/>
           <w:szCs w:val="19"/>
-          <w:shd w:fill="F1F5F9"/>
+          <w:shd w:fill="F1F5F9" w:val="clear"/>
         </w:rPr>
         <w:t xml:space="preserve">/checklist</w:t>
       </w:r>
@@ -897,7 +1052,7 @@
           <w:color w:val="0F172A"/>
           <w:sz w:val="19"/>
           <w:szCs w:val="19"/>
-          <w:shd w:fill="F1F5F9"/>
+          <w:shd w:fill="F1F5F9" w:val="clear"/>
         </w:rPr>
         <w:t xml:space="preserve">NotebookLM_Artifacts.zip</w:t>
       </w:r>
@@ -959,7 +1114,7 @@
           <w:color w:val="0F172A"/>
           <w:sz w:val="19"/>
           <w:szCs w:val="19"/>
-          <w:shd w:fill="F1F5F9"/>
+          <w:shd w:fill="F1F5F9" w:val="clear"/>
         </w:rPr>
         <w:t xml:space="preserve">#audit</w:t>
       </w:r>
@@ -978,7 +1133,7 @@
         <w:pBdr>
           <w:left w:val="single" w:color="EA580C" w:sz="24" w:space="140"/>
         </w:pBdr>
-        <w:shd w:fill="FFF7ED"/>
+        <w:shd w:fill="FFF7ED" w:val="clear"/>
         <w:spacing w:after="160" w:before="140"/>
         <w:ind w:left="400" w:right="200"/>
       </w:pPr>
@@ -1204,7 +1359,7 @@
           <wp:inline distT="0" distB="0" distL="0" distR="0">
             <wp:extent cx="5334000" cy="3333750"/>
             <wp:effectExtent t="0" r="0" b="0" l="0"/>
-            <wp:docPr id="1" name="" descr="" title=""/>
+            <wp:docPr id="3" name="" descr="" title=""/>
             <wp:cNvGraphicFramePr>
               <a:graphicFrameLocks xmlns:a="http://schemas.openxmlformats.org/drawingml/2006/main" noChangeAspect="1"/>
             </wp:cNvGraphicFramePr>
@@ -1285,7 +1440,7 @@
           <w:color w:val="0F172A"/>
           <w:sz w:val="19"/>
           <w:szCs w:val="19"/>
-          <w:shd w:fill="F1F5F9"/>
+          <w:shd w:fill="F1F5F9" w:val="clear"/>
         </w:rPr>
         <w:t xml:space="preserve">github_1773757636775</w:t>
       </w:r>
@@ -1304,7 +1459,7 @@
           <w:color w:val="0F172A"/>
           <w:sz w:val="19"/>
           <w:szCs w:val="19"/>
-          <w:shd w:fill="F1F5F9"/>
+          <w:shd w:fill="F1F5F9" w:val="clear"/>
         </w:rPr>
         <w:t xml:space="preserve">github_1773757636775_issue</w:t>
       </w:r>
@@ -1323,7 +1478,7 @@
           <w:color w:val="0F172A"/>
           <w:sz w:val="19"/>
           <w:szCs w:val="19"/>
-          <w:shd w:fill="F1F5F9"/>
+          <w:shd w:fill="F1F5F9" w:val="clear"/>
         </w:rPr>
         <w:t xml:space="preserve">github_1773757636775_pull_request</w:t>
       </w:r>
@@ -1342,7 +1497,7 @@
           <w:color w:val="0F172A"/>
           <w:sz w:val="19"/>
           <w:szCs w:val="19"/>
-          <w:shd w:fill="F1F5F9"/>
+          <w:shd w:fill="F1F5F9" w:val="clear"/>
         </w:rPr>
         <w:t xml:space="preserve">github_1773757636775_repository</w:t>
       </w:r>
@@ -1391,7 +1546,7 @@
           <w:color w:val="0F172A"/>
           <w:sz w:val="19"/>
           <w:szCs w:val="19"/>
-          <w:shd w:fill="F1F5F9"/>
+          <w:shd w:fill="F1F5F9" w:val="clear"/>
         </w:rPr>
         <w:t xml:space="preserve">collections/{id}/dataConnector</w:t>
       </w:r>
@@ -1410,7 +1565,7 @@
           <w:color w:val="0F172A"/>
           <w:sz w:val="19"/>
           <w:szCs w:val="19"/>
-          <w:shd w:fill="F1F5F9"/>
+          <w:shd w:fill="F1F5F9" w:val="clear"/>
         </w:rPr>
         <w:t xml:space="preserve">dataStoreSpecs</w:t>
       </w:r>
@@ -1429,7 +1584,7 @@
           <w:color w:val="0F172A"/>
           <w:sz w:val="19"/>
           <w:szCs w:val="19"/>
-          <w:shd w:fill="F1F5F9"/>
+          <w:shd w:fill="F1F5F9" w:val="clear"/>
         </w:rPr>
         <w:t xml:space="preserve">&lt;connector&gt;_&lt;timestamp&gt;</w:t>
       </w:r>
@@ -1478,7 +1633,7 @@
           <w:color w:val="0F172A"/>
           <w:sz w:val="19"/>
           <w:szCs w:val="19"/>
-          <w:shd w:fill="F1F5F9"/>
+          <w:shd w:fill="F1F5F9" w:val="clear"/>
         </w:rPr>
         <w:t xml:space="preserve">Run Pre-Check</w:t>
       </w:r>
@@ -1497,7 +1652,7 @@
           <w:color w:val="0F172A"/>
           <w:sz w:val="19"/>
           <w:szCs w:val="19"/>
-          <w:shd w:fill="F1F5F9"/>
+          <w:shd w:fill="F1F5F9" w:val="clear"/>
         </w:rPr>
         <w:t xml:space="preserve">parseTimestampedResourceId</w:t>
       </w:r>
@@ -1516,7 +1671,7 @@
           <w:color w:val="0F172A"/>
           <w:sz w:val="19"/>
           <w:szCs w:val="19"/>
-          <w:shd w:fill="F1F5F9"/>
+          <w:shd w:fill="F1F5F9" w:val="clear"/>
         </w:rPr>
         <w:t xml:space="preserve">_#####</w:t>
       </w:r>
@@ -1565,7 +1720,7 @@
           <w:color w:val="0F172A"/>
           <w:sz w:val="19"/>
           <w:szCs w:val="19"/>
-          <w:shd w:fill="F1F5F9"/>
+          <w:shd w:fill="F1F5F9" w:val="clear"/>
         </w:rPr>
         <w:t xml:space="preserve">AUTO-MATCH (_#####)</w:t>
       </w:r>
@@ -1584,7 +1739,7 @@
           <w:color w:val="0F172A"/>
           <w:sz w:val="19"/>
           <w:szCs w:val="19"/>
-          <w:shd w:fill="F1F5F9"/>
+          <w:shd w:fill="F1F5F9" w:val="clear"/>
         </w:rPr>
         <w:t xml:space="preserve">EXACT MATCH</w:t>
       </w:r>
@@ -1603,7 +1758,7 @@
           <w:color w:val="0F172A"/>
           <w:sz w:val="19"/>
           <w:szCs w:val="19"/>
-          <w:shd w:fill="F1F5F9"/>
+          <w:shd w:fill="F1F5F9" w:val="clear"/>
         </w:rPr>
         <w:t xml:space="preserve">HITL REQUIRED</w:t>
       </w:r>
@@ -1622,7 +1777,7 @@
           <w:color w:val="0F172A"/>
           <w:sz w:val="19"/>
           <w:szCs w:val="19"/>
-          <w:shd w:fill="F1F5F9"/>
+          <w:shd w:fill="F1F5F9" w:val="clear"/>
         </w:rPr>
         <w:t xml:space="preserve">Strip / Remove Connector from Migrated Agents</w:t>
       </w:r>
@@ -1641,7 +1796,7 @@
           <w:color w:val="0F172A"/>
           <w:sz w:val="19"/>
           <w:szCs w:val="19"/>
-          <w:shd w:fill="F1F5F9"/>
+          <w:shd w:fill="F1F5F9" w:val="clear"/>
         </w:rPr>
         <w:t xml:space="preserve">__STRIP__</w:t>
       </w:r>
@@ -1703,7 +1858,7 @@
           <w:color w:val="0F172A"/>
           <w:sz w:val="19"/>
           <w:szCs w:val="19"/>
-          <w:shd w:fill="F1F5F9"/>
+          <w:shd w:fill="F1F5F9" w:val="clear"/>
         </w:rPr>
         <w:t xml:space="preserve">PATCH</w:t>
       </w:r>
@@ -1727,7 +1882,7 @@
           <wp:inline distT="0" distB="0" distL="0" distR="0">
             <wp:extent cx="5334000" cy="3333750"/>
             <wp:effectExtent t="0" r="0" b="0" l="0"/>
-            <wp:docPr id="1" name="" descr="" title=""/>
+            <wp:docPr id="4" name="" descr="" title=""/>
             <wp:cNvGraphicFramePr>
               <a:graphicFrameLocks xmlns:a="http://schemas.openxmlformats.org/drawingml/2006/main" noChangeAspect="1"/>
             </wp:cNvGraphicFramePr>
@@ -1828,7 +1983,7 @@
           <w:color w:val="0F172A"/>
           <w:sz w:val="19"/>
           <w:szCs w:val="19"/>
-          <w:shd w:fill="F1F5F9"/>
+          <w:shd w:fill="F1F5F9" w:val="clear"/>
         </w:rPr>
         <w:t xml:space="preserve">#studio</w:t>
       </w:r>
@@ -1877,7 +2032,7 @@
           <w:color w:val="0F172A"/>
           <w:sz w:val="19"/>
           <w:szCs w:val="19"/>
-          <w:shd w:fill="F1F5F9"/>
+          <w:shd w:fill="F1F5F9" w:val="clear"/>
         </w:rPr>
         <w:t xml:space="preserve">ancient-sandbox-322523</w:t>
       </w:r>
@@ -1926,7 +2081,7 @@
           <w:color w:val="0F172A"/>
           <w:sz w:val="19"/>
           <w:szCs w:val="19"/>
-          <w:shd w:fill="F1F5F9"/>
+          <w:shd w:fill="F1F5F9" w:val="clear"/>
         </w:rPr>
         <w:t xml:space="preserve">global</w:t>
       </w:r>
@@ -1945,7 +2100,7 @@
           <w:color w:val="0F172A"/>
           <w:sz w:val="19"/>
           <w:szCs w:val="19"/>
-          <w:shd w:fill="F1F5F9"/>
+          <w:shd w:fill="F1F5F9" w:val="clear"/>
         </w:rPr>
         <w:t xml:space="preserve">eu</w:t>
       </w:r>
@@ -1964,7 +2119,7 @@
           <w:color w:val="0F172A"/>
           <w:sz w:val="19"/>
           <w:szCs w:val="19"/>
-          <w:shd w:fill="F1F5F9"/>
+          <w:shd w:fill="F1F5F9" w:val="clear"/>
         </w:rPr>
         <w:t xml:space="preserve">us-central1</w:t>
       </w:r>
@@ -2043,7 +2198,7 @@
           <w:color w:val="0F172A"/>
           <w:sz w:val="19"/>
           <w:szCs w:val="19"/>
-          <w:shd w:fill="F1F5F9"/>
+          <w:shd w:fill="F1F5F9" w:val="clear"/>
         </w:rPr>
         <w:t xml:space="preserve">Google Workspace / Cloud Identity (DWD)</w:t>
       </w:r>
@@ -2062,7 +2217,7 @@
           <w:color w:val="0F172A"/>
           <w:sz w:val="19"/>
           <w:szCs w:val="19"/>
-          <w:shd w:fill="F1F5F9"/>
+          <w:shd w:fill="F1F5F9" w:val="clear"/>
         </w:rPr>
         <w:t xml:space="preserve">Microsoft Entra ID (Workforce Identity Federation)</w:t>
       </w:r>
@@ -2111,7 +2266,7 @@
           <w:color w:val="0F172A"/>
           <w:sz w:val="19"/>
           <w:szCs w:val="19"/>
-          <w:shd w:fill="F1F5F9"/>
+          <w:shd w:fill="F1F5F9" w:val="clear"/>
         </w:rPr>
         <w:t xml:space="preserve">testgebackupandrestorev3</w:t>
       </w:r>
@@ -2165,7 +2320,7 @@
           <wp:inline distT="0" distB="0" distL="0" distR="0">
             <wp:extent cx="5334000" cy="3333750"/>
             <wp:effectExtent t="0" r="0" b="0" l="0"/>
-            <wp:docPr id="1" name="" descr="" title=""/>
+            <wp:docPr id="5" name="" descr="" title=""/>
             <wp:cNvGraphicFramePr>
               <a:graphicFrameLocks xmlns:a="http://schemas.openxmlformats.org/drawingml/2006/main" noChangeAspect="1"/>
             </wp:cNvGraphicFramePr>
@@ -2238,12 +2393,12 @@
           <w:sz w:val="21"/>
           <w:szCs w:val="21"/>
         </w:rPr>
-        <w:t xml:space="preserve">Administrators can selectively include or exclude specific asset categories to tailor the migration scope:</w:t>
+        <w:t xml:space="preserve">Administrators can selectively include or exclude specific asset categories and tune execution concurrency in Step 3:</w:t>
       </w:r>
     </w:p>
     <w:tbl>
       <w:tblPr>
-        <w:tblW w:type="pct" w:w="100%"/>
+        <w:tblW w:type="pct" w:w="5000"/>
         <w:tblBorders>
           <w:top w:val="single" w:color="CBD5E1" w:sz="1"/>
           <w:left w:val="single" w:color="CBD5E1" w:sz="1"/>
@@ -2254,10 +2409,10 @@
         </w:tblBorders>
       </w:tblPr>
       <w:tblGrid>
-        <w:gridCol w:w="100"/>
-        <w:gridCol w:w="100"/>
-        <w:gridCol w:w="100"/>
-        <w:gridCol w:w="100"/>
+        <w:gridCol w:w="2257"/>
+        <w:gridCol w:w="2257"/>
+        <w:gridCol w:w="1805"/>
+        <w:gridCol w:w="2708"/>
       </w:tblGrid>
       <w:tr>
         <w:trPr>
@@ -2265,8 +2420,8 @@
         </w:trPr>
         <w:tc>
           <w:tcPr>
-            <w:tcW w:type="pct" w:w="25%"/>
-            <w:shd w:fill="1E293B"/>
+            <w:tcW w:type="pct" w:w="1250"/>
+            <w:shd w:fill="1E293B" w:val="clear"/>
             <w:tcMar>
               <w:top w:type="dxa" w:w="100"/>
               <w:left w:type="dxa" w:w="140"/>
@@ -2287,14 +2442,14 @@
                 <w:sz w:val="19"/>
                 <w:szCs w:val="19"/>
               </w:rPr>
-              <w:t xml:space="preserve">Scope Checkbox</w:t>
-            </w:r>
-          </w:p>
-        </w:tc>
-        <w:tc>
-          <w:tcPr>
-            <w:tcW w:type="pct" w:w="25%"/>
-            <w:shd w:fill="1E293B"/>
+              <w:t xml:space="preserve">Scope Control</w:t>
+            </w:r>
+          </w:p>
+        </w:tc>
+        <w:tc>
+          <w:tcPr>
+            <w:tcW w:type="pct" w:w="1250"/>
+            <w:shd w:fill="1E293B" w:val="clear"/>
             <w:tcMar>
               <w:top w:type="dxa" w:w="100"/>
               <w:left w:type="dxa" w:w="140"/>
@@ -2321,8 +2476,8 @@
         </w:tc>
         <w:tc>
           <w:tcPr>
-            <w:tcW w:type="pct" w:w="20%"/>
-            <w:shd w:fill="1E293B"/>
+            <w:tcW w:type="pct" w:w="1000"/>
+            <w:shd w:fill="1E293B" w:val="clear"/>
             <w:tcMar>
               <w:top w:type="dxa" w:w="100"/>
               <w:left w:type="dxa" w:w="140"/>
@@ -2349,8 +2504,8 @@
         </w:tc>
         <w:tc>
           <w:tcPr>
-            <w:tcW w:type="pct" w:w="30%"/>
-            <w:shd w:fill="1E293B"/>
+            <w:tcW w:type="pct" w:w="1500"/>
+            <w:shd w:fill="1E293B" w:val="clear"/>
             <w:tcMar>
               <w:top w:type="dxa" w:w="100"/>
               <w:left w:type="dxa" w:w="140"/>
@@ -2379,8 +2534,8 @@
       <w:tr>
         <w:tc>
           <w:tcPr>
-            <w:tcW w:type="pct" w:w="25%"/>
-            <w:shd w:fill="FFFFFF"/>
+            <w:tcW w:type="pct" w:w="1250"/>
+            <w:shd w:fill="FFFFFF" w:val="clear"/>
             <w:tcMar>
               <w:top w:type="dxa" w:w="80"/>
               <w:left w:type="dxa" w:w="140"/>
@@ -2405,8 +2560,8 @@
         </w:tc>
         <w:tc>
           <w:tcPr>
-            <w:tcW w:type="pct" w:w="25%"/>
-            <w:shd w:fill="FFFFFF"/>
+            <w:tcW w:type="pct" w:w="1250"/>
+            <w:shd w:fill="FFFFFF" w:val="clear"/>
             <w:tcMar>
               <w:top w:type="dxa" w:w="80"/>
               <w:left w:type="dxa" w:w="140"/>
@@ -2431,8 +2586,8 @@
         </w:tc>
         <w:tc>
           <w:tcPr>
-            <w:tcW w:type="pct" w:w="20%"/>
-            <w:shd w:fill="FFFFFF"/>
+            <w:tcW w:type="pct" w:w="1000"/>
+            <w:shd w:fill="FFFFFF" w:val="clear"/>
             <w:tcMar>
               <w:top w:type="dxa" w:w="80"/>
               <w:left w:type="dxa" w:w="140"/>
@@ -2457,8 +2612,8 @@
         </w:tc>
         <w:tc>
           <w:tcPr>
-            <w:tcW w:type="pct" w:w="30%"/>
-            <w:shd w:fill="FFFFFF"/>
+            <w:tcW w:type="pct" w:w="1500"/>
+            <w:shd w:fill="FFFFFF" w:val="clear"/>
             <w:tcMar>
               <w:top w:type="dxa" w:w="80"/>
               <w:left w:type="dxa" w:w="140"/>
@@ -2477,7 +2632,7 @@
                 <w:sz w:val="21"/>
                 <w:szCs w:val="21"/>
               </w:rPr>
-              <w:t xml:space="preserve">Restores notebooks and re-indexes all attached PDFs, URLs, and YouTube videos</w:t>
+              <w:t xml:space="preserve">Restores notebooks and re-indexes attached PDFs, URLs, and YouTube videos; reports any unextractable binary files honestly as MANUAL_REUPLOAD_REQUIRED</w:t>
             </w:r>
           </w:p>
         </w:tc>
@@ -2485,8 +2640,8 @@
       <w:tr>
         <w:tc>
           <w:tcPr>
-            <w:tcW w:type="pct" w:w="25%"/>
-            <w:shd w:fill="F8FAFC"/>
+            <w:tcW w:type="pct" w:w="1250"/>
+            <w:shd w:fill="F8FAFC" w:val="clear"/>
             <w:tcMar>
               <w:top w:type="dxa" w:w="80"/>
               <w:left w:type="dxa" w:w="140"/>
@@ -2511,8 +2666,8 @@
         </w:tc>
         <w:tc>
           <w:tcPr>
-            <w:tcW w:type="pct" w:w="25%"/>
-            <w:shd w:fill="F8FAFC"/>
+            <w:tcW w:type="pct" w:w="1250"/>
+            <w:shd w:fill="F8FAFC" w:val="clear"/>
             <w:tcMar>
               <w:top w:type="dxa" w:w="80"/>
               <w:left w:type="dxa" w:w="140"/>
@@ -2537,8 +2692,8 @@
         </w:tc>
         <w:tc>
           <w:tcPr>
-            <w:tcW w:type="pct" w:w="20%"/>
-            <w:shd w:fill="F8FAFC"/>
+            <w:tcW w:type="pct" w:w="1000"/>
+            <w:shd w:fill="F8FAFC" w:val="clear"/>
             <w:tcMar>
               <w:top w:type="dxa" w:w="80"/>
               <w:left w:type="dxa" w:w="140"/>
@@ -2563,8 +2718,8 @@
         </w:tc>
         <w:tc>
           <w:tcPr>
-            <w:tcW w:type="pct" w:w="30%"/>
-            <w:shd w:fill="F8FAFC"/>
+            <w:tcW w:type="pct" w:w="1500"/>
+            <w:shd w:fill="F8FAFC" w:val="clear"/>
             <w:tcMar>
               <w:top w:type="dxa" w:w="80"/>
               <w:left w:type="dxa" w:w="140"/>
@@ -2591,8 +2746,8 @@
       <w:tr>
         <w:tc>
           <w:tcPr>
-            <w:tcW w:type="pct" w:w="25%"/>
-            <w:shd w:fill="FFFFFF"/>
+            <w:tcW w:type="pct" w:w="1250"/>
+            <w:shd w:fill="FFFFFF" w:val="clear"/>
             <w:tcMar>
               <w:top w:type="dxa" w:w="80"/>
               <w:left w:type="dxa" w:w="140"/>
@@ -2611,14 +2766,14 @@
                 <w:sz w:val="21"/>
                 <w:szCs w:val="21"/>
               </w:rPr>
-              <w:t xml:space="preserve">Migrate User Skills (Experimental)</w:t>
-            </w:r>
-          </w:p>
-        </w:tc>
-        <w:tc>
-          <w:tcPr>
-            <w:tcW w:type="pct" w:w="25%"/>
-            <w:shd w:fill="FFFFFF"/>
+              <w:t xml:space="preserve">↳ Ignore Draft Agents (Private &amp; Published Only)</w:t>
+            </w:r>
+          </w:p>
+        </w:tc>
+        <w:tc>
+          <w:tcPr>
+            <w:tcW w:type="pct" w:w="1250"/>
+            <w:shd w:fill="FFFFFF" w:val="clear"/>
             <w:tcMar>
               <w:top w:type="dxa" w:w="80"/>
               <w:left w:type="dxa" w:w="140"/>
@@ -2637,14 +2792,14 @@
                 <w:sz w:val="21"/>
                 <w:szCs w:val="21"/>
               </w:rPr>
-              <w:t xml:space="preserve">User-Created Skills in Agent Registry</w:t>
-            </w:r>
-          </w:p>
-        </w:tc>
-        <w:tc>
-          <w:tcPr>
-            <w:tcW w:type="pct" w:w="20%"/>
-            <w:shd w:fill="FFFFFF"/>
+              <w:t xml:space="preserve">Custom Agent Sub-Option (#optExcludeDraftAgents)</w:t>
+            </w:r>
+          </w:p>
+        </w:tc>
+        <w:tc>
+          <w:tcPr>
+            <w:tcW w:type="pct" w:w="1000"/>
+            <w:shd w:fill="FFFFFF" w:val="clear"/>
             <w:tcMar>
               <w:top w:type="dxa" w:w="80"/>
               <w:left w:type="dxa" w:w="140"/>
@@ -2663,14 +2818,14 @@
                 <w:sz w:val="21"/>
                 <w:szCs w:val="21"/>
               </w:rPr>
-              <w:t xml:space="preserve">Enabled (Checked)</w:t>
-            </w:r>
-          </w:p>
-        </w:tc>
-        <w:tc>
-          <w:tcPr>
-            <w:tcW w:type="pct" w:w="30%"/>
-            <w:shd w:fill="FFFFFF"/>
+              <w:t xml:space="preserve">Disabled (Unchecked)</w:t>
+            </w:r>
+          </w:p>
+        </w:tc>
+        <w:tc>
+          <w:tcPr>
+            <w:tcW w:type="pct" w:w="1500"/>
+            <w:shd w:fill="FFFFFF" w:val="clear"/>
             <w:tcMar>
               <w:top w:type="dxa" w:w="80"/>
               <w:left w:type="dxa" w:w="140"/>
@@ -2689,7 +2844,7 @@
                 <w:sz w:val="21"/>
                 <w:szCs w:val="21"/>
               </w:rPr>
-              <w:t xml:space="preserve">Migrates custom skills in agentregistry.googleapis.com while ignoring built-in 1P Google templates (Experimental — may not work for everyone)</w:t>
+              <w:t xml:space="preserve">When checked (--exclude-draft-agents), skips unsaved UI draft placeholders ("My Agent", "My Workflow") and migrates only Private (created/deployed) and Published/Shared agents</w:t>
             </w:r>
           </w:p>
         </w:tc>
@@ -2697,8 +2852,8 @@
       <w:tr>
         <w:tc>
           <w:tcPr>
-            <w:tcW w:type="pct" w:w="25%"/>
-            <w:shd w:fill="F8FAFC"/>
+            <w:tcW w:type="pct" w:w="1250"/>
+            <w:shd w:fill="F8FAFC" w:val="clear"/>
             <w:tcMar>
               <w:top w:type="dxa" w:w="80"/>
               <w:left w:type="dxa" w:w="140"/>
@@ -2717,14 +2872,14 @@
                 <w:sz w:val="21"/>
                 <w:szCs w:val="21"/>
               </w:rPr>
-              <w:t xml:space="preserve">Migrate Multi-User Chat History</w:t>
-            </w:r>
-          </w:p>
-        </w:tc>
-        <w:tc>
-          <w:tcPr>
-            <w:tcW w:type="pct" w:w="25%"/>
-            <w:shd w:fill="F8FAFC"/>
+              <w:t xml:space="preserve">Migrate User Skills (Experimental)</w:t>
+            </w:r>
+          </w:p>
+        </w:tc>
+        <w:tc>
+          <w:tcPr>
+            <w:tcW w:type="pct" w:w="1250"/>
+            <w:shd w:fill="F8FAFC" w:val="clear"/>
             <w:tcMar>
               <w:top w:type="dxa" w:w="80"/>
               <w:left w:type="dxa" w:w="140"/>
@@ -2743,14 +2898,14 @@
                 <w:sz w:val="21"/>
                 <w:szCs w:val="21"/>
               </w:rPr>
-              <w:t xml:space="preserve">Chat Conversation History</w:t>
-            </w:r>
-          </w:p>
-        </w:tc>
-        <w:tc>
-          <w:tcPr>
-            <w:tcW w:type="pct" w:w="20%"/>
-            <w:shd w:fill="F8FAFC"/>
+              <w:t xml:space="preserve">User-Created Skills in Agent Registry</w:t>
+            </w:r>
+          </w:p>
+        </w:tc>
+        <w:tc>
+          <w:tcPr>
+            <w:tcW w:type="pct" w:w="1000"/>
+            <w:shd w:fill="F8FAFC" w:val="clear"/>
             <w:tcMar>
               <w:top w:type="dxa" w:w="80"/>
               <w:left w:type="dxa" w:w="140"/>
@@ -2775,8 +2930,8 @@
         </w:tc>
         <w:tc>
           <w:tcPr>
-            <w:tcW w:type="pct" w:w="30%"/>
-            <w:shd w:fill="F8FAFC"/>
+            <w:tcW w:type="pct" w:w="1500"/>
+            <w:shd w:fill="F8FAFC" w:val="clear"/>
             <w:tcMar>
               <w:top w:type="dxa" w:w="80"/>
               <w:left w:type="dxa" w:w="140"/>
@@ -2795,7 +2950,7 @@
                 <w:sz w:val="21"/>
                 <w:szCs w:val="21"/>
               </w:rPr>
-              <w:t xml:space="preserve">Rehydrates chronological chat sessions into the target Gemini sidebar</w:t>
+              <w:t xml:space="preserve">Migrates custom skills in agentregistry.googleapis.com while ignoring built-in 1P Google templates (Experimental — may not work for everyone)</w:t>
             </w:r>
           </w:p>
         </w:tc>
@@ -2803,8 +2958,8 @@
       <w:tr>
         <w:tc>
           <w:tcPr>
-            <w:tcW w:type="pct" w:w="25%"/>
-            <w:shd w:fill="FFFFFF"/>
+            <w:tcW w:type="pct" w:w="1250"/>
+            <w:shd w:fill="FFFFFF" w:val="clear"/>
             <w:tcMar>
               <w:top w:type="dxa" w:w="80"/>
               <w:left w:type="dxa" w:w="140"/>
@@ -2823,14 +2978,14 @@
                 <w:sz w:val="21"/>
                 <w:szCs w:val="21"/>
               </w:rPr>
-              <w:t xml:space="preserve">Migrate User Memories &amp; Facts (Experimental)</w:t>
-            </w:r>
-          </w:p>
-        </w:tc>
-        <w:tc>
-          <w:tcPr>
-            <w:tcW w:type="pct" w:w="25%"/>
-            <w:shd w:fill="FFFFFF"/>
+              <w:t xml:space="preserve">Migrate Multi-User Chat History</w:t>
+            </w:r>
+          </w:p>
+        </w:tc>
+        <w:tc>
+          <w:tcPr>
+            <w:tcW w:type="pct" w:w="1250"/>
+            <w:shd w:fill="FFFFFF" w:val="clear"/>
             <w:tcMar>
               <w:top w:type="dxa" w:w="80"/>
               <w:left w:type="dxa" w:w="140"/>
@@ -2849,14 +3004,14 @@
                 <w:sz w:val="21"/>
                 <w:szCs w:val="21"/>
               </w:rPr>
-              <w:t xml:space="preserve">Personalized Facts &amp; Profiles</w:t>
-            </w:r>
-          </w:p>
-        </w:tc>
-        <w:tc>
-          <w:tcPr>
-            <w:tcW w:type="pct" w:w="20%"/>
-            <w:shd w:fill="FFFFFF"/>
+              <w:t xml:space="preserve">Chat Conversation History</w:t>
+            </w:r>
+          </w:p>
+        </w:tc>
+        <w:tc>
+          <w:tcPr>
+            <w:tcW w:type="pct" w:w="1000"/>
+            <w:shd w:fill="FFFFFF" w:val="clear"/>
             <w:tcMar>
               <w:top w:type="dxa" w:w="80"/>
               <w:left w:type="dxa" w:w="140"/>
@@ -2881,8 +3036,8 @@
         </w:tc>
         <w:tc>
           <w:tcPr>
-            <w:tcW w:type="pct" w:w="30%"/>
-            <w:shd w:fill="FFFFFF"/>
+            <w:tcW w:type="pct" w:w="1500"/>
+            <w:shd w:fill="FFFFFF" w:val="clear"/>
             <w:tcMar>
               <w:top w:type="dxa" w:w="80"/>
               <w:left w:type="dxa" w:w="140"/>
@@ -2901,7 +3056,7 @@
                 <w:sz w:val="21"/>
                 <w:szCs w:val="21"/>
               </w:rPr>
-              <w:t xml:space="preserve">Discovers and exports memory facts to local JSON backup and target library (Experimental — may not work for everyone)</w:t>
+              <w:t xml:space="preserve">Rehydrates chronological chat sessions into the target Gemini sidebar</w:t>
             </w:r>
           </w:p>
         </w:tc>
@@ -2909,8 +3064,8 @@
       <w:tr>
         <w:tc>
           <w:tcPr>
-            <w:tcW w:type="pct" w:w="25%"/>
-            <w:shd w:fill="F8FAFC"/>
+            <w:tcW w:type="pct" w:w="1250"/>
+            <w:shd w:fill="F8FAFC" w:val="clear"/>
             <w:tcMar>
               <w:top w:type="dxa" w:w="80"/>
               <w:left w:type="dxa" w:w="140"/>
@@ -2929,14 +3084,14 @@
                 <w:sz w:val="21"/>
                 <w:szCs w:val="21"/>
               </w:rPr>
-              <w:t xml:space="preserve">Export &amp; Archive User Artifacts</w:t>
-            </w:r>
-          </w:p>
-        </w:tc>
-        <w:tc>
-          <w:tcPr>
-            <w:tcW w:type="pct" w:w="25%"/>
-            <w:shd w:fill="F8FAFC"/>
+              <w:t xml:space="preserve">Migrate User Memories &amp; Facts (Experimental)</w:t>
+            </w:r>
+          </w:p>
+        </w:tc>
+        <w:tc>
+          <w:tcPr>
+            <w:tcW w:type="pct" w:w="1250"/>
+            <w:shd w:fill="F8FAFC" w:val="clear"/>
             <w:tcMar>
               <w:top w:type="dxa" w:w="80"/>
               <w:left w:type="dxa" w:w="140"/>
@@ -2955,14 +3110,14 @@
                 <w:sz w:val="21"/>
                 <w:szCs w:val="21"/>
               </w:rPr>
-              <w:t xml:space="preserve">Studio Outputs &amp; Presentations</w:t>
-            </w:r>
-          </w:p>
-        </w:tc>
-        <w:tc>
-          <w:tcPr>
-            <w:tcW w:type="pct" w:w="20%"/>
-            <w:shd w:fill="F8FAFC"/>
+              <w:t xml:space="preserve">Personalized Facts &amp; Profiles</w:t>
+            </w:r>
+          </w:p>
+        </w:tc>
+        <w:tc>
+          <w:tcPr>
+            <w:tcW w:type="pct" w:w="1000"/>
+            <w:shd w:fill="F8FAFC" w:val="clear"/>
             <w:tcMar>
               <w:top w:type="dxa" w:w="80"/>
               <w:left w:type="dxa" w:w="140"/>
@@ -2987,8 +3142,114 @@
         </w:tc>
         <w:tc>
           <w:tcPr>
-            <w:tcW w:type="pct" w:w="30%"/>
-            <w:shd w:fill="F8FAFC"/>
+            <w:tcW w:type="pct" w:w="1500"/>
+            <w:shd w:fill="F8FAFC" w:val="clear"/>
+            <w:tcMar>
+              <w:top w:type="dxa" w:w="80"/>
+              <w:left w:type="dxa" w:w="140"/>
+              <w:bottom w:type="dxa" w:w="80"/>
+              <w:right w:type="dxa" w:w="140"/>
+            </w:tcMar>
+          </w:tcPr>
+          <w:p>
+            <w:pPr>
+              <w:spacing w:after="40"/>
+            </w:pPr>
+            <w:r>
+              <w:rPr>
+                <w:rFonts w:ascii="Arial" w:cs="Arial" w:eastAsia="Arial" w:hAnsi="Arial"/>
+                <w:color w:val="1E293B"/>
+                <w:sz w:val="21"/>
+                <w:szCs w:val="21"/>
+              </w:rPr>
+              <w:t xml:space="preserve">Discovers and exports memory facts to local JSON backup and target library (Experimental — may not work for everyone)</w:t>
+            </w:r>
+          </w:p>
+        </w:tc>
+      </w:tr>
+      <w:tr>
+        <w:tc>
+          <w:tcPr>
+            <w:tcW w:type="pct" w:w="1250"/>
+            <w:shd w:fill="FFFFFF" w:val="clear"/>
+            <w:tcMar>
+              <w:top w:type="dxa" w:w="80"/>
+              <w:left w:type="dxa" w:w="140"/>
+              <w:bottom w:type="dxa" w:w="80"/>
+              <w:right w:type="dxa" w:w="140"/>
+            </w:tcMar>
+          </w:tcPr>
+          <w:p>
+            <w:pPr>
+              <w:spacing w:after="40"/>
+            </w:pPr>
+            <w:r>
+              <w:rPr>
+                <w:rFonts w:ascii="Arial" w:cs="Arial" w:eastAsia="Arial" w:hAnsi="Arial"/>
+                <w:color w:val="1E293B"/>
+                <w:sz w:val="21"/>
+                <w:szCs w:val="21"/>
+              </w:rPr>
+              <w:t xml:space="preserve">Export &amp; Archive User Artifacts</w:t>
+            </w:r>
+          </w:p>
+        </w:tc>
+        <w:tc>
+          <w:tcPr>
+            <w:tcW w:type="pct" w:w="1250"/>
+            <w:shd w:fill="FFFFFF" w:val="clear"/>
+            <w:tcMar>
+              <w:top w:type="dxa" w:w="80"/>
+              <w:left w:type="dxa" w:w="140"/>
+              <w:bottom w:type="dxa" w:w="80"/>
+              <w:right w:type="dxa" w:w="140"/>
+            </w:tcMar>
+          </w:tcPr>
+          <w:p>
+            <w:pPr>
+              <w:spacing w:after="40"/>
+            </w:pPr>
+            <w:r>
+              <w:rPr>
+                <w:rFonts w:ascii="Arial" w:cs="Arial" w:eastAsia="Arial" w:hAnsi="Arial"/>
+                <w:color w:val="1E293B"/>
+                <w:sz w:val="21"/>
+                <w:szCs w:val="21"/>
+              </w:rPr>
+              <w:t xml:space="preserve">Studio Outputs &amp; Presentations</w:t>
+            </w:r>
+          </w:p>
+        </w:tc>
+        <w:tc>
+          <w:tcPr>
+            <w:tcW w:type="pct" w:w="1000"/>
+            <w:shd w:fill="FFFFFF" w:val="clear"/>
+            <w:tcMar>
+              <w:top w:type="dxa" w:w="80"/>
+              <w:left w:type="dxa" w:w="140"/>
+              <w:bottom w:type="dxa" w:w="80"/>
+              <w:right w:type="dxa" w:w="140"/>
+            </w:tcMar>
+          </w:tcPr>
+          <w:p>
+            <w:pPr>
+              <w:spacing w:after="40"/>
+            </w:pPr>
+            <w:r>
+              <w:rPr>
+                <w:rFonts w:ascii="Arial" w:cs="Arial" w:eastAsia="Arial" w:hAnsi="Arial"/>
+                <w:color w:val="1E293B"/>
+                <w:sz w:val="21"/>
+                <w:szCs w:val="21"/>
+              </w:rPr>
+              <w:t xml:space="preserve">Enabled (Checked)</w:t>
+            </w:r>
+          </w:p>
+        </w:tc>
+        <w:tc>
+          <w:tcPr>
+            <w:tcW w:type="pct" w:w="1500"/>
+            <w:shd w:fill="FFFFFF" w:val="clear"/>
             <w:tcMar>
               <w:top w:type="dxa" w:w="80"/>
               <w:left w:type="dxa" w:w="140"/>
@@ -3015,7 +3276,7 @@
                 <w:color w:val="0F172A"/>
                 <w:sz w:val="19"/>
                 <w:szCs w:val="19"/>
-                <w:shd w:fill="F1F5F9"/>
+                <w:shd w:fill="F1F5F9" w:val="clear"/>
               </w:rPr>
               <w:t xml:space="preserve">.pptx</w:t>
             </w:r>
@@ -3034,7 +3295,7 @@
                 <w:color w:val="0F172A"/>
                 <w:sz w:val="19"/>
                 <w:szCs w:val="19"/>
-                <w:shd w:fill="F1F5F9"/>
+                <w:shd w:fill="F1F5F9" w:val="clear"/>
               </w:rPr>
               <w:t xml:space="preserve">.docx</w:t>
             </w:r>
@@ -3053,7 +3314,7 @@
                 <w:color w:val="0F172A"/>
                 <w:sz w:val="19"/>
                 <w:szCs w:val="19"/>
-                <w:shd w:fill="F1F5F9"/>
+                <w:shd w:fill="F1F5F9" w:val="clear"/>
               </w:rPr>
               <w:t xml:space="preserve">.html</w:t>
             </w:r>
@@ -3072,7 +3333,7 @@
                 <w:color w:val="0F172A"/>
                 <w:sz w:val="19"/>
                 <w:szCs w:val="19"/>
-                <w:shd w:fill="F1F5F9"/>
+                <w:shd w:fill="F1F5F9" w:val="clear"/>
               </w:rPr>
               <w:t xml:space="preserve">.mp4</w:t>
             </w:r>
@@ -3091,8 +3352,8 @@
       <w:tr>
         <w:tc>
           <w:tcPr>
-            <w:tcW w:type="pct" w:w="25%"/>
-            <w:shd w:fill="FFFFFF"/>
+            <w:tcW w:type="pct" w:w="1250"/>
+            <w:shd w:fill="F8FAFC" w:val="clear"/>
             <w:tcMar>
               <w:top w:type="dxa" w:w="80"/>
               <w:left w:type="dxa" w:w="140"/>
@@ -3117,8 +3378,8 @@
         </w:tc>
         <w:tc>
           <w:tcPr>
-            <w:tcW w:type="pct" w:w="25%"/>
-            <w:shd w:fill="FFFFFF"/>
+            <w:tcW w:type="pct" w:w="1250"/>
+            <w:shd w:fill="F8FAFC" w:val="clear"/>
             <w:tcMar>
               <w:top w:type="dxa" w:w="80"/>
               <w:left w:type="dxa" w:w="140"/>
@@ -3143,8 +3404,8 @@
         </w:tc>
         <w:tc>
           <w:tcPr>
-            <w:tcW w:type="pct" w:w="20%"/>
-            <w:shd w:fill="FFFFFF"/>
+            <w:tcW w:type="pct" w:w="1000"/>
+            <w:shd w:fill="F8FAFC" w:val="clear"/>
             <w:tcMar>
               <w:top w:type="dxa" w:w="80"/>
               <w:left w:type="dxa" w:w="140"/>
@@ -3169,8 +3430,8 @@
         </w:tc>
         <w:tc>
           <w:tcPr>
-            <w:tcW w:type="pct" w:w="30%"/>
-            <w:shd w:fill="FFFFFF"/>
+            <w:tcW w:type="pct" w:w="1500"/>
+            <w:shd w:fill="F8FAFC" w:val="clear"/>
             <w:tcMar>
               <w:top w:type="dxa" w:w="80"/>
               <w:left w:type="dxa" w:w="140"/>
@@ -3197,8 +3458,8 @@
       <w:tr>
         <w:tc>
           <w:tcPr>
-            <w:tcW w:type="pct" w:w="25%"/>
-            <w:shd w:fill="F8FAFC"/>
+            <w:tcW w:type="pct" w:w="1250"/>
+            <w:shd w:fill="FFFFFF" w:val="clear"/>
             <w:tcMar>
               <w:top w:type="dxa" w:w="80"/>
               <w:left w:type="dxa" w:w="140"/>
@@ -3217,14 +3478,14 @@
                 <w:sz w:val="21"/>
                 <w:szCs w:val="21"/>
               </w:rPr>
-              <w:t xml:space="preserve">Dry Run (Simulate Only)</w:t>
-            </w:r>
-          </w:p>
-        </w:tc>
-        <w:tc>
-          <w:tcPr>
-            <w:tcW w:type="pct" w:w="25%"/>
-            <w:shd w:fill="F8FAFC"/>
+              <w:t xml:space="preserve">Worker Concurrency (Parallel API Workers)</w:t>
+            </w:r>
+          </w:p>
+        </w:tc>
+        <w:tc>
+          <w:tcPr>
+            <w:tcW w:type="pct" w:w="1250"/>
+            <w:shd w:fill="FFFFFF" w:val="clear"/>
             <w:tcMar>
               <w:top w:type="dxa" w:w="80"/>
               <w:left w:type="dxa" w:w="140"/>
@@ -3243,14 +3504,14 @@
                 <w:sz w:val="21"/>
                 <w:szCs w:val="21"/>
               </w:rPr>
-              <w:t xml:space="preserve">Safety Simulation Mode</w:t>
-            </w:r>
-          </w:p>
-        </w:tc>
-        <w:tc>
-          <w:tcPr>
-            <w:tcW w:type="pct" w:w="20%"/>
-            <w:shd w:fill="F8FAFC"/>
+              <w:t xml:space="preserve">Pipeline Throttling (#optConcurrency)</w:t>
+            </w:r>
+          </w:p>
+        </w:tc>
+        <w:tc>
+          <w:tcPr>
+            <w:tcW w:type="pct" w:w="1000"/>
+            <w:shd w:fill="FFFFFF" w:val="clear"/>
             <w:tcMar>
               <w:top w:type="dxa" w:w="80"/>
               <w:left w:type="dxa" w:w="140"/>
@@ -3269,14 +3530,14 @@
                 <w:sz w:val="21"/>
                 <w:szCs w:val="21"/>
               </w:rPr>
-              <w:t xml:space="preserve">Disabled (Unchecked)</w:t>
-            </w:r>
-          </w:p>
-        </w:tc>
-        <w:tc>
-          <w:tcPr>
-            <w:tcW w:type="pct" w:w="30%"/>
-            <w:shd w:fill="F8FAFC"/>
+              <w:t xml:space="preserve">5 (Range 1–50)</w:t>
+            </w:r>
+          </w:p>
+        </w:tc>
+        <w:tc>
+          <w:tcPr>
+            <w:tcW w:type="pct" w:w="1500"/>
+            <w:shd w:fill="FFFFFF" w:val="clear"/>
             <w:tcMar>
               <w:top w:type="dxa" w:w="80"/>
               <w:left w:type="dxa" w:w="140"/>
@@ -3295,7 +3556,113 @@
                 <w:sz w:val="21"/>
                 <w:szCs w:val="21"/>
               </w:rPr>
-              <w:t xml:space="preserve">When checked, performs full discovery and logging without writing to target</w:t>
+              <w:t xml:space="preserve">Controls parallel API workers; automatically throttles Notebook source reads to min(concurrency, 3) (3–5 recommended for large PDFs/PPTX) to prevent HTTP 504 timeouts</w:t>
+            </w:r>
+          </w:p>
+        </w:tc>
+      </w:tr>
+      <w:tr>
+        <w:tc>
+          <w:tcPr>
+            <w:tcW w:type="pct" w:w="1250"/>
+            <w:shd w:fill="F8FAFC" w:val="clear"/>
+            <w:tcMar>
+              <w:top w:type="dxa" w:w="80"/>
+              <w:left w:type="dxa" w:w="140"/>
+              <w:bottom w:type="dxa" w:w="80"/>
+              <w:right w:type="dxa" w:w="140"/>
+            </w:tcMar>
+          </w:tcPr>
+          <w:p>
+            <w:pPr>
+              <w:spacing w:after="40"/>
+            </w:pPr>
+            <w:r>
+              <w:rPr>
+                <w:rFonts w:ascii="Arial" w:cs="Arial" w:eastAsia="Arial" w:hAnsi="Arial"/>
+                <w:color w:val="1E293B"/>
+                <w:sz w:val="21"/>
+                <w:szCs w:val="21"/>
+              </w:rPr>
+              <w:t xml:space="preserve">Dry Run (Simulate Only)</w:t>
+            </w:r>
+          </w:p>
+        </w:tc>
+        <w:tc>
+          <w:tcPr>
+            <w:tcW w:type="pct" w:w="1250"/>
+            <w:shd w:fill="F8FAFC" w:val="clear"/>
+            <w:tcMar>
+              <w:top w:type="dxa" w:w="80"/>
+              <w:left w:type="dxa" w:w="140"/>
+              <w:bottom w:type="dxa" w:w="80"/>
+              <w:right w:type="dxa" w:w="140"/>
+            </w:tcMar>
+          </w:tcPr>
+          <w:p>
+            <w:pPr>
+              <w:spacing w:after="40"/>
+            </w:pPr>
+            <w:r>
+              <w:rPr>
+                <w:rFonts w:ascii="Arial" w:cs="Arial" w:eastAsia="Arial" w:hAnsi="Arial"/>
+                <w:color w:val="1E293B"/>
+                <w:sz w:val="21"/>
+                <w:szCs w:val="21"/>
+              </w:rPr>
+              <w:t xml:space="preserve">Safety Simulation Mode</w:t>
+            </w:r>
+          </w:p>
+        </w:tc>
+        <w:tc>
+          <w:tcPr>
+            <w:tcW w:type="pct" w:w="1000"/>
+            <w:shd w:fill="F8FAFC" w:val="clear"/>
+            <w:tcMar>
+              <w:top w:type="dxa" w:w="80"/>
+              <w:left w:type="dxa" w:w="140"/>
+              <w:bottom w:type="dxa" w:w="80"/>
+              <w:right w:type="dxa" w:w="140"/>
+            </w:tcMar>
+          </w:tcPr>
+          <w:p>
+            <w:pPr>
+              <w:spacing w:after="40"/>
+            </w:pPr>
+            <w:r>
+              <w:rPr>
+                <w:rFonts w:ascii="Arial" w:cs="Arial" w:eastAsia="Arial" w:hAnsi="Arial"/>
+                <w:color w:val="1E293B"/>
+                <w:sz w:val="21"/>
+                <w:szCs w:val="21"/>
+              </w:rPr>
+              <w:t xml:space="preserve">Disabled (Unchecked)</w:t>
+            </w:r>
+          </w:p>
+        </w:tc>
+        <w:tc>
+          <w:tcPr>
+            <w:tcW w:type="pct" w:w="1500"/>
+            <w:shd w:fill="F8FAFC" w:val="clear"/>
+            <w:tcMar>
+              <w:top w:type="dxa" w:w="80"/>
+              <w:left w:type="dxa" w:w="140"/>
+              <w:bottom w:type="dxa" w:w="80"/>
+              <w:right w:type="dxa" w:w="140"/>
+            </w:tcMar>
+          </w:tcPr>
+          <w:p>
+            <w:pPr>
+              <w:spacing w:after="40"/>
+            </w:pPr>
+            <w:r>
+              <w:rPr>
+                <w:rFonts w:ascii="Arial" w:cs="Arial" w:eastAsia="Arial" w:hAnsi="Arial"/>
+                <w:color w:val="1E293B"/>
+                <w:sz w:val="21"/>
+                <w:szCs w:val="21"/>
+              </w:rPr>
+              <w:t xml:space="preserve">When checked, performs full discovery, payload validation, and source extractability auditing without writing to target</w:t>
             </w:r>
           </w:p>
         </w:tc>
@@ -3432,7 +3799,7 @@
         <w:pBdr>
           <w:left w:val="single" w:color="16A34A" w:sz="24" w:space="140"/>
         </w:pBdr>
-        <w:shd w:fill="F0FDF4"/>
+        <w:shd w:fill="F0FDF4" w:val="clear"/>
         <w:spacing w:after="160" w:before="140"/>
         <w:ind w:left="400" w:right="200"/>
       </w:pPr>
@@ -3474,7 +3841,7 @@
           <w:color w:val="0F172A"/>
           <w:sz w:val="19"/>
           <w:szCs w:val="19"/>
-          <w:shd w:fill="F1F5F9"/>
+          <w:shd w:fill="F1F5F9" w:val="clear"/>
         </w:rPr>
         <w:t xml:space="preserve">user@tenant.onmicrosoft.com</w:t>
       </w:r>
@@ -3493,7 +3860,7 @@
           <w:color w:val="0F172A"/>
           <w:sz w:val="19"/>
           <w:szCs w:val="19"/>
-          <w:shd w:fill="F1F5F9"/>
+          <w:shd w:fill="F1F5F9" w:val="clear"/>
         </w:rPr>
         <w:t xml:space="preserve">user@company.com</w:t>
       </w:r>
@@ -3517,7 +3884,7 @@
           <wp:inline distT="0" distB="0" distL="0" distR="0">
             <wp:extent cx="5334000" cy="3333750"/>
             <wp:effectExtent t="0" r="0" b="0" l="0"/>
-            <wp:docPr id="1" name="" descr="" title=""/>
+            <wp:docPr id="6" name="" descr="" title=""/>
             <wp:cNvGraphicFramePr>
               <a:graphicFrameLocks xmlns:a="http://schemas.openxmlformats.org/drawingml/2006/main" noChangeAspect="1"/>
             </wp:cNvGraphicFramePr>
@@ -3716,7 +4083,7 @@
           <w:color w:val="0F172A"/>
           <w:sz w:val="19"/>
           <w:szCs w:val="19"/>
-          <w:shd w:fill="F1F5F9"/>
+          <w:shd w:fill="F1F5F9" w:val="clear"/>
         </w:rPr>
         <w:t xml:space="preserve">agentregistry.googleapis.com</w:t>
       </w:r>
@@ -3761,7 +4128,7 @@
           <w:color w:val="0F172A"/>
           <w:sz w:val="19"/>
           <w:szCs w:val="19"/>
-          <w:shd w:fill="F1F5F9"/>
+          <w:shd w:fill="F1F5F9" w:val="clear"/>
         </w:rPr>
         <w:t xml:space="preserve">_#####</w:t>
       </w:r>
@@ -3780,7 +4147,7 @@
           <w:color w:val="0F172A"/>
           <w:sz w:val="19"/>
           <w:szCs w:val="19"/>
-          <w:shd w:fill="F1F5F9"/>
+          <w:shd w:fill="F1F5F9" w:val="clear"/>
         </w:rPr>
         <w:t xml:space="preserve">projects/.../collections/{id}</w:t>
       </w:r>
@@ -3799,7 +4166,7 @@
           <w:color w:val="0F172A"/>
           <w:sz w:val="19"/>
           <w:szCs w:val="19"/>
-          <w:shd w:fill="F1F5F9"/>
+          <w:shd w:fill="F1F5F9" w:val="clear"/>
         </w:rPr>
         <w:t xml:space="preserve">collections/{id}/dataConnector</w:t>
       </w:r>
@@ -3818,7 +4185,7 @@
           <w:color w:val="0F172A"/>
           <w:sz w:val="19"/>
           <w:szCs w:val="19"/>
-          <w:shd w:fill="F1F5F9"/>
+          <w:shd w:fill="F1F5F9" w:val="clear"/>
         </w:rPr>
         <w:t xml:space="preserve">collectionMapping</w:t>
       </w:r>
@@ -3837,7 +4204,7 @@
           <w:color w:val="0F172A"/>
           <w:sz w:val="19"/>
           <w:szCs w:val="19"/>
-          <w:shd w:fill="F1F5F9"/>
+          <w:shd w:fill="F1F5F9" w:val="clear"/>
         </w:rPr>
         <w:t xml:space="preserve">__STRIP__</w:t>
       </w:r>
@@ -3856,7 +4223,7 @@
           <w:color w:val="0F172A"/>
           <w:sz w:val="19"/>
           <w:szCs w:val="19"/>
-          <w:shd w:fill="F1F5F9"/>
+          <w:shd w:fill="F1F5F9" w:val="clear"/>
         </w:rPr>
         <w:t xml:space="preserve">dataStoreSpecs</w:t>
       </w:r>
@@ -3992,7 +4359,7 @@
           <w:color w:val="0F172A"/>
           <w:sz w:val="19"/>
           <w:szCs w:val="19"/>
-          <w:shd w:fill="F1F5F9"/>
+          <w:shd w:fill="F1F5F9" w:val="clear"/>
         </w:rPr>
         <w:t xml:space="preserve">Strip / Remove Connector</w:t>
       </w:r>
@@ -4011,7 +4378,7 @@
           <w:color w:val="0F172A"/>
           <w:sz w:val="19"/>
           <w:szCs w:val="19"/>
-          <w:shd w:fill="F1F5F9"/>
+          <w:shd w:fill="F1F5F9" w:val="clear"/>
         </w:rPr>
         <w:t xml:space="preserve">__STRIP__</w:t>
       </w:r>
@@ -4060,7 +4427,7 @@
           <w:color w:val="0F172A"/>
           <w:sz w:val="19"/>
           <w:szCs w:val="19"/>
-          <w:shd w:fill="F1F5F9"/>
+          <w:shd w:fill="F1F5F9" w:val="clear"/>
         </w:rPr>
         <w:t xml:space="preserve">promptForAdminNotebookHitl</w:t>
       </w:r>
@@ -4079,7 +4446,7 @@
           <w:color w:val="0F172A"/>
           <w:sz w:val="19"/>
           <w:szCs w:val="19"/>
-          <w:shd w:fill="F1F5F9"/>
+          <w:shd w:fill="F1F5F9" w:val="clear"/>
         </w:rPr>
         <w:t xml:space="preserve">--prompt-admin-hitl</w:t>
       </w:r>
@@ -4098,7 +4465,7 @@
           <w:color w:val="0F172A"/>
           <w:sz w:val="19"/>
           <w:szCs w:val="19"/>
-          <w:shd w:fill="F1F5F9"/>
+          <w:shd w:fill="F1F5F9" w:val="clear"/>
         </w:rPr>
         <w:t xml:space="preserve">discoveryengine.notebooks.delete</w:t>
       </w:r>
@@ -4140,7 +4507,7 @@
           <w:color w:val="0F172A"/>
           <w:sz w:val="19"/>
           <w:szCs w:val="19"/>
-          <w:shd w:fill="F1F5F9"/>
+          <w:shd w:fill="F1F5F9" w:val="clear"/>
         </w:rPr>
         <w:t xml:space="preserve">reports/</w:t>
       </w:r>
@@ -4189,7 +4556,7 @@
           <w:color w:val="0F172A"/>
           <w:sz w:val="19"/>
           <w:szCs w:val="19"/>
-          <w:shd w:fill="F1F5F9"/>
+          <w:shd w:fill="F1F5F9" w:val="clear"/>
         </w:rPr>
         <w:t xml:space="preserve">reports/migration-report-&lt;ID&gt;-&lt;TIMESTAMP&gt;.md</w:t>
       </w:r>
@@ -4238,7 +4605,7 @@
           <w:color w:val="0F172A"/>
           <w:sz w:val="19"/>
           <w:szCs w:val="19"/>
-          <w:shd w:fill="F1F5F9"/>
+          <w:shd w:fill="F1F5F9" w:val="clear"/>
         </w:rPr>
         <w:t xml:space="preserve">reports/migration-report-&lt;ID&gt;-&lt;TIMESTAMP&gt;.json</w:t>
       </w:r>
@@ -4292,7 +4659,7 @@
           <wp:inline distT="0" distB="0" distL="0" distR="0">
             <wp:extent cx="5334000" cy="3333750"/>
             <wp:effectExtent t="0" r="0" b="0" l="0"/>
-            <wp:docPr id="1" name="" descr="" title=""/>
+            <wp:docPr id="7" name="" descr="" title=""/>
             <wp:cNvGraphicFramePr>
               <a:graphicFrameLocks xmlns:a="http://schemas.openxmlformats.org/drawingml/2006/main" noChangeAspect="1"/>
             </wp:cNvGraphicFramePr>
@@ -4373,7 +4740,7 @@
           <w:color w:val="0F172A"/>
           <w:sz w:val="19"/>
           <w:szCs w:val="19"/>
-          <w:shd w:fill="F1F5F9"/>
+          <w:shd w:fill="F1F5F9" w:val="clear"/>
         </w:rPr>
         <w:t xml:space="preserve">NotebookLM_Artifacts.zip</w:t>
       </w:r>
@@ -4422,7 +4789,7 @@
           <w:color w:val="0F172A"/>
           <w:sz w:val="19"/>
           <w:szCs w:val="19"/>
-          <w:shd w:fill="F1F5F9"/>
+          <w:shd w:fill="F1F5F9" w:val="clear"/>
         </w:rPr>
         <w:t xml:space="preserve">[ ]</w:t>
       </w:r>
@@ -4501,7 +4868,7 @@
           <w:color w:val="0F172A"/>
           <w:sz w:val="19"/>
           <w:szCs w:val="19"/>
-          <w:shd w:fill="F1F5F9"/>
+          <w:shd w:fill="F1F5F9" w:val="clear"/>
         </w:rPr>
         <w:t xml:space="preserve">In-Reply-To</w:t>
       </w:r>
@@ -4525,7 +4892,7 @@
           <wp:inline distT="0" distB="0" distL="0" distR="0">
             <wp:extent cx="5334000" cy="3333750"/>
             <wp:effectExtent t="0" r="0" b="0" l="0"/>
-            <wp:docPr id="1" name="" descr="" title=""/>
+            <wp:docPr id="8" name="" descr="" title=""/>
             <wp:cNvGraphicFramePr>
               <a:graphicFrameLocks xmlns:a="http://schemas.openxmlformats.org/drawingml/2006/main" noChangeAspect="1"/>
             </wp:cNvGraphicFramePr>
@@ -4588,7 +4955,7 @@
           <wp:inline distT="0" distB="0" distL="0" distR="0">
             <wp:extent cx="5334000" cy="3333750"/>
             <wp:effectExtent t="0" r="0" b="0" l="0"/>
-            <wp:docPr id="1" name="" descr="" title=""/>
+            <wp:docPr id="9" name="" descr="" title=""/>
             <wp:cNvGraphicFramePr>
               <a:graphicFrameLocks xmlns:a="http://schemas.openxmlformats.org/drawingml/2006/main" noChangeAspect="1"/>
             </wp:cNvGraphicFramePr>
@@ -4651,7 +5018,7 @@
           <wp:inline distT="0" distB="0" distL="0" distR="0">
             <wp:extent cx="5334000" cy="3333750"/>
             <wp:effectExtent t="0" r="0" b="0" l="0"/>
-            <wp:docPr id="1" name="" descr="" title=""/>
+            <wp:docPr id="10" name="" descr="" title=""/>
             <wp:cNvGraphicFramePr>
               <a:graphicFrameLocks xmlns:a="http://schemas.openxmlformats.org/drawingml/2006/main" noChangeAspect="1"/>
             </wp:cNvGraphicFramePr>
@@ -4752,7 +5119,7 @@
           <w:color w:val="0F172A"/>
           <w:sz w:val="19"/>
           <w:szCs w:val="19"/>
-          <w:shd w:fill="F1F5F9"/>
+          <w:shd w:fill="F1F5F9" w:val="clear"/>
         </w:rPr>
         <w:t xml:space="preserve">#wizard</w:t>
       </w:r>
@@ -4850,7 +5217,7 @@
           <w:color w:val="0F172A"/>
           <w:sz w:val="19"/>
           <w:szCs w:val="19"/>
-          <w:shd w:fill="F1F5F9"/>
+          <w:shd w:fill="F1F5F9" w:val="clear"/>
         </w:rPr>
         <w:t xml:space="preserve">wizDwdSrcProject</w:t>
       </w:r>
@@ -4869,7 +5236,7 @@
           <w:color w:val="0F172A"/>
           <w:sz w:val="19"/>
           <w:szCs w:val="19"/>
-          <w:shd w:fill="F1F5F9"/>
+          <w:shd w:fill="F1F5F9" w:val="clear"/>
         </w:rPr>
         <w:t xml:space="preserve">wizDwdProject</w:t>
       </w:r>
@@ -4918,7 +5285,7 @@
           <w:color w:val="0F172A"/>
           <w:sz w:val="19"/>
           <w:szCs w:val="19"/>
-          <w:shd w:fill="F1F5F9"/>
+          <w:shd w:fill="F1F5F9" w:val="clear"/>
         </w:rPr>
         <w:t xml:space="preserve">gcloud</w:t>
       </w:r>
@@ -4937,7 +5304,7 @@
           <w:color w:val="0F172A"/>
           <w:sz w:val="19"/>
           <w:szCs w:val="19"/>
-          <w:shd w:fill="F1F5F9"/>
+          <w:shd w:fill="F1F5F9" w:val="clear"/>
         </w:rPr>
         <w:t xml:space="preserve">roles/discoveryengine.admin</w:t>
       </w:r>
@@ -4956,7 +5323,7 @@
           <w:color w:val="0F172A"/>
           <w:sz w:val="19"/>
           <w:szCs w:val="19"/>
-          <w:shd w:fill="F1F5F9"/>
+          <w:shd w:fill="F1F5F9" w:val="clear"/>
         </w:rPr>
         <w:t xml:space="preserve">roles/serviceusage.serviceUsageConsumer</w:t>
       </w:r>
@@ -5025,7 +5392,7 @@
           <w:color w:val="0F172A"/>
           <w:sz w:val="19"/>
           <w:szCs w:val="19"/>
-          <w:shd w:fill="F1F5F9"/>
+          <w:shd w:fill="F1F5F9" w:val="clear"/>
         </w:rPr>
         <w:t xml:space="preserve">iam.disableServiceAccountKeyCreation</w:t>
       </w:r>
@@ -5044,7 +5411,7 @@
           <w:color w:val="0F172A"/>
           <w:sz w:val="19"/>
           <w:szCs w:val="19"/>
-          <w:shd w:fill="F1F5F9"/>
+          <w:shd w:fill="F1F5F9" w:val="clear"/>
         </w:rPr>
         <w:t xml:space="preserve">iam.disableCrossProjectServiceAccountUsage</w:t>
       </w:r>
@@ -5063,7 +5430,7 @@
           <w:color w:val="0F172A"/>
           <w:sz w:val="19"/>
           <w:szCs w:val="19"/>
-          <w:shd w:fill="F1F5F9"/>
+          <w:shd w:fill="F1F5F9" w:val="clear"/>
         </w:rPr>
         <w:t xml:space="preserve">iam.allowedPolicyMemberDomains</w:t>
       </w:r>
@@ -5112,7 +5479,7 @@
           <w:color w:val="0F172A"/>
           <w:sz w:val="19"/>
           <w:szCs w:val="19"/>
-          <w:shd w:fill="F1F5F9"/>
+          <w:shd w:fill="F1F5F9" w:val="clear"/>
         </w:rPr>
         <w:t xml:space="preserve">iam.disableServiceAccountKeyCreation</w:t>
       </w:r>
@@ -5131,7 +5498,7 @@
           <w:color w:val="0F172A"/>
           <w:sz w:val="19"/>
           <w:szCs w:val="19"/>
-          <w:shd w:fill="F1F5F9"/>
+          <w:shd w:fill="F1F5F9" w:val="clear"/>
         </w:rPr>
         <w:t xml:space="preserve">sa-dwd-key.json</w:t>
       </w:r>
@@ -5180,7 +5547,7 @@
           <w:color w:val="0F172A"/>
           <w:sz w:val="19"/>
           <w:szCs w:val="19"/>
-          <w:shd w:fill="F1F5F9"/>
+          <w:shd w:fill="F1F5F9" w:val="clear"/>
         </w:rPr>
         <w:t xml:space="preserve">roles/orgpolicy.policyAdmin</w:t>
       </w:r>
@@ -5199,7 +5566,7 @@
           <w:color w:val="0F172A"/>
           <w:sz w:val="19"/>
           <w:szCs w:val="19"/>
-          <w:shd w:fill="F1F5F9"/>
+          <w:shd w:fill="F1F5F9" w:val="clear"/>
         </w:rPr>
         <w:t xml:space="preserve">enforce: false</w:t>
       </w:r>
@@ -5287,7 +5654,7 @@
           <w:color w:val="0F172A"/>
           <w:sz w:val="19"/>
           <w:szCs w:val="19"/>
-          <w:shd w:fill="F1F5F9"/>
+          <w:shd w:fill="F1F5F9" w:val="clear"/>
         </w:rPr>
         <w:t xml:space="preserve">sts.googleapis.com</w:t>
       </w:r>
@@ -5356,7 +5723,7 @@
           <w:color w:val="0F172A"/>
           <w:sz w:val="19"/>
           <w:szCs w:val="19"/>
-          <w:shd w:fill="F1F5F9"/>
+          <w:shd w:fill="F1F5F9" w:val="clear"/>
         </w:rPr>
         <w:t xml:space="preserve">migration-dwd-provider</w:t>
       </w:r>
@@ -5375,7 +5742,7 @@
           <w:color w:val="0F172A"/>
           <w:sz w:val="19"/>
           <w:szCs w:val="19"/>
-          <w:shd w:fill="F1F5F9"/>
+          <w:shd w:fill="F1F5F9" w:val="clear"/>
         </w:rPr>
         <w:t xml:space="preserve">wif-migration-key.pem</w:t>
       </w:r>
@@ -5394,7 +5761,7 @@
           <w:color w:val="0F172A"/>
           <w:sz w:val="19"/>
           <w:szCs w:val="19"/>
-          <w:shd w:fill="F1F5F9"/>
+          <w:shd w:fill="F1F5F9" w:val="clear"/>
         </w:rPr>
         <w:t xml:space="preserve">wif-migration-jwks.json</w:t>
       </w:r>
@@ -5463,7 +5830,7 @@
           <w:color w:val="0F172A"/>
           <w:sz w:val="19"/>
           <w:szCs w:val="19"/>
-          <w:shd w:fill="F1F5F9"/>
+          <w:shd w:fill="F1F5F9" w:val="clear"/>
         </w:rPr>
         <w:t xml:space="preserve">gemini-dwd-migrator@...</w:t>
       </w:r>
@@ -5482,7 +5849,7 @@
           <w:color w:val="0F172A"/>
           <w:sz w:val="19"/>
           <w:szCs w:val="19"/>
-          <w:shd w:fill="F1F5F9"/>
+          <w:shd w:fill="F1F5F9" w:val="clear"/>
         </w:rPr>
         <w:t xml:space="preserve">notebooks:listRecentlyViewed</w:t>
       </w:r>
@@ -5521,7 +5888,7 @@
           <w:color w:val="0F172A"/>
           <w:sz w:val="19"/>
           <w:szCs w:val="19"/>
-          <w:shd w:fill="F1F5F9"/>
+          <w:shd w:fill="F1F5F9" w:val="clear"/>
         </w:rPr>
         <w:t xml:space="preserve">principal://.../subject/&lt;USER&gt;</w:t>
       </w:r>
@@ -5570,7 +5937,7 @@
           <w:color w:val="0F172A"/>
           <w:sz w:val="19"/>
           <w:szCs w:val="19"/>
-          <w:shd w:fill="F1F5F9"/>
+          <w:shd w:fill="F1F5F9" w:val="clear"/>
         </w:rPr>
         <w:t xml:space="preserve">google.subject = assertion.email.lowerAscii()</w:t>
       </w:r>
@@ -5589,7 +5956,7 @@
           <w:color w:val="0F172A"/>
           <w:sz w:val="19"/>
           <w:szCs w:val="19"/>
-          <w:shd w:fill="F1F5F9"/>
+          <w:shd w:fill="F1F5F9" w:val="clear"/>
         </w:rPr>
         <w:t xml:space="preserve">.lowerAscii()</w:t>
       </w:r>
@@ -5608,7 +5975,7 @@
           <w:color w:val="0F172A"/>
           <w:sz w:val="19"/>
           <w:szCs w:val="19"/>
-          <w:shd w:fill="F1F5F9"/>
+          <w:shd w:fill="F1F5F9" w:val="clear"/>
         </w:rPr>
         <w:t xml:space="preserve">google.groups = assertion.groups</w:t>
       </w:r>
@@ -5627,7 +5994,7 @@
           <w:color w:val="0F172A"/>
           <w:sz w:val="19"/>
           <w:szCs w:val="19"/>
-          <w:shd w:fill="F1F5F9"/>
+          <w:shd w:fill="F1F5F9" w:val="clear"/>
         </w:rPr>
         <w:t xml:space="preserve">HTTP 403: Permission discoveryengine.notebooks.list denied</w:t>
       </w:r>
@@ -5646,7 +6013,7 @@
           <w:color w:val="0F172A"/>
           <w:sz w:val="19"/>
           <w:szCs w:val="19"/>
-          <w:shd w:fill="F1F5F9"/>
+          <w:shd w:fill="F1F5F9" w:val="clear"/>
         </w:rPr>
         <w:t xml:space="preserve">assertion.subject.lowerAscii()</w:t>
       </w:r>
@@ -5665,7 +6032,7 @@
           <w:color w:val="0F172A"/>
           <w:sz w:val="19"/>
           <w:szCs w:val="19"/>
-          <w:shd w:fill="F1F5F9"/>
+          <w:shd w:fill="F1F5F9" w:val="clear"/>
         </w:rPr>
         <w:t xml:space="preserve">assertion.email.lowerAscii()</w:t>
       </w:r>
@@ -5714,7 +6081,7 @@
           <w:color w:val="0F172A"/>
           <w:sz w:val="19"/>
           <w:szCs w:val="19"/>
-          <w:shd w:fill="F1F5F9"/>
+          <w:shd w:fill="F1F5F9" w:val="clear"/>
         </w:rPr>
         <w:t xml:space="preserve">aclConfig</w:t>
       </w:r>
@@ -5733,7 +6100,7 @@
           <w:color w:val="0F172A"/>
           <w:sz w:val="19"/>
           <w:szCs w:val="19"/>
-          <w:shd w:fill="F1F5F9"/>
+          <w:shd w:fill="F1F5F9" w:val="clear"/>
         </w:rPr>
         <w:t xml:space="preserve">--attribute-mapping</w:t>
       </w:r>
@@ -5752,7 +6119,7 @@
           <w:color w:val="0F172A"/>
           <w:sz w:val="19"/>
           <w:szCs w:val="19"/>
-          <w:shd w:fill="F1F5F9"/>
+          <w:shd w:fill="F1F5F9" w:val="clear"/>
         </w:rPr>
         <w:t xml:space="preserve">update-oidc</w:t>
       </w:r>
@@ -5801,7 +6168,7 @@
           <w:color w:val="0F172A"/>
           <w:sz w:val="19"/>
           <w:szCs w:val="19"/>
-          <w:shd w:fill="F1F5F9"/>
+          <w:shd w:fill="F1F5F9" w:val="clear"/>
         </w:rPr>
         <w:t xml:space="preserve">workforcePools/&lt;POOL&gt;/*</w:t>
       </w:r>
@@ -5850,7 +6217,7 @@
           <w:color w:val="0F172A"/>
           <w:sz w:val="19"/>
           <w:szCs w:val="19"/>
-          <w:shd w:fill="F1F5F9"/>
+          <w:shd w:fill="F1F5F9" w:val="clear"/>
         </w:rPr>
         <w:t xml:space="preserve">discoveryengine.notebooks.list</w:t>
       </w:r>
@@ -5960,7 +6327,7 @@
     </w:p>
     <w:tbl>
       <w:tblPr>
-        <w:tblW w:type="pct" w:w="100%"/>
+        <w:tblW w:type="pct" w:w="5000"/>
         <w:tblBorders>
           <w:top w:val="single" w:color="CBD5E1" w:sz="1"/>
           <w:left w:val="single" w:color="CBD5E1" w:sz="1"/>
@@ -5971,9 +6338,9 @@
         </w:tblBorders>
       </w:tblPr>
       <w:tblGrid>
-        <w:gridCol w:w="100"/>
-        <w:gridCol w:w="100"/>
-        <w:gridCol w:w="100"/>
+        <w:gridCol w:w="2708"/>
+        <w:gridCol w:w="2708"/>
+        <w:gridCol w:w="3610"/>
       </w:tblGrid>
       <w:tr>
         <w:trPr>
@@ -5981,8 +6348,8 @@
         </w:trPr>
         <w:tc>
           <w:tcPr>
-            <w:tcW w:type="pct" w:w="30%"/>
-            <w:shd w:fill="1E293B"/>
+            <w:tcW w:type="pct" w:w="1500"/>
+            <w:shd w:fill="1E293B" w:val="clear"/>
             <w:tcMar>
               <w:top w:type="dxa" w:w="100"/>
               <w:left w:type="dxa" w:w="140"/>
@@ -6009,8 +6376,8 @@
         </w:tc>
         <w:tc>
           <w:tcPr>
-            <w:tcW w:type="pct" w:w="30%"/>
-            <w:shd w:fill="1E293B"/>
+            <w:tcW w:type="pct" w:w="1500"/>
+            <w:shd w:fill="1E293B" w:val="clear"/>
             <w:tcMar>
               <w:top w:type="dxa" w:w="100"/>
               <w:left w:type="dxa" w:w="140"/>
@@ -6037,8 +6404,8 @@
         </w:tc>
         <w:tc>
           <w:tcPr>
-            <w:tcW w:type="pct" w:w="40%"/>
-            <w:shd w:fill="1E293B"/>
+            <w:tcW w:type="pct" w:w="2000"/>
+            <w:shd w:fill="1E293B" w:val="clear"/>
             <w:tcMar>
               <w:top w:type="dxa" w:w="100"/>
               <w:left w:type="dxa" w:w="140"/>
@@ -6067,8 +6434,8 @@
       <w:tr>
         <w:tc>
           <w:tcPr>
-            <w:tcW w:type="pct" w:w="30%"/>
-            <w:shd w:fill="FFFFFF"/>
+            <w:tcW w:type="pct" w:w="1500"/>
+            <w:shd w:fill="FFFFFF" w:val="clear"/>
             <w:tcMar>
               <w:top w:type="dxa" w:w="80"/>
               <w:left w:type="dxa" w:w="140"/>
@@ -6093,8 +6460,8 @@
         </w:tc>
         <w:tc>
           <w:tcPr>
-            <w:tcW w:type="pct" w:w="30%"/>
-            <w:shd w:fill="FFFFFF"/>
+            <w:tcW w:type="pct" w:w="1500"/>
+            <w:shd w:fill="FFFFFF" w:val="clear"/>
             <w:tcMar>
               <w:top w:type="dxa" w:w="80"/>
               <w:left w:type="dxa" w:w="140"/>
@@ -6119,8 +6486,8 @@
         </w:tc>
         <w:tc>
           <w:tcPr>
-            <w:tcW w:type="pct" w:w="40%"/>
-            <w:shd w:fill="FFFFFF"/>
+            <w:tcW w:type="pct" w:w="2000"/>
+            <w:shd w:fill="FFFFFF" w:val="clear"/>
             <w:tcMar>
               <w:top w:type="dxa" w:w="80"/>
               <w:left w:type="dxa" w:w="140"/>
@@ -6147,8 +6514,8 @@
       <w:tr>
         <w:tc>
           <w:tcPr>
-            <w:tcW w:type="pct" w:w="30%"/>
-            <w:shd w:fill="F8FAFC"/>
+            <w:tcW w:type="pct" w:w="1500"/>
+            <w:shd w:fill="F8FAFC" w:val="clear"/>
             <w:tcMar>
               <w:top w:type="dxa" w:w="80"/>
               <w:left w:type="dxa" w:w="140"/>
@@ -6173,8 +6540,8 @@
         </w:tc>
         <w:tc>
           <w:tcPr>
-            <w:tcW w:type="pct" w:w="30%"/>
-            <w:shd w:fill="F8FAFC"/>
+            <w:tcW w:type="pct" w:w="1500"/>
+            <w:shd w:fill="F8FAFC" w:val="clear"/>
             <w:tcMar>
               <w:top w:type="dxa" w:w="80"/>
               <w:left w:type="dxa" w:w="140"/>
@@ -6199,8 +6566,8 @@
         </w:tc>
         <w:tc>
           <w:tcPr>
-            <w:tcW w:type="pct" w:w="40%"/>
-            <w:shd w:fill="F8FAFC"/>
+            <w:tcW w:type="pct" w:w="2000"/>
+            <w:shd w:fill="F8FAFC" w:val="clear"/>
             <w:tcMar>
               <w:top w:type="dxa" w:w="80"/>
               <w:left w:type="dxa" w:w="140"/>
@@ -6227,8 +6594,8 @@
       <w:tr>
         <w:tc>
           <w:tcPr>
-            <w:tcW w:type="pct" w:w="30%"/>
-            <w:shd w:fill="FFFFFF"/>
+            <w:tcW w:type="pct" w:w="1500"/>
+            <w:shd w:fill="FFFFFF" w:val="clear"/>
             <w:tcMar>
               <w:top w:type="dxa" w:w="80"/>
               <w:left w:type="dxa" w:w="140"/>
@@ -6253,8 +6620,8 @@
         </w:tc>
         <w:tc>
           <w:tcPr>
-            <w:tcW w:type="pct" w:w="30%"/>
-            <w:shd w:fill="FFFFFF"/>
+            <w:tcW w:type="pct" w:w="1500"/>
+            <w:shd w:fill="FFFFFF" w:val="clear"/>
             <w:tcMar>
               <w:top w:type="dxa" w:w="80"/>
               <w:left w:type="dxa" w:w="140"/>
@@ -6279,8 +6646,8 @@
         </w:tc>
         <w:tc>
           <w:tcPr>
-            <w:tcW w:type="pct" w:w="40%"/>
-            <w:shd w:fill="FFFFFF"/>
+            <w:tcW w:type="pct" w:w="2000"/>
+            <w:shd w:fill="FFFFFF" w:val="clear"/>
             <w:tcMar>
               <w:top w:type="dxa" w:w="80"/>
               <w:left w:type="dxa" w:w="140"/>
@@ -6307,8 +6674,8 @@
       <w:tr>
         <w:tc>
           <w:tcPr>
-            <w:tcW w:type="pct" w:w="30%"/>
-            <w:shd w:fill="F8FAFC"/>
+            <w:tcW w:type="pct" w:w="1500"/>
+            <w:shd w:fill="F8FAFC" w:val="clear"/>
             <w:tcMar>
               <w:top w:type="dxa" w:w="80"/>
               <w:left w:type="dxa" w:w="140"/>
@@ -6333,8 +6700,8 @@
         </w:tc>
         <w:tc>
           <w:tcPr>
-            <w:tcW w:type="pct" w:w="30%"/>
-            <w:shd w:fill="F8FAFC"/>
+            <w:tcW w:type="pct" w:w="1500"/>
+            <w:shd w:fill="F8FAFC" w:val="clear"/>
             <w:tcMar>
               <w:top w:type="dxa" w:w="80"/>
               <w:left w:type="dxa" w:w="140"/>
@@ -6359,8 +6726,8 @@
         </w:tc>
         <w:tc>
           <w:tcPr>
-            <w:tcW w:type="pct" w:w="40%"/>
-            <w:shd w:fill="F8FAFC"/>
+            <w:tcW w:type="pct" w:w="2000"/>
+            <w:shd w:fill="F8FAFC" w:val="clear"/>
             <w:tcMar>
               <w:top w:type="dxa" w:w="80"/>
               <w:left w:type="dxa" w:w="140"/>
@@ -6387,8 +6754,8 @@
       <w:tr>
         <w:tc>
           <w:tcPr>
-            <w:tcW w:type="pct" w:w="30%"/>
-            <w:shd w:fill="FFFFFF"/>
+            <w:tcW w:type="pct" w:w="1500"/>
+            <w:shd w:fill="FFFFFF" w:val="clear"/>
             <w:tcMar>
               <w:top w:type="dxa" w:w="80"/>
               <w:left w:type="dxa" w:w="140"/>
@@ -6413,8 +6780,8 @@
         </w:tc>
         <w:tc>
           <w:tcPr>
-            <w:tcW w:type="pct" w:w="30%"/>
-            <w:shd w:fill="FFFFFF"/>
+            <w:tcW w:type="pct" w:w="1500"/>
+            <w:shd w:fill="FFFFFF" w:val="clear"/>
             <w:tcMar>
               <w:top w:type="dxa" w:w="80"/>
               <w:left w:type="dxa" w:w="140"/>
@@ -6439,8 +6806,8 @@
         </w:tc>
         <w:tc>
           <w:tcPr>
-            <w:tcW w:type="pct" w:w="40%"/>
-            <w:shd w:fill="FFFFFF"/>
+            <w:tcW w:type="pct" w:w="2000"/>
+            <w:shd w:fill="FFFFFF" w:val="clear"/>
             <w:tcMar>
               <w:top w:type="dxa" w:w="80"/>
               <w:left w:type="dxa" w:w="140"/>
@@ -6467,8 +6834,8 @@
       <w:tr>
         <w:tc>
           <w:tcPr>
-            <w:tcW w:type="pct" w:w="30%"/>
-            <w:shd w:fill="F8FAFC"/>
+            <w:tcW w:type="pct" w:w="1500"/>
+            <w:shd w:fill="F8FAFC" w:val="clear"/>
             <w:tcMar>
               <w:top w:type="dxa" w:w="80"/>
               <w:left w:type="dxa" w:w="140"/>
@@ -6493,8 +6860,8 @@
         </w:tc>
         <w:tc>
           <w:tcPr>
-            <w:tcW w:type="pct" w:w="30%"/>
-            <w:shd w:fill="F8FAFC"/>
+            <w:tcW w:type="pct" w:w="1500"/>
+            <w:shd w:fill="F8FAFC" w:val="clear"/>
             <w:tcMar>
               <w:top w:type="dxa" w:w="80"/>
               <w:left w:type="dxa" w:w="140"/>
@@ -6519,8 +6886,8 @@
         </w:tc>
         <w:tc>
           <w:tcPr>
-            <w:tcW w:type="pct" w:w="40%"/>
-            <w:shd w:fill="F8FAFC"/>
+            <w:tcW w:type="pct" w:w="2000"/>
+            <w:shd w:fill="F8FAFC" w:val="clear"/>
             <w:tcMar>
               <w:top w:type="dxa" w:w="80"/>
               <w:left w:type="dxa" w:w="140"/>
@@ -6547,8 +6914,8 @@
       <w:tr>
         <w:tc>
           <w:tcPr>
-            <w:tcW w:type="pct" w:w="30%"/>
-            <w:shd w:fill="FFFFFF"/>
+            <w:tcW w:type="pct" w:w="1500"/>
+            <w:shd w:fill="FFFFFF" w:val="clear"/>
             <w:tcMar>
               <w:top w:type="dxa" w:w="80"/>
               <w:left w:type="dxa" w:w="140"/>
@@ -6573,8 +6940,8 @@
         </w:tc>
         <w:tc>
           <w:tcPr>
-            <w:tcW w:type="pct" w:w="30%"/>
-            <w:shd w:fill="FFFFFF"/>
+            <w:tcW w:type="pct" w:w="1500"/>
+            <w:shd w:fill="FFFFFF" w:val="clear"/>
             <w:tcMar>
               <w:top w:type="dxa" w:w="80"/>
               <w:left w:type="dxa" w:w="140"/>
@@ -6599,8 +6966,8 @@
         </w:tc>
         <w:tc>
           <w:tcPr>
-            <w:tcW w:type="pct" w:w="40%"/>
-            <w:shd w:fill="FFFFFF"/>
+            <w:tcW w:type="pct" w:w="2000"/>
+            <w:shd w:fill="FFFFFF" w:val="clear"/>
             <w:tcMar>
               <w:top w:type="dxa" w:w="80"/>
               <w:left w:type="dxa" w:w="140"/>
@@ -6640,7 +7007,7 @@
           <wp:inline distT="0" distB="0" distL="0" distR="0">
             <wp:extent cx="5334000" cy="3333750"/>
             <wp:effectExtent t="0" r="0" b="0" l="0"/>
-            <wp:docPr id="1" name="" descr="" title=""/>
+            <wp:docPr id="11" name="" descr="" title=""/>
             <wp:cNvGraphicFramePr>
               <a:graphicFrameLocks xmlns:a="http://schemas.openxmlformats.org/drawingml/2006/main" noChangeAspect="1"/>
             </wp:cNvGraphicFramePr>
@@ -6741,7 +7108,7 @@
     </w:p>
     <w:tbl>
       <w:tblPr>
-        <w:tblW w:type="pct" w:w="100%"/>
+        <w:tblW w:type="pct" w:w="5000"/>
         <w:tblBorders>
           <w:top w:val="single" w:color="CBD5E1" w:sz="1"/>
           <w:left w:val="single" w:color="CBD5E1" w:sz="1"/>
@@ -6752,10 +7119,10 @@
         </w:tblBorders>
       </w:tblPr>
       <w:tblGrid>
-        <w:gridCol w:w="100"/>
-        <w:gridCol w:w="100"/>
-        <w:gridCol w:w="100"/>
-        <w:gridCol w:w="100"/>
+        <w:gridCol w:w="2257"/>
+        <w:gridCol w:w="2708"/>
+        <w:gridCol w:w="1354"/>
+        <w:gridCol w:w="2708"/>
       </w:tblGrid>
       <w:tr>
         <w:trPr>
@@ -6763,8 +7130,8 @@
         </w:trPr>
         <w:tc>
           <w:tcPr>
-            <w:tcW w:type="pct" w:w="25%"/>
-            <w:shd w:fill="1E293B"/>
+            <w:tcW w:type="pct" w:w="1250"/>
+            <w:shd w:fill="1E293B" w:val="clear"/>
             <w:tcMar>
               <w:top w:type="dxa" w:w="100"/>
               <w:left w:type="dxa" w:w="140"/>
@@ -6791,8 +7158,8 @@
         </w:tc>
         <w:tc>
           <w:tcPr>
-            <w:tcW w:type="pct" w:w="30%"/>
-            <w:shd w:fill="1E293B"/>
+            <w:tcW w:type="pct" w:w="1500"/>
+            <w:shd w:fill="1E293B" w:val="clear"/>
             <w:tcMar>
               <w:top w:type="dxa" w:w="100"/>
               <w:left w:type="dxa" w:w="140"/>
@@ -6819,8 +7186,8 @@
         </w:tc>
         <w:tc>
           <w:tcPr>
-            <w:tcW w:type="pct" w:w="15%"/>
-            <w:shd w:fill="1E293B"/>
+            <w:tcW w:type="pct" w:w="750"/>
+            <w:shd w:fill="1E293B" w:val="clear"/>
             <w:tcMar>
               <w:top w:type="dxa" w:w="100"/>
               <w:left w:type="dxa" w:w="140"/>
@@ -6847,8 +7214,8 @@
         </w:tc>
         <w:tc>
           <w:tcPr>
-            <w:tcW w:type="pct" w:w="30%"/>
-            <w:shd w:fill="1E293B"/>
+            <w:tcW w:type="pct" w:w="1500"/>
+            <w:shd w:fill="1E293B" w:val="clear"/>
             <w:tcMar>
               <w:top w:type="dxa" w:w="100"/>
               <w:left w:type="dxa" w:w="140"/>
@@ -6877,8 +7244,8 @@
       <w:tr>
         <w:tc>
           <w:tcPr>
-            <w:tcW w:type="pct" w:w="25%"/>
-            <w:shd w:fill="FFFFFF"/>
+            <w:tcW w:type="pct" w:w="1250"/>
+            <w:shd w:fill="FFFFFF" w:val="clear"/>
             <w:tcMar>
               <w:top w:type="dxa" w:w="80"/>
               <w:left w:type="dxa" w:w="140"/>
@@ -6903,8 +7270,8 @@
         </w:tc>
         <w:tc>
           <w:tcPr>
-            <w:tcW w:type="pct" w:w="30%"/>
-            <w:shd w:fill="FFFFFF"/>
+            <w:tcW w:type="pct" w:w="1500"/>
+            <w:shd w:fill="FFFFFF" w:val="clear"/>
             <w:tcMar>
               <w:top w:type="dxa" w:w="80"/>
               <w:left w:type="dxa" w:w="140"/>
@@ -6929,8 +7296,8 @@
         </w:tc>
         <w:tc>
           <w:tcPr>
-            <w:tcW w:type="pct" w:w="15%"/>
-            <w:shd w:fill="FFFFFF"/>
+            <w:tcW w:type="pct" w:w="750"/>
+            <w:shd w:fill="FFFFFF" w:val="clear"/>
             <w:tcMar>
               <w:top w:type="dxa" w:w="80"/>
               <w:left w:type="dxa" w:w="140"/>
@@ -6955,8 +7322,8 @@
         </w:tc>
         <w:tc>
           <w:tcPr>
-            <w:tcW w:type="pct" w:w="30%"/>
-            <w:shd w:fill="FFFFFF"/>
+            <w:tcW w:type="pct" w:w="1500"/>
+            <w:shd w:fill="FFFFFF" w:val="clear"/>
             <w:tcMar>
               <w:top w:type="dxa" w:w="80"/>
               <w:left w:type="dxa" w:w="140"/>
@@ -6983,8 +7350,8 @@
       <w:tr>
         <w:tc>
           <w:tcPr>
-            <w:tcW w:type="pct" w:w="25%"/>
-            <w:shd w:fill="F8FAFC"/>
+            <w:tcW w:type="pct" w:w="1250"/>
+            <w:shd w:fill="F8FAFC" w:val="clear"/>
             <w:tcMar>
               <w:top w:type="dxa" w:w="80"/>
               <w:left w:type="dxa" w:w="140"/>
@@ -7009,8 +7376,8 @@
         </w:tc>
         <w:tc>
           <w:tcPr>
-            <w:tcW w:type="pct" w:w="30%"/>
-            <w:shd w:fill="F8FAFC"/>
+            <w:tcW w:type="pct" w:w="1500"/>
+            <w:shd w:fill="F8FAFC" w:val="clear"/>
             <w:tcMar>
               <w:top w:type="dxa" w:w="80"/>
               <w:left w:type="dxa" w:w="140"/>
@@ -7035,8 +7402,8 @@
         </w:tc>
         <w:tc>
           <w:tcPr>
-            <w:tcW w:type="pct" w:w="15%"/>
-            <w:shd w:fill="F8FAFC"/>
+            <w:tcW w:type="pct" w:w="750"/>
+            <w:shd w:fill="F8FAFC" w:val="clear"/>
             <w:tcMar>
               <w:top w:type="dxa" w:w="80"/>
               <w:left w:type="dxa" w:w="140"/>
@@ -7061,8 +7428,8 @@
         </w:tc>
         <w:tc>
           <w:tcPr>
-            <w:tcW w:type="pct" w:w="30%"/>
-            <w:shd w:fill="F8FAFC"/>
+            <w:tcW w:type="pct" w:w="1500"/>
+            <w:shd w:fill="F8FAFC" w:val="clear"/>
             <w:tcMar>
               <w:top w:type="dxa" w:w="80"/>
               <w:left w:type="dxa" w:w="140"/>
@@ -7089,8 +7456,8 @@
       <w:tr>
         <w:tc>
           <w:tcPr>
-            <w:tcW w:type="pct" w:w="25%"/>
-            <w:shd w:fill="FFFFFF"/>
+            <w:tcW w:type="pct" w:w="1250"/>
+            <w:shd w:fill="FFFFFF" w:val="clear"/>
             <w:tcMar>
               <w:top w:type="dxa" w:w="80"/>
               <w:left w:type="dxa" w:w="140"/>
@@ -7115,8 +7482,8 @@
         </w:tc>
         <w:tc>
           <w:tcPr>
-            <w:tcW w:type="pct" w:w="30%"/>
-            <w:shd w:fill="FFFFFF"/>
+            <w:tcW w:type="pct" w:w="1500"/>
+            <w:shd w:fill="FFFFFF" w:val="clear"/>
             <w:tcMar>
               <w:top w:type="dxa" w:w="80"/>
               <w:left w:type="dxa" w:w="140"/>
@@ -7141,8 +7508,8 @@
         </w:tc>
         <w:tc>
           <w:tcPr>
-            <w:tcW w:type="pct" w:w="15%"/>
-            <w:shd w:fill="FFFFFF"/>
+            <w:tcW w:type="pct" w:w="750"/>
+            <w:shd w:fill="FFFFFF" w:val="clear"/>
             <w:tcMar>
               <w:top w:type="dxa" w:w="80"/>
               <w:left w:type="dxa" w:w="140"/>
@@ -7167,8 +7534,8 @@
         </w:tc>
         <w:tc>
           <w:tcPr>
-            <w:tcW w:type="pct" w:w="30%"/>
-            <w:shd w:fill="FFFFFF"/>
+            <w:tcW w:type="pct" w:w="1500"/>
+            <w:shd w:fill="FFFFFF" w:val="clear"/>
             <w:tcMar>
               <w:top w:type="dxa" w:w="80"/>
               <w:left w:type="dxa" w:w="140"/>
@@ -7195,8 +7562,8 @@
       <w:tr>
         <w:tc>
           <w:tcPr>
-            <w:tcW w:type="pct" w:w="25%"/>
-            <w:shd w:fill="F8FAFC"/>
+            <w:tcW w:type="pct" w:w="1250"/>
+            <w:shd w:fill="F8FAFC" w:val="clear"/>
             <w:tcMar>
               <w:top w:type="dxa" w:w="80"/>
               <w:left w:type="dxa" w:w="140"/>
@@ -7221,8 +7588,8 @@
         </w:tc>
         <w:tc>
           <w:tcPr>
-            <w:tcW w:type="pct" w:w="30%"/>
-            <w:shd w:fill="F8FAFC"/>
+            <w:tcW w:type="pct" w:w="1500"/>
+            <w:shd w:fill="F8FAFC" w:val="clear"/>
             <w:tcMar>
               <w:top w:type="dxa" w:w="80"/>
               <w:left w:type="dxa" w:w="140"/>
@@ -7247,8 +7614,8 @@
         </w:tc>
         <w:tc>
           <w:tcPr>
-            <w:tcW w:type="pct" w:w="15%"/>
-            <w:shd w:fill="F8FAFC"/>
+            <w:tcW w:type="pct" w:w="750"/>
+            <w:shd w:fill="F8FAFC" w:val="clear"/>
             <w:tcMar>
               <w:top w:type="dxa" w:w="80"/>
               <w:left w:type="dxa" w:w="140"/>
@@ -7273,8 +7640,8 @@
         </w:tc>
         <w:tc>
           <w:tcPr>
-            <w:tcW w:type="pct" w:w="30%"/>
-            <w:shd w:fill="F8FAFC"/>
+            <w:tcW w:type="pct" w:w="1500"/>
+            <w:shd w:fill="F8FAFC" w:val="clear"/>
             <w:tcMar>
               <w:top w:type="dxa" w:w="80"/>
               <w:left w:type="dxa" w:w="140"/>
@@ -7301,8 +7668,8 @@
       <w:tr>
         <w:tc>
           <w:tcPr>
-            <w:tcW w:type="pct" w:w="25%"/>
-            <w:shd w:fill="FFFFFF"/>
+            <w:tcW w:type="pct" w:w="1250"/>
+            <w:shd w:fill="FFFFFF" w:val="clear"/>
             <w:tcMar>
               <w:top w:type="dxa" w:w="80"/>
               <w:left w:type="dxa" w:w="140"/>
@@ -7327,8 +7694,8 @@
         </w:tc>
         <w:tc>
           <w:tcPr>
-            <w:tcW w:type="pct" w:w="30%"/>
-            <w:shd w:fill="FFFFFF"/>
+            <w:tcW w:type="pct" w:w="1500"/>
+            <w:shd w:fill="FFFFFF" w:val="clear"/>
             <w:tcMar>
               <w:top w:type="dxa" w:w="80"/>
               <w:left w:type="dxa" w:w="140"/>
@@ -7355,7 +7722,7 @@
                 <w:color w:val="0F172A"/>
                 <w:sz w:val="19"/>
                 <w:szCs w:val="19"/>
-                <w:shd w:fill="F1F5F9"/>
+                <w:shd w:fill="F1F5F9" w:val="clear"/>
               </w:rPr>
               <w:t xml:space="preserve">exports/artifacts/</w:t>
             </w:r>
@@ -7372,8 +7739,8 @@
         </w:tc>
         <w:tc>
           <w:tcPr>
-            <w:tcW w:type="pct" w:w="15%"/>
-            <w:shd w:fill="FFFFFF"/>
+            <w:tcW w:type="pct" w:w="750"/>
+            <w:shd w:fill="FFFFFF" w:val="clear"/>
             <w:tcMar>
               <w:top w:type="dxa" w:w="80"/>
               <w:left w:type="dxa" w:w="140"/>
@@ -7398,8 +7765,8 @@
         </w:tc>
         <w:tc>
           <w:tcPr>
-            <w:tcW w:type="pct" w:w="30%"/>
-            <w:shd w:fill="FFFFFF"/>
+            <w:tcW w:type="pct" w:w="1500"/>
+            <w:shd w:fill="FFFFFF" w:val="clear"/>
             <w:tcMar>
               <w:top w:type="dxa" w:w="80"/>
               <w:left w:type="dxa" w:w="140"/>
@@ -7426,8 +7793,8 @@
       <w:tr>
         <w:tc>
           <w:tcPr>
-            <w:tcW w:type="pct" w:w="25%"/>
-            <w:shd w:fill="F8FAFC"/>
+            <w:tcW w:type="pct" w:w="1250"/>
+            <w:shd w:fill="F8FAFC" w:val="clear"/>
             <w:tcMar>
               <w:top w:type="dxa" w:w="80"/>
               <w:left w:type="dxa" w:w="140"/>
@@ -7452,8 +7819,8 @@
         </w:tc>
         <w:tc>
           <w:tcPr>
-            <w:tcW w:type="pct" w:w="30%"/>
-            <w:shd w:fill="F8FAFC"/>
+            <w:tcW w:type="pct" w:w="1500"/>
+            <w:shd w:fill="F8FAFC" w:val="clear"/>
             <w:tcMar>
               <w:top w:type="dxa" w:w="80"/>
               <w:left w:type="dxa" w:w="140"/>
@@ -7480,7 +7847,7 @@
                 <w:color w:val="0F172A"/>
                 <w:sz w:val="19"/>
                 <w:szCs w:val="19"/>
-                <w:shd w:fill="F1F5F9"/>
+                <w:shd w:fill="F1F5F9" w:val="clear"/>
               </w:rPr>
               <w:t xml:space="preserve">reports/</w:t>
             </w:r>
@@ -7497,8 +7864,8 @@
         </w:tc>
         <w:tc>
           <w:tcPr>
-            <w:tcW w:type="pct" w:w="15%"/>
-            <w:shd w:fill="F8FAFC"/>
+            <w:tcW w:type="pct" w:w="750"/>
+            <w:shd w:fill="F8FAFC" w:val="clear"/>
             <w:tcMar>
               <w:top w:type="dxa" w:w="80"/>
               <w:left w:type="dxa" w:w="140"/>
@@ -7523,8 +7890,8 @@
         </w:tc>
         <w:tc>
           <w:tcPr>
-            <w:tcW w:type="pct" w:w="30%"/>
-            <w:shd w:fill="F8FAFC"/>
+            <w:tcW w:type="pct" w:w="1500"/>
+            <w:shd w:fill="F8FAFC" w:val="clear"/>
             <w:tcMar>
               <w:top w:type="dxa" w:w="80"/>
               <w:left w:type="dxa" w:w="140"/>
@@ -7801,7 +8168,7 @@
           <wp:inline distT="0" distB="0" distL="0" distR="0">
             <wp:extent cx="5334000" cy="3333750"/>
             <wp:effectExtent t="0" r="0" b="0" l="0"/>
-            <wp:docPr id="1" name="" descr="" title=""/>
+            <wp:docPr id="12" name="" descr="" title=""/>
             <wp:cNvGraphicFramePr>
               <a:graphicFrameLocks xmlns:a="http://schemas.openxmlformats.org/drawingml/2006/main" noChangeAspect="1"/>
             </wp:cNvGraphicFramePr>
@@ -7995,7 +8362,7 @@
           <w:color w:val="0F172A"/>
           <w:sz w:val="19"/>
           <w:szCs w:val="19"/>
-          <w:shd w:fill="F1F5F9"/>
+          <w:shd w:fill="F1F5F9" w:val="clear"/>
         </w:rPr>
         <w:t xml:space="preserve">roles/serviceusage.serviceUsageConsumer</w:t>
       </w:r>
@@ -8249,7 +8616,7 @@
           <w:color w:val="0F172A"/>
           <w:sz w:val="19"/>
           <w:szCs w:val="19"/>
-          <w:shd w:fill="F1F5F9"/>
+          <w:shd w:fill="F1F5F9" w:val="clear"/>
         </w:rPr>
         <w:t xml:space="preserve">NotebookLM_Artifacts.zip</w:t>
       </w:r>
@@ -8294,7 +8661,7 @@
           <w:color w:val="0F172A"/>
           <w:sz w:val="19"/>
           <w:szCs w:val="19"/>
-          <w:shd w:fill="F1F5F9"/>
+          <w:shd w:fill="F1F5F9" w:val="clear"/>
         </w:rPr>
         <w:t xml:space="preserve">/checklist</w:t>
       </w:r>
@@ -8335,8 +8702,8 @@
       </w:r>
     </w:p>
     <w:sectPr>
-      <w:headerReference w:type="default" r:id="rId7"/>
-      <w:footerReference w:type="default" r:id="rId8"/>
+      <w:headerReference w:type="default" r:id="rId6"/>
+      <w:footerReference w:type="default" r:id="rId7"/>
       <w:pgSz w:w="11906" w:h="16838" w:orient="portrait"/>
       <w:pgMar w:top="1440" w:right="1440" w:bottom="1440" w:left="1440" w:header="708" w:footer="708" w:gutter="0"/>
       <w:pgNumType/>
@@ -8344,10 +8711,6 @@
     </w:sectPr>
   </w:body>
 </w:document>
-</file>
-
-<file path=word/comments.xml><?xml version="1.0" encoding="utf-8"?>
-<w:comments xmlns:cx="http://schemas.microsoft.com/office/drawing/2014/chartex" xmlns:cx1="http://schemas.microsoft.com/office/drawing/2015/9/8/chartex" xmlns:cx2="http://schemas.microsoft.com/office/drawing/2015/10/21/chartex" xmlns:cx3="http://schemas.microsoft.com/office/drawing/2016/5/9/chartex" xmlns:cx4="http://schemas.microsoft.com/office/drawing/2016/5/10/chartex" xmlns:cx5="http://schemas.microsoft.com/office/drawing/2016/5/11/chartex" xmlns:cx6="http://schemas.microsoft.com/office/drawing/2016/5/12/chartex" xmlns:cx7="http://schemas.microsoft.com/office/drawing/2016/5/13/chartex" xmlns:cx8="http://schemas.microsoft.com/office/drawing/2016/5/14/chartex" xmlns:mc="http://schemas.openxmlformats.org/markup-compatibility/2006" xmlns:aink="http://schemas.microsoft.com/office/drawing/2016/ink" xmlns:am3d="http://schemas.microsoft.com/office/drawing/2017/model3d" xmlns:o="urn:schemas-microsoft-com:office:office" xmlns:r="http://schemas.openxmlformats.org/officeDocument/2006/relationships" xmlns:m="http://schemas.openxmlformats.org/officeDocument/2006/math" xmlns:v="urn:schemas-microsoft-com:vml" xmlns:wp14="http://schemas.microsoft.com/office/word/2010/wordprocessingDrawing" xmlns:wp="http://schemas.openxmlformats.org/drawingml/2006/wordprocessingDrawing" xmlns:w10="urn:schemas-microsoft-com:office:word" xmlns:w="http://schemas.openxmlformats.org/wordprocessingml/2006/main" xmlns:w14="http://schemas.microsoft.com/office/word/2010/wordml" xmlns:w15="http://schemas.microsoft.com/office/word/2012/wordml" xmlns:w16cex="http://schemas.microsoft.com/office/word/2018/wordml/cex" xmlns:w16cid="http://schemas.microsoft.com/office/word/2016/wordml/cid" xmlns:w16="http://schemas.microsoft.com/office/word/2018/wordml" xmlns:w16sdtdh="http://schemas.microsoft.com/office/word/2020/wordml/sdtdatahash" xmlns:w16se="http://schemas.microsoft.com/office/word/2015/wordml/symex" xmlns:wpg="http://schemas.microsoft.com/office/word/2010/wordprocessingGroup" xmlns:wpi="http://schemas.microsoft.com/office/word/2010/wordprocessingInk" xmlns:wne="http://schemas.microsoft.com/office/word/2006/wordml" xmlns:wps="http://schemas.microsoft.com/office/word/2010/wordprocessingShape"/>
 </file>
 
 <file path=word/endnotes.xml><?xml version="1.0" encoding="utf-8"?>
@@ -8499,7 +8862,7 @@
 <w:numbering xmlns:wpc="http://schemas.microsoft.com/office/word/2010/wordprocessingCanvas" xmlns:mc="http://schemas.openxmlformats.org/markup-compatibility/2006" xmlns:o="urn:schemas-microsoft-com:office:office" xmlns:r="http://schemas.openxmlformats.org/officeDocument/2006/relationships" xmlns:m="http://schemas.openxmlformats.org/officeDocument/2006/math" xmlns:v="urn:schemas-microsoft-com:vml" xmlns:wp14="http://schemas.microsoft.com/office/word/2010/wordprocessingDrawing" xmlns:wp="http://schemas.openxmlformats.org/drawingml/2006/wordprocessingDrawing" xmlns:w10="urn:schemas-microsoft-com:office:word" xmlns:w="http://schemas.openxmlformats.org/wordprocessingml/2006/main" xmlns:w14="http://schemas.microsoft.com/office/word/2010/wordml" xmlns:w15="http://schemas.microsoft.com/office/word/2012/wordml" xmlns:wpg="http://schemas.microsoft.com/office/word/2010/wordprocessingGroup" xmlns:wpi="http://schemas.microsoft.com/office/word/2010/wordprocessingInk" xmlns:wne="http://schemas.microsoft.com/office/word/2006/wordml" xmlns:wps="http://schemas.microsoft.com/office/word/2010/wordprocessingShape" mc:Ignorable="w14 w15 wp14">
   <w:abstractNum w:abstractNumId="1" w15:restartNumberingAfterBreak="0">
     <w:multiLevelType w:val="hybridMultilevel"/>
-    <w:lvl w:ilvl="0" w15:tentative="1">
+    <w:lvl w:ilvl="0" w:tentative="1">
       <w:start w:val="1"/>
       <w:numFmt w:val="bullet"/>
       <w:lvlText w:val="●"/>
@@ -8508,7 +8871,7 @@
         <w:ind w:left="720" w:hanging="360"/>
       </w:pPr>
     </w:lvl>
-    <w:lvl w:ilvl="1" w15:tentative="1">
+    <w:lvl w:ilvl="1" w:tentative="1">
       <w:start w:val="1"/>
       <w:numFmt w:val="bullet"/>
       <w:lvlText w:val="○"/>
@@ -8517,7 +8880,7 @@
         <w:ind w:left="1440" w:hanging="360"/>
       </w:pPr>
     </w:lvl>
-    <w:lvl w:ilvl="2" w15:tentative="1">
+    <w:lvl w:ilvl="2" w:tentative="1">
       <w:start w:val="1"/>
       <w:numFmt w:val="bullet"/>
       <w:lvlText w:val="■"/>
@@ -8526,7 +8889,7 @@
         <w:ind w:left="2160" w:hanging="360"/>
       </w:pPr>
     </w:lvl>
-    <w:lvl w:ilvl="3" w15:tentative="1">
+    <w:lvl w:ilvl="3" w:tentative="1">
       <w:start w:val="1"/>
       <w:numFmt w:val="bullet"/>
       <w:lvlText w:val="●"/>
@@ -8535,7 +8898,7 @@
         <w:ind w:left="2880" w:hanging="360"/>
       </w:pPr>
     </w:lvl>
-    <w:lvl w:ilvl="4" w15:tentative="1">
+    <w:lvl w:ilvl="4" w:tentative="1">
       <w:start w:val="1"/>
       <w:numFmt w:val="bullet"/>
       <w:lvlText w:val="○"/>
@@ -8544,7 +8907,7 @@
         <w:ind w:left="3600" w:hanging="360"/>
       </w:pPr>
     </w:lvl>
-    <w:lvl w:ilvl="5" w15:tentative="1">
+    <w:lvl w:ilvl="5" w:tentative="1">
       <w:start w:val="1"/>
       <w:numFmt w:val="bullet"/>
       <w:lvlText w:val="■"/>
@@ -8553,7 +8916,7 @@
         <w:ind w:left="4320" w:hanging="360"/>
       </w:pPr>
     </w:lvl>
-    <w:lvl w:ilvl="6" w15:tentative="1">
+    <w:lvl w:ilvl="6" w:tentative="1">
       <w:start w:val="1"/>
       <w:numFmt w:val="bullet"/>
       <w:lvlText w:val="●"/>
@@ -8562,7 +8925,7 @@
         <w:ind w:left="5040" w:hanging="360"/>
       </w:pPr>
     </w:lvl>
-    <w:lvl w:ilvl="7" w15:tentative="1">
+    <w:lvl w:ilvl="7" w:tentative="1">
       <w:start w:val="1"/>
       <w:numFmt w:val="bullet"/>
       <w:lvlText w:val="●"/>
@@ -8571,7 +8934,7 @@
         <w:ind w:left="5760" w:hanging="360"/>
       </w:pPr>
     </w:lvl>
-    <w:lvl w:ilvl="8" w15:tentative="1">
+    <w:lvl w:ilvl="8" w:tentative="1">
       <w:start w:val="1"/>
       <w:numFmt w:val="bullet"/>
       <w:lvlText w:val="●"/>
@@ -8603,6 +8966,10 @@
     </w:rPrDefault>
     <w:pPrDefault/>
   </w:docDefaults>
+  <w:style w:type="paragraph" w:styleId="Normal" w:default="1">
+    <w:name w:val="Normal"/>
+    <w:qFormat/>
+  </w:style>
   <w:style w:type="paragraph" w:styleId="Title">
     <w:name w:val="Title"/>
     <w:basedOn w:val="Normal"/>
@@ -8793,4 +9160,294 @@
     </w:rPr>
   </w:style>
 </w:styles>
+</file>
+
+<file path=word/theme/theme1.xml><?xml version="1.0" encoding="utf-8"?>
+<a:theme xmlns:a="http://schemas.openxmlformats.org/drawingml/2006/main" name="Office Theme">
+  <a:themeElements>
+    <a:clrScheme name="Office">
+      <a:dk1>
+        <a:sysClr val="windowText" lastClr="000000"/>
+      </a:dk1>
+      <a:lt1>
+        <a:sysClr val="window" lastClr="FFFFFF"/>
+      </a:lt1>
+      <a:dk2>
+        <a:srgbClr val="44546A"/>
+      </a:dk2>
+      <a:lt2>
+        <a:srgbClr val="E7E6E6"/>
+      </a:lt2>
+      <a:accent1>
+        <a:srgbClr val="4472C4"/>
+      </a:accent1>
+      <a:accent2>
+        <a:srgbClr val="ED7D31"/>
+      </a:accent2>
+      <a:accent3>
+        <a:srgbClr val="A5A5A5"/>
+      </a:accent3>
+      <a:accent4>
+        <a:srgbClr val="FFC000"/>
+      </a:accent4>
+      <a:accent5>
+        <a:srgbClr val="5B9BD5"/>
+      </a:accent5>
+      <a:accent6>
+        <a:srgbClr val="70AD47"/>
+      </a:accent6>
+      <a:hlink>
+        <a:srgbClr val="0563C1"/>
+      </a:hlink>
+      <a:folHlink>
+        <a:srgbClr val="954F72"/>
+      </a:folHlink>
+    </a:clrScheme>
+    <a:fontScheme name="Office">
+      <a:majorFont>
+        <a:latin typeface="Calibri Light" panose="020F0302020204030204"/>
+        <a:ea typeface=""/>
+        <a:cs typeface=""/>
+        <a:font script="Jpan" typeface="游ゴシック Light"/>
+        <a:font script="Hang" typeface="맑은 고딕"/>
+        <a:font script="Hans" typeface="等线 Light"/>
+        <a:font script="Hant" typeface="新細明體"/>
+        <a:font script="Arab" typeface="Times New Roman"/>
+        <a:font script="Hebr" typeface="Times New Roman"/>
+        <a:font script="Thai" typeface="Angsana New"/>
+        <a:font script="Ethi" typeface="Nyala"/>
+        <a:font script="Beng" typeface="Vrinda"/>
+        <a:font script="Gujr" typeface="Shruti"/>
+        <a:font script="Khmr" typeface="MoolBoran"/>
+        <a:font script="Knda" typeface="Tunga"/>
+        <a:font script="Guru" typeface="Raavi"/>
+        <a:font script="Cans" typeface="Euphemia"/>
+        <a:font script="Cher" typeface="Plantagenet Cherokee"/>
+        <a:font script="Yiii" typeface="Microsoft Yi Baiti"/>
+        <a:font script="Tibt" typeface="Microsoft Himalaya"/>
+        <a:font script="Thaa" typeface="MV Boli"/>
+        <a:font script="Deva" typeface="Mangal"/>
+        <a:font script="Telu" typeface="Gautami"/>
+        <a:font script="Taml" typeface="Latha"/>
+        <a:font script="Syrc" typeface="Estrangelo Edessa"/>
+        <a:font script="Orya" typeface="Kalinga"/>
+        <a:font script="Mlym" typeface="Kartika"/>
+        <a:font script="Laoo" typeface="DokChampa"/>
+        <a:font script="Sinh" typeface="Iskoola Pota"/>
+        <a:font script="Mong" typeface="Mongolian Baiti"/>
+        <a:font script="Viet" typeface="Times New Roman"/>
+        <a:font script="Uigh" typeface="Microsoft Uighur"/>
+        <a:font script="Geor" typeface="Sylfaen"/>
+        <a:font script="Armn" typeface="Arial"/>
+        <a:font script="Bugi" typeface="Leelawadee UI"/>
+        <a:font script="Bopo" typeface="Microsoft JhengHei"/>
+        <a:font script="Java" typeface="Javanese Text"/>
+        <a:font script="Lisu" typeface="Segoe UI"/>
+        <a:font script="Mymr" typeface="Myanmar Text"/>
+        <a:font script="Nkoo" typeface="Ebrima"/>
+        <a:font script="Olck" typeface="Nirmala UI"/>
+        <a:font script="Osma" typeface="Ebrima"/>
+        <a:font script="Phag" typeface="Phagspa"/>
+        <a:font script="Syrn" typeface="Estrangelo Edessa"/>
+        <a:font script="Syrj" typeface="Estrangelo Edessa"/>
+        <a:font script="Syre" typeface="Estrangelo Edessa"/>
+        <a:font script="Sora" typeface="Nirmala UI"/>
+        <a:font script="Tale" typeface="Microsoft Tai Le"/>
+        <a:font script="Talu" typeface="Microsoft New Tai Lue"/>
+        <a:font script="Tfng" typeface="Ebrima"/>
+      </a:majorFont>
+      <a:minorFont>
+        <a:latin typeface="Calibri" panose="020F0502020204030204"/>
+        <a:ea typeface=""/>
+        <a:cs typeface=""/>
+        <a:font script="Jpan" typeface="游明朝"/>
+        <a:font script="Hang" typeface="맑은 고딕"/>
+        <a:font script="Hans" typeface="等线"/>
+        <a:font script="Hant" typeface="新細明體"/>
+        <a:font script="Arab" typeface="Arial"/>
+        <a:font script="Hebr" typeface="Arial"/>
+        <a:font script="Thai" typeface="Cordia New"/>
+        <a:font script="Ethi" typeface="Nyala"/>
+        <a:font script="Beng" typeface="Vrinda"/>
+        <a:font script="Gujr" typeface="Shruti"/>
+        <a:font script="Khmr" typeface="DaunPenh"/>
+        <a:font script="Knda" typeface="Tunga"/>
+        <a:font script="Guru" typeface="Raavi"/>
+        <a:font script="Cans" typeface="Euphemia"/>
+        <a:font script="Cher" typeface="Plantagenet Cherokee"/>
+        <a:font script="Yiii" typeface="Microsoft Yi Baiti"/>
+        <a:font script="Tibt" typeface="Microsoft Himalaya"/>
+        <a:font script="Thaa" typeface="MV Boli"/>
+        <a:font script="Deva" typeface="Mangal"/>
+        <a:font script="Telu" typeface="Gautami"/>
+        <a:font script="Taml" typeface="Latha"/>
+        <a:font script="Syrc" typeface="Estrangelo Edessa"/>
+        <a:font script="Orya" typeface="Kalinga"/>
+        <a:font script="Mlym" typeface="Kartika"/>
+        <a:font script="Laoo" typeface="DokChampa"/>
+        <a:font script="Sinh" typeface="Iskoola Pota"/>
+        <a:font script="Mong" typeface="Mongolian Baiti"/>
+        <a:font script="Viet" typeface="Arial"/>
+        <a:font script="Uigh" typeface="Microsoft Uighur"/>
+        <a:font script="Geor" typeface="Sylfaen"/>
+        <a:font script="Armn" typeface="Arial"/>
+        <a:font script="Bugi" typeface="Leelawadee UI"/>
+        <a:font script="Bopo" typeface="Microsoft JhengHei"/>
+        <a:font script="Java" typeface="Javanese Text"/>
+        <a:font script="Lisu" typeface="Segoe UI"/>
+        <a:font script="Mymr" typeface="Myanmar Text"/>
+        <a:font script="Nkoo" typeface="Ebrima"/>
+        <a:font script="Olck" typeface="Nirmala UI"/>
+        <a:font script="Osma" typeface="Ebrima"/>
+        <a:font script="Phag" typeface="Phagspa"/>
+        <a:font script="Syrn" typeface="Estrangelo Edessa"/>
+        <a:font script="Syrj" typeface="Estrangelo Edessa"/>
+        <a:font script="Syre" typeface="Estrangelo Edessa"/>
+        <a:font script="Sora" typeface="Nirmala UI"/>
+        <a:font script="Tale" typeface="Microsoft Tai Le"/>
+        <a:font script="Talu" typeface="Microsoft New Tai Lue"/>
+        <a:font script="Tfng" typeface="Ebrima"/>
+      </a:minorFont>
+    </a:fontScheme>
+    <a:fmtScheme name="Office">
+      <a:fillStyleLst>
+        <a:solidFill>
+          <a:schemeClr val="phClr"/>
+        </a:solidFill>
+        <a:gradFill rotWithShape="true">
+          <a:gsLst>
+            <a:gs pos="0">
+              <a:schemeClr val="phClr">
+                <a:lumMod val="110000"/>
+                <a:satMod val="105000"/>
+                <a:tint val="67000"/>
+              </a:schemeClr>
+            </a:gs>
+            <a:gs pos="50000">
+              <a:schemeClr val="phClr">
+                <a:lumMod val="105000"/>
+                <a:satMod val="103000"/>
+                <a:tint val="73000"/>
+              </a:schemeClr>
+            </a:gs>
+            <a:gs pos="100000">
+              <a:schemeClr val="phClr">
+                <a:lumMod val="105000"/>
+                <a:satMod val="109000"/>
+                <a:tint val="81000"/>
+              </a:schemeClr>
+            </a:gs>
+          </a:gsLst>
+          <a:lin ang="5400000" scaled="false"/>
+        </a:gradFill>
+        <a:gradFill rotWithShape="true">
+          <a:gsLst>
+            <a:gs pos="0">
+              <a:schemeClr val="phClr">
+                <a:satMod val="103000"/>
+                <a:lumMod val="102000"/>
+                <a:tint val="94000"/>
+              </a:schemeClr>
+            </a:gs>
+            <a:gs pos="50000">
+              <a:schemeClr val="phClr">
+                <a:satMod val="110000"/>
+                <a:lumMod val="100000"/>
+                <a:shade val="100000"/>
+              </a:schemeClr>
+            </a:gs>
+            <a:gs pos="100000">
+              <a:schemeClr val="phClr">
+                <a:lumMod val="99000"/>
+                <a:satMod val="120000"/>
+                <a:shade val="78000"/>
+              </a:schemeClr>
+            </a:gs>
+          </a:gsLst>
+          <a:lin ang="5400000" scaled="false"/>
+        </a:gradFill>
+      </a:fillStyleLst>
+      <a:lnStyleLst>
+        <a:ln w="6350" cap="flat" cmpd="sng" algn="ctr">
+          <a:solidFill>
+            <a:schemeClr val="phClr"/>
+          </a:solidFill>
+          <a:prstDash val="solid"/>
+          <a:miter lim="800000"/>
+        </a:ln>
+        <a:ln w="12700" cap="flat" cmpd="sng" algn="ctr">
+          <a:solidFill>
+            <a:schemeClr val="phClr"/>
+          </a:solidFill>
+          <a:prstDash val="solid"/>
+          <a:miter lim="800000"/>
+        </a:ln>
+        <a:ln w="19050" cap="flat" cmpd="sng" algn="ctr">
+          <a:solidFill>
+            <a:schemeClr val="phClr"/>
+          </a:solidFill>
+          <a:prstDash val="solid"/>
+          <a:miter lim="800000"/>
+        </a:ln>
+      </a:lnStyleLst>
+      <a:effectStyleLst>
+        <a:effectStyle>
+          <a:effectLst/>
+        </a:effectStyle>
+        <a:effectStyle>
+          <a:effectLst/>
+        </a:effectStyle>
+        <a:effectStyle>
+          <a:effectLst>
+            <a:outerShdw blurRad="57150" dist="19050" dir="5400000" algn="ctr" rotWithShape="false">
+              <a:srgbClr val="000000">
+                <a:alpha val="63000"/>
+              </a:srgbClr>
+            </a:outerShdw>
+          </a:effectLst>
+        </a:effectStyle>
+      </a:effectStyleLst>
+      <a:bgFillStyleLst>
+        <a:solidFill>
+          <a:schemeClr val="phClr"/>
+        </a:solidFill>
+        <a:solidFill>
+          <a:schemeClr val="phClr">
+            <a:tint val="95000"/>
+            <a:satMod val="170000"/>
+          </a:schemeClr>
+        </a:solidFill>
+        <a:gradFill rotWithShape="true">
+          <a:gsLst>
+            <a:gs pos="0">
+              <a:schemeClr val="phClr">
+                <a:tint val="93000"/>
+                <a:satMod val="150000"/>
+                <a:shade val="98000"/>
+                <a:lumMod val="102000"/>
+              </a:schemeClr>
+            </a:gs>
+            <a:gs pos="50000">
+              <a:schemeClr val="phClr">
+                <a:tint val="98000"/>
+                <a:satMod val="130000"/>
+                <a:shade val="90000"/>
+                <a:lumMod val="103000"/>
+              </a:schemeClr>
+            </a:gs>
+            <a:gs pos="100000">
+              <a:schemeClr val="phClr">
+                <a:shade val="63000"/>
+                <a:satMod val="120000"/>
+              </a:schemeClr>
+            </a:gs>
+          </a:gsLst>
+          <a:lin ang="5400000" scaled="false"/>
+        </a:gradFill>
+      </a:bgFillStyleLst>
+    </a:fmtScheme>
+  </a:themeElements>
+  <a:objectDefaults/>
+  <a:extraClrSchemeLst/>
+</a:theme>
 </file>
--- a/USER_GUIDE.docx
+++ b/USER_GUIDE.docx
@@ -96,7 +96,7 @@
                 <w:sz w:val="19"/>
                 <w:szCs w:val="19"/>
               </w:rPr>
-              <w:t xml:space="preserve">v1.7.0 (Enterprise Release)</w:t>
+              <w:t xml:space="preserve">v1.8.0 (Enterprise Release)</w:t>
             </w:r>
           </w:p>
         </w:tc>

--- a/USER_GUIDE.docx
+++ b/USER_GUIDE.docx
@@ -96,7 +96,7 @@
                 <w:sz w:val="19"/>
                 <w:szCs w:val="19"/>
               </w:rPr>
-              <w:t xml:space="preserve">v1.8.0 (Enterprise Release)</w:t>
+              <w:t xml:space="preserve">v1.8.1 (Enterprise Release)</w:t>
             </w:r>
           </w:p>
         </w:tc>

--- a/USER_GUIDE.docx
+++ b/USER_GUIDE.docx
@@ -96,7 +96,7 @@
                 <w:sz w:val="19"/>
                 <w:szCs w:val="19"/>
               </w:rPr>
-              <w:t xml:space="preserve">v1.8.1 (Enterprise Release)</w:t>
+              <w:t xml:space="preserve">v1.8.2 (Enterprise Release)</w:t>
             </w:r>
           </w:p>
         </w:tc>
